--- a/docs/report/benchmark_methods.docx
+++ b/docs/report/benchmark_methods.docx
@@ -16393,6 +16393,1726 @@
         </w:tc>
       </w:tr>
     </w:tbl>
+    <w:p>
+      <w:pPr>
+        <w:spacing w:before="280" w:after="120"/>
+      </w:pPr>
+      <w:r>
+        <w:rPr>
+          <w:b/>
+          <w:color w:val="2F5496"/>
+          <w:sz w:val="32"/>
+        </w:rPr>
+        <w:t>Method 7: Cost-Aware Hybrid Extraction (Handoff v7)</w:t>
+      </w:r>
+    </w:p>
+    <w:p>
+      <w:pPr>
+        <w:spacing w:before="160" w:after="120"/>
+      </w:pPr>
+      <w:r>
+        <w:rPr>
+          <w:b/>
+          <w:color w:val="2F5496"/>
+          <w:sz w:val="26"/>
+        </w:rPr>
+        <w:t>Overview</w:t>
+      </w:r>
+    </w:p>
+    <w:p>
+      <w:pPr>
+        <w:spacing w:after="120"/>
+      </w:pPr>
+      <w:r>
+        <w:rPr>
+          <w:sz w:val="22"/>
+        </w:rPr>
+        <w:t>Handoff v7 moves from full-text LLM extraction to a cost-aware hybrid that extracts only the tingkat field with an LLM while every other field stays on the deterministic hybrid (NER + regex + post-processing). The goal is the best accuracy/cost Pareto point, not minimum tokens at any cost.</w:t>
+      </w:r>
+    </w:p>
+    <w:p>
+      <w:pPr>
+        <w:spacing w:before="160" w:after="120"/>
+      </w:pPr>
+      <w:r>
+        <w:rPr>
+          <w:b/>
+          <w:color w:val="2F5496"/>
+          <w:sz w:val="26"/>
+        </w:rPr>
+        <w:t>Input</w:t>
+      </w:r>
+    </w:p>
+    <w:p>
+      <w:pPr>
+        <w:spacing w:after="120"/>
+      </w:pPr>
+      <w:r>
+        <w:rPr>
+          <w:sz w:val="22"/>
+        </w:rPr>
+        <w:t>Same 74 certificates. Ground truth: Ground_Truth_Sertifikat.csv.</w:t>
+      </w:r>
+    </w:p>
+    <w:p>
+      <w:pPr>
+        <w:spacing w:before="160" w:after="120"/>
+      </w:pPr>
+      <w:r>
+        <w:rPr>
+          <w:b/>
+          <w:color w:val="2F5496"/>
+          <w:sz w:val="26"/>
+        </w:rPr>
+        <w:t>Process</w:t>
+      </w:r>
+    </w:p>
+    <w:p>
+      <w:pPr>
+        <w:spacing w:after="60"/>
+        <w:ind w:left="360" w:hanging="240"/>
+      </w:pPr>
+      <w:r>
+        <w:rPr>
+          <w:sz w:val="22"/>
+        </w:rPr>
+        <w:t>•  Run hybrid + post-processing once per certificate (regex + NER + phrase-v2 organizer).</w:t>
+      </w:r>
+    </w:p>
+    <w:p>
+      <w:pPr>
+        <w:spacing w:after="60"/>
+        <w:ind w:left="360" w:hanging="240"/>
+      </w:pPr>
+      <w:r>
+        <w:rPr>
+          <w:sz w:val="22"/>
+        </w:rPr>
+        <w:t>•  Run the rule-based tingkat router: high-precision rules decide tingkat at 0 tokens.</w:t>
+      </w:r>
+    </w:p>
+    <w:p>
+      <w:pPr>
+        <w:spacing w:after="60"/>
+        <w:ind w:left="360" w:hanging="240"/>
+      </w:pPr>
+      <w:r>
+        <w:rPr>
+          <w:sz w:val="22"/>
+        </w:rPr>
+        <w:t>•  For certificates the router does not decide, call the local LLM with a compact tingkat prompt.</w:t>
+      </w:r>
+    </w:p>
+    <w:p>
+      <w:pPr>
+        <w:spacing w:after="60"/>
+        <w:ind w:left="360" w:hanging="240"/>
+      </w:pPr>
+      <w:r>
+        <w:rPr>
+          <w:sz w:val="22"/>
+        </w:rPr>
+        <w:t>•  Validate the LLM answer against the 6 form options; keep the value empty when invalid.</w:t>
+      </w:r>
+    </w:p>
+    <w:p>
+      <w:pPr>
+        <w:spacing w:before="160" w:after="120"/>
+      </w:pPr>
+      <w:r>
+        <w:rPr>
+          <w:b/>
+          <w:color w:val="2F5496"/>
+          <w:sz w:val="26"/>
+        </w:rPr>
+        <w:t>Config</w:t>
+      </w:r>
+    </w:p>
+    <w:tbl>
+      <w:tblPr>
+        <w:tblW w:type="auto" w:w="0"/>
+        <w:tblLook w:firstColumn="1" w:firstRow="1" w:lastColumn="0" w:lastRow="0" w:noHBand="0" w:noVBand="1" w:val="04A0"/>
+        <w:tblBorders>
+          <w:top w:val="single" w:sz="4" w:space="0" w:color="BBBBBB"/>
+          <w:left w:val="single" w:sz="4" w:space="0" w:color="BBBBBB"/>
+          <w:bottom w:val="single" w:sz="4" w:space="0" w:color="BBBBBB"/>
+          <w:right w:val="single" w:sz="4" w:space="0" w:color="BBBBBB"/>
+          <w:insideH w:val="single" w:sz="4" w:space="0" w:color="BBBBBB"/>
+          <w:insideV w:val="single" w:sz="4" w:space="0" w:color="BBBBBB"/>
+        </w:tblBorders>
+      </w:tblPr>
+      <w:tblGrid>
+        <w:gridCol w:w="4680"/>
+        <w:gridCol w:w="4680"/>
+      </w:tblGrid>
+      <w:tr>
+        <w:tc>
+          <w:tcPr>
+            <w:tcW w:type="dxa" w:w="4680"/>
+          </w:tcPr>
+          <w:p>
+            <w:pPr>
+              <w:spacing w:after="0"/>
+            </w:pPr>
+            <w:r/>
+            <w:r>
+              <w:rPr>
+                <w:b/>
+                <w:sz w:val="18"/>
+              </w:rPr>
+              <w:t>Key</w:t>
+            </w:r>
+          </w:p>
+        </w:tc>
+        <w:tc>
+          <w:tcPr>
+            <w:tcW w:type="dxa" w:w="4680"/>
+          </w:tcPr>
+          <w:p>
+            <w:pPr>
+              <w:spacing w:after="0"/>
+            </w:pPr>
+            <w:r/>
+            <w:r>
+              <w:rPr>
+                <w:b/>
+                <w:sz w:val="18"/>
+              </w:rPr>
+              <w:t>Value</w:t>
+            </w:r>
+          </w:p>
+        </w:tc>
+      </w:tr>
+      <w:tr>
+        <w:tc>
+          <w:tcPr>
+            <w:tcW w:type="dxa" w:w="4680"/>
+          </w:tcPr>
+          <w:p>
+            <w:pPr>
+              <w:spacing w:after="0"/>
+            </w:pPr>
+            <w:r/>
+            <w:r>
+              <w:rPr>
+                <w:sz w:val="18"/>
+              </w:rPr>
+              <w:t>Prompt</w:t>
+            </w:r>
+          </w:p>
+        </w:tc>
+        <w:tc>
+          <w:tcPr>
+            <w:tcW w:type="dxa" w:w="4680"/>
+          </w:tcPr>
+          <w:p>
+            <w:pPr>
+              <w:spacing w:after="0"/>
+            </w:pPr>
+            <w:r/>
+            <w:r>
+              <w:rPr>
+                <w:sz w:val="18"/>
+              </w:rPr>
+              <w:t>v3 minimized / v4 adaptive (variants a-e)</w:t>
+            </w:r>
+          </w:p>
+        </w:tc>
+      </w:tr>
+      <w:tr>
+        <w:tc>
+          <w:tcPr>
+            <w:tcW w:type="dxa" w:w="4680"/>
+          </w:tcPr>
+          <w:p>
+            <w:pPr>
+              <w:spacing w:after="0"/>
+            </w:pPr>
+            <w:r/>
+            <w:r>
+              <w:rPr>
+                <w:sz w:val="18"/>
+              </w:rPr>
+              <w:t>Router</w:t>
+            </w:r>
+          </w:p>
+        </w:tc>
+        <w:tc>
+          <w:tcPr>
+            <w:tcW w:type="dxa" w:w="4680"/>
+          </w:tcPr>
+          <w:p>
+            <w:pPr>
+              <w:spacing w:after="0"/>
+            </w:pPr>
+            <w:r/>
+            <w:r>
+              <w:rPr>
+                <w:sz w:val="18"/>
+              </w:rPr>
+              <w:t>rule-based, 35/74 decisions at 100% precision</w:t>
+            </w:r>
+          </w:p>
+        </w:tc>
+      </w:tr>
+      <w:tr>
+        <w:tc>
+          <w:tcPr>
+            <w:tcW w:type="dxa" w:w="4680"/>
+          </w:tcPr>
+          <w:p>
+            <w:pPr>
+              <w:spacing w:after="0"/>
+            </w:pPr>
+            <w:r/>
+            <w:r>
+              <w:rPr>
+                <w:sz w:val="18"/>
+              </w:rPr>
+              <w:t>Model</w:t>
+            </w:r>
+          </w:p>
+        </w:tc>
+        <w:tc>
+          <w:tcPr>
+            <w:tcW w:type="dxa" w:w="4680"/>
+          </w:tcPr>
+          <w:p>
+            <w:pPr>
+              <w:spacing w:after="0"/>
+            </w:pPr>
+            <w:r/>
+            <w:r>
+              <w:rPr>
+                <w:sz w:val="18"/>
+              </w:rPr>
+              <w:t>llama3.1:8b (Ollama)</w:t>
+            </w:r>
+          </w:p>
+        </w:tc>
+      </w:tr>
+      <w:tr>
+        <w:tc>
+          <w:tcPr>
+            <w:tcW w:type="dxa" w:w="4680"/>
+          </w:tcPr>
+          <w:p>
+            <w:pPr>
+              <w:spacing w:after="0"/>
+            </w:pPr>
+            <w:r/>
+            <w:r>
+              <w:rPr>
+                <w:sz w:val="18"/>
+              </w:rPr>
+              <w:t>Token budget</w:t>
+            </w:r>
+          </w:p>
+        </w:tc>
+        <w:tc>
+          <w:tcPr>
+            <w:tcW w:type="dxa" w:w="4680"/>
+          </w:tcPr>
+          <w:p>
+            <w:pPr>
+              <w:spacing w:after="0"/>
+            </w:pPr>
+            <w:r/>
+            <w:r>
+              <w:rPr>
+                <w:sz w:val="18"/>
+              </w:rPr>
+              <w:t>minimize_text(), ~202 eff tokens/cert</w:t>
+            </w:r>
+          </w:p>
+        </w:tc>
+      </w:tr>
+    </w:tbl>
+    <w:p/>
+    <w:p>
+      <w:pPr>
+        <w:spacing w:before="160" w:after="120"/>
+      </w:pPr>
+      <w:r>
+        <w:rPr>
+          <w:b/>
+          <w:color w:val="2F5496"/>
+          <w:sz w:val="26"/>
+        </w:rPr>
+        <w:t>Results (v7 P4 e_hybrid)</w:t>
+      </w:r>
+    </w:p>
+    <w:tbl>
+      <w:tblPr>
+        <w:tblW w:type="auto" w:w="0"/>
+        <w:tblLook w:firstColumn="1" w:firstRow="1" w:lastColumn="0" w:lastRow="0" w:noHBand="0" w:noVBand="1" w:val="04A0"/>
+        <w:tblBorders>
+          <w:top w:val="single" w:sz="4" w:space="0" w:color="BBBBBB"/>
+          <w:left w:val="single" w:sz="4" w:space="0" w:color="BBBBBB"/>
+          <w:bottom w:val="single" w:sz="4" w:space="0" w:color="BBBBBB"/>
+          <w:right w:val="single" w:sz="4" w:space="0" w:color="BBBBBB"/>
+          <w:insideH w:val="single" w:sz="4" w:space="0" w:color="BBBBBB"/>
+          <w:insideV w:val="single" w:sz="4" w:space="0" w:color="BBBBBB"/>
+        </w:tblBorders>
+      </w:tblPr>
+      <w:tblGrid>
+        <w:gridCol w:w="4680"/>
+        <w:gridCol w:w="4680"/>
+      </w:tblGrid>
+      <w:tr>
+        <w:tc>
+          <w:tcPr>
+            <w:tcW w:type="dxa" w:w="4680"/>
+          </w:tcPr>
+          <w:p>
+            <w:pPr>
+              <w:spacing w:after="0"/>
+            </w:pPr>
+            <w:r/>
+            <w:r>
+              <w:rPr>
+                <w:b/>
+                <w:sz w:val="18"/>
+              </w:rPr>
+              <w:t>Metric</w:t>
+            </w:r>
+          </w:p>
+        </w:tc>
+        <w:tc>
+          <w:tcPr>
+            <w:tcW w:type="dxa" w:w="4680"/>
+          </w:tcPr>
+          <w:p>
+            <w:pPr>
+              <w:spacing w:after="0"/>
+            </w:pPr>
+            <w:r/>
+            <w:r>
+              <w:rPr>
+                <w:b/>
+                <w:sz w:val="18"/>
+              </w:rPr>
+              <w:t>Value</w:t>
+            </w:r>
+          </w:p>
+        </w:tc>
+      </w:tr>
+      <w:tr>
+        <w:tc>
+          <w:tcPr>
+            <w:tcW w:type="dxa" w:w="4680"/>
+          </w:tcPr>
+          <w:p>
+            <w:pPr>
+              <w:spacing w:after="0"/>
+            </w:pPr>
+            <w:r/>
+            <w:r>
+              <w:rPr>
+                <w:sz w:val="18"/>
+              </w:rPr>
+              <w:t>Tingkat exact</w:t>
+            </w:r>
+          </w:p>
+        </w:tc>
+        <w:tc>
+          <w:tcPr>
+            <w:tcW w:type="dxa" w:w="4680"/>
+          </w:tcPr>
+          <w:p>
+            <w:pPr>
+              <w:spacing w:after="0"/>
+            </w:pPr>
+            <w:r/>
+            <w:r>
+              <w:rPr>
+                <w:sz w:val="18"/>
+              </w:rPr>
+              <w:t>77.0% (57/74)</w:t>
+            </w:r>
+          </w:p>
+        </w:tc>
+      </w:tr>
+      <w:tr>
+        <w:tc>
+          <w:tcPr>
+            <w:tcW w:type="dxa" w:w="4680"/>
+          </w:tcPr>
+          <w:p>
+            <w:pPr>
+              <w:spacing w:after="0"/>
+            </w:pPr>
+            <w:r/>
+            <w:r>
+              <w:rPr>
+                <w:sz w:val="18"/>
+              </w:rPr>
+              <w:t>MACRO exact</w:t>
+            </w:r>
+          </w:p>
+        </w:tc>
+        <w:tc>
+          <w:tcPr>
+            <w:tcW w:type="dxa" w:w="4680"/>
+          </w:tcPr>
+          <w:p>
+            <w:pPr>
+              <w:spacing w:after="0"/>
+            </w:pPr>
+            <w:r/>
+            <w:r>
+              <w:rPr>
+                <w:sz w:val="18"/>
+              </w:rPr>
+              <w:t>54.2%</w:t>
+            </w:r>
+          </w:p>
+        </w:tc>
+      </w:tr>
+      <w:tr>
+        <w:tc>
+          <w:tcPr>
+            <w:tcW w:type="dxa" w:w="4680"/>
+          </w:tcPr>
+          <w:p>
+            <w:pPr>
+              <w:spacing w:after="0"/>
+            </w:pPr>
+            <w:r/>
+            <w:r>
+              <w:rPr>
+                <w:sz w:val="18"/>
+              </w:rPr>
+              <w:t>Eff. tokens/cert</w:t>
+            </w:r>
+          </w:p>
+        </w:tc>
+        <w:tc>
+          <w:tcPr>
+            <w:tcW w:type="dxa" w:w="4680"/>
+          </w:tcPr>
+          <w:p>
+            <w:pPr>
+              <w:spacing w:after="0"/>
+            </w:pPr>
+            <w:r/>
+            <w:r>
+              <w:rPr>
+                <w:sz w:val="18"/>
+              </w:rPr>
+              <w:t>202.2</w:t>
+            </w:r>
+          </w:p>
+        </w:tc>
+      </w:tr>
+      <w:tr>
+        <w:tc>
+          <w:tcPr>
+            <w:tcW w:type="dxa" w:w="4680"/>
+          </w:tcPr>
+          <w:p>
+            <w:pPr>
+              <w:spacing w:after="0"/>
+            </w:pPr>
+            <w:r/>
+            <w:r>
+              <w:rPr>
+                <w:sz w:val="18"/>
+              </w:rPr>
+              <w:t>LLM calls</w:t>
+            </w:r>
+          </w:p>
+        </w:tc>
+        <w:tc>
+          <w:tcPr>
+            <w:tcW w:type="dxa" w:w="4680"/>
+          </w:tcPr>
+          <w:p>
+            <w:pPr>
+              <w:spacing w:after="0"/>
+            </w:pPr>
+            <w:r/>
+            <w:r>
+              <w:rPr>
+                <w:sz w:val="18"/>
+              </w:rPr>
+              <w:t>39 of 74 (router: 35, 100% precision)</w:t>
+            </w:r>
+          </w:p>
+        </w:tc>
+      </w:tr>
+      <w:tr>
+        <w:tc>
+          <w:tcPr>
+            <w:tcW w:type="dxa" w:w="4680"/>
+          </w:tcPr>
+          <w:p>
+            <w:pPr>
+              <w:spacing w:after="0"/>
+            </w:pPr>
+            <w:r/>
+            <w:r>
+              <w:rPr>
+                <w:sz w:val="18"/>
+              </w:rPr>
+              <w:t>Run</w:t>
+            </w:r>
+          </w:p>
+        </w:tc>
+        <w:tc>
+          <w:tcPr>
+            <w:tcW w:type="dxa" w:w="4680"/>
+          </w:tcPr>
+          <w:p>
+            <w:pPr>
+              <w:spacing w:after="0"/>
+            </w:pPr>
+            <w:r/>
+            <w:r>
+              <w:rPr>
+                <w:sz w:val="18"/>
+              </w:rPr>
+              <w:t>tests/benchmark_runs/run_llm_v4_20260803_113310/</w:t>
+            </w:r>
+          </w:p>
+        </w:tc>
+      </w:tr>
+    </w:tbl>
+    <w:p/>
+    <w:p>
+      <w:pPr>
+        <w:spacing w:before="160" w:after="120"/>
+      </w:pPr>
+      <w:r>
+        <w:rPr>
+          <w:b/>
+          <w:color w:val="2F5496"/>
+          <w:sz w:val="26"/>
+        </w:rPr>
+        <w:t>Strengths</w:t>
+      </w:r>
+    </w:p>
+    <w:p>
+      <w:pPr>
+        <w:spacing w:after="60"/>
+        <w:ind w:left="360" w:hanging="240"/>
+      </w:pPr>
+      <w:r>
+        <w:rPr>
+          <w:sz w:val="22"/>
+        </w:rPr>
+        <w:t>•  Router removes ~47% of LLM calls at 0 tokens and 100% precision.</w:t>
+      </w:r>
+    </w:p>
+    <w:p>
+      <w:pPr>
+        <w:spacing w:after="60"/>
+        <w:ind w:left="360" w:hanging="240"/>
+      </w:pPr>
+      <w:r>
+        <w:rPr>
+          <w:sz w:val="22"/>
+        </w:rPr>
+        <w:t>•  Best accuracy-per-token in the v4+v6+v7 family (0.082 acc/token).</w:t>
+      </w:r>
+    </w:p>
+    <w:p>
+      <w:pPr>
+        <w:spacing w:before="160" w:after="120"/>
+      </w:pPr>
+      <w:r>
+        <w:rPr>
+          <w:b/>
+          <w:color w:val="2F5496"/>
+          <w:sz w:val="26"/>
+        </w:rPr>
+        <w:t>Limitations</w:t>
+      </w:r>
+    </w:p>
+    <w:p>
+      <w:pPr>
+        <w:spacing w:after="60"/>
+        <w:ind w:left="360" w:hanging="240"/>
+      </w:pPr>
+      <w:r>
+        <w:rPr>
+          <w:sz w:val="22"/>
+        </w:rPr>
+        <w:t>•  Word-boundary router misses OCR-merged tokens (BEMFKM, BEMFEBUNAIR, HIMATESDA).</w:t>
+      </w:r>
+    </w:p>
+    <w:p>
+      <w:pPr>
+        <w:spacing w:after="60"/>
+        <w:ind w:left="360" w:hanging="240"/>
+      </w:pPr>
+      <w:r>
+        <w:rPr>
+          <w:sz w:val="22"/>
+        </w:rPr>
+        <w:t>•  Ground truth had un-audited tingkat labels.</w:t>
+      </w:r>
+    </w:p>
+    <w:p>
+      <w:pPr>
+        <w:spacing w:after="60"/>
+        <w:ind w:left="360" w:hanging="240"/>
+      </w:pPr>
+      <w:r>
+        <w:rPr>
+          <w:sz w:val="22"/>
+        </w:rPr>
+        <w:t>•  LLM biased English certificate text toward Internasional.</w:t>
+      </w:r>
+    </w:p>
+    <w:p>
+      <w:pPr>
+        <w:spacing w:before="160" w:after="120"/>
+      </w:pPr>
+      <w:r>
+        <w:rPr>
+          <w:b/>
+          <w:color w:val="2F5496"/>
+          <w:sz w:val="26"/>
+        </w:rPr>
+        <w:t>Code Reference</w:t>
+      </w:r>
+    </w:p>
+    <w:p>
+      <w:pPr>
+        <w:spacing w:after="60"/>
+        <w:ind w:left="360" w:hanging="240"/>
+      </w:pPr>
+      <w:r>
+        <w:rPr>
+          <w:sz w:val="22"/>
+        </w:rPr>
+        <w:t>•  tests/benchmark_llm_v4.py, tests/llm_extractor_v3.py, tests/llm_extractor_v4.py</w:t>
+      </w:r>
+    </w:p>
+    <w:p>
+      <w:pPr>
+        <w:spacing w:after="60"/>
+        <w:ind w:left="360" w:hanging="240"/>
+      </w:pPr>
+      <w:r>
+        <w:rPr>
+          <w:sz w:val="22"/>
+        </w:rPr>
+        <w:t>•  tests/llm_router_v4.py, tests/organizer_extractor_v2.py, tests/mismatch_taxonomy.py</w:t>
+      </w:r>
+    </w:p>
+    <w:p>
+      <w:pPr>
+        <w:spacing w:before="280" w:after="120"/>
+      </w:pPr>
+      <w:r>
+        <w:rPr>
+          <w:b/>
+          <w:color w:val="2F5496"/>
+          <w:sz w:val="32"/>
+        </w:rPr>
+        <w:t>Method 8: v8 Router Fix + LLM Bias + Layout (Handoff v8)</w:t>
+      </w:r>
+    </w:p>
+    <w:p>
+      <w:pPr>
+        <w:spacing w:before="160" w:after="120"/>
+      </w:pPr>
+      <w:r>
+        <w:rPr>
+          <w:b/>
+          <w:color w:val="2F5496"/>
+          <w:sz w:val="26"/>
+        </w:rPr>
+        <w:t>Overview</w:t>
+      </w:r>
+    </w:p>
+    <w:p>
+      <w:pPr>
+        <w:spacing w:after="120"/>
+      </w:pPr>
+      <w:r>
+        <w:rPr>
+          <w:sz w:val="22"/>
+        </w:rPr>
+        <w:t>Handoff v8 repairs the v7 router, audits ground truth, and tests two accuracy levers: a bias-corrected LLM prompt and layout-aware input. Winner: contains-match router + f_bias prompt at 82.4% tingkat exact.</w:t>
+      </w:r>
+    </w:p>
+    <w:p>
+      <w:pPr>
+        <w:spacing w:before="160" w:after="120"/>
+      </w:pPr>
+      <w:r>
+        <w:rPr>
+          <w:b/>
+          <w:color w:val="2F5496"/>
+          <w:sz w:val="26"/>
+        </w:rPr>
+        <w:t>Input</w:t>
+      </w:r>
+    </w:p>
+    <w:p>
+      <w:pPr>
+        <w:spacing w:after="120"/>
+      </w:pPr>
+      <w:r>
+        <w:rPr>
+          <w:sz w:val="22"/>
+        </w:rPr>
+        <w:t>Same 74 certificates. Versioned ground truth: Ground_Truth_Sertifikat_v8.csv (3 audited tingkat label corrections).</w:t>
+      </w:r>
+    </w:p>
+    <w:p>
+      <w:pPr>
+        <w:spacing w:before="160" w:after="120"/>
+      </w:pPr>
+      <w:r>
+        <w:rPr>
+          <w:b/>
+          <w:color w:val="2F5496"/>
+          <w:sz w:val="26"/>
+        </w:rPr>
+        <w:t>Process</w:t>
+      </w:r>
+    </w:p>
+    <w:p>
+      <w:pPr>
+        <w:spacing w:after="60"/>
+        <w:ind w:left="360" w:hanging="240"/>
+      </w:pPr>
+      <w:r>
+        <w:rPr>
+          <w:sz w:val="22"/>
+        </w:rPr>
+        <w:t>•  GT audit: 1966887-&gt;Nasional, 1981676-&gt;Nasional, 2954283-&gt;Internasional; 2030372 stays Nasional.</w:t>
+      </w:r>
+    </w:p>
+    <w:p>
+      <w:pPr>
+        <w:spacing w:after="60"/>
+        <w:ind w:left="360" w:hanging="240"/>
+      </w:pPr>
+      <w:r>
+        <w:rPr>
+          <w:sz w:val="22"/>
+        </w:rPr>
+        <w:t>•  Router contains-match: BEM/HIMA detected in uppercase alnum runs (BEMFKM, SERT2128BEM2026) with a guard.</w:t>
+      </w:r>
+    </w:p>
+    <w:p>
+      <w:pPr>
+        <w:spacing w:after="60"/>
+        <w:ind w:left="360" w:hanging="240"/>
+      </w:pPr>
+      <w:r>
+        <w:rPr>
+          <w:sz w:val="22"/>
+        </w:rPr>
+        <w:t>•  New rule: explicit TINGKAT/LOMBA NASIONAL text -&gt; Nasional.</w:t>
+      </w:r>
+    </w:p>
+    <w:p>
+      <w:pPr>
+        <w:spacing w:after="60"/>
+        <w:ind w:left="360" w:hanging="240"/>
+      </w:pPr>
+      <w:r>
+        <w:rPr>
+          <w:sz w:val="22"/>
+        </w:rPr>
+        <w:t>•  f_bias prompt: English text is not automatically Internasional; Indonesian-institution context wins.</w:t>
+      </w:r>
+    </w:p>
+    <w:p>
+      <w:pPr>
+        <w:spacing w:after="60"/>
+        <w:ind w:left="360" w:hanging="240"/>
+      </w:pPr>
+      <w:r>
+        <w:rPr>
+          <w:sz w:val="22"/>
+        </w:rPr>
+        <w:t>•  Layout experiment (markdown / annotated from PyMuPDF dict) measured and rejected.</w:t>
+      </w:r>
+    </w:p>
+    <w:p>
+      <w:pPr>
+        <w:spacing w:before="160" w:after="120"/>
+      </w:pPr>
+      <w:r>
+        <w:rPr>
+          <w:b/>
+          <w:color w:val="2F5496"/>
+          <w:sz w:val="26"/>
+        </w:rPr>
+        <w:t>Config</w:t>
+      </w:r>
+    </w:p>
+    <w:tbl>
+      <w:tblPr>
+        <w:tblW w:type="auto" w:w="0"/>
+        <w:tblLook w:firstColumn="1" w:firstRow="1" w:lastColumn="0" w:lastRow="0" w:noHBand="0" w:noVBand="1" w:val="04A0"/>
+        <w:tblBorders>
+          <w:top w:val="single" w:sz="4" w:space="0" w:color="BBBBBB"/>
+          <w:left w:val="single" w:sz="4" w:space="0" w:color="BBBBBB"/>
+          <w:bottom w:val="single" w:sz="4" w:space="0" w:color="BBBBBB"/>
+          <w:right w:val="single" w:sz="4" w:space="0" w:color="BBBBBB"/>
+          <w:insideH w:val="single" w:sz="4" w:space="0" w:color="BBBBBB"/>
+          <w:insideV w:val="single" w:sz="4" w:space="0" w:color="BBBBBB"/>
+        </w:tblBorders>
+      </w:tblPr>
+      <w:tblGrid>
+        <w:gridCol w:w="4680"/>
+        <w:gridCol w:w="4680"/>
+      </w:tblGrid>
+      <w:tr>
+        <w:tc>
+          <w:tcPr>
+            <w:tcW w:type="dxa" w:w="4680"/>
+          </w:tcPr>
+          <w:p>
+            <w:pPr>
+              <w:spacing w:after="0"/>
+            </w:pPr>
+            <w:r/>
+            <w:r>
+              <w:rPr>
+                <w:b/>
+                <w:sz w:val="18"/>
+              </w:rPr>
+              <w:t>Key</w:t>
+            </w:r>
+          </w:p>
+        </w:tc>
+        <w:tc>
+          <w:tcPr>
+            <w:tcW w:type="dxa" w:w="4680"/>
+          </w:tcPr>
+          <w:p>
+            <w:pPr>
+              <w:spacing w:after="0"/>
+            </w:pPr>
+            <w:r/>
+            <w:r>
+              <w:rPr>
+                <w:b/>
+                <w:sz w:val="18"/>
+              </w:rPr>
+              <w:t>Value</w:t>
+            </w:r>
+          </w:p>
+        </w:tc>
+      </w:tr>
+      <w:tr>
+        <w:tc>
+          <w:tcPr>
+            <w:tcW w:type="dxa" w:w="4680"/>
+          </w:tcPr>
+          <w:p>
+            <w:pPr>
+              <w:spacing w:after="0"/>
+            </w:pPr>
+            <w:r/>
+            <w:r>
+              <w:rPr>
+                <w:sz w:val="18"/>
+              </w:rPr>
+              <w:t>Prompt</w:t>
+            </w:r>
+          </w:p>
+        </w:tc>
+        <w:tc>
+          <w:tcPr>
+            <w:tcW w:type="dxa" w:w="4680"/>
+          </w:tcPr>
+          <w:p>
+            <w:pPr>
+              <w:spacing w:after="0"/>
+            </w:pPr>
+            <w:r/>
+            <w:r>
+              <w:rPr>
+                <w:sz w:val="18"/>
+              </w:rPr>
+              <w:t>f_bias (e_hybrid + bias rules)</w:t>
+            </w:r>
+          </w:p>
+        </w:tc>
+      </w:tr>
+      <w:tr>
+        <w:tc>
+          <w:tcPr>
+            <w:tcW w:type="dxa" w:w="4680"/>
+          </w:tcPr>
+          <w:p>
+            <w:pPr>
+              <w:spacing w:after="0"/>
+            </w:pPr>
+            <w:r/>
+            <w:r>
+              <w:rPr>
+                <w:sz w:val="18"/>
+              </w:rPr>
+              <w:t>Router</w:t>
+            </w:r>
+          </w:p>
+        </w:tc>
+        <w:tc>
+          <w:tcPr>
+            <w:tcW w:type="dxa" w:w="4680"/>
+          </w:tcPr>
+          <w:p>
+            <w:pPr>
+              <w:spacing w:after="0"/>
+            </w:pPr>
+            <w:r/>
+            <w:r>
+              <w:rPr>
+                <w:sz w:val="18"/>
+              </w:rPr>
+              <w:t>contains-match, 39/74 decisions at 100% precision</w:t>
+            </w:r>
+          </w:p>
+        </w:tc>
+      </w:tr>
+      <w:tr>
+        <w:tc>
+          <w:tcPr>
+            <w:tcW w:type="dxa" w:w="4680"/>
+          </w:tcPr>
+          <w:p>
+            <w:pPr>
+              <w:spacing w:after="0"/>
+            </w:pPr>
+            <w:r/>
+            <w:r>
+              <w:rPr>
+                <w:sz w:val="18"/>
+              </w:rPr>
+              <w:t>GT</w:t>
+            </w:r>
+          </w:p>
+        </w:tc>
+        <w:tc>
+          <w:tcPr>
+            <w:tcW w:type="dxa" w:w="4680"/>
+          </w:tcPr>
+          <w:p>
+            <w:pPr>
+              <w:spacing w:after="0"/>
+            </w:pPr>
+            <w:r/>
+            <w:r>
+              <w:rPr>
+                <w:sz w:val="18"/>
+              </w:rPr>
+              <w:t>fixed_v8 (Ground_Truth_Sertifikat_v8.csv)</w:t>
+            </w:r>
+          </w:p>
+        </w:tc>
+      </w:tr>
+      <w:tr>
+        <w:tc>
+          <w:tcPr>
+            <w:tcW w:type="dxa" w:w="4680"/>
+          </w:tcPr>
+          <w:p>
+            <w:pPr>
+              <w:spacing w:after="0"/>
+            </w:pPr>
+            <w:r/>
+            <w:r>
+              <w:rPr>
+                <w:sz w:val="18"/>
+              </w:rPr>
+              <w:t>Model</w:t>
+            </w:r>
+          </w:p>
+        </w:tc>
+        <w:tc>
+          <w:tcPr>
+            <w:tcW w:type="dxa" w:w="4680"/>
+          </w:tcPr>
+          <w:p>
+            <w:pPr>
+              <w:spacing w:after="0"/>
+            </w:pPr>
+            <w:r/>
+            <w:r>
+              <w:rPr>
+                <w:sz w:val="18"/>
+              </w:rPr>
+              <w:t>llama3.1:8b (Ollama)</w:t>
+            </w:r>
+          </w:p>
+        </w:tc>
+      </w:tr>
+    </w:tbl>
+    <w:p/>
+    <w:p>
+      <w:pPr>
+        <w:spacing w:before="160" w:after="120"/>
+      </w:pPr>
+      <w:r>
+        <w:rPr>
+          <w:b/>
+          <w:color w:val="2F5496"/>
+          <w:sz w:val="26"/>
+        </w:rPr>
+        <w:t>Results</w:t>
+      </w:r>
+    </w:p>
+    <w:tbl>
+      <w:tblPr>
+        <w:tblW w:type="auto" w:w="0"/>
+        <w:tblLook w:firstColumn="1" w:firstRow="1" w:lastColumn="0" w:lastRow="0" w:noHBand="0" w:noVBand="1" w:val="04A0"/>
+        <w:tblBorders>
+          <w:top w:val="single" w:sz="4" w:space="0" w:color="BBBBBB"/>
+          <w:left w:val="single" w:sz="4" w:space="0" w:color="BBBBBB"/>
+          <w:bottom w:val="single" w:sz="4" w:space="0" w:color="BBBBBB"/>
+          <w:right w:val="single" w:sz="4" w:space="0" w:color="BBBBBB"/>
+          <w:insideH w:val="single" w:sz="4" w:space="0" w:color="BBBBBB"/>
+          <w:insideV w:val="single" w:sz="4" w:space="0" w:color="BBBBBB"/>
+        </w:tblBorders>
+      </w:tblPr>
+      <w:tblGrid>
+        <w:gridCol w:w="2340"/>
+        <w:gridCol w:w="2340"/>
+        <w:gridCol w:w="2340"/>
+        <w:gridCol w:w="2340"/>
+      </w:tblGrid>
+      <w:tr>
+        <w:tc>
+          <w:tcPr>
+            <w:tcW w:type="dxa" w:w="2340"/>
+          </w:tcPr>
+          <w:p>
+            <w:pPr>
+              <w:spacing w:after="0"/>
+            </w:pPr>
+            <w:r/>
+            <w:r>
+              <w:rPr>
+                <w:b/>
+                <w:sz w:val="18"/>
+              </w:rPr>
+              <w:t>Variant</w:t>
+            </w:r>
+          </w:p>
+        </w:tc>
+        <w:tc>
+          <w:tcPr>
+            <w:tcW w:type="dxa" w:w="2340"/>
+          </w:tcPr>
+          <w:p>
+            <w:pPr>
+              <w:spacing w:after="0"/>
+            </w:pPr>
+            <w:r/>
+            <w:r>
+              <w:rPr>
+                <w:b/>
+                <w:sz w:val="18"/>
+              </w:rPr>
+              <w:t>Tingkat exact</w:t>
+            </w:r>
+          </w:p>
+        </w:tc>
+        <w:tc>
+          <w:tcPr>
+            <w:tcW w:type="dxa" w:w="2340"/>
+          </w:tcPr>
+          <w:p>
+            <w:pPr>
+              <w:spacing w:after="0"/>
+            </w:pPr>
+            <w:r/>
+            <w:r>
+              <w:rPr>
+                <w:b/>
+                <w:sz w:val="18"/>
+              </w:rPr>
+              <w:t>MACRO exact</w:t>
+            </w:r>
+          </w:p>
+        </w:tc>
+        <w:tc>
+          <w:tcPr>
+            <w:tcW w:type="dxa" w:w="2340"/>
+          </w:tcPr>
+          <w:p>
+            <w:pPr>
+              <w:spacing w:after="0"/>
+            </w:pPr>
+            <w:r/>
+            <w:r>
+              <w:rPr>
+                <w:b/>
+                <w:sz w:val="18"/>
+              </w:rPr>
+              <w:t>Eff. tokens/cert</w:t>
+            </w:r>
+          </w:p>
+        </w:tc>
+      </w:tr>
+      <w:tr>
+        <w:tc>
+          <w:tcPr>
+            <w:tcW w:type="dxa" w:w="2340"/>
+          </w:tcPr>
+          <w:p>
+            <w:pPr>
+              <w:spacing w:after="0"/>
+            </w:pPr>
+            <w:r/>
+            <w:r>
+              <w:rPr>
+                <w:sz w:val="18"/>
+              </w:rPr>
+              <w:t>b_minimized</w:t>
+            </w:r>
+          </w:p>
+        </w:tc>
+        <w:tc>
+          <w:tcPr>
+            <w:tcW w:type="dxa" w:w="2340"/>
+          </w:tcPr>
+          <w:p>
+            <w:pPr>
+              <w:spacing w:after="0"/>
+            </w:pPr>
+            <w:r/>
+            <w:r>
+              <w:rPr>
+                <w:sz w:val="18"/>
+              </w:rPr>
+              <w:t>78.4%</w:t>
+            </w:r>
+          </w:p>
+        </w:tc>
+        <w:tc>
+          <w:tcPr>
+            <w:tcW w:type="dxa" w:w="2340"/>
+          </w:tcPr>
+          <w:p>
+            <w:pPr>
+              <w:spacing w:after="0"/>
+            </w:pPr>
+            <w:r/>
+            <w:r>
+              <w:rPr>
+                <w:sz w:val="18"/>
+              </w:rPr>
+              <w:t>54.4%</w:t>
+            </w:r>
+          </w:p>
+        </w:tc>
+        <w:tc>
+          <w:tcPr>
+            <w:tcW w:type="dxa" w:w="2340"/>
+          </w:tcPr>
+          <w:p>
+            <w:pPr>
+              <w:spacing w:after="0"/>
+            </w:pPr>
+            <w:r/>
+            <w:r>
+              <w:rPr>
+                <w:sz w:val="18"/>
+              </w:rPr>
+              <w:t>221</w:t>
+            </w:r>
+          </w:p>
+        </w:tc>
+      </w:tr>
+      <w:tr>
+        <w:tc>
+          <w:tcPr>
+            <w:tcW w:type="dxa" w:w="2340"/>
+          </w:tcPr>
+          <w:p>
+            <w:pPr>
+              <w:spacing w:after="0"/>
+            </w:pPr>
+            <w:r/>
+            <w:r>
+              <w:rPr>
+                <w:sz w:val="18"/>
+              </w:rPr>
+              <w:t>e_hybrid</w:t>
+            </w:r>
+          </w:p>
+        </w:tc>
+        <w:tc>
+          <w:tcPr>
+            <w:tcW w:type="dxa" w:w="2340"/>
+          </w:tcPr>
+          <w:p>
+            <w:pPr>
+              <w:spacing w:after="0"/>
+            </w:pPr>
+            <w:r/>
+            <w:r>
+              <w:rPr>
+                <w:sz w:val="18"/>
+              </w:rPr>
+              <w:t>79.7%</w:t>
+            </w:r>
+          </w:p>
+        </w:tc>
+        <w:tc>
+          <w:tcPr>
+            <w:tcW w:type="dxa" w:w="2340"/>
+          </w:tcPr>
+          <w:p>
+            <w:pPr>
+              <w:spacing w:after="0"/>
+            </w:pPr>
+            <w:r/>
+            <w:r>
+              <w:rPr>
+                <w:sz w:val="18"/>
+              </w:rPr>
+              <w:t>54.7%</w:t>
+            </w:r>
+          </w:p>
+        </w:tc>
+        <w:tc>
+          <w:tcPr>
+            <w:tcW w:type="dxa" w:w="2340"/>
+          </w:tcPr>
+          <w:p>
+            <w:pPr>
+              <w:spacing w:after="0"/>
+            </w:pPr>
+            <w:r/>
+            <w:r>
+              <w:rPr>
+                <w:sz w:val="18"/>
+              </w:rPr>
+              <w:t>182</w:t>
+            </w:r>
+          </w:p>
+        </w:tc>
+      </w:tr>
+      <w:tr>
+        <w:tc>
+          <w:tcPr>
+            <w:tcW w:type="dxa" w:w="2340"/>
+          </w:tcPr>
+          <w:p>
+            <w:pPr>
+              <w:spacing w:after="0"/>
+            </w:pPr>
+            <w:r/>
+            <w:r>
+              <w:rPr>
+                <w:sz w:val="18"/>
+              </w:rPr>
+              <w:t>f_bias (winner)</w:t>
+            </w:r>
+          </w:p>
+        </w:tc>
+        <w:tc>
+          <w:tcPr>
+            <w:tcW w:type="dxa" w:w="2340"/>
+          </w:tcPr>
+          <w:p>
+            <w:pPr>
+              <w:spacing w:after="0"/>
+            </w:pPr>
+            <w:r/>
+            <w:r>
+              <w:rPr>
+                <w:sz w:val="18"/>
+              </w:rPr>
+              <w:t>82.4%</w:t>
+            </w:r>
+          </w:p>
+        </w:tc>
+        <w:tc>
+          <w:tcPr>
+            <w:tcW w:type="dxa" w:w="2340"/>
+          </w:tcPr>
+          <w:p>
+            <w:pPr>
+              <w:spacing w:after="0"/>
+            </w:pPr>
+            <w:r/>
+            <w:r>
+              <w:rPr>
+                <w:sz w:val="18"/>
+              </w:rPr>
+              <w:t>55.2%</w:t>
+            </w:r>
+          </w:p>
+        </w:tc>
+        <w:tc>
+          <w:tcPr>
+            <w:tcW w:type="dxa" w:w="2340"/>
+          </w:tcPr>
+          <w:p>
+            <w:pPr>
+              <w:spacing w:after="0"/>
+            </w:pPr>
+            <w:r/>
+            <w:r>
+              <w:rPr>
+                <w:sz w:val="18"/>
+              </w:rPr>
+              <w:t>214</w:t>
+            </w:r>
+          </w:p>
+        </w:tc>
+      </w:tr>
+      <w:tr>
+        <w:tc>
+          <w:tcPr>
+            <w:tcW w:type="dxa" w:w="2340"/>
+          </w:tcPr>
+          <w:p>
+            <w:pPr>
+              <w:spacing w:after="0"/>
+            </w:pPr>
+            <w:r/>
+            <w:r>
+              <w:rPr>
+                <w:sz w:val="18"/>
+              </w:rPr>
+              <w:t>g_evidence</w:t>
+            </w:r>
+          </w:p>
+        </w:tc>
+        <w:tc>
+          <w:tcPr>
+            <w:tcW w:type="dxa" w:w="2340"/>
+          </w:tcPr>
+          <w:p>
+            <w:pPr>
+              <w:spacing w:after="0"/>
+            </w:pPr>
+            <w:r/>
+            <w:r>
+              <w:rPr>
+                <w:sz w:val="18"/>
+              </w:rPr>
+              <w:t>75.7%</w:t>
+            </w:r>
+          </w:p>
+        </w:tc>
+        <w:tc>
+          <w:tcPr>
+            <w:tcW w:type="dxa" w:w="2340"/>
+          </w:tcPr>
+          <w:p>
+            <w:pPr>
+              <w:spacing w:after="0"/>
+            </w:pPr>
+            <w:r/>
+            <w:r>
+              <w:rPr>
+                <w:sz w:val="18"/>
+              </w:rPr>
+              <w:t>53.9%</w:t>
+            </w:r>
+          </w:p>
+        </w:tc>
+        <w:tc>
+          <w:tcPr>
+            <w:tcW w:type="dxa" w:w="2340"/>
+          </w:tcPr>
+          <w:p>
+            <w:pPr>
+              <w:spacing w:after="0"/>
+            </w:pPr>
+            <w:r/>
+            <w:r>
+              <w:rPr>
+                <w:sz w:val="18"/>
+              </w:rPr>
+              <w:t>194</w:t>
+            </w:r>
+          </w:p>
+        </w:tc>
+      </w:tr>
+      <w:tr>
+        <w:tc>
+          <w:tcPr>
+            <w:tcW w:type="dxa" w:w="2340"/>
+          </w:tcPr>
+          <w:p>
+            <w:pPr>
+              <w:spacing w:after="0"/>
+            </w:pPr>
+            <w:r/>
+            <w:r>
+              <w:rPr>
+                <w:sz w:val="18"/>
+              </w:rPr>
+              <w:t>layout_md (f_bias)</w:t>
+            </w:r>
+          </w:p>
+        </w:tc>
+        <w:tc>
+          <w:tcPr>
+            <w:tcW w:type="dxa" w:w="2340"/>
+          </w:tcPr>
+          <w:p>
+            <w:pPr>
+              <w:spacing w:after="0"/>
+            </w:pPr>
+            <w:r/>
+            <w:r>
+              <w:rPr>
+                <w:sz w:val="18"/>
+              </w:rPr>
+              <w:t>77.0%</w:t>
+            </w:r>
+          </w:p>
+        </w:tc>
+        <w:tc>
+          <w:tcPr>
+            <w:tcW w:type="dxa" w:w="2340"/>
+          </w:tcPr>
+          <w:p>
+            <w:pPr>
+              <w:spacing w:after="0"/>
+            </w:pPr>
+            <w:r/>
+            <w:r>
+              <w:rPr>
+                <w:sz w:val="18"/>
+              </w:rPr>
+              <w:t>50.8%</w:t>
+            </w:r>
+          </w:p>
+        </w:tc>
+        <w:tc>
+          <w:tcPr>
+            <w:tcW w:type="dxa" w:w="2340"/>
+          </w:tcPr>
+          <w:p>
+            <w:pPr>
+              <w:spacing w:after="0"/>
+            </w:pPr>
+            <w:r/>
+            <w:r>
+              <w:rPr>
+                <w:sz w:val="18"/>
+              </w:rPr>
+              <w:t>235</w:t>
+            </w:r>
+          </w:p>
+        </w:tc>
+      </w:tr>
+      <w:tr>
+        <w:tc>
+          <w:tcPr>
+            <w:tcW w:type="dxa" w:w="2340"/>
+          </w:tcPr>
+          <w:p>
+            <w:pPr>
+              <w:spacing w:after="0"/>
+            </w:pPr>
+            <w:r/>
+            <w:r>
+              <w:rPr>
+                <w:sz w:val="18"/>
+              </w:rPr>
+              <w:t>layout_ann (f_bias)</w:t>
+            </w:r>
+          </w:p>
+        </w:tc>
+        <w:tc>
+          <w:tcPr>
+            <w:tcW w:type="dxa" w:w="2340"/>
+          </w:tcPr>
+          <w:p>
+            <w:pPr>
+              <w:spacing w:after="0"/>
+            </w:pPr>
+            <w:r/>
+            <w:r>
+              <w:rPr>
+                <w:sz w:val="18"/>
+              </w:rPr>
+              <w:t>78.4%</w:t>
+            </w:r>
+          </w:p>
+        </w:tc>
+        <w:tc>
+          <w:tcPr>
+            <w:tcW w:type="dxa" w:w="2340"/>
+          </w:tcPr>
+          <w:p>
+            <w:pPr>
+              <w:spacing w:after="0"/>
+            </w:pPr>
+            <w:r/>
+            <w:r>
+              <w:rPr>
+                <w:sz w:val="18"/>
+              </w:rPr>
+              <w:t>51.3%</w:t>
+            </w:r>
+          </w:p>
+        </w:tc>
+        <w:tc>
+          <w:tcPr>
+            <w:tcW w:type="dxa" w:w="2340"/>
+          </w:tcPr>
+          <w:p>
+            <w:pPr>
+              <w:spacing w:after="0"/>
+            </w:pPr>
+            <w:r/>
+            <w:r>
+              <w:rPr>
+                <w:sz w:val="18"/>
+              </w:rPr>
+              <w:t>-</w:t>
+            </w:r>
+          </w:p>
+        </w:tc>
+      </w:tr>
+    </w:tbl>
+    <w:p/>
+    <w:p>
+      <w:pPr>
+        <w:spacing w:before="160" w:after="120"/>
+      </w:pPr>
+      <w:r>
+        <w:rPr>
+          <w:b/>
+          <w:color w:val="2F5496"/>
+          <w:sz w:val="26"/>
+        </w:rPr>
+        <w:t>Strengths</w:t>
+      </w:r>
+    </w:p>
+    <w:p>
+      <w:pPr>
+        <w:spacing w:after="60"/>
+        <w:ind w:left="360" w:hanging="240"/>
+      </w:pPr>
+      <w:r>
+        <w:rPr>
+          <w:sz w:val="22"/>
+        </w:rPr>
+        <w:t>•  Contains-match router routes 39/74 at 100% precision (-53% LLM calls).</w:t>
+      </w:r>
+    </w:p>
+    <w:p>
+      <w:pPr>
+        <w:spacing w:after="60"/>
+        <w:ind w:left="360" w:hanging="240"/>
+      </w:pPr>
+      <w:r>
+        <w:rPr>
+          <w:sz w:val="22"/>
+        </w:rPr>
+        <w:t>•  f_bias fixes English-name scale bias (data slayer, 2955331, IRIS) without breaking BEM-fakultas.</w:t>
+      </w:r>
+    </w:p>
+    <w:p>
+      <w:pPr>
+        <w:spacing w:before="160" w:after="120"/>
+      </w:pPr>
+      <w:r>
+        <w:rPr>
+          <w:b/>
+          <w:color w:val="2F5496"/>
+          <w:sz w:val="26"/>
+        </w:rPr>
+        <w:t>Limitations</w:t>
+      </w:r>
+    </w:p>
+    <w:p>
+      <w:pPr>
+        <w:spacing w:after="60"/>
+        <w:ind w:left="360" w:hanging="240"/>
+      </w:pPr>
+      <w:r>
+        <w:rPr>
+          <w:sz w:val="22"/>
+        </w:rPr>
+        <w:t>•  g_evidence (FaR-style) regresses accuracy and adds completion tokens -&gt; rejected.</w:t>
+      </w:r>
+    </w:p>
+    <w:p>
+      <w:pPr>
+        <w:spacing w:after="60"/>
+        <w:ind w:left="360" w:hanging="240"/>
+      </w:pPr>
+      <w:r>
+        <w:rPr>
+          <w:sz w:val="22"/>
+        </w:rPr>
+        <w:t>•  Layout does not help: only 25/74 PDFs have embedded text, and markers disturb deterministic extractors.</w:t>
+      </w:r>
+    </w:p>
+    <w:p>
+      <w:pPr>
+        <w:spacing w:after="60"/>
+        <w:ind w:left="360" w:hanging="240"/>
+      </w:pPr>
+      <w:r>
+        <w:rPr>
+          <w:sz w:val="22"/>
+        </w:rPr>
+        <w:t>•  f_bias is 214 eff tokens/cert, slightly over the 200 gate.</w:t>
+      </w:r>
+    </w:p>
+    <w:p>
+      <w:pPr>
+        <w:spacing w:before="160" w:after="120"/>
+      </w:pPr>
+      <w:r>
+        <w:rPr>
+          <w:b/>
+          <w:color w:val="2F5496"/>
+          <w:sz w:val="26"/>
+        </w:rPr>
+        <w:t>Code Reference</w:t>
+      </w:r>
+    </w:p>
+    <w:p>
+      <w:pPr>
+        <w:spacing w:after="60"/>
+        <w:ind w:left="360" w:hanging="240"/>
+      </w:pPr>
+      <w:r>
+        <w:rPr>
+          <w:sz w:val="22"/>
+        </w:rPr>
+        <w:t>•  tests/llm_router_v4.py, tests/llm_extractor_v4.py, tests/benchmark_llm_v4.py</w:t>
+      </w:r>
+    </w:p>
+    <w:p>
+      <w:pPr>
+        <w:spacing w:after="60"/>
+        <w:ind w:left="360" w:hanging="240"/>
+      </w:pPr>
+      <w:r>
+        <w:rPr>
+          <w:sz w:val="22"/>
+        </w:rPr>
+        <w:t>•  tests/layout_repr.py, tests/verify_ground_truth.py</w:t>
+      </w:r>
+    </w:p>
+    <w:p>
+      <w:pPr>
+        <w:spacing w:after="60"/>
+        <w:ind w:left="360" w:hanging="240"/>
+      </w:pPr>
+      <w:r>
+        <w:rPr>
+          <w:sz w:val="22"/>
+        </w:rPr>
+        <w:t>•  Production: backend/app/services/{tingkat_router,llm_tingkat,organizer_v2}.py</w:t>
+      </w:r>
+    </w:p>
     <w:sectPr>
       <w:headerReference w:type="default" r:id="rId7"/>
       <w:footerReference w:type="default" r:id="rId8"/>

--- a/docs/report/benchmark_methods.docx
+++ b/docs/report/benchmark_methods.docx
@@ -9969,6 +9969,348 @@
           </w:p>
         </w:tc>
       </w:tr>
+      <w:tr>
+        <w:tc>
+          <w:tcPr>
+            <w:tcW w:type="dxa" w:w="1080"/>
+          </w:tcPr>
+          <w:p>
+            <w:r/>
+            <w:r>
+              <w:rPr>
+                <w:sz w:val="18"/>
+              </w:rPr>
+              <w:t>OCR Trial A — PaddleOCR 2.9 (CPU)</w:t>
+            </w:r>
+          </w:p>
+        </w:tc>
+        <w:tc>
+          <w:tcPr>
+            <w:tcW w:type="dxa" w:w="1080"/>
+          </w:tcPr>
+          <w:p>
+            <w:r/>
+            <w:r>
+              <w:rPr>
+                <w:sz w:val="18"/>
+              </w:rPr>
+              <w:t>n/a</w:t>
+            </w:r>
+          </w:p>
+        </w:tc>
+        <w:tc>
+          <w:tcPr>
+            <w:tcW w:type="dxa" w:w="1080"/>
+          </w:tcPr>
+          <w:p>
+            <w:r/>
+            <w:r>
+              <w:rPr>
+                <w:sz w:val="18"/>
+              </w:rPr>
+              <w:t>39.8%</w:t>
+            </w:r>
+          </w:p>
+        </w:tc>
+        <w:tc>
+          <w:tcPr>
+            <w:tcW w:type="dxa" w:w="1080"/>
+          </w:tcPr>
+          <w:p>
+            <w:r/>
+            <w:r>
+              <w:rPr>
+                <w:sz w:val="18"/>
+              </w:rPr>
+              <w:t>0</w:t>
+            </w:r>
+          </w:p>
+        </w:tc>
+        <w:tc>
+          <w:tcPr>
+            <w:tcW w:type="dxa" w:w="1080"/>
+          </w:tcPr>
+          <w:p>
+            <w:r/>
+            <w:r>
+              <w:rPr>
+                <w:sz w:val="18"/>
+              </w:rPr>
+              <w:t>0</w:t>
+            </w:r>
+          </w:p>
+        </w:tc>
+        <w:tc>
+          <w:tcPr>
+            <w:tcW w:type="dxa" w:w="1080"/>
+          </w:tcPr>
+          <w:p>
+            <w:r/>
+            <w:r>
+              <w:rPr>
+                <w:sz w:val="18"/>
+              </w:rPr>
+              <w:t>-</w:t>
+            </w:r>
+          </w:p>
+        </w:tc>
+        <w:tc>
+          <w:tcPr>
+            <w:tcW w:type="dxa" w:w="1080"/>
+          </w:tcPr>
+          <w:p>
+            <w:r/>
+            <w:r>
+              <w:rPr>
+                <w:sz w:val="18"/>
+              </w:rPr>
+              <w:t>fixed_v8</w:t>
+            </w:r>
+          </w:p>
+        </w:tc>
+        <w:tc>
+          <w:tcPr>
+            <w:tcW w:type="dxa" w:w="1080"/>
+          </w:tcPr>
+          <w:p>
+            <w:r/>
+            <w:r>
+              <w:rPr>
+                <w:sz w:val="18"/>
+              </w:rPr>
+              <w:t>Aug 4</w:t>
+            </w:r>
+          </w:p>
+        </w:tc>
+      </w:tr>
+      <w:tr>
+        <w:tc>
+          <w:tcPr>
+            <w:tcW w:type="dxa" w:w="1080"/>
+          </w:tcPr>
+          <w:p>
+            <w:r/>
+            <w:r>
+              <w:rPr>
+                <w:sz w:val="18"/>
+              </w:rPr>
+              <w:t>OCR Trial A — EasyOCR (CPU, max-side 960)</w:t>
+            </w:r>
+          </w:p>
+        </w:tc>
+        <w:tc>
+          <w:tcPr>
+            <w:tcW w:type="dxa" w:w="1080"/>
+          </w:tcPr>
+          <w:p>
+            <w:r/>
+            <w:r>
+              <w:rPr>
+                <w:sz w:val="18"/>
+              </w:rPr>
+              <w:t>n/a</w:t>
+            </w:r>
+          </w:p>
+        </w:tc>
+        <w:tc>
+          <w:tcPr>
+            <w:tcW w:type="dxa" w:w="1080"/>
+          </w:tcPr>
+          <w:p>
+            <w:r/>
+            <w:r>
+              <w:rPr>
+                <w:sz w:val="18"/>
+              </w:rPr>
+              <w:t>34.3%</w:t>
+            </w:r>
+          </w:p>
+        </w:tc>
+        <w:tc>
+          <w:tcPr>
+            <w:tcW w:type="dxa" w:w="1080"/>
+          </w:tcPr>
+          <w:p>
+            <w:r/>
+            <w:r>
+              <w:rPr>
+                <w:sz w:val="18"/>
+              </w:rPr>
+              <w:t>0</w:t>
+            </w:r>
+          </w:p>
+        </w:tc>
+        <w:tc>
+          <w:tcPr>
+            <w:tcW w:type="dxa" w:w="1080"/>
+          </w:tcPr>
+          <w:p>
+            <w:r/>
+            <w:r>
+              <w:rPr>
+                <w:sz w:val="18"/>
+              </w:rPr>
+              <w:t>0</w:t>
+            </w:r>
+          </w:p>
+        </w:tc>
+        <w:tc>
+          <w:tcPr>
+            <w:tcW w:type="dxa" w:w="1080"/>
+          </w:tcPr>
+          <w:p>
+            <w:r/>
+            <w:r>
+              <w:rPr>
+                <w:sz w:val="18"/>
+              </w:rPr>
+              <w:t>-</w:t>
+            </w:r>
+          </w:p>
+        </w:tc>
+        <w:tc>
+          <w:tcPr>
+            <w:tcW w:type="dxa" w:w="1080"/>
+          </w:tcPr>
+          <w:p>
+            <w:r/>
+            <w:r>
+              <w:rPr>
+                <w:sz w:val="18"/>
+              </w:rPr>
+              <w:t>fixed_v8</w:t>
+            </w:r>
+          </w:p>
+        </w:tc>
+        <w:tc>
+          <w:tcPr>
+            <w:tcW w:type="dxa" w:w="1080"/>
+          </w:tcPr>
+          <w:p>
+            <w:r/>
+            <w:r>
+              <w:rPr>
+                <w:sz w:val="18"/>
+              </w:rPr>
+              <w:t>Aug 4</w:t>
+            </w:r>
+          </w:p>
+        </w:tc>
+      </w:tr>
+      <w:tr>
+        <w:tc>
+          <w:tcPr>
+            <w:tcW w:type="dxa" w:w="1080"/>
+          </w:tcPr>
+          <w:p>
+            <w:r/>
+            <w:r>
+              <w:rPr>
+                <w:sz w:val="18"/>
+              </w:rPr>
+              <w:t>OCR Trial A — EasyOCR (GPU, full-res)</w:t>
+            </w:r>
+          </w:p>
+        </w:tc>
+        <w:tc>
+          <w:tcPr>
+            <w:tcW w:type="dxa" w:w="1080"/>
+          </w:tcPr>
+          <w:p>
+            <w:r/>
+            <w:r>
+              <w:rPr>
+                <w:sz w:val="18"/>
+              </w:rPr>
+              <w:t>n/a</w:t>
+            </w:r>
+          </w:p>
+        </w:tc>
+        <w:tc>
+          <w:tcPr>
+            <w:tcW w:type="dxa" w:w="1080"/>
+          </w:tcPr>
+          <w:p>
+            <w:r/>
+            <w:r>
+              <w:rPr>
+                <w:sz w:val="18"/>
+              </w:rPr>
+              <w:t>39.3%</w:t>
+            </w:r>
+          </w:p>
+        </w:tc>
+        <w:tc>
+          <w:tcPr>
+            <w:tcW w:type="dxa" w:w="1080"/>
+          </w:tcPr>
+          <w:p>
+            <w:r/>
+            <w:r>
+              <w:rPr>
+                <w:sz w:val="18"/>
+              </w:rPr>
+              <w:t>0</w:t>
+            </w:r>
+          </w:p>
+        </w:tc>
+        <w:tc>
+          <w:tcPr>
+            <w:tcW w:type="dxa" w:w="1080"/>
+          </w:tcPr>
+          <w:p>
+            <w:r/>
+            <w:r>
+              <w:rPr>
+                <w:sz w:val="18"/>
+              </w:rPr>
+              <w:t>0</w:t>
+            </w:r>
+          </w:p>
+        </w:tc>
+        <w:tc>
+          <w:tcPr>
+            <w:tcW w:type="dxa" w:w="1080"/>
+          </w:tcPr>
+          <w:p>
+            <w:r/>
+            <w:r>
+              <w:rPr>
+                <w:sz w:val="18"/>
+              </w:rPr>
+              <w:t>-</w:t>
+            </w:r>
+          </w:p>
+        </w:tc>
+        <w:tc>
+          <w:tcPr>
+            <w:tcW w:type="dxa" w:w="1080"/>
+          </w:tcPr>
+          <w:p>
+            <w:r/>
+            <w:r>
+              <w:rPr>
+                <w:sz w:val="18"/>
+              </w:rPr>
+              <w:t>fixed_v8</w:t>
+            </w:r>
+          </w:p>
+        </w:tc>
+        <w:tc>
+          <w:tcPr>
+            <w:tcW w:type="dxa" w:w="1080"/>
+          </w:tcPr>
+          <w:p>
+            <w:r/>
+            <w:r>
+              <w:rPr>
+                <w:sz w:val="18"/>
+              </w:rPr>
+              <w:t>Aug 4</w:t>
+            </w:r>
+          </w:p>
+        </w:tc>
+      </w:tr>
     </w:tbl>
     <w:p/>
     <w:tbl>
@@ -10389,6 +10731,180 @@
                 <w:sz w:val="18"/>
               </w:rPr>
               <w:t>55.2%</w:t>
+            </w:r>
+          </w:p>
+        </w:tc>
+      </w:tr>
+      <w:tr>
+        <w:tc>
+          <w:tcPr>
+            <w:tcW w:type="dxa" w:w="2160"/>
+          </w:tcPr>
+          <w:p>
+            <w:r/>
+            <w:r>
+              <w:rPr>
+                <w:sz w:val="18"/>
+              </w:rPr>
+              <w:t>ocr</w:t>
+            </w:r>
+          </w:p>
+        </w:tc>
+        <w:tc>
+          <w:tcPr>
+            <w:tcW w:type="dxa" w:w="2160"/>
+          </w:tcPr>
+          <w:p>
+            <w:r/>
+            <w:r>
+              <w:rPr>
+                <w:sz w:val="18"/>
+              </w:rPr>
+              <w:t>OCR Trial A — PaddleOCR 2.9 (CPU)</w:t>
+            </w:r>
+          </w:p>
+        </w:tc>
+        <w:tc>
+          <w:tcPr>
+            <w:tcW w:type="dxa" w:w="2160"/>
+          </w:tcPr>
+          <w:p>
+            <w:r/>
+            <w:r>
+              <w:rPr>
+                <w:sz w:val="18"/>
+              </w:rPr>
+              <w:t>n/a</w:t>
+            </w:r>
+          </w:p>
+        </w:tc>
+        <w:tc>
+          <w:tcPr>
+            <w:tcW w:type="dxa" w:w="2160"/>
+          </w:tcPr>
+          <w:p>
+            <w:r/>
+            <w:r>
+              <w:rPr>
+                <w:sz w:val="18"/>
+              </w:rPr>
+              <w:t>39.8%</w:t>
+            </w:r>
+          </w:p>
+        </w:tc>
+      </w:tr>
+      <w:tr>
+        <w:tc>
+          <w:tcPr>
+            <w:tcW w:type="dxa" w:w="2160"/>
+          </w:tcPr>
+          <w:p>
+            <w:r/>
+            <w:r>
+              <w:rPr>
+                <w:sz w:val="18"/>
+              </w:rPr>
+              <w:t>ocr</w:t>
+            </w:r>
+          </w:p>
+        </w:tc>
+        <w:tc>
+          <w:tcPr>
+            <w:tcW w:type="dxa" w:w="2160"/>
+          </w:tcPr>
+          <w:p>
+            <w:r/>
+            <w:r>
+              <w:rPr>
+                <w:sz w:val="18"/>
+              </w:rPr>
+              <w:t>OCR Trial A — EasyOCR (CPU, max-side 960)</w:t>
+            </w:r>
+          </w:p>
+        </w:tc>
+        <w:tc>
+          <w:tcPr>
+            <w:tcW w:type="dxa" w:w="2160"/>
+          </w:tcPr>
+          <w:p>
+            <w:r/>
+            <w:r>
+              <w:rPr>
+                <w:sz w:val="18"/>
+              </w:rPr>
+              <w:t>n/a</w:t>
+            </w:r>
+          </w:p>
+        </w:tc>
+        <w:tc>
+          <w:tcPr>
+            <w:tcW w:type="dxa" w:w="2160"/>
+          </w:tcPr>
+          <w:p>
+            <w:r/>
+            <w:r>
+              <w:rPr>
+                <w:sz w:val="18"/>
+              </w:rPr>
+              <w:t>34.3%</w:t>
+            </w:r>
+          </w:p>
+        </w:tc>
+      </w:tr>
+      <w:tr>
+        <w:tc>
+          <w:tcPr>
+            <w:tcW w:type="dxa" w:w="2160"/>
+          </w:tcPr>
+          <w:p>
+            <w:r/>
+            <w:r>
+              <w:rPr>
+                <w:sz w:val="18"/>
+              </w:rPr>
+              <w:t>ocr</w:t>
+            </w:r>
+          </w:p>
+        </w:tc>
+        <w:tc>
+          <w:tcPr>
+            <w:tcW w:type="dxa" w:w="2160"/>
+          </w:tcPr>
+          <w:p>
+            <w:r/>
+            <w:r>
+              <w:rPr>
+                <w:sz w:val="18"/>
+              </w:rPr>
+              <w:t>OCR Trial A — EasyOCR (GPU, full-res)</w:t>
+            </w:r>
+          </w:p>
+        </w:tc>
+        <w:tc>
+          <w:tcPr>
+            <w:tcW w:type="dxa" w:w="2160"/>
+          </w:tcPr>
+          <w:p>
+            <w:r/>
+            <w:r>
+              <w:rPr>
+                <w:sz w:val="18"/>
+              </w:rPr>
+              <w:t>n/a</w:t>
+            </w:r>
+          </w:p>
+        </w:tc>
+        <w:tc>
+          <w:tcPr>
+            <w:tcW w:type="dxa" w:w="2160"/>
+          </w:tcPr>
+          <w:p>
+            <w:r/>
+            <w:r>
+              <w:rPr>
+                <w:sz w:val="18"/>
+              </w:rPr>
+              <w:t>39.3%</w:t>
             </w:r>
           </w:p>
         </w:tc>

--- a/docs/report/benchmark_methods.docx
+++ b/docs/report/benchmark_methods.docx
@@ -8,7 +8,7 @@
       </w:pPr>
       <w:r>
         <w:rPr>
-          <w:color w:val="000000"/>
+          <w:color w:val="1F3864"/>
         </w:rPr>
         <w:t>Benchmark Methods</w:t>
       </w:r>
@@ -19,7 +19,7 @@
       </w:pPr>
       <w:r>
         <w:rPr>
-          <w:color w:val="555555"/>
+          <w:color w:val="595959"/>
           <w:sz w:val="24"/>
         </w:rPr>
         <w:t>Input, Process, and Output - Certificate Autofill Prototype</w:t>
@@ -51,6 +51,10 @@
         <w:pStyle w:val="Heading1"/>
       </w:pPr>
       <w:r>
+        <w:rPr>
+          <w:rFonts w:ascii="Calibri" w:hAnsi="Calibri"/>
+          <w:color w:val="1F3864"/>
+        </w:rPr>
         <w:t>1. Introduction</w:t>
       </w:r>
     </w:p>
@@ -79,6 +83,10 @@
         <w:pStyle w:val="Heading1"/>
       </w:pPr>
       <w:r>
+        <w:rPr>
+          <w:rFonts w:ascii="Calibri" w:hAnsi="Calibri"/>
+          <w:color w:val="1F3864"/>
+        </w:rPr>
         <w:t>2. Pipeline Overview</w:t>
       </w:r>
     </w:p>
@@ -187,6 +195,10 @@
         <w:pStyle w:val="Heading1"/>
       </w:pPr>
       <w:r>
+        <w:rPr>
+          <w:rFonts w:ascii="Calibri" w:hAnsi="Calibri"/>
+          <w:color w:val="1F3864"/>
+        </w:rPr>
         <w:t>3. Method 1: Regex Baseline</w:t>
       </w:r>
     </w:p>
@@ -195,6 +207,10 @@
         <w:pStyle w:val="Heading2"/>
       </w:pPr>
       <w:r>
+        <w:rPr>
+          <w:rFonts w:ascii="Calibri" w:hAnsi="Calibri"/>
+          <w:color w:val="2F5496"/>
+        </w:rPr>
         <w:t>3.1 Overview</w:t>
       </w:r>
     </w:p>
@@ -208,6 +224,10 @@
         <w:pStyle w:val="Heading2"/>
       </w:pPr>
       <w:r>
+        <w:rPr>
+          <w:rFonts w:ascii="Calibri" w:hAnsi="Calibri"/>
+          <w:color w:val="2F5496"/>
+        </w:rPr>
         <w:t>3.2 Input</w:t>
       </w:r>
     </w:p>
@@ -226,6 +246,10 @@
         <w:pStyle w:val="Heading2"/>
       </w:pPr>
       <w:r>
+        <w:rPr>
+          <w:rFonts w:ascii="Calibri" w:hAnsi="Calibri"/>
+          <w:color w:val="2F5496"/>
+        </w:rPr>
         <w:t>3.3 Process</w:t>
       </w:r>
     </w:p>
@@ -259,6 +283,10 @@
         <w:pStyle w:val="Heading2"/>
       </w:pPr>
       <w:r>
+        <w:rPr>
+          <w:rFonts w:ascii="Calibri" w:hAnsi="Calibri"/>
+          <w:color w:val="2F5496"/>
+        </w:rPr>
         <w:t>3.4 Output</w:t>
       </w:r>
     </w:p>
@@ -282,6 +310,10 @@
         <w:pStyle w:val="Heading2"/>
       </w:pPr>
       <w:r>
+        <w:rPr>
+          <w:rFonts w:ascii="Calibri" w:hAnsi="Calibri"/>
+          <w:color w:val="2F5496"/>
+        </w:rPr>
         <w:t>3.5 Configuration</w:t>
       </w:r>
     </w:p>
@@ -290,6 +322,14 @@
         <w:tblStyle w:val="TableGrid"/>
         <w:tblW w:type="auto" w:w="0"/>
         <w:tblLook w:firstColumn="1" w:firstRow="1" w:lastColumn="0" w:lastRow="0" w:noHBand="0" w:noVBand="1" w:val="04A0"/>
+        <w:tblBorders>
+          <w:top w:val="single" w:sz="4" w:space="0" w:color="C9D4E4"/>
+          <w:left w:val="single" w:sz="4" w:space="0" w:color="C9D4E4"/>
+          <w:bottom w:val="single" w:sz="4" w:space="0" w:color="C9D4E4"/>
+          <w:right w:val="single" w:sz="4" w:space="0" w:color="C9D4E4"/>
+          <w:insideH w:val="single" w:sz="4" w:space="0" w:color="C9D4E4"/>
+          <w:insideV w:val="single" w:sz="4" w:space="0" w:color="C9D4E4"/>
+        </w:tblBorders>
       </w:tblPr>
       <w:tblGrid>
         <w:gridCol w:w="2880"/>
@@ -300,12 +340,14 @@
         <w:tc>
           <w:tcPr>
             <w:tcW w:type="dxa" w:w="2880"/>
+            <w:shd w:val="clear" w:color="auto" w:fill="1F3864"/>
           </w:tcPr>
           <w:p>
             <w:r/>
             <w:r>
               <w:rPr>
                 <w:b/>
+                <w:color w:val="FFFFFF"/>
                 <w:sz w:val="18"/>
               </w:rPr>
               <w:t>Parameter</w:t>
@@ -315,12 +357,14 @@
         <w:tc>
           <w:tcPr>
             <w:tcW w:type="dxa" w:w="2880"/>
+            <w:shd w:val="clear" w:color="auto" w:fill="1F3864"/>
           </w:tcPr>
           <w:p>
             <w:r/>
             <w:r>
               <w:rPr>
                 <w:b/>
+                <w:color w:val="FFFFFF"/>
                 <w:sz w:val="18"/>
               </w:rPr>
               <w:t>Value</w:t>
@@ -330,12 +374,14 @@
         <w:tc>
           <w:tcPr>
             <w:tcW w:type="dxa" w:w="2880"/>
+            <w:shd w:val="clear" w:color="auto" w:fill="1F3864"/>
           </w:tcPr>
           <w:p>
             <w:r/>
             <w:r>
               <w:rPr>
                 <w:b/>
+                <w:color w:val="FFFFFF"/>
                 <w:sz w:val="18"/>
               </w:rPr>
               <w:t>Description</w:t>
@@ -391,6 +437,7 @@
         <w:tc>
           <w:tcPr>
             <w:tcW w:type="dxa" w:w="2880"/>
+            <w:shd w:val="clear" w:color="auto" w:fill="F2F6FC"/>
           </w:tcPr>
           <w:p>
             <w:r/>
@@ -405,6 +452,7 @@
         <w:tc>
           <w:tcPr>
             <w:tcW w:type="dxa" w:w="2880"/>
+            <w:shd w:val="clear" w:color="auto" w:fill="F2F6FC"/>
           </w:tcPr>
           <w:p>
             <w:r/>
@@ -419,6 +467,7 @@
         <w:tc>
           <w:tcPr>
             <w:tcW w:type="dxa" w:w="2880"/>
+            <w:shd w:val="clear" w:color="auto" w:fill="F2F6FC"/>
           </w:tcPr>
           <w:p>
             <w:r/>
@@ -479,6 +528,7 @@
         <w:tc>
           <w:tcPr>
             <w:tcW w:type="dxa" w:w="2880"/>
+            <w:shd w:val="clear" w:color="auto" w:fill="F2F6FC"/>
           </w:tcPr>
           <w:p>
             <w:r/>
@@ -493,6 +543,7 @@
         <w:tc>
           <w:tcPr>
             <w:tcW w:type="dxa" w:w="2880"/>
+            <w:shd w:val="clear" w:color="auto" w:fill="F2F6FC"/>
           </w:tcPr>
           <w:p>
             <w:r/>
@@ -507,6 +558,7 @@
         <w:tc>
           <w:tcPr>
             <w:tcW w:type="dxa" w:w="2880"/>
+            <w:shd w:val="clear" w:color="auto" w:fill="F2F6FC"/>
           </w:tcPr>
           <w:p>
             <w:r/>
@@ -526,6 +578,10 @@
         <w:pStyle w:val="Heading2"/>
       </w:pPr>
       <w:r>
+        <w:rPr>
+          <w:rFonts w:ascii="Calibri" w:hAnsi="Calibri"/>
+          <w:color w:val="2F5496"/>
+        </w:rPr>
         <w:t>3.6 Strengths</w:t>
       </w:r>
     </w:p>
@@ -549,6 +605,10 @@
         <w:pStyle w:val="Heading2"/>
       </w:pPr>
       <w:r>
+        <w:rPr>
+          <w:rFonts w:ascii="Calibri" w:hAnsi="Calibri"/>
+          <w:color w:val="2F5496"/>
+        </w:rPr>
         <w:t>3.7 Limitations</w:t>
       </w:r>
     </w:p>
@@ -577,6 +637,10 @@
         <w:pStyle w:val="Heading2"/>
       </w:pPr>
       <w:r>
+        <w:rPr>
+          <w:rFonts w:ascii="Calibri" w:hAnsi="Calibri"/>
+          <w:color w:val="2F5496"/>
+        </w:rPr>
         <w:t>3.8 Code Reference</w:t>
       </w:r>
     </w:p>
@@ -590,6 +654,14 @@
         <w:tblStyle w:val="TableGrid"/>
         <w:tblW w:type="auto" w:w="0"/>
         <w:tblLook w:firstColumn="1" w:firstRow="1" w:lastColumn="0" w:lastRow="0" w:noHBand="0" w:noVBand="1" w:val="04A0"/>
+        <w:tblBorders>
+          <w:top w:val="single" w:sz="4" w:space="0" w:color="C9D4E4"/>
+          <w:left w:val="single" w:sz="4" w:space="0" w:color="C9D4E4"/>
+          <w:bottom w:val="single" w:sz="4" w:space="0" w:color="C9D4E4"/>
+          <w:right w:val="single" w:sz="4" w:space="0" w:color="C9D4E4"/>
+          <w:insideH w:val="single" w:sz="4" w:space="0" w:color="C9D4E4"/>
+          <w:insideV w:val="single" w:sz="4" w:space="0" w:color="C9D4E4"/>
+        </w:tblBorders>
       </w:tblPr>
       <w:tblGrid>
         <w:gridCol w:w="2160"/>
@@ -601,12 +673,14 @@
         <w:tc>
           <w:tcPr>
             <w:tcW w:type="dxa" w:w="2160"/>
+            <w:shd w:val="clear" w:color="auto" w:fill="1F3864"/>
           </w:tcPr>
           <w:p>
             <w:r/>
             <w:r>
               <w:rPr>
                 <w:b/>
+                <w:color w:val="FFFFFF"/>
                 <w:sz w:val="18"/>
               </w:rPr>
               <w:t>Step</w:t>
@@ -616,12 +690,14 @@
         <w:tc>
           <w:tcPr>
             <w:tcW w:type="dxa" w:w="2160"/>
+            <w:shd w:val="clear" w:color="auto" w:fill="1F3864"/>
           </w:tcPr>
           <w:p>
             <w:r/>
             <w:r>
               <w:rPr>
                 <w:b/>
+                <w:color w:val="FFFFFF"/>
                 <w:sz w:val="18"/>
               </w:rPr>
               <w:t>Function</w:t>
@@ -631,12 +707,14 @@
         <w:tc>
           <w:tcPr>
             <w:tcW w:type="dxa" w:w="2160"/>
+            <w:shd w:val="clear" w:color="auto" w:fill="1F3864"/>
           </w:tcPr>
           <w:p>
             <w:r/>
             <w:r>
               <w:rPr>
                 <w:b/>
+                <w:color w:val="FFFFFF"/>
                 <w:sz w:val="18"/>
               </w:rPr>
               <w:t>File</w:t>
@@ -646,12 +724,14 @@
         <w:tc>
           <w:tcPr>
             <w:tcW w:type="dxa" w:w="2160"/>
+            <w:shd w:val="clear" w:color="auto" w:fill="1F3864"/>
           </w:tcPr>
           <w:p>
             <w:r/>
             <w:r>
               <w:rPr>
                 <w:b/>
+                <w:color w:val="FFFFFF"/>
                 <w:sz w:val="18"/>
               </w:rPr>
               <w:t>What it does</w:t>
@@ -721,6 +801,7 @@
         <w:tc>
           <w:tcPr>
             <w:tcW w:type="dxa" w:w="2160"/>
+            <w:shd w:val="clear" w:color="auto" w:fill="F2F6FC"/>
           </w:tcPr>
           <w:p>
             <w:r/>
@@ -735,6 +816,7 @@
         <w:tc>
           <w:tcPr>
             <w:tcW w:type="dxa" w:w="2160"/>
+            <w:shd w:val="clear" w:color="auto" w:fill="F2F6FC"/>
           </w:tcPr>
           <w:p>
             <w:r/>
@@ -749,6 +831,7 @@
         <w:tc>
           <w:tcPr>
             <w:tcW w:type="dxa" w:w="2160"/>
+            <w:shd w:val="clear" w:color="auto" w:fill="F2F6FC"/>
           </w:tcPr>
           <w:p>
             <w:r/>
@@ -763,6 +846,7 @@
         <w:tc>
           <w:tcPr>
             <w:tcW w:type="dxa" w:w="2160"/>
+            <w:shd w:val="clear" w:color="auto" w:fill="F2F6FC"/>
           </w:tcPr>
           <w:p>
             <w:r/>
@@ -837,6 +921,7 @@
         <w:tc>
           <w:tcPr>
             <w:tcW w:type="dxa" w:w="2160"/>
+            <w:shd w:val="clear" w:color="auto" w:fill="F2F6FC"/>
           </w:tcPr>
           <w:p>
             <w:r/>
@@ -851,6 +936,7 @@
         <w:tc>
           <w:tcPr>
             <w:tcW w:type="dxa" w:w="2160"/>
+            <w:shd w:val="clear" w:color="auto" w:fill="F2F6FC"/>
           </w:tcPr>
           <w:p>
             <w:r/>
@@ -865,6 +951,7 @@
         <w:tc>
           <w:tcPr>
             <w:tcW w:type="dxa" w:w="2160"/>
+            <w:shd w:val="clear" w:color="auto" w:fill="F2F6FC"/>
           </w:tcPr>
           <w:p>
             <w:r/>
@@ -879,6 +966,7 @@
         <w:tc>
           <w:tcPr>
             <w:tcW w:type="dxa" w:w="2160"/>
+            <w:shd w:val="clear" w:color="auto" w:fill="F2F6FC"/>
           </w:tcPr>
           <w:p>
             <w:r/>
@@ -956,6 +1044,10 @@
         <w:pStyle w:val="Heading1"/>
       </w:pPr>
       <w:r>
+        <w:rPr>
+          <w:rFonts w:ascii="Calibri" w:hAnsi="Calibri"/>
+          <w:color w:val="1F3864"/>
+        </w:rPr>
         <w:t>4. Method 2: NER v1</w:t>
       </w:r>
     </w:p>
@@ -964,6 +1056,10 @@
         <w:pStyle w:val="Heading2"/>
       </w:pPr>
       <w:r>
+        <w:rPr>
+          <w:rFonts w:ascii="Calibri" w:hAnsi="Calibri"/>
+          <w:color w:val="2F5496"/>
+        </w:rPr>
         <w:t>4.1 Overview</w:t>
       </w:r>
     </w:p>
@@ -977,6 +1073,10 @@
         <w:pStyle w:val="Heading2"/>
       </w:pPr>
       <w:r>
+        <w:rPr>
+          <w:rFonts w:ascii="Calibri" w:hAnsi="Calibri"/>
+          <w:color w:val="2F5496"/>
+        </w:rPr>
         <w:t>4.2 Input</w:t>
       </w:r>
     </w:p>
@@ -1000,6 +1100,10 @@
         <w:pStyle w:val="Heading2"/>
       </w:pPr>
       <w:r>
+        <w:rPr>
+          <w:rFonts w:ascii="Calibri" w:hAnsi="Calibri"/>
+          <w:color w:val="2F5496"/>
+        </w:rPr>
         <w:t>4.3 Process</w:t>
       </w:r>
     </w:p>
@@ -1038,6 +1142,10 @@
         <w:pStyle w:val="Heading2"/>
       </w:pPr>
       <w:r>
+        <w:rPr>
+          <w:rFonts w:ascii="Calibri" w:hAnsi="Calibri"/>
+          <w:color w:val="2F5496"/>
+        </w:rPr>
         <w:t>4.4 Output</w:t>
       </w:r>
     </w:p>
@@ -1061,6 +1169,10 @@
         <w:pStyle w:val="Heading2"/>
       </w:pPr>
       <w:r>
+        <w:rPr>
+          <w:rFonts w:ascii="Calibri" w:hAnsi="Calibri"/>
+          <w:color w:val="2F5496"/>
+        </w:rPr>
         <w:t>4.5 Configuration</w:t>
       </w:r>
     </w:p>
@@ -1069,6 +1181,14 @@
         <w:tblStyle w:val="TableGrid"/>
         <w:tblW w:type="auto" w:w="0"/>
         <w:tblLook w:firstColumn="1" w:firstRow="1" w:lastColumn="0" w:lastRow="0" w:noHBand="0" w:noVBand="1" w:val="04A0"/>
+        <w:tblBorders>
+          <w:top w:val="single" w:sz="4" w:space="0" w:color="C9D4E4"/>
+          <w:left w:val="single" w:sz="4" w:space="0" w:color="C9D4E4"/>
+          <w:bottom w:val="single" w:sz="4" w:space="0" w:color="C9D4E4"/>
+          <w:right w:val="single" w:sz="4" w:space="0" w:color="C9D4E4"/>
+          <w:insideH w:val="single" w:sz="4" w:space="0" w:color="C9D4E4"/>
+          <w:insideV w:val="single" w:sz="4" w:space="0" w:color="C9D4E4"/>
+        </w:tblBorders>
       </w:tblPr>
       <w:tblGrid>
         <w:gridCol w:w="2880"/>
@@ -1079,12 +1199,14 @@
         <w:tc>
           <w:tcPr>
             <w:tcW w:type="dxa" w:w="2880"/>
+            <w:shd w:val="clear" w:color="auto" w:fill="1F3864"/>
           </w:tcPr>
           <w:p>
             <w:r/>
             <w:r>
               <w:rPr>
                 <w:b/>
+                <w:color w:val="FFFFFF"/>
                 <w:sz w:val="18"/>
               </w:rPr>
               <w:t>Parameter</w:t>
@@ -1094,12 +1216,14 @@
         <w:tc>
           <w:tcPr>
             <w:tcW w:type="dxa" w:w="2880"/>
+            <w:shd w:val="clear" w:color="auto" w:fill="1F3864"/>
           </w:tcPr>
           <w:p>
             <w:r/>
             <w:r>
               <w:rPr>
                 <w:b/>
+                <w:color w:val="FFFFFF"/>
                 <w:sz w:val="18"/>
               </w:rPr>
               <w:t>Value</w:t>
@@ -1109,12 +1233,14 @@
         <w:tc>
           <w:tcPr>
             <w:tcW w:type="dxa" w:w="2880"/>
+            <w:shd w:val="clear" w:color="auto" w:fill="1F3864"/>
           </w:tcPr>
           <w:p>
             <w:r/>
             <w:r>
               <w:rPr>
                 <w:b/>
+                <w:color w:val="FFFFFF"/>
                 <w:sz w:val="18"/>
               </w:rPr>
               <w:t>Description</w:t>
@@ -1170,6 +1296,7 @@
         <w:tc>
           <w:tcPr>
             <w:tcW w:type="dxa" w:w="2880"/>
+            <w:shd w:val="clear" w:color="auto" w:fill="F2F6FC"/>
           </w:tcPr>
           <w:p>
             <w:r/>
@@ -1184,6 +1311,7 @@
         <w:tc>
           <w:tcPr>
             <w:tcW w:type="dxa" w:w="2880"/>
+            <w:shd w:val="clear" w:color="auto" w:fill="F2F6FC"/>
           </w:tcPr>
           <w:p>
             <w:r/>
@@ -1198,6 +1326,7 @@
         <w:tc>
           <w:tcPr>
             <w:tcW w:type="dxa" w:w="2880"/>
+            <w:shd w:val="clear" w:color="auto" w:fill="F2F6FC"/>
           </w:tcPr>
           <w:p>
             <w:r/>
@@ -1258,6 +1387,7 @@
         <w:tc>
           <w:tcPr>
             <w:tcW w:type="dxa" w:w="2880"/>
+            <w:shd w:val="clear" w:color="auto" w:fill="F2F6FC"/>
           </w:tcPr>
           <w:p>
             <w:r/>
@@ -1272,6 +1402,7 @@
         <w:tc>
           <w:tcPr>
             <w:tcW w:type="dxa" w:w="2880"/>
+            <w:shd w:val="clear" w:color="auto" w:fill="F2F6FC"/>
           </w:tcPr>
           <w:p>
             <w:r/>
@@ -1286,6 +1417,7 @@
         <w:tc>
           <w:tcPr>
             <w:tcW w:type="dxa" w:w="2880"/>
+            <w:shd w:val="clear" w:color="auto" w:fill="F2F6FC"/>
           </w:tcPr>
           <w:p>
             <w:r/>
@@ -1305,6 +1437,10 @@
         <w:pStyle w:val="Heading2"/>
       </w:pPr>
       <w:r>
+        <w:rPr>
+          <w:rFonts w:ascii="Calibri" w:hAnsi="Calibri"/>
+          <w:color w:val="2F5496"/>
+        </w:rPr>
         <w:t>4.6 Strengths</w:t>
       </w:r>
     </w:p>
@@ -1328,6 +1464,10 @@
         <w:pStyle w:val="Heading2"/>
       </w:pPr>
       <w:r>
+        <w:rPr>
+          <w:rFonts w:ascii="Calibri" w:hAnsi="Calibri"/>
+          <w:color w:val="2F5496"/>
+        </w:rPr>
         <w:t>4.7 Limitations</w:t>
       </w:r>
     </w:p>
@@ -1356,6 +1496,10 @@
         <w:pStyle w:val="Heading2"/>
       </w:pPr>
       <w:r>
+        <w:rPr>
+          <w:rFonts w:ascii="Calibri" w:hAnsi="Calibri"/>
+          <w:color w:val="2F5496"/>
+        </w:rPr>
         <w:t>4.8 Code Reference</w:t>
       </w:r>
     </w:p>
@@ -1369,6 +1513,14 @@
         <w:tblStyle w:val="TableGrid"/>
         <w:tblW w:type="auto" w:w="0"/>
         <w:tblLook w:firstColumn="1" w:firstRow="1" w:lastColumn="0" w:lastRow="0" w:noHBand="0" w:noVBand="1" w:val="04A0"/>
+        <w:tblBorders>
+          <w:top w:val="single" w:sz="4" w:space="0" w:color="C9D4E4"/>
+          <w:left w:val="single" w:sz="4" w:space="0" w:color="C9D4E4"/>
+          <w:bottom w:val="single" w:sz="4" w:space="0" w:color="C9D4E4"/>
+          <w:right w:val="single" w:sz="4" w:space="0" w:color="C9D4E4"/>
+          <w:insideH w:val="single" w:sz="4" w:space="0" w:color="C9D4E4"/>
+          <w:insideV w:val="single" w:sz="4" w:space="0" w:color="C9D4E4"/>
+        </w:tblBorders>
       </w:tblPr>
       <w:tblGrid>
         <w:gridCol w:w="2160"/>
@@ -1380,12 +1532,14 @@
         <w:tc>
           <w:tcPr>
             <w:tcW w:type="dxa" w:w="2160"/>
+            <w:shd w:val="clear" w:color="auto" w:fill="1F3864"/>
           </w:tcPr>
           <w:p>
             <w:r/>
             <w:r>
               <w:rPr>
                 <w:b/>
+                <w:color w:val="FFFFFF"/>
                 <w:sz w:val="18"/>
               </w:rPr>
               <w:t>Step</w:t>
@@ -1395,12 +1549,14 @@
         <w:tc>
           <w:tcPr>
             <w:tcW w:type="dxa" w:w="2160"/>
+            <w:shd w:val="clear" w:color="auto" w:fill="1F3864"/>
           </w:tcPr>
           <w:p>
             <w:r/>
             <w:r>
               <w:rPr>
                 <w:b/>
+                <w:color w:val="FFFFFF"/>
                 <w:sz w:val="18"/>
               </w:rPr>
               <w:t>Function</w:t>
@@ -1410,12 +1566,14 @@
         <w:tc>
           <w:tcPr>
             <w:tcW w:type="dxa" w:w="2160"/>
+            <w:shd w:val="clear" w:color="auto" w:fill="1F3864"/>
           </w:tcPr>
           <w:p>
             <w:r/>
             <w:r>
               <w:rPr>
                 <w:b/>
+                <w:color w:val="FFFFFF"/>
                 <w:sz w:val="18"/>
               </w:rPr>
               <w:t>File</w:t>
@@ -1425,12 +1583,14 @@
         <w:tc>
           <w:tcPr>
             <w:tcW w:type="dxa" w:w="2160"/>
+            <w:shd w:val="clear" w:color="auto" w:fill="1F3864"/>
           </w:tcPr>
           <w:p>
             <w:r/>
             <w:r>
               <w:rPr>
                 <w:b/>
+                <w:color w:val="FFFFFF"/>
                 <w:sz w:val="18"/>
               </w:rPr>
               <w:t>What it does</w:t>
@@ -1500,6 +1660,7 @@
         <w:tc>
           <w:tcPr>
             <w:tcW w:type="dxa" w:w="2160"/>
+            <w:shd w:val="clear" w:color="auto" w:fill="F2F6FC"/>
           </w:tcPr>
           <w:p>
             <w:r/>
@@ -1514,6 +1675,7 @@
         <w:tc>
           <w:tcPr>
             <w:tcW w:type="dxa" w:w="2160"/>
+            <w:shd w:val="clear" w:color="auto" w:fill="F2F6FC"/>
           </w:tcPr>
           <w:p>
             <w:r/>
@@ -1528,6 +1690,7 @@
         <w:tc>
           <w:tcPr>
             <w:tcW w:type="dxa" w:w="2160"/>
+            <w:shd w:val="clear" w:color="auto" w:fill="F2F6FC"/>
           </w:tcPr>
           <w:p>
             <w:r/>
@@ -1542,6 +1705,7 @@
         <w:tc>
           <w:tcPr>
             <w:tcW w:type="dxa" w:w="2160"/>
+            <w:shd w:val="clear" w:color="auto" w:fill="F2F6FC"/>
           </w:tcPr>
           <w:p>
             <w:r/>
@@ -1616,6 +1780,7 @@
         <w:tc>
           <w:tcPr>
             <w:tcW w:type="dxa" w:w="2160"/>
+            <w:shd w:val="clear" w:color="auto" w:fill="F2F6FC"/>
           </w:tcPr>
           <w:p>
             <w:r/>
@@ -1630,6 +1795,7 @@
         <w:tc>
           <w:tcPr>
             <w:tcW w:type="dxa" w:w="2160"/>
+            <w:shd w:val="clear" w:color="auto" w:fill="F2F6FC"/>
           </w:tcPr>
           <w:p>
             <w:r/>
@@ -1644,6 +1810,7 @@
         <w:tc>
           <w:tcPr>
             <w:tcW w:type="dxa" w:w="2160"/>
+            <w:shd w:val="clear" w:color="auto" w:fill="F2F6FC"/>
           </w:tcPr>
           <w:p>
             <w:r/>
@@ -1658,6 +1825,7 @@
         <w:tc>
           <w:tcPr>
             <w:tcW w:type="dxa" w:w="2160"/>
+            <w:shd w:val="clear" w:color="auto" w:fill="F2F6FC"/>
           </w:tcPr>
           <w:p>
             <w:r/>
@@ -1732,6 +1900,7 @@
         <w:tc>
           <w:tcPr>
             <w:tcW w:type="dxa" w:w="2160"/>
+            <w:shd w:val="clear" w:color="auto" w:fill="F2F6FC"/>
           </w:tcPr>
           <w:p>
             <w:r/>
@@ -1746,6 +1915,7 @@
         <w:tc>
           <w:tcPr>
             <w:tcW w:type="dxa" w:w="2160"/>
+            <w:shd w:val="clear" w:color="auto" w:fill="F2F6FC"/>
           </w:tcPr>
           <w:p>
             <w:r/>
@@ -1760,6 +1930,7 @@
         <w:tc>
           <w:tcPr>
             <w:tcW w:type="dxa" w:w="2160"/>
+            <w:shd w:val="clear" w:color="auto" w:fill="F2F6FC"/>
           </w:tcPr>
           <w:p>
             <w:r/>
@@ -1774,6 +1945,7 @@
         <w:tc>
           <w:tcPr>
             <w:tcW w:type="dxa" w:w="2160"/>
+            <w:shd w:val="clear" w:color="auto" w:fill="F2F6FC"/>
           </w:tcPr>
           <w:p>
             <w:r/>
@@ -1793,6 +1965,10 @@
         <w:pStyle w:val="Heading1"/>
       </w:pPr>
       <w:r>
+        <w:rPr>
+          <w:rFonts w:ascii="Calibri" w:hAnsi="Calibri"/>
+          <w:color w:val="1F3864"/>
+        </w:rPr>
         <w:t>5. Method 3: Hybrid (NER + Regex)</w:t>
       </w:r>
     </w:p>
@@ -1801,6 +1977,10 @@
         <w:pStyle w:val="Heading2"/>
       </w:pPr>
       <w:r>
+        <w:rPr>
+          <w:rFonts w:ascii="Calibri" w:hAnsi="Calibri"/>
+          <w:color w:val="2F5496"/>
+        </w:rPr>
         <w:t>5.1 Overview</w:t>
       </w:r>
     </w:p>
@@ -1814,6 +1994,10 @@
         <w:pStyle w:val="Heading2"/>
       </w:pPr>
       <w:r>
+        <w:rPr>
+          <w:rFonts w:ascii="Calibri" w:hAnsi="Calibri"/>
+          <w:color w:val="2F5496"/>
+        </w:rPr>
         <w:t>5.2 Input</w:t>
       </w:r>
     </w:p>
@@ -1832,6 +2016,10 @@
         <w:pStyle w:val="Heading2"/>
       </w:pPr>
       <w:r>
+        <w:rPr>
+          <w:rFonts w:ascii="Calibri" w:hAnsi="Calibri"/>
+          <w:color w:val="2F5496"/>
+        </w:rPr>
         <w:t>5.3 Process</w:t>
       </w:r>
     </w:p>
@@ -1855,6 +2043,10 @@
         <w:pStyle w:val="Heading2"/>
       </w:pPr>
       <w:r>
+        <w:rPr>
+          <w:rFonts w:ascii="Calibri" w:hAnsi="Calibri"/>
+          <w:color w:val="2F5496"/>
+        </w:rPr>
         <w:t>5.4 Output</w:t>
       </w:r>
     </w:p>
@@ -1873,6 +2065,10 @@
         <w:pStyle w:val="Heading2"/>
       </w:pPr>
       <w:r>
+        <w:rPr>
+          <w:rFonts w:ascii="Calibri" w:hAnsi="Calibri"/>
+          <w:color w:val="2F5496"/>
+        </w:rPr>
         <w:t>5.5 Configuration</w:t>
       </w:r>
     </w:p>
@@ -1881,6 +2077,14 @@
         <w:tblStyle w:val="TableGrid"/>
         <w:tblW w:type="auto" w:w="0"/>
         <w:tblLook w:firstColumn="1" w:firstRow="1" w:lastColumn="0" w:lastRow="0" w:noHBand="0" w:noVBand="1" w:val="04A0"/>
+        <w:tblBorders>
+          <w:top w:val="single" w:sz="4" w:space="0" w:color="C9D4E4"/>
+          <w:left w:val="single" w:sz="4" w:space="0" w:color="C9D4E4"/>
+          <w:bottom w:val="single" w:sz="4" w:space="0" w:color="C9D4E4"/>
+          <w:right w:val="single" w:sz="4" w:space="0" w:color="C9D4E4"/>
+          <w:insideH w:val="single" w:sz="4" w:space="0" w:color="C9D4E4"/>
+          <w:insideV w:val="single" w:sz="4" w:space="0" w:color="C9D4E4"/>
+        </w:tblBorders>
       </w:tblPr>
       <w:tblGrid>
         <w:gridCol w:w="2880"/>
@@ -1891,12 +2095,14 @@
         <w:tc>
           <w:tcPr>
             <w:tcW w:type="dxa" w:w="2880"/>
+            <w:shd w:val="clear" w:color="auto" w:fill="1F3864"/>
           </w:tcPr>
           <w:p>
             <w:r/>
             <w:r>
               <w:rPr>
                 <w:b/>
+                <w:color w:val="FFFFFF"/>
                 <w:sz w:val="18"/>
               </w:rPr>
               <w:t>Aspect</w:t>
@@ -1906,12 +2112,14 @@
         <w:tc>
           <w:tcPr>
             <w:tcW w:type="dxa" w:w="2880"/>
+            <w:shd w:val="clear" w:color="auto" w:fill="1F3864"/>
           </w:tcPr>
           <w:p>
             <w:r/>
             <w:r>
               <w:rPr>
                 <w:b/>
+                <w:color w:val="FFFFFF"/>
                 <w:sz w:val="18"/>
               </w:rPr>
               <w:t>NER Priority</w:t>
@@ -1921,12 +2129,14 @@
         <w:tc>
           <w:tcPr>
             <w:tcW w:type="dxa" w:w="2880"/>
+            <w:shd w:val="clear" w:color="auto" w:fill="1F3864"/>
           </w:tcPr>
           <w:p>
             <w:r/>
             <w:r>
               <w:rPr>
                 <w:b/>
+                <w:color w:val="FFFFFF"/>
                 <w:sz w:val="18"/>
               </w:rPr>
               <w:t>Regex Priority</w:t>
@@ -1982,6 +2192,7 @@
         <w:tc>
           <w:tcPr>
             <w:tcW w:type="dxa" w:w="2880"/>
+            <w:shd w:val="clear" w:color="auto" w:fill="F2F6FC"/>
           </w:tcPr>
           <w:p>
             <w:r/>
@@ -1996,6 +2207,7 @@
         <w:tc>
           <w:tcPr>
             <w:tcW w:type="dxa" w:w="2880"/>
+            <w:shd w:val="clear" w:color="auto" w:fill="F2F6FC"/>
           </w:tcPr>
           <w:p>
             <w:r/>
@@ -2010,6 +2222,7 @@
         <w:tc>
           <w:tcPr>
             <w:tcW w:type="dxa" w:w="2880"/>
+            <w:shd w:val="clear" w:color="auto" w:fill="F2F6FC"/>
           </w:tcPr>
           <w:p>
             <w:r/>
@@ -2029,6 +2242,10 @@
         <w:pStyle w:val="Heading2"/>
       </w:pPr>
       <w:r>
+        <w:rPr>
+          <w:rFonts w:ascii="Calibri" w:hAnsi="Calibri"/>
+          <w:color w:val="2F5496"/>
+        </w:rPr>
         <w:t>5.6 Strengths</w:t>
       </w:r>
     </w:p>
@@ -2052,6 +2269,10 @@
         <w:pStyle w:val="Heading2"/>
       </w:pPr>
       <w:r>
+        <w:rPr>
+          <w:rFonts w:ascii="Calibri" w:hAnsi="Calibri"/>
+          <w:color w:val="2F5496"/>
+        </w:rPr>
         <w:t>5.7 Limitations</w:t>
       </w:r>
     </w:p>
@@ -2075,6 +2296,10 @@
         <w:pStyle w:val="Heading2"/>
       </w:pPr>
       <w:r>
+        <w:rPr>
+          <w:rFonts w:ascii="Calibri" w:hAnsi="Calibri"/>
+          <w:color w:val="2F5496"/>
+        </w:rPr>
         <w:t>5.8 Code Reference</w:t>
       </w:r>
     </w:p>
@@ -2088,6 +2313,14 @@
         <w:tblStyle w:val="TableGrid"/>
         <w:tblW w:type="auto" w:w="0"/>
         <w:tblLook w:firstColumn="1" w:firstRow="1" w:lastColumn="0" w:lastRow="0" w:noHBand="0" w:noVBand="1" w:val="04A0"/>
+        <w:tblBorders>
+          <w:top w:val="single" w:sz="4" w:space="0" w:color="C9D4E4"/>
+          <w:left w:val="single" w:sz="4" w:space="0" w:color="C9D4E4"/>
+          <w:bottom w:val="single" w:sz="4" w:space="0" w:color="C9D4E4"/>
+          <w:right w:val="single" w:sz="4" w:space="0" w:color="C9D4E4"/>
+          <w:insideH w:val="single" w:sz="4" w:space="0" w:color="C9D4E4"/>
+          <w:insideV w:val="single" w:sz="4" w:space="0" w:color="C9D4E4"/>
+        </w:tblBorders>
       </w:tblPr>
       <w:tblGrid>
         <w:gridCol w:w="2160"/>
@@ -2099,12 +2332,14 @@
         <w:tc>
           <w:tcPr>
             <w:tcW w:type="dxa" w:w="2160"/>
+            <w:shd w:val="clear" w:color="auto" w:fill="1F3864"/>
           </w:tcPr>
           <w:p>
             <w:r/>
             <w:r>
               <w:rPr>
                 <w:b/>
+                <w:color w:val="FFFFFF"/>
                 <w:sz w:val="18"/>
               </w:rPr>
               <w:t>Step</w:t>
@@ -2114,12 +2349,14 @@
         <w:tc>
           <w:tcPr>
             <w:tcW w:type="dxa" w:w="2160"/>
+            <w:shd w:val="clear" w:color="auto" w:fill="1F3864"/>
           </w:tcPr>
           <w:p>
             <w:r/>
             <w:r>
               <w:rPr>
                 <w:b/>
+                <w:color w:val="FFFFFF"/>
                 <w:sz w:val="18"/>
               </w:rPr>
               <w:t>Function</w:t>
@@ -2129,12 +2366,14 @@
         <w:tc>
           <w:tcPr>
             <w:tcW w:type="dxa" w:w="2160"/>
+            <w:shd w:val="clear" w:color="auto" w:fill="1F3864"/>
           </w:tcPr>
           <w:p>
             <w:r/>
             <w:r>
               <w:rPr>
                 <w:b/>
+                <w:color w:val="FFFFFF"/>
                 <w:sz w:val="18"/>
               </w:rPr>
               <w:t>File</w:t>
@@ -2144,12 +2383,14 @@
         <w:tc>
           <w:tcPr>
             <w:tcW w:type="dxa" w:w="2160"/>
+            <w:shd w:val="clear" w:color="auto" w:fill="1F3864"/>
           </w:tcPr>
           <w:p>
             <w:r/>
             <w:r>
               <w:rPr>
                 <w:b/>
+                <w:color w:val="FFFFFF"/>
                 <w:sz w:val="18"/>
               </w:rPr>
               <w:t>What it does</w:t>
@@ -2219,6 +2460,7 @@
         <w:tc>
           <w:tcPr>
             <w:tcW w:type="dxa" w:w="2160"/>
+            <w:shd w:val="clear" w:color="auto" w:fill="F2F6FC"/>
           </w:tcPr>
           <w:p>
             <w:r/>
@@ -2233,6 +2475,7 @@
         <w:tc>
           <w:tcPr>
             <w:tcW w:type="dxa" w:w="2160"/>
+            <w:shd w:val="clear" w:color="auto" w:fill="F2F6FC"/>
           </w:tcPr>
           <w:p>
             <w:r/>
@@ -2247,6 +2490,7 @@
         <w:tc>
           <w:tcPr>
             <w:tcW w:type="dxa" w:w="2160"/>
+            <w:shd w:val="clear" w:color="auto" w:fill="F2F6FC"/>
           </w:tcPr>
           <w:p>
             <w:r/>
@@ -2261,6 +2505,7 @@
         <w:tc>
           <w:tcPr>
             <w:tcW w:type="dxa" w:w="2160"/>
+            <w:shd w:val="clear" w:color="auto" w:fill="F2F6FC"/>
           </w:tcPr>
           <w:p>
             <w:r/>
@@ -2338,6 +2583,10 @@
         <w:pStyle w:val="Heading1"/>
       </w:pPr>
       <w:r>
+        <w:rPr>
+          <w:rFonts w:ascii="Calibri" w:hAnsi="Calibri"/>
+          <w:color w:val="1F3864"/>
+        </w:rPr>
         <w:t>6. Method 4: Hybrid + Post-Processing</w:t>
       </w:r>
     </w:p>
@@ -2346,6 +2595,10 @@
         <w:pStyle w:val="Heading2"/>
       </w:pPr>
       <w:r>
+        <w:rPr>
+          <w:rFonts w:ascii="Calibri" w:hAnsi="Calibri"/>
+          <w:color w:val="2F5496"/>
+        </w:rPr>
         <w:t>6.1 Overview</w:t>
       </w:r>
     </w:p>
@@ -2359,6 +2612,10 @@
         <w:pStyle w:val="Heading2"/>
       </w:pPr>
       <w:r>
+        <w:rPr>
+          <w:rFonts w:ascii="Calibri" w:hAnsi="Calibri"/>
+          <w:color w:val="2F5496"/>
+        </w:rPr>
         <w:t>6.2 Input</w:t>
       </w:r>
     </w:p>
@@ -2377,6 +2634,10 @@
         <w:pStyle w:val="Heading2"/>
       </w:pPr>
       <w:r>
+        <w:rPr>
+          <w:rFonts w:ascii="Calibri" w:hAnsi="Calibri"/>
+          <w:color w:val="2F5496"/>
+        </w:rPr>
         <w:t>6.3 Process</w:t>
       </w:r>
     </w:p>
@@ -2410,6 +2671,10 @@
         <w:pStyle w:val="Heading2"/>
       </w:pPr>
       <w:r>
+        <w:rPr>
+          <w:rFonts w:ascii="Calibri" w:hAnsi="Calibri"/>
+          <w:color w:val="2F5496"/>
+        </w:rPr>
         <w:t>6.4 Output</w:t>
       </w:r>
     </w:p>
@@ -2428,6 +2693,10 @@
         <w:pStyle w:val="Heading2"/>
       </w:pPr>
       <w:r>
+        <w:rPr>
+          <w:rFonts w:ascii="Calibri" w:hAnsi="Calibri"/>
+          <w:color w:val="2F5496"/>
+        </w:rPr>
         <w:t>6.5 Configuration</w:t>
       </w:r>
     </w:p>
@@ -2436,6 +2705,14 @@
         <w:tblStyle w:val="TableGrid"/>
         <w:tblW w:type="auto" w:w="0"/>
         <w:tblLook w:firstColumn="1" w:firstRow="1" w:lastColumn="0" w:lastRow="0" w:noHBand="0" w:noVBand="1" w:val="04A0"/>
+        <w:tblBorders>
+          <w:top w:val="single" w:sz="4" w:space="0" w:color="C9D4E4"/>
+          <w:left w:val="single" w:sz="4" w:space="0" w:color="C9D4E4"/>
+          <w:bottom w:val="single" w:sz="4" w:space="0" w:color="C9D4E4"/>
+          <w:right w:val="single" w:sz="4" w:space="0" w:color="C9D4E4"/>
+          <w:insideH w:val="single" w:sz="4" w:space="0" w:color="C9D4E4"/>
+          <w:insideV w:val="single" w:sz="4" w:space="0" w:color="C9D4E4"/>
+        </w:tblBorders>
       </w:tblPr>
       <w:tblGrid>
         <w:gridCol w:w="2160"/>
@@ -2447,12 +2724,14 @@
         <w:tc>
           <w:tcPr>
             <w:tcW w:type="dxa" w:w="2160"/>
+            <w:shd w:val="clear" w:color="auto" w:fill="1F3864"/>
           </w:tcPr>
           <w:p>
             <w:r/>
             <w:r>
               <w:rPr>
                 <w:b/>
+                <w:color w:val="FFFFFF"/>
                 <w:sz w:val="18"/>
               </w:rPr>
               <w:t>Check</w:t>
@@ -2462,12 +2741,14 @@
         <w:tc>
           <w:tcPr>
             <w:tcW w:type="dxa" w:w="2160"/>
+            <w:shd w:val="clear" w:color="auto" w:fill="1F3864"/>
           </w:tcPr>
           <w:p>
             <w:r/>
             <w:r>
               <w:rPr>
                 <w:b/>
+                <w:color w:val="FFFFFF"/>
                 <w:sz w:val="18"/>
               </w:rPr>
               <w:t>Look-behind</w:t>
@@ -2477,12 +2758,14 @@
         <w:tc>
           <w:tcPr>
             <w:tcW w:type="dxa" w:w="2160"/>
+            <w:shd w:val="clear" w:color="auto" w:fill="1F3864"/>
           </w:tcPr>
           <w:p>
             <w:r/>
             <w:r>
               <w:rPr>
                 <w:b/>
+                <w:color w:val="FFFFFF"/>
                 <w:sz w:val="18"/>
               </w:rPr>
               <w:t>Look-ahead</w:t>
@@ -2492,12 +2775,14 @@
         <w:tc>
           <w:tcPr>
             <w:tcW w:type="dxa" w:w="2160"/>
+            <w:shd w:val="clear" w:color="auto" w:fill="1F3864"/>
           </w:tcPr>
           <w:p>
             <w:r/>
             <w:r>
               <w:rPr>
                 <w:b/>
+                <w:color w:val="FFFFFF"/>
                 <w:sz w:val="18"/>
               </w:rPr>
               <w:t>Trigger</w:t>
@@ -2567,6 +2852,7 @@
         <w:tc>
           <w:tcPr>
             <w:tcW w:type="dxa" w:w="2160"/>
+            <w:shd w:val="clear" w:color="auto" w:fill="F2F6FC"/>
           </w:tcPr>
           <w:p>
             <w:r/>
@@ -2581,6 +2867,7 @@
         <w:tc>
           <w:tcPr>
             <w:tcW w:type="dxa" w:w="2160"/>
+            <w:shd w:val="clear" w:color="auto" w:fill="F2F6FC"/>
           </w:tcPr>
           <w:p>
             <w:r/>
@@ -2595,6 +2882,7 @@
         <w:tc>
           <w:tcPr>
             <w:tcW w:type="dxa" w:w="2160"/>
+            <w:shd w:val="clear" w:color="auto" w:fill="F2F6FC"/>
           </w:tcPr>
           <w:p>
             <w:r/>
@@ -2609,6 +2897,7 @@
         <w:tc>
           <w:tcPr>
             <w:tcW w:type="dxa" w:w="2160"/>
+            <w:shd w:val="clear" w:color="auto" w:fill="F2F6FC"/>
           </w:tcPr>
           <w:p>
             <w:r/>
@@ -2683,6 +2972,7 @@
         <w:tc>
           <w:tcPr>
             <w:tcW w:type="dxa" w:w="2160"/>
+            <w:shd w:val="clear" w:color="auto" w:fill="F2F6FC"/>
           </w:tcPr>
           <w:p>
             <w:r/>
@@ -2697,6 +2987,7 @@
         <w:tc>
           <w:tcPr>
             <w:tcW w:type="dxa" w:w="2160"/>
+            <w:shd w:val="clear" w:color="auto" w:fill="F2F6FC"/>
           </w:tcPr>
           <w:p>
             <w:r/>
@@ -2711,6 +3002,7 @@
         <w:tc>
           <w:tcPr>
             <w:tcW w:type="dxa" w:w="2160"/>
+            <w:shd w:val="clear" w:color="auto" w:fill="F2F6FC"/>
           </w:tcPr>
           <w:p>
             <w:r/>
@@ -2725,6 +3017,7 @@
         <w:tc>
           <w:tcPr>
             <w:tcW w:type="dxa" w:w="2160"/>
+            <w:shd w:val="clear" w:color="auto" w:fill="F2F6FC"/>
           </w:tcPr>
           <w:p>
             <w:r/>
@@ -2744,6 +3037,10 @@
         <w:pStyle w:val="Heading2"/>
       </w:pPr>
       <w:r>
+        <w:rPr>
+          <w:rFonts w:ascii="Calibri" w:hAnsi="Calibri"/>
+          <w:color w:val="2F5496"/>
+        </w:rPr>
         <w:t>6.6 Strengths</w:t>
       </w:r>
     </w:p>
@@ -2767,6 +3064,10 @@
         <w:pStyle w:val="Heading2"/>
       </w:pPr>
       <w:r>
+        <w:rPr>
+          <w:rFonts w:ascii="Calibri" w:hAnsi="Calibri"/>
+          <w:color w:val="2F5496"/>
+        </w:rPr>
         <w:t>6.7 Limitations</w:t>
       </w:r>
     </w:p>
@@ -2790,6 +3091,10 @@
         <w:pStyle w:val="Heading2"/>
       </w:pPr>
       <w:r>
+        <w:rPr>
+          <w:rFonts w:ascii="Calibri" w:hAnsi="Calibri"/>
+          <w:color w:val="2F5496"/>
+        </w:rPr>
         <w:t>6.8 Code Reference</w:t>
       </w:r>
     </w:p>
@@ -2803,6 +3108,14 @@
         <w:tblStyle w:val="TableGrid"/>
         <w:tblW w:type="auto" w:w="0"/>
         <w:tblLook w:firstColumn="1" w:firstRow="1" w:lastColumn="0" w:lastRow="0" w:noHBand="0" w:noVBand="1" w:val="04A0"/>
+        <w:tblBorders>
+          <w:top w:val="single" w:sz="4" w:space="0" w:color="C9D4E4"/>
+          <w:left w:val="single" w:sz="4" w:space="0" w:color="C9D4E4"/>
+          <w:bottom w:val="single" w:sz="4" w:space="0" w:color="C9D4E4"/>
+          <w:right w:val="single" w:sz="4" w:space="0" w:color="C9D4E4"/>
+          <w:insideH w:val="single" w:sz="4" w:space="0" w:color="C9D4E4"/>
+          <w:insideV w:val="single" w:sz="4" w:space="0" w:color="C9D4E4"/>
+        </w:tblBorders>
       </w:tblPr>
       <w:tblGrid>
         <w:gridCol w:w="2160"/>
@@ -2814,12 +3127,14 @@
         <w:tc>
           <w:tcPr>
             <w:tcW w:type="dxa" w:w="2160"/>
+            <w:shd w:val="clear" w:color="auto" w:fill="1F3864"/>
           </w:tcPr>
           <w:p>
             <w:r/>
             <w:r>
               <w:rPr>
                 <w:b/>
+                <w:color w:val="FFFFFF"/>
                 <w:sz w:val="18"/>
               </w:rPr>
               <w:t>Step</w:t>
@@ -2829,12 +3144,14 @@
         <w:tc>
           <w:tcPr>
             <w:tcW w:type="dxa" w:w="2160"/>
+            <w:shd w:val="clear" w:color="auto" w:fill="1F3864"/>
           </w:tcPr>
           <w:p>
             <w:r/>
             <w:r>
               <w:rPr>
                 <w:b/>
+                <w:color w:val="FFFFFF"/>
                 <w:sz w:val="18"/>
               </w:rPr>
               <w:t>Function</w:t>
@@ -2844,12 +3161,14 @@
         <w:tc>
           <w:tcPr>
             <w:tcW w:type="dxa" w:w="2160"/>
+            <w:shd w:val="clear" w:color="auto" w:fill="1F3864"/>
           </w:tcPr>
           <w:p>
             <w:r/>
             <w:r>
               <w:rPr>
                 <w:b/>
+                <w:color w:val="FFFFFF"/>
                 <w:sz w:val="18"/>
               </w:rPr>
               <w:t>File</w:t>
@@ -2859,12 +3178,14 @@
         <w:tc>
           <w:tcPr>
             <w:tcW w:type="dxa" w:w="2160"/>
+            <w:shd w:val="clear" w:color="auto" w:fill="1F3864"/>
           </w:tcPr>
           <w:p>
             <w:r/>
             <w:r>
               <w:rPr>
                 <w:b/>
+                <w:color w:val="FFFFFF"/>
                 <w:sz w:val="18"/>
               </w:rPr>
               <w:t>What it does</w:t>
@@ -2934,6 +3255,7 @@
         <w:tc>
           <w:tcPr>
             <w:tcW w:type="dxa" w:w="2160"/>
+            <w:shd w:val="clear" w:color="auto" w:fill="F2F6FC"/>
           </w:tcPr>
           <w:p>
             <w:r/>
@@ -2948,6 +3270,7 @@
         <w:tc>
           <w:tcPr>
             <w:tcW w:type="dxa" w:w="2160"/>
+            <w:shd w:val="clear" w:color="auto" w:fill="F2F6FC"/>
           </w:tcPr>
           <w:p>
             <w:r/>
@@ -2962,6 +3285,7 @@
         <w:tc>
           <w:tcPr>
             <w:tcW w:type="dxa" w:w="2160"/>
+            <w:shd w:val="clear" w:color="auto" w:fill="F2F6FC"/>
           </w:tcPr>
           <w:p>
             <w:r/>
@@ -2976,6 +3300,7 @@
         <w:tc>
           <w:tcPr>
             <w:tcW w:type="dxa" w:w="2160"/>
+            <w:shd w:val="clear" w:color="auto" w:fill="F2F6FC"/>
           </w:tcPr>
           <w:p>
             <w:r/>
@@ -3050,6 +3375,7 @@
         <w:tc>
           <w:tcPr>
             <w:tcW w:type="dxa" w:w="2160"/>
+            <w:shd w:val="clear" w:color="auto" w:fill="F2F6FC"/>
           </w:tcPr>
           <w:p>
             <w:r/>
@@ -3064,6 +3390,7 @@
         <w:tc>
           <w:tcPr>
             <w:tcW w:type="dxa" w:w="2160"/>
+            <w:shd w:val="clear" w:color="auto" w:fill="F2F6FC"/>
           </w:tcPr>
           <w:p>
             <w:r/>
@@ -3078,6 +3405,7 @@
         <w:tc>
           <w:tcPr>
             <w:tcW w:type="dxa" w:w="2160"/>
+            <w:shd w:val="clear" w:color="auto" w:fill="F2F6FC"/>
           </w:tcPr>
           <w:p>
             <w:r/>
@@ -3092,6 +3420,7 @@
         <w:tc>
           <w:tcPr>
             <w:tcW w:type="dxa" w:w="2160"/>
+            <w:shd w:val="clear" w:color="auto" w:fill="F2F6FC"/>
           </w:tcPr>
           <w:p>
             <w:r/>
@@ -3169,6 +3498,10 @@
         <w:pStyle w:val="Heading1"/>
       </w:pPr>
       <w:r>
+        <w:rPr>
+          <w:rFonts w:ascii="Calibri" w:hAnsi="Calibri"/>
+          <w:color w:val="1F3864"/>
+        </w:rPr>
         <w:t>7. Method 5: LLM A1 (Per-Field)</w:t>
       </w:r>
     </w:p>
@@ -3177,6 +3510,10 @@
         <w:pStyle w:val="Heading2"/>
       </w:pPr>
       <w:r>
+        <w:rPr>
+          <w:rFonts w:ascii="Calibri" w:hAnsi="Calibri"/>
+          <w:color w:val="2F5496"/>
+        </w:rPr>
         <w:t>7.1 Overview</w:t>
       </w:r>
     </w:p>
@@ -3190,6 +3527,10 @@
         <w:pStyle w:val="Heading2"/>
       </w:pPr>
       <w:r>
+        <w:rPr>
+          <w:rFonts w:ascii="Calibri" w:hAnsi="Calibri"/>
+          <w:color w:val="2F5496"/>
+        </w:rPr>
         <w:t>7.2 Input</w:t>
       </w:r>
     </w:p>
@@ -3213,6 +3554,10 @@
         <w:pStyle w:val="Heading2"/>
       </w:pPr>
       <w:r>
+        <w:rPr>
+          <w:rFonts w:ascii="Calibri" w:hAnsi="Calibri"/>
+          <w:color w:val="2F5496"/>
+        </w:rPr>
         <w:t>7.3 Process</w:t>
       </w:r>
     </w:p>
@@ -3261,6 +3606,10 @@
         <w:pStyle w:val="Heading2"/>
       </w:pPr>
       <w:r>
+        <w:rPr>
+          <w:rFonts w:ascii="Calibri" w:hAnsi="Calibri"/>
+          <w:color w:val="2F5496"/>
+        </w:rPr>
         <w:t>7.4 Prompt</w:t>
       </w:r>
     </w:p>
@@ -3274,6 +3623,10 @@
         <w:pStyle w:val="Heading3"/>
       </w:pPr>
       <w:r>
+        <w:rPr>
+          <w:rFonts w:ascii="Calibri" w:hAnsi="Calibri"/>
+          <w:color w:val="2F5496"/>
+        </w:rPr>
         <w:t>Tingkat Prompt</w:t>
       </w:r>
     </w:p>
@@ -3483,6 +3836,10 @@
         <w:pStyle w:val="Heading3"/>
       </w:pPr>
       <w:r>
+        <w:rPr>
+          <w:rFonts w:ascii="Calibri" w:hAnsi="Calibri"/>
+          <w:color w:val="2F5496"/>
+        </w:rPr>
         <w:t>Free Text Prompt (for other fields)</w:t>
       </w:r>
     </w:p>
@@ -3569,6 +3926,10 @@
         <w:pStyle w:val="Heading2"/>
       </w:pPr>
       <w:r>
+        <w:rPr>
+          <w:rFonts w:ascii="Calibri" w:hAnsi="Calibri"/>
+          <w:color w:val="2F5496"/>
+        </w:rPr>
         <w:t>7.5 Output</w:t>
       </w:r>
     </w:p>
@@ -3592,6 +3953,10 @@
         <w:pStyle w:val="Heading2"/>
       </w:pPr>
       <w:r>
+        <w:rPr>
+          <w:rFonts w:ascii="Calibri" w:hAnsi="Calibri"/>
+          <w:color w:val="2F5496"/>
+        </w:rPr>
         <w:t>7.6 Configuration</w:t>
       </w:r>
     </w:p>
@@ -3600,6 +3965,14 @@
         <w:tblStyle w:val="TableGrid"/>
         <w:tblW w:type="auto" w:w="0"/>
         <w:tblLook w:firstColumn="1" w:firstRow="1" w:lastColumn="0" w:lastRow="0" w:noHBand="0" w:noVBand="1" w:val="04A0"/>
+        <w:tblBorders>
+          <w:top w:val="single" w:sz="4" w:space="0" w:color="C9D4E4"/>
+          <w:left w:val="single" w:sz="4" w:space="0" w:color="C9D4E4"/>
+          <w:bottom w:val="single" w:sz="4" w:space="0" w:color="C9D4E4"/>
+          <w:right w:val="single" w:sz="4" w:space="0" w:color="C9D4E4"/>
+          <w:insideH w:val="single" w:sz="4" w:space="0" w:color="C9D4E4"/>
+          <w:insideV w:val="single" w:sz="4" w:space="0" w:color="C9D4E4"/>
+        </w:tblBorders>
       </w:tblPr>
       <w:tblGrid>
         <w:gridCol w:w="2880"/>
@@ -3610,12 +3983,14 @@
         <w:tc>
           <w:tcPr>
             <w:tcW w:type="dxa" w:w="2880"/>
+            <w:shd w:val="clear" w:color="auto" w:fill="1F3864"/>
           </w:tcPr>
           <w:p>
             <w:r/>
             <w:r>
               <w:rPr>
                 <w:b/>
+                <w:color w:val="FFFFFF"/>
                 <w:sz w:val="18"/>
               </w:rPr>
               <w:t>Parameter</w:t>
@@ -3625,12 +4000,14 @@
         <w:tc>
           <w:tcPr>
             <w:tcW w:type="dxa" w:w="2880"/>
+            <w:shd w:val="clear" w:color="auto" w:fill="1F3864"/>
           </w:tcPr>
           <w:p>
             <w:r/>
             <w:r>
               <w:rPr>
                 <w:b/>
+                <w:color w:val="FFFFFF"/>
                 <w:sz w:val="18"/>
               </w:rPr>
               <w:t>Value</w:t>
@@ -3640,12 +4017,14 @@
         <w:tc>
           <w:tcPr>
             <w:tcW w:type="dxa" w:w="2880"/>
+            <w:shd w:val="clear" w:color="auto" w:fill="1F3864"/>
           </w:tcPr>
           <w:p>
             <w:r/>
             <w:r>
               <w:rPr>
                 <w:b/>
+                <w:color w:val="FFFFFF"/>
                 <w:sz w:val="18"/>
               </w:rPr>
               <w:t>Description</w:t>
@@ -3701,6 +4080,7 @@
         <w:tc>
           <w:tcPr>
             <w:tcW w:type="dxa" w:w="2880"/>
+            <w:shd w:val="clear" w:color="auto" w:fill="F2F6FC"/>
           </w:tcPr>
           <w:p>
             <w:r/>
@@ -3715,6 +4095,7 @@
         <w:tc>
           <w:tcPr>
             <w:tcW w:type="dxa" w:w="2880"/>
+            <w:shd w:val="clear" w:color="auto" w:fill="F2F6FC"/>
           </w:tcPr>
           <w:p>
             <w:r/>
@@ -3729,6 +4110,7 @@
         <w:tc>
           <w:tcPr>
             <w:tcW w:type="dxa" w:w="2880"/>
+            <w:shd w:val="clear" w:color="auto" w:fill="F2F6FC"/>
           </w:tcPr>
           <w:p>
             <w:r/>
@@ -3789,6 +4171,7 @@
         <w:tc>
           <w:tcPr>
             <w:tcW w:type="dxa" w:w="2880"/>
+            <w:shd w:val="clear" w:color="auto" w:fill="F2F6FC"/>
           </w:tcPr>
           <w:p>
             <w:r/>
@@ -3803,6 +4186,7 @@
         <w:tc>
           <w:tcPr>
             <w:tcW w:type="dxa" w:w="2880"/>
+            <w:shd w:val="clear" w:color="auto" w:fill="F2F6FC"/>
           </w:tcPr>
           <w:p>
             <w:r/>
@@ -3817,6 +4201,7 @@
         <w:tc>
           <w:tcPr>
             <w:tcW w:type="dxa" w:w="2880"/>
+            <w:shd w:val="clear" w:color="auto" w:fill="F2F6FC"/>
           </w:tcPr>
           <w:p>
             <w:r/>
@@ -3877,6 +4262,7 @@
         <w:tc>
           <w:tcPr>
             <w:tcW w:type="dxa" w:w="2880"/>
+            <w:shd w:val="clear" w:color="auto" w:fill="F2F6FC"/>
           </w:tcPr>
           <w:p>
             <w:r/>
@@ -3891,6 +4277,7 @@
         <w:tc>
           <w:tcPr>
             <w:tcW w:type="dxa" w:w="2880"/>
+            <w:shd w:val="clear" w:color="auto" w:fill="F2F6FC"/>
           </w:tcPr>
           <w:p>
             <w:r/>
@@ -3905,6 +4292,7 @@
         <w:tc>
           <w:tcPr>
             <w:tcW w:type="dxa" w:w="2880"/>
+            <w:shd w:val="clear" w:color="auto" w:fill="F2F6FC"/>
           </w:tcPr>
           <w:p>
             <w:r/>
@@ -3924,6 +4312,10 @@
         <w:pStyle w:val="Heading2"/>
       </w:pPr>
       <w:r>
+        <w:rPr>
+          <w:rFonts w:ascii="Calibri" w:hAnsi="Calibri"/>
+          <w:color w:val="2F5496"/>
+        </w:rPr>
         <w:t>7.7 Strengths</w:t>
       </w:r>
     </w:p>
@@ -3947,6 +4339,10 @@
         <w:pStyle w:val="Heading2"/>
       </w:pPr>
       <w:r>
+        <w:rPr>
+          <w:rFonts w:ascii="Calibri" w:hAnsi="Calibri"/>
+          <w:color w:val="2F5496"/>
+        </w:rPr>
         <w:t>7.8 Limitations</w:t>
       </w:r>
     </w:p>
@@ -3975,6 +4371,10 @@
         <w:pStyle w:val="Heading2"/>
       </w:pPr>
       <w:r>
+        <w:rPr>
+          <w:rFonts w:ascii="Calibri" w:hAnsi="Calibri"/>
+          <w:color w:val="2F5496"/>
+        </w:rPr>
         <w:t>7.9 Code Reference</w:t>
       </w:r>
     </w:p>
@@ -3988,6 +4388,14 @@
         <w:tblStyle w:val="TableGrid"/>
         <w:tblW w:type="auto" w:w="0"/>
         <w:tblLook w:firstColumn="1" w:firstRow="1" w:lastColumn="0" w:lastRow="0" w:noHBand="0" w:noVBand="1" w:val="04A0"/>
+        <w:tblBorders>
+          <w:top w:val="single" w:sz="4" w:space="0" w:color="C9D4E4"/>
+          <w:left w:val="single" w:sz="4" w:space="0" w:color="C9D4E4"/>
+          <w:bottom w:val="single" w:sz="4" w:space="0" w:color="C9D4E4"/>
+          <w:right w:val="single" w:sz="4" w:space="0" w:color="C9D4E4"/>
+          <w:insideH w:val="single" w:sz="4" w:space="0" w:color="C9D4E4"/>
+          <w:insideV w:val="single" w:sz="4" w:space="0" w:color="C9D4E4"/>
+        </w:tblBorders>
       </w:tblPr>
       <w:tblGrid>
         <w:gridCol w:w="2160"/>
@@ -3999,12 +4407,14 @@
         <w:tc>
           <w:tcPr>
             <w:tcW w:type="dxa" w:w="2160"/>
+            <w:shd w:val="clear" w:color="auto" w:fill="1F3864"/>
           </w:tcPr>
           <w:p>
             <w:r/>
             <w:r>
               <w:rPr>
                 <w:b/>
+                <w:color w:val="FFFFFF"/>
                 <w:sz w:val="18"/>
               </w:rPr>
               <w:t>Step</w:t>
@@ -4014,12 +4424,14 @@
         <w:tc>
           <w:tcPr>
             <w:tcW w:type="dxa" w:w="2160"/>
+            <w:shd w:val="clear" w:color="auto" w:fill="1F3864"/>
           </w:tcPr>
           <w:p>
             <w:r/>
             <w:r>
               <w:rPr>
                 <w:b/>
+                <w:color w:val="FFFFFF"/>
                 <w:sz w:val="18"/>
               </w:rPr>
               <w:t>Function</w:t>
@@ -4029,12 +4441,14 @@
         <w:tc>
           <w:tcPr>
             <w:tcW w:type="dxa" w:w="2160"/>
+            <w:shd w:val="clear" w:color="auto" w:fill="1F3864"/>
           </w:tcPr>
           <w:p>
             <w:r/>
             <w:r>
               <w:rPr>
                 <w:b/>
+                <w:color w:val="FFFFFF"/>
                 <w:sz w:val="18"/>
               </w:rPr>
               <w:t>File</w:t>
@@ -4044,12 +4458,14 @@
         <w:tc>
           <w:tcPr>
             <w:tcW w:type="dxa" w:w="2160"/>
+            <w:shd w:val="clear" w:color="auto" w:fill="1F3864"/>
           </w:tcPr>
           <w:p>
             <w:r/>
             <w:r>
               <w:rPr>
                 <w:b/>
+                <w:color w:val="FFFFFF"/>
                 <w:sz w:val="18"/>
               </w:rPr>
               <w:t>What it does</w:t>
@@ -4119,6 +4535,7 @@
         <w:tc>
           <w:tcPr>
             <w:tcW w:type="dxa" w:w="2160"/>
+            <w:shd w:val="clear" w:color="auto" w:fill="F2F6FC"/>
           </w:tcPr>
           <w:p>
             <w:r/>
@@ -4133,6 +4550,7 @@
         <w:tc>
           <w:tcPr>
             <w:tcW w:type="dxa" w:w="2160"/>
+            <w:shd w:val="clear" w:color="auto" w:fill="F2F6FC"/>
           </w:tcPr>
           <w:p>
             <w:r/>
@@ -4147,6 +4565,7 @@
         <w:tc>
           <w:tcPr>
             <w:tcW w:type="dxa" w:w="2160"/>
+            <w:shd w:val="clear" w:color="auto" w:fill="F2F6FC"/>
           </w:tcPr>
           <w:p>
             <w:r/>
@@ -4161,6 +4580,7 @@
         <w:tc>
           <w:tcPr>
             <w:tcW w:type="dxa" w:w="2160"/>
+            <w:shd w:val="clear" w:color="auto" w:fill="F2F6FC"/>
           </w:tcPr>
           <w:p>
             <w:r/>
@@ -4235,6 +4655,7 @@
         <w:tc>
           <w:tcPr>
             <w:tcW w:type="dxa" w:w="2160"/>
+            <w:shd w:val="clear" w:color="auto" w:fill="F2F6FC"/>
           </w:tcPr>
           <w:p>
             <w:r/>
@@ -4249,6 +4670,7 @@
         <w:tc>
           <w:tcPr>
             <w:tcW w:type="dxa" w:w="2160"/>
+            <w:shd w:val="clear" w:color="auto" w:fill="F2F6FC"/>
           </w:tcPr>
           <w:p>
             <w:r/>
@@ -4263,6 +4685,7 @@
         <w:tc>
           <w:tcPr>
             <w:tcW w:type="dxa" w:w="2160"/>
+            <w:shd w:val="clear" w:color="auto" w:fill="F2F6FC"/>
           </w:tcPr>
           <w:p>
             <w:r/>
@@ -4277,6 +4700,7 @@
         <w:tc>
           <w:tcPr>
             <w:tcW w:type="dxa" w:w="2160"/>
+            <w:shd w:val="clear" w:color="auto" w:fill="F2F6FC"/>
           </w:tcPr>
           <w:p>
             <w:r/>
@@ -4351,6 +4775,7 @@
         <w:tc>
           <w:tcPr>
             <w:tcW w:type="dxa" w:w="2160"/>
+            <w:shd w:val="clear" w:color="auto" w:fill="F2F6FC"/>
           </w:tcPr>
           <w:p>
             <w:r/>
@@ -4365,6 +4790,7 @@
         <w:tc>
           <w:tcPr>
             <w:tcW w:type="dxa" w:w="2160"/>
+            <w:shd w:val="clear" w:color="auto" w:fill="F2F6FC"/>
           </w:tcPr>
           <w:p>
             <w:r/>
@@ -4379,6 +4805,7 @@
         <w:tc>
           <w:tcPr>
             <w:tcW w:type="dxa" w:w="2160"/>
+            <w:shd w:val="clear" w:color="auto" w:fill="F2F6FC"/>
           </w:tcPr>
           <w:p>
             <w:r/>
@@ -4393,6 +4820,7 @@
         <w:tc>
           <w:tcPr>
             <w:tcW w:type="dxa" w:w="2160"/>
+            <w:shd w:val="clear" w:color="auto" w:fill="F2F6FC"/>
           </w:tcPr>
           <w:p>
             <w:r/>
@@ -4412,6 +4840,10 @@
         <w:pStyle w:val="Heading1"/>
       </w:pPr>
       <w:r>
+        <w:rPr>
+          <w:rFonts w:ascii="Calibri" w:hAnsi="Calibri"/>
+          <w:color w:val="1F3864"/>
+        </w:rPr>
         <w:t>8. Method 6: LLM v3 (Tingkat Only)</w:t>
       </w:r>
     </w:p>
@@ -4420,6 +4852,10 @@
         <w:pStyle w:val="Heading2"/>
       </w:pPr>
       <w:r>
+        <w:rPr>
+          <w:rFonts w:ascii="Calibri" w:hAnsi="Calibri"/>
+          <w:color w:val="2F5496"/>
+        </w:rPr>
         <w:t>8.1 Overview</w:t>
       </w:r>
     </w:p>
@@ -4433,6 +4869,10 @@
         <w:pStyle w:val="Heading2"/>
       </w:pPr>
       <w:r>
+        <w:rPr>
+          <w:rFonts w:ascii="Calibri" w:hAnsi="Calibri"/>
+          <w:color w:val="2F5496"/>
+        </w:rPr>
         <w:t>8.2 Input</w:t>
       </w:r>
     </w:p>
@@ -4456,6 +4896,10 @@
         <w:pStyle w:val="Heading2"/>
       </w:pPr>
       <w:r>
+        <w:rPr>
+          <w:rFonts w:ascii="Calibri" w:hAnsi="Calibri"/>
+          <w:color w:val="2F5496"/>
+        </w:rPr>
         <w:t>8.3 Process</w:t>
       </w:r>
     </w:p>
@@ -4499,6 +4943,10 @@
         <w:pStyle w:val="Heading2"/>
       </w:pPr>
       <w:r>
+        <w:rPr>
+          <w:rFonts w:ascii="Calibri" w:hAnsi="Calibri"/>
+          <w:color w:val="2F5496"/>
+        </w:rPr>
         <w:t>8.4 Prompt</w:t>
       </w:r>
     </w:p>
@@ -4512,6 +4960,10 @@
         <w:pStyle w:val="Heading3"/>
       </w:pPr>
       <w:r>
+        <w:rPr>
+          <w:rFonts w:ascii="Calibri" w:hAnsi="Calibri"/>
+          <w:color w:val="2F5496"/>
+        </w:rPr>
         <w:t>Variant A: Context-Only Prompt</w:t>
       </w:r>
     </w:p>
@@ -4722,6 +5174,10 @@
         <w:pStyle w:val="Heading3"/>
       </w:pPr>
       <w:r>
+        <w:rPr>
+          <w:rFonts w:ascii="Calibri" w:hAnsi="Calibri"/>
+          <w:color w:val="2F5496"/>
+        </w:rPr>
         <w:t>Variant B: Minimized-Text Prompt</w:t>
       </w:r>
     </w:p>
@@ -4942,6 +5398,10 @@
         <w:pStyle w:val="Heading2"/>
       </w:pPr>
       <w:r>
+        <w:rPr>
+          <w:rFonts w:ascii="Calibri" w:hAnsi="Calibri"/>
+          <w:color w:val="2F5496"/>
+        </w:rPr>
         <w:t>8.5 Output</w:t>
       </w:r>
     </w:p>
@@ -4970,6 +5430,10 @@
         <w:pStyle w:val="Heading2"/>
       </w:pPr>
       <w:r>
+        <w:rPr>
+          <w:rFonts w:ascii="Calibri" w:hAnsi="Calibri"/>
+          <w:color w:val="2F5496"/>
+        </w:rPr>
         <w:t>8.6 Configuration</w:t>
       </w:r>
     </w:p>
@@ -4978,6 +5442,14 @@
         <w:tblStyle w:val="TableGrid"/>
         <w:tblW w:type="auto" w:w="0"/>
         <w:tblLook w:firstColumn="1" w:firstRow="1" w:lastColumn="0" w:lastRow="0" w:noHBand="0" w:noVBand="1" w:val="04A0"/>
+        <w:tblBorders>
+          <w:top w:val="single" w:sz="4" w:space="0" w:color="C9D4E4"/>
+          <w:left w:val="single" w:sz="4" w:space="0" w:color="C9D4E4"/>
+          <w:bottom w:val="single" w:sz="4" w:space="0" w:color="C9D4E4"/>
+          <w:right w:val="single" w:sz="4" w:space="0" w:color="C9D4E4"/>
+          <w:insideH w:val="single" w:sz="4" w:space="0" w:color="C9D4E4"/>
+          <w:insideV w:val="single" w:sz="4" w:space="0" w:color="C9D4E4"/>
+        </w:tblBorders>
       </w:tblPr>
       <w:tblGrid>
         <w:gridCol w:w="2880"/>
@@ -4988,12 +5460,14 @@
         <w:tc>
           <w:tcPr>
             <w:tcW w:type="dxa" w:w="2880"/>
+            <w:shd w:val="clear" w:color="auto" w:fill="1F3864"/>
           </w:tcPr>
           <w:p>
             <w:r/>
             <w:r>
               <w:rPr>
                 <w:b/>
+                <w:color w:val="FFFFFF"/>
                 <w:sz w:val="18"/>
               </w:rPr>
               <w:t>Aspect</w:t>
@@ -5003,12 +5477,14 @@
         <w:tc>
           <w:tcPr>
             <w:tcW w:type="dxa" w:w="2880"/>
+            <w:shd w:val="clear" w:color="auto" w:fill="1F3864"/>
           </w:tcPr>
           <w:p>
             <w:r/>
             <w:r>
               <w:rPr>
                 <w:b/>
+                <w:color w:val="FFFFFF"/>
                 <w:sz w:val="18"/>
               </w:rPr>
               <w:t>Variant A</w:t>
@@ -5018,12 +5494,14 @@
         <w:tc>
           <w:tcPr>
             <w:tcW w:type="dxa" w:w="2880"/>
+            <w:shd w:val="clear" w:color="auto" w:fill="1F3864"/>
           </w:tcPr>
           <w:p>
             <w:r/>
             <w:r>
               <w:rPr>
                 <w:b/>
+                <w:color w:val="FFFFFF"/>
                 <w:sz w:val="18"/>
               </w:rPr>
               <w:t>Variant B</w:t>
@@ -5079,6 +5557,7 @@
         <w:tc>
           <w:tcPr>
             <w:tcW w:type="dxa" w:w="2880"/>
+            <w:shd w:val="clear" w:color="auto" w:fill="F2F6FC"/>
           </w:tcPr>
           <w:p>
             <w:r/>
@@ -5093,6 +5572,7 @@
         <w:tc>
           <w:tcPr>
             <w:tcW w:type="dxa" w:w="2880"/>
+            <w:shd w:val="clear" w:color="auto" w:fill="F2F6FC"/>
           </w:tcPr>
           <w:p>
             <w:r/>
@@ -5107,6 +5587,7 @@
         <w:tc>
           <w:tcPr>
             <w:tcW w:type="dxa" w:w="2880"/>
+            <w:shd w:val="clear" w:color="auto" w:fill="F2F6FC"/>
           </w:tcPr>
           <w:p>
             <w:r/>
@@ -5167,6 +5648,7 @@
         <w:tc>
           <w:tcPr>
             <w:tcW w:type="dxa" w:w="2880"/>
+            <w:shd w:val="clear" w:color="auto" w:fill="F2F6FC"/>
           </w:tcPr>
           <w:p>
             <w:r/>
@@ -5181,6 +5663,7 @@
         <w:tc>
           <w:tcPr>
             <w:tcW w:type="dxa" w:w="2880"/>
+            <w:shd w:val="clear" w:color="auto" w:fill="F2F6FC"/>
           </w:tcPr>
           <w:p>
             <w:r/>
@@ -5195,6 +5678,7 @@
         <w:tc>
           <w:tcPr>
             <w:tcW w:type="dxa" w:w="2880"/>
+            <w:shd w:val="clear" w:color="auto" w:fill="F2F6FC"/>
           </w:tcPr>
           <w:p>
             <w:r/>
@@ -5258,6 +5742,10 @@
         <w:pStyle w:val="Heading2"/>
       </w:pPr>
       <w:r>
+        <w:rPr>
+          <w:rFonts w:ascii="Calibri" w:hAnsi="Calibri"/>
+          <w:color w:val="2F5496"/>
+        </w:rPr>
         <w:t>8.7 Strengths</w:t>
       </w:r>
     </w:p>
@@ -5286,6 +5774,10 @@
         <w:pStyle w:val="Heading2"/>
       </w:pPr>
       <w:r>
+        <w:rPr>
+          <w:rFonts w:ascii="Calibri" w:hAnsi="Calibri"/>
+          <w:color w:val="2F5496"/>
+        </w:rPr>
         <w:t>8.8 Limitations</w:t>
       </w:r>
     </w:p>
@@ -5319,6 +5811,10 @@
         <w:pStyle w:val="Heading2"/>
       </w:pPr>
       <w:r>
+        <w:rPr>
+          <w:rFonts w:ascii="Calibri" w:hAnsi="Calibri"/>
+          <w:color w:val="2F5496"/>
+        </w:rPr>
         <w:t>8.9 Code Reference</w:t>
       </w:r>
     </w:p>
@@ -5332,6 +5828,14 @@
         <w:tblStyle w:val="TableGrid"/>
         <w:tblW w:type="auto" w:w="0"/>
         <w:tblLook w:firstColumn="1" w:firstRow="1" w:lastColumn="0" w:lastRow="0" w:noHBand="0" w:noVBand="1" w:val="04A0"/>
+        <w:tblBorders>
+          <w:top w:val="single" w:sz="4" w:space="0" w:color="C9D4E4"/>
+          <w:left w:val="single" w:sz="4" w:space="0" w:color="C9D4E4"/>
+          <w:bottom w:val="single" w:sz="4" w:space="0" w:color="C9D4E4"/>
+          <w:right w:val="single" w:sz="4" w:space="0" w:color="C9D4E4"/>
+          <w:insideH w:val="single" w:sz="4" w:space="0" w:color="C9D4E4"/>
+          <w:insideV w:val="single" w:sz="4" w:space="0" w:color="C9D4E4"/>
+        </w:tblBorders>
       </w:tblPr>
       <w:tblGrid>
         <w:gridCol w:w="2160"/>
@@ -5343,12 +5847,14 @@
         <w:tc>
           <w:tcPr>
             <w:tcW w:type="dxa" w:w="2160"/>
+            <w:shd w:val="clear" w:color="auto" w:fill="1F3864"/>
           </w:tcPr>
           <w:p>
             <w:r/>
             <w:r>
               <w:rPr>
                 <w:b/>
+                <w:color w:val="FFFFFF"/>
                 <w:sz w:val="18"/>
               </w:rPr>
               <w:t>Step</w:t>
@@ -5358,12 +5864,14 @@
         <w:tc>
           <w:tcPr>
             <w:tcW w:type="dxa" w:w="2160"/>
+            <w:shd w:val="clear" w:color="auto" w:fill="1F3864"/>
           </w:tcPr>
           <w:p>
             <w:r/>
             <w:r>
               <w:rPr>
                 <w:b/>
+                <w:color w:val="FFFFFF"/>
                 <w:sz w:val="18"/>
               </w:rPr>
               <w:t>Function</w:t>
@@ -5373,12 +5881,14 @@
         <w:tc>
           <w:tcPr>
             <w:tcW w:type="dxa" w:w="2160"/>
+            <w:shd w:val="clear" w:color="auto" w:fill="1F3864"/>
           </w:tcPr>
           <w:p>
             <w:r/>
             <w:r>
               <w:rPr>
                 <w:b/>
+                <w:color w:val="FFFFFF"/>
                 <w:sz w:val="18"/>
               </w:rPr>
               <w:t>File</w:t>
@@ -5388,12 +5898,14 @@
         <w:tc>
           <w:tcPr>
             <w:tcW w:type="dxa" w:w="2160"/>
+            <w:shd w:val="clear" w:color="auto" w:fill="1F3864"/>
           </w:tcPr>
           <w:p>
             <w:r/>
             <w:r>
               <w:rPr>
                 <w:b/>
+                <w:color w:val="FFFFFF"/>
                 <w:sz w:val="18"/>
               </w:rPr>
               <w:t>What it does</w:t>
@@ -5463,6 +5975,7 @@
         <w:tc>
           <w:tcPr>
             <w:tcW w:type="dxa" w:w="2160"/>
+            <w:shd w:val="clear" w:color="auto" w:fill="F2F6FC"/>
           </w:tcPr>
           <w:p>
             <w:r/>
@@ -5477,6 +5990,7 @@
         <w:tc>
           <w:tcPr>
             <w:tcW w:type="dxa" w:w="2160"/>
+            <w:shd w:val="clear" w:color="auto" w:fill="F2F6FC"/>
           </w:tcPr>
           <w:p>
             <w:r/>
@@ -5491,6 +6005,7 @@
         <w:tc>
           <w:tcPr>
             <w:tcW w:type="dxa" w:w="2160"/>
+            <w:shd w:val="clear" w:color="auto" w:fill="F2F6FC"/>
           </w:tcPr>
           <w:p>
             <w:r/>
@@ -5505,6 +6020,7 @@
         <w:tc>
           <w:tcPr>
             <w:tcW w:type="dxa" w:w="2160"/>
+            <w:shd w:val="clear" w:color="auto" w:fill="F2F6FC"/>
           </w:tcPr>
           <w:p>
             <w:r/>
@@ -5579,6 +6095,7 @@
         <w:tc>
           <w:tcPr>
             <w:tcW w:type="dxa" w:w="2160"/>
+            <w:shd w:val="clear" w:color="auto" w:fill="F2F6FC"/>
           </w:tcPr>
           <w:p>
             <w:r/>
@@ -5593,6 +6110,7 @@
         <w:tc>
           <w:tcPr>
             <w:tcW w:type="dxa" w:w="2160"/>
+            <w:shd w:val="clear" w:color="auto" w:fill="F2F6FC"/>
           </w:tcPr>
           <w:p>
             <w:r/>
@@ -5607,6 +6125,7 @@
         <w:tc>
           <w:tcPr>
             <w:tcW w:type="dxa" w:w="2160"/>
+            <w:shd w:val="clear" w:color="auto" w:fill="F2F6FC"/>
           </w:tcPr>
           <w:p>
             <w:r/>
@@ -5621,6 +6140,7 @@
         <w:tc>
           <w:tcPr>
             <w:tcW w:type="dxa" w:w="2160"/>
+            <w:shd w:val="clear" w:color="auto" w:fill="F2F6FC"/>
           </w:tcPr>
           <w:p>
             <w:r/>
@@ -5695,6 +6215,7 @@
         <w:tc>
           <w:tcPr>
             <w:tcW w:type="dxa" w:w="2160"/>
+            <w:shd w:val="clear" w:color="auto" w:fill="F2F6FC"/>
           </w:tcPr>
           <w:p>
             <w:r/>
@@ -5709,6 +6230,7 @@
         <w:tc>
           <w:tcPr>
             <w:tcW w:type="dxa" w:w="2160"/>
+            <w:shd w:val="clear" w:color="auto" w:fill="F2F6FC"/>
           </w:tcPr>
           <w:p>
             <w:r/>
@@ -5723,6 +6245,7 @@
         <w:tc>
           <w:tcPr>
             <w:tcW w:type="dxa" w:w="2160"/>
+            <w:shd w:val="clear" w:color="auto" w:fill="F2F6FC"/>
           </w:tcPr>
           <w:p>
             <w:r/>
@@ -5737,6 +6260,7 @@
         <w:tc>
           <w:tcPr>
             <w:tcW w:type="dxa" w:w="2160"/>
+            <w:shd w:val="clear" w:color="auto" w:fill="F2F6FC"/>
           </w:tcPr>
           <w:p>
             <w:r/>
@@ -5756,6 +6280,10 @@
         <w:pStyle w:val="Heading1"/>
       </w:pPr>
       <w:r>
+        <w:rPr>
+          <w:rFonts w:ascii="Calibri" w:hAnsi="Calibri"/>
+          <w:color w:val="1F3864"/>
+        </w:rPr>
         <w:t>9. Method 7: Cost-Aware Hybrid Extraction (Handoff v7)</w:t>
       </w:r>
     </w:p>
@@ -5764,6 +6292,10 @@
         <w:pStyle w:val="Heading2"/>
       </w:pPr>
       <w:r>
+        <w:rPr>
+          <w:rFonts w:ascii="Calibri" w:hAnsi="Calibri"/>
+          <w:color w:val="2F5496"/>
+        </w:rPr>
         <w:t>Overview</w:t>
       </w:r>
     </w:p>
@@ -5777,6 +6309,10 @@
         <w:pStyle w:val="Heading2"/>
       </w:pPr>
       <w:r>
+        <w:rPr>
+          <w:rFonts w:ascii="Calibri" w:hAnsi="Calibri"/>
+          <w:color w:val="2F5496"/>
+        </w:rPr>
         <w:t>Input</w:t>
       </w:r>
     </w:p>
@@ -5790,6 +6326,10 @@
         <w:pStyle w:val="Heading2"/>
       </w:pPr>
       <w:r>
+        <w:rPr>
+          <w:rFonts w:ascii="Calibri" w:hAnsi="Calibri"/>
+          <w:color w:val="2F5496"/>
+        </w:rPr>
         <w:t>Process</w:t>
       </w:r>
     </w:p>
@@ -5830,6 +6370,10 @@
         <w:pStyle w:val="Heading2"/>
       </w:pPr>
       <w:r>
+        <w:rPr>
+          <w:rFonts w:ascii="Calibri" w:hAnsi="Calibri"/>
+          <w:color w:val="2F5496"/>
+        </w:rPr>
         <w:t>Configuration</w:t>
       </w:r>
     </w:p>
@@ -5838,6 +6382,14 @@
         <w:tblStyle w:val="TableGrid"/>
         <w:tblW w:type="auto" w:w="0"/>
         <w:tblLook w:firstColumn="1" w:firstRow="1" w:lastColumn="0" w:lastRow="0" w:noHBand="0" w:noVBand="1" w:val="04A0"/>
+        <w:tblBorders>
+          <w:top w:val="single" w:sz="4" w:space="0" w:color="C9D4E4"/>
+          <w:left w:val="single" w:sz="4" w:space="0" w:color="C9D4E4"/>
+          <w:bottom w:val="single" w:sz="4" w:space="0" w:color="C9D4E4"/>
+          <w:right w:val="single" w:sz="4" w:space="0" w:color="C9D4E4"/>
+          <w:insideH w:val="single" w:sz="4" w:space="0" w:color="C9D4E4"/>
+          <w:insideV w:val="single" w:sz="4" w:space="0" w:color="C9D4E4"/>
+        </w:tblBorders>
       </w:tblPr>
       <w:tblGrid>
         <w:gridCol w:w="4320"/>
@@ -5847,12 +6399,14 @@
         <w:tc>
           <w:tcPr>
             <w:tcW w:type="dxa" w:w="4320"/>
+            <w:shd w:val="clear" w:color="auto" w:fill="1F3864"/>
           </w:tcPr>
           <w:p>
             <w:r/>
             <w:r>
               <w:rPr>
                 <w:b/>
+                <w:color w:val="FFFFFF"/>
                 <w:sz w:val="18"/>
               </w:rPr>
               <w:t>Key</w:t>
@@ -5862,12 +6416,14 @@
         <w:tc>
           <w:tcPr>
             <w:tcW w:type="dxa" w:w="4320"/>
+            <w:shd w:val="clear" w:color="auto" w:fill="1F3864"/>
           </w:tcPr>
           <w:p>
             <w:r/>
             <w:r>
               <w:rPr>
                 <w:b/>
+                <w:color w:val="FFFFFF"/>
                 <w:sz w:val="18"/>
               </w:rPr>
               <w:t>Value</w:t>
@@ -5909,6 +6465,7 @@
         <w:tc>
           <w:tcPr>
             <w:tcW w:type="dxa" w:w="4320"/>
+            <w:shd w:val="clear" w:color="auto" w:fill="F2F6FC"/>
           </w:tcPr>
           <w:p>
             <w:r/>
@@ -5923,6 +6480,7 @@
         <w:tc>
           <w:tcPr>
             <w:tcW w:type="dxa" w:w="4320"/>
+            <w:shd w:val="clear" w:color="auto" w:fill="F2F6FC"/>
           </w:tcPr>
           <w:p>
             <w:r/>
@@ -5969,6 +6527,7 @@
         <w:tc>
           <w:tcPr>
             <w:tcW w:type="dxa" w:w="4320"/>
+            <w:shd w:val="clear" w:color="auto" w:fill="F2F6FC"/>
           </w:tcPr>
           <w:p>
             <w:r/>
@@ -5983,6 +6542,7 @@
         <w:tc>
           <w:tcPr>
             <w:tcW w:type="dxa" w:w="4320"/>
+            <w:shd w:val="clear" w:color="auto" w:fill="F2F6FC"/>
           </w:tcPr>
           <w:p>
             <w:r/>
@@ -6002,6 +6562,10 @@
         <w:pStyle w:val="Heading2"/>
       </w:pPr>
       <w:r>
+        <w:rPr>
+          <w:rFonts w:ascii="Calibri" w:hAnsi="Calibri"/>
+          <w:color w:val="2F5496"/>
+        </w:rPr>
         <w:t>Results (v7 P4 e_hybrid)</w:t>
       </w:r>
     </w:p>
@@ -6010,6 +6574,14 @@
         <w:tblStyle w:val="TableGrid"/>
         <w:tblW w:type="auto" w:w="0"/>
         <w:tblLook w:firstColumn="1" w:firstRow="1" w:lastColumn="0" w:lastRow="0" w:noHBand="0" w:noVBand="1" w:val="04A0"/>
+        <w:tblBorders>
+          <w:top w:val="single" w:sz="4" w:space="0" w:color="C9D4E4"/>
+          <w:left w:val="single" w:sz="4" w:space="0" w:color="C9D4E4"/>
+          <w:bottom w:val="single" w:sz="4" w:space="0" w:color="C9D4E4"/>
+          <w:right w:val="single" w:sz="4" w:space="0" w:color="C9D4E4"/>
+          <w:insideH w:val="single" w:sz="4" w:space="0" w:color="C9D4E4"/>
+          <w:insideV w:val="single" w:sz="4" w:space="0" w:color="C9D4E4"/>
+        </w:tblBorders>
       </w:tblPr>
       <w:tblGrid>
         <w:gridCol w:w="4320"/>
@@ -6019,12 +6591,14 @@
         <w:tc>
           <w:tcPr>
             <w:tcW w:type="dxa" w:w="4320"/>
+            <w:shd w:val="clear" w:color="auto" w:fill="1F3864"/>
           </w:tcPr>
           <w:p>
             <w:r/>
             <w:r>
               <w:rPr>
                 <w:b/>
+                <w:color w:val="FFFFFF"/>
                 <w:sz w:val="18"/>
               </w:rPr>
               <w:t>Metric</w:t>
@@ -6034,12 +6608,14 @@
         <w:tc>
           <w:tcPr>
             <w:tcW w:type="dxa" w:w="4320"/>
+            <w:shd w:val="clear" w:color="auto" w:fill="1F3864"/>
           </w:tcPr>
           <w:p>
             <w:r/>
             <w:r>
               <w:rPr>
                 <w:b/>
+                <w:color w:val="FFFFFF"/>
                 <w:sz w:val="18"/>
               </w:rPr>
               <w:t>Value</w:t>
@@ -6081,6 +6657,7 @@
         <w:tc>
           <w:tcPr>
             <w:tcW w:type="dxa" w:w="4320"/>
+            <w:shd w:val="clear" w:color="auto" w:fill="F2F6FC"/>
           </w:tcPr>
           <w:p>
             <w:r/>
@@ -6095,6 +6672,7 @@
         <w:tc>
           <w:tcPr>
             <w:tcW w:type="dxa" w:w="4320"/>
+            <w:shd w:val="clear" w:color="auto" w:fill="F2F6FC"/>
           </w:tcPr>
           <w:p>
             <w:r/>
@@ -6141,6 +6719,7 @@
         <w:tc>
           <w:tcPr>
             <w:tcW w:type="dxa" w:w="4320"/>
+            <w:shd w:val="clear" w:color="auto" w:fill="F2F6FC"/>
           </w:tcPr>
           <w:p>
             <w:r/>
@@ -6155,6 +6734,7 @@
         <w:tc>
           <w:tcPr>
             <w:tcW w:type="dxa" w:w="4320"/>
+            <w:shd w:val="clear" w:color="auto" w:fill="F2F6FC"/>
           </w:tcPr>
           <w:p>
             <w:r/>
@@ -6204,6 +6784,10 @@
         <w:pStyle w:val="Heading2"/>
       </w:pPr>
       <w:r>
+        <w:rPr>
+          <w:rFonts w:ascii="Calibri" w:hAnsi="Calibri"/>
+          <w:color w:val="2F5496"/>
+        </w:rPr>
         <w:t>Strengths</w:t>
       </w:r>
     </w:p>
@@ -6228,6 +6812,10 @@
         <w:pStyle w:val="Heading2"/>
       </w:pPr>
       <w:r>
+        <w:rPr>
+          <w:rFonts w:ascii="Calibri" w:hAnsi="Calibri"/>
+          <w:color w:val="2F5496"/>
+        </w:rPr>
         <w:t>Limitations</w:t>
       </w:r>
     </w:p>
@@ -6260,6 +6848,10 @@
         <w:pStyle w:val="Heading2"/>
       </w:pPr>
       <w:r>
+        <w:rPr>
+          <w:rFonts w:ascii="Calibri" w:hAnsi="Calibri"/>
+          <w:color w:val="2F5496"/>
+        </w:rPr>
         <w:t>Code Reference</w:t>
       </w:r>
     </w:p>
@@ -6284,6 +6876,10 @@
         <w:pStyle w:val="Heading1"/>
       </w:pPr>
       <w:r>
+        <w:rPr>
+          <w:rFonts w:ascii="Calibri" w:hAnsi="Calibri"/>
+          <w:color w:val="1F3864"/>
+        </w:rPr>
         <w:t>10. Method 8: v8 Router Fix + LLM Bias + Layout (Handoff v8)</w:t>
       </w:r>
     </w:p>
@@ -6292,6 +6888,10 @@
         <w:pStyle w:val="Heading2"/>
       </w:pPr>
       <w:r>
+        <w:rPr>
+          <w:rFonts w:ascii="Calibri" w:hAnsi="Calibri"/>
+          <w:color w:val="2F5496"/>
+        </w:rPr>
         <w:t>Overview</w:t>
       </w:r>
     </w:p>
@@ -6305,6 +6905,10 @@
         <w:pStyle w:val="Heading2"/>
       </w:pPr>
       <w:r>
+        <w:rPr>
+          <w:rFonts w:ascii="Calibri" w:hAnsi="Calibri"/>
+          <w:color w:val="2F5496"/>
+        </w:rPr>
         <w:t>Input</w:t>
       </w:r>
     </w:p>
@@ -6318,6 +6922,10 @@
         <w:pStyle w:val="Heading2"/>
       </w:pPr>
       <w:r>
+        <w:rPr>
+          <w:rFonts w:ascii="Calibri" w:hAnsi="Calibri"/>
+          <w:color w:val="2F5496"/>
+        </w:rPr>
         <w:t>Process</w:t>
       </w:r>
     </w:p>
@@ -6366,6 +6974,10 @@
         <w:pStyle w:val="Heading2"/>
       </w:pPr>
       <w:r>
+        <w:rPr>
+          <w:rFonts w:ascii="Calibri" w:hAnsi="Calibri"/>
+          <w:color w:val="2F5496"/>
+        </w:rPr>
         <w:t>Configuration</w:t>
       </w:r>
     </w:p>
@@ -6374,6 +6986,14 @@
         <w:tblStyle w:val="TableGrid"/>
         <w:tblW w:type="auto" w:w="0"/>
         <w:tblLook w:firstColumn="1" w:firstRow="1" w:lastColumn="0" w:lastRow="0" w:noHBand="0" w:noVBand="1" w:val="04A0"/>
+        <w:tblBorders>
+          <w:top w:val="single" w:sz="4" w:space="0" w:color="C9D4E4"/>
+          <w:left w:val="single" w:sz="4" w:space="0" w:color="C9D4E4"/>
+          <w:bottom w:val="single" w:sz="4" w:space="0" w:color="C9D4E4"/>
+          <w:right w:val="single" w:sz="4" w:space="0" w:color="C9D4E4"/>
+          <w:insideH w:val="single" w:sz="4" w:space="0" w:color="C9D4E4"/>
+          <w:insideV w:val="single" w:sz="4" w:space="0" w:color="C9D4E4"/>
+        </w:tblBorders>
       </w:tblPr>
       <w:tblGrid>
         <w:gridCol w:w="4320"/>
@@ -6383,12 +7003,14 @@
         <w:tc>
           <w:tcPr>
             <w:tcW w:type="dxa" w:w="4320"/>
+            <w:shd w:val="clear" w:color="auto" w:fill="1F3864"/>
           </w:tcPr>
           <w:p>
             <w:r/>
             <w:r>
               <w:rPr>
                 <w:b/>
+                <w:color w:val="FFFFFF"/>
                 <w:sz w:val="18"/>
               </w:rPr>
               <w:t>Key</w:t>
@@ -6398,12 +7020,14 @@
         <w:tc>
           <w:tcPr>
             <w:tcW w:type="dxa" w:w="4320"/>
+            <w:shd w:val="clear" w:color="auto" w:fill="1F3864"/>
           </w:tcPr>
           <w:p>
             <w:r/>
             <w:r>
               <w:rPr>
                 <w:b/>
+                <w:color w:val="FFFFFF"/>
                 <w:sz w:val="18"/>
               </w:rPr>
               <w:t>Value</w:t>
@@ -6445,6 +7069,7 @@
         <w:tc>
           <w:tcPr>
             <w:tcW w:type="dxa" w:w="4320"/>
+            <w:shd w:val="clear" w:color="auto" w:fill="F2F6FC"/>
           </w:tcPr>
           <w:p>
             <w:r/>
@@ -6459,6 +7084,7 @@
         <w:tc>
           <w:tcPr>
             <w:tcW w:type="dxa" w:w="4320"/>
+            <w:shd w:val="clear" w:color="auto" w:fill="F2F6FC"/>
           </w:tcPr>
           <w:p>
             <w:r/>
@@ -6505,6 +7131,7 @@
         <w:tc>
           <w:tcPr>
             <w:tcW w:type="dxa" w:w="4320"/>
+            <w:shd w:val="clear" w:color="auto" w:fill="F2F6FC"/>
           </w:tcPr>
           <w:p>
             <w:r/>
@@ -6519,6 +7146,7 @@
         <w:tc>
           <w:tcPr>
             <w:tcW w:type="dxa" w:w="4320"/>
+            <w:shd w:val="clear" w:color="auto" w:fill="F2F6FC"/>
           </w:tcPr>
           <w:p>
             <w:r/>
@@ -6538,6 +7166,10 @@
         <w:pStyle w:val="Heading2"/>
       </w:pPr>
       <w:r>
+        <w:rPr>
+          <w:rFonts w:ascii="Calibri" w:hAnsi="Calibri"/>
+          <w:color w:val="2F5496"/>
+        </w:rPr>
         <w:t>Results</w:t>
       </w:r>
     </w:p>
@@ -6546,6 +7178,14 @@
         <w:tblStyle w:val="TableGrid"/>
         <w:tblW w:type="auto" w:w="0"/>
         <w:tblLook w:firstColumn="1" w:firstRow="1" w:lastColumn="0" w:lastRow="0" w:noHBand="0" w:noVBand="1" w:val="04A0"/>
+        <w:tblBorders>
+          <w:top w:val="single" w:sz="4" w:space="0" w:color="C9D4E4"/>
+          <w:left w:val="single" w:sz="4" w:space="0" w:color="C9D4E4"/>
+          <w:bottom w:val="single" w:sz="4" w:space="0" w:color="C9D4E4"/>
+          <w:right w:val="single" w:sz="4" w:space="0" w:color="C9D4E4"/>
+          <w:insideH w:val="single" w:sz="4" w:space="0" w:color="C9D4E4"/>
+          <w:insideV w:val="single" w:sz="4" w:space="0" w:color="C9D4E4"/>
+        </w:tblBorders>
       </w:tblPr>
       <w:tblGrid>
         <w:gridCol w:w="2160"/>
@@ -6557,12 +7197,14 @@
         <w:tc>
           <w:tcPr>
             <w:tcW w:type="dxa" w:w="2160"/>
+            <w:shd w:val="clear" w:color="auto" w:fill="1F3864"/>
           </w:tcPr>
           <w:p>
             <w:r/>
             <w:r>
               <w:rPr>
                 <w:b/>
+                <w:color w:val="FFFFFF"/>
                 <w:sz w:val="18"/>
               </w:rPr>
               <w:t>Variant</w:t>
@@ -6572,12 +7214,14 @@
         <w:tc>
           <w:tcPr>
             <w:tcW w:type="dxa" w:w="2160"/>
+            <w:shd w:val="clear" w:color="auto" w:fill="1F3864"/>
           </w:tcPr>
           <w:p>
             <w:r/>
             <w:r>
               <w:rPr>
                 <w:b/>
+                <w:color w:val="FFFFFF"/>
                 <w:sz w:val="18"/>
               </w:rPr>
               <w:t>Tingkat exact</w:t>
@@ -6587,12 +7231,14 @@
         <w:tc>
           <w:tcPr>
             <w:tcW w:type="dxa" w:w="2160"/>
+            <w:shd w:val="clear" w:color="auto" w:fill="1F3864"/>
           </w:tcPr>
           <w:p>
             <w:r/>
             <w:r>
               <w:rPr>
                 <w:b/>
+                <w:color w:val="FFFFFF"/>
                 <w:sz w:val="18"/>
               </w:rPr>
               <w:t>MACRO exact</w:t>
@@ -6602,12 +7248,14 @@
         <w:tc>
           <w:tcPr>
             <w:tcW w:type="dxa" w:w="2160"/>
+            <w:shd w:val="clear" w:color="auto" w:fill="1F3864"/>
           </w:tcPr>
           <w:p>
             <w:r/>
             <w:r>
               <w:rPr>
                 <w:b/>
+                <w:color w:val="FFFFFF"/>
                 <w:sz w:val="18"/>
               </w:rPr>
               <w:t>Eff. tokens/cert</w:t>
@@ -6677,6 +7325,7 @@
         <w:tc>
           <w:tcPr>
             <w:tcW w:type="dxa" w:w="2160"/>
+            <w:shd w:val="clear" w:color="auto" w:fill="F2F6FC"/>
           </w:tcPr>
           <w:p>
             <w:r/>
@@ -6691,6 +7340,7 @@
         <w:tc>
           <w:tcPr>
             <w:tcW w:type="dxa" w:w="2160"/>
+            <w:shd w:val="clear" w:color="auto" w:fill="F2F6FC"/>
           </w:tcPr>
           <w:p>
             <w:r/>
@@ -6705,6 +7355,7 @@
         <w:tc>
           <w:tcPr>
             <w:tcW w:type="dxa" w:w="2160"/>
+            <w:shd w:val="clear" w:color="auto" w:fill="F2F6FC"/>
           </w:tcPr>
           <w:p>
             <w:r/>
@@ -6719,6 +7370,7 @@
         <w:tc>
           <w:tcPr>
             <w:tcW w:type="dxa" w:w="2160"/>
+            <w:shd w:val="clear" w:color="auto" w:fill="F2F6FC"/>
           </w:tcPr>
           <w:p>
             <w:r/>
@@ -6793,6 +7445,7 @@
         <w:tc>
           <w:tcPr>
             <w:tcW w:type="dxa" w:w="2160"/>
+            <w:shd w:val="clear" w:color="auto" w:fill="F2F6FC"/>
           </w:tcPr>
           <w:p>
             <w:r/>
@@ -6807,6 +7460,7 @@
         <w:tc>
           <w:tcPr>
             <w:tcW w:type="dxa" w:w="2160"/>
+            <w:shd w:val="clear" w:color="auto" w:fill="F2F6FC"/>
           </w:tcPr>
           <w:p>
             <w:r/>
@@ -6821,6 +7475,7 @@
         <w:tc>
           <w:tcPr>
             <w:tcW w:type="dxa" w:w="2160"/>
+            <w:shd w:val="clear" w:color="auto" w:fill="F2F6FC"/>
           </w:tcPr>
           <w:p>
             <w:r/>
@@ -6835,6 +7490,7 @@
         <w:tc>
           <w:tcPr>
             <w:tcW w:type="dxa" w:w="2160"/>
+            <w:shd w:val="clear" w:color="auto" w:fill="F2F6FC"/>
           </w:tcPr>
           <w:p>
             <w:r/>
@@ -6909,6 +7565,7 @@
         <w:tc>
           <w:tcPr>
             <w:tcW w:type="dxa" w:w="2160"/>
+            <w:shd w:val="clear" w:color="auto" w:fill="F2F6FC"/>
           </w:tcPr>
           <w:p>
             <w:r/>
@@ -6923,6 +7580,7 @@
         <w:tc>
           <w:tcPr>
             <w:tcW w:type="dxa" w:w="2160"/>
+            <w:shd w:val="clear" w:color="auto" w:fill="F2F6FC"/>
           </w:tcPr>
           <w:p>
             <w:r/>
@@ -6937,6 +7595,7 @@
         <w:tc>
           <w:tcPr>
             <w:tcW w:type="dxa" w:w="2160"/>
+            <w:shd w:val="clear" w:color="auto" w:fill="F2F6FC"/>
           </w:tcPr>
           <w:p>
             <w:r/>
@@ -6951,6 +7610,7 @@
         <w:tc>
           <w:tcPr>
             <w:tcW w:type="dxa" w:w="2160"/>
+            <w:shd w:val="clear" w:color="auto" w:fill="F2F6FC"/>
           </w:tcPr>
           <w:p>
             <w:r/>
@@ -6970,6 +7630,10 @@
         <w:pStyle w:val="Heading2"/>
       </w:pPr>
       <w:r>
+        <w:rPr>
+          <w:rFonts w:ascii="Calibri" w:hAnsi="Calibri"/>
+          <w:color w:val="2F5496"/>
+        </w:rPr>
         <w:t>Strengths</w:t>
       </w:r>
     </w:p>
@@ -6994,6 +7658,10 @@
         <w:pStyle w:val="Heading2"/>
       </w:pPr>
       <w:r>
+        <w:rPr>
+          <w:rFonts w:ascii="Calibri" w:hAnsi="Calibri"/>
+          <w:color w:val="2F5496"/>
+        </w:rPr>
         <w:t>Limitations</w:t>
       </w:r>
     </w:p>
@@ -7026,6 +7694,10 @@
         <w:pStyle w:val="Heading2"/>
       </w:pPr>
       <w:r>
+        <w:rPr>
+          <w:rFonts w:ascii="Calibri" w:hAnsi="Calibri"/>
+          <w:color w:val="2F5496"/>
+        </w:rPr>
         <w:t>Code Reference</w:t>
       </w:r>
     </w:p>
@@ -7058,6 +7730,10 @@
         <w:pStyle w:val="Heading1"/>
       </w:pPr>
       <w:r>
+        <w:rPr>
+          <w:rFonts w:ascii="Calibri" w:hAnsi="Calibri"/>
+          <w:color w:val="1F3864"/>
+        </w:rPr>
         <w:t>11. Comparison Table</w:t>
       </w:r>
     </w:p>
@@ -7071,6 +7747,14 @@
         <w:tblStyle w:val="TableGrid"/>
         <w:tblW w:type="auto" w:w="0"/>
         <w:tblLook w:firstColumn="1" w:firstRow="1" w:lastColumn="0" w:lastRow="0" w:noHBand="0" w:noVBand="1" w:val="04A0"/>
+        <w:tblBorders>
+          <w:top w:val="single" w:sz="4" w:space="0" w:color="C9D4E4"/>
+          <w:left w:val="single" w:sz="4" w:space="0" w:color="C9D4E4"/>
+          <w:bottom w:val="single" w:sz="4" w:space="0" w:color="C9D4E4"/>
+          <w:right w:val="single" w:sz="4" w:space="0" w:color="C9D4E4"/>
+          <w:insideH w:val="single" w:sz="4" w:space="0" w:color="C9D4E4"/>
+          <w:insideV w:val="single" w:sz="4" w:space="0" w:color="C9D4E4"/>
+        </w:tblBorders>
       </w:tblPr>
       <w:tblGrid>
         <w:gridCol w:w="1234"/>
@@ -7085,12 +7769,14 @@
         <w:tc>
           <w:tcPr>
             <w:tcW w:type="dxa" w:w="1234"/>
+            <w:shd w:val="clear" w:color="auto" w:fill="1F3864"/>
           </w:tcPr>
           <w:p>
             <w:r/>
             <w:r>
               <w:rPr>
                 <w:b/>
+                <w:color w:val="FFFFFF"/>
                 <w:sz w:val="18"/>
               </w:rPr>
               <w:t>Method</w:t>
@@ -7100,12 +7786,14 @@
         <w:tc>
           <w:tcPr>
             <w:tcW w:type="dxa" w:w="1234"/>
+            <w:shd w:val="clear" w:color="auto" w:fill="1F3864"/>
           </w:tcPr>
           <w:p>
             <w:r/>
             <w:r>
               <w:rPr>
                 <w:b/>
+                <w:color w:val="FFFFFF"/>
                 <w:sz w:val="18"/>
               </w:rPr>
               <w:t>Input</w:t>
@@ -7115,12 +7803,14 @@
         <w:tc>
           <w:tcPr>
             <w:tcW w:type="dxa" w:w="1234"/>
+            <w:shd w:val="clear" w:color="auto" w:fill="1F3864"/>
           </w:tcPr>
           <w:p>
             <w:r/>
             <w:r>
               <w:rPr>
                 <w:b/>
+                <w:color w:val="FFFFFF"/>
                 <w:sz w:val="18"/>
               </w:rPr>
               <w:t>Extraction</w:t>
@@ -7130,12 +7820,14 @@
         <w:tc>
           <w:tcPr>
             <w:tcW w:type="dxa" w:w="1234"/>
+            <w:shd w:val="clear" w:color="auto" w:fill="1F3864"/>
           </w:tcPr>
           <w:p>
             <w:r/>
             <w:r>
               <w:rPr>
                 <w:b/>
+                <w:color w:val="FFFFFF"/>
                 <w:sz w:val="18"/>
               </w:rPr>
               <w:t>LLM calls</w:t>
@@ -7145,12 +7837,14 @@
         <w:tc>
           <w:tcPr>
             <w:tcW w:type="dxa" w:w="1234"/>
+            <w:shd w:val="clear" w:color="auto" w:fill="1F3864"/>
           </w:tcPr>
           <w:p>
             <w:r/>
             <w:r>
               <w:rPr>
                 <w:b/>
+                <w:color w:val="FFFFFF"/>
                 <w:sz w:val="18"/>
               </w:rPr>
               <w:t>Extra fields</w:t>
@@ -7160,12 +7854,14 @@
         <w:tc>
           <w:tcPr>
             <w:tcW w:type="dxa" w:w="1234"/>
+            <w:shd w:val="clear" w:color="auto" w:fill="1F3864"/>
           </w:tcPr>
           <w:p>
             <w:r/>
             <w:r>
               <w:rPr>
                 <w:b/>
+                <w:color w:val="FFFFFF"/>
                 <w:sz w:val="18"/>
               </w:rPr>
               <w:t>Confidence</w:t>
@@ -7175,12 +7871,14 @@
         <w:tc>
           <w:tcPr>
             <w:tcW w:type="dxa" w:w="1234"/>
+            <w:shd w:val="clear" w:color="auto" w:fill="1F3864"/>
           </w:tcPr>
           <w:p>
             <w:r/>
             <w:r>
               <w:rPr>
                 <w:b/>
+                <w:color w:val="FFFFFF"/>
                 <w:sz w:val="18"/>
               </w:rPr>
               <w:t>Speed</w:t>
@@ -7292,6 +7990,7 @@
         <w:tc>
           <w:tcPr>
             <w:tcW w:type="dxa" w:w="1234"/>
+            <w:shd w:val="clear" w:color="auto" w:fill="F2F6FC"/>
           </w:tcPr>
           <w:p>
             <w:r/>
@@ -7306,6 +8005,7 @@
         <w:tc>
           <w:tcPr>
             <w:tcW w:type="dxa" w:w="1234"/>
+            <w:shd w:val="clear" w:color="auto" w:fill="F2F6FC"/>
           </w:tcPr>
           <w:p>
             <w:r/>
@@ -7320,6 +8020,7 @@
         <w:tc>
           <w:tcPr>
             <w:tcW w:type="dxa" w:w="1234"/>
+            <w:shd w:val="clear" w:color="auto" w:fill="F2F6FC"/>
           </w:tcPr>
           <w:p>
             <w:r/>
@@ -7334,6 +8035,7 @@
         <w:tc>
           <w:tcPr>
             <w:tcW w:type="dxa" w:w="1234"/>
+            <w:shd w:val="clear" w:color="auto" w:fill="F2F6FC"/>
           </w:tcPr>
           <w:p>
             <w:r/>
@@ -7348,6 +8050,7 @@
         <w:tc>
           <w:tcPr>
             <w:tcW w:type="dxa" w:w="1234"/>
+            <w:shd w:val="clear" w:color="auto" w:fill="F2F6FC"/>
           </w:tcPr>
           <w:p>
             <w:r/>
@@ -7362,6 +8065,7 @@
         <w:tc>
           <w:tcPr>
             <w:tcW w:type="dxa" w:w="1234"/>
+            <w:shd w:val="clear" w:color="auto" w:fill="F2F6FC"/>
           </w:tcPr>
           <w:p>
             <w:r/>
@@ -7376,6 +8080,7 @@
         <w:tc>
           <w:tcPr>
             <w:tcW w:type="dxa" w:w="1234"/>
+            <w:shd w:val="clear" w:color="auto" w:fill="F2F6FC"/>
           </w:tcPr>
           <w:p>
             <w:r/>
@@ -7492,6 +8197,7 @@
         <w:tc>
           <w:tcPr>
             <w:tcW w:type="dxa" w:w="1234"/>
+            <w:shd w:val="clear" w:color="auto" w:fill="F2F6FC"/>
           </w:tcPr>
           <w:p>
             <w:r/>
@@ -7506,6 +8212,7 @@
         <w:tc>
           <w:tcPr>
             <w:tcW w:type="dxa" w:w="1234"/>
+            <w:shd w:val="clear" w:color="auto" w:fill="F2F6FC"/>
           </w:tcPr>
           <w:p>
             <w:r/>
@@ -7520,6 +8227,7 @@
         <w:tc>
           <w:tcPr>
             <w:tcW w:type="dxa" w:w="1234"/>
+            <w:shd w:val="clear" w:color="auto" w:fill="F2F6FC"/>
           </w:tcPr>
           <w:p>
             <w:r/>
@@ -7534,6 +8242,7 @@
         <w:tc>
           <w:tcPr>
             <w:tcW w:type="dxa" w:w="1234"/>
+            <w:shd w:val="clear" w:color="auto" w:fill="F2F6FC"/>
           </w:tcPr>
           <w:p>
             <w:r/>
@@ -7548,6 +8257,7 @@
         <w:tc>
           <w:tcPr>
             <w:tcW w:type="dxa" w:w="1234"/>
+            <w:shd w:val="clear" w:color="auto" w:fill="F2F6FC"/>
           </w:tcPr>
           <w:p>
             <w:r/>
@@ -7562,6 +8272,7 @@
         <w:tc>
           <w:tcPr>
             <w:tcW w:type="dxa" w:w="1234"/>
+            <w:shd w:val="clear" w:color="auto" w:fill="F2F6FC"/>
           </w:tcPr>
           <w:p>
             <w:r/>
@@ -7576,6 +8287,7 @@
         <w:tc>
           <w:tcPr>
             <w:tcW w:type="dxa" w:w="1234"/>
+            <w:shd w:val="clear" w:color="auto" w:fill="F2F6FC"/>
           </w:tcPr>
           <w:p>
             <w:r/>
@@ -7692,6 +8404,7 @@
         <w:tc>
           <w:tcPr>
             <w:tcW w:type="dxa" w:w="1234"/>
+            <w:shd w:val="clear" w:color="auto" w:fill="F2F6FC"/>
           </w:tcPr>
           <w:p>
             <w:r/>
@@ -7706,6 +8419,7 @@
         <w:tc>
           <w:tcPr>
             <w:tcW w:type="dxa" w:w="1234"/>
+            <w:shd w:val="clear" w:color="auto" w:fill="F2F6FC"/>
           </w:tcPr>
           <w:p>
             <w:r/>
@@ -7720,6 +8434,7 @@
         <w:tc>
           <w:tcPr>
             <w:tcW w:type="dxa" w:w="1234"/>
+            <w:shd w:val="clear" w:color="auto" w:fill="F2F6FC"/>
           </w:tcPr>
           <w:p>
             <w:r/>
@@ -7734,6 +8449,7 @@
         <w:tc>
           <w:tcPr>
             <w:tcW w:type="dxa" w:w="1234"/>
+            <w:shd w:val="clear" w:color="auto" w:fill="F2F6FC"/>
           </w:tcPr>
           <w:p>
             <w:r/>
@@ -7748,6 +8464,7 @@
         <w:tc>
           <w:tcPr>
             <w:tcW w:type="dxa" w:w="1234"/>
+            <w:shd w:val="clear" w:color="auto" w:fill="F2F6FC"/>
           </w:tcPr>
           <w:p>
             <w:r/>
@@ -7762,6 +8479,7 @@
         <w:tc>
           <w:tcPr>
             <w:tcW w:type="dxa" w:w="1234"/>
+            <w:shd w:val="clear" w:color="auto" w:fill="F2F6FC"/>
           </w:tcPr>
           <w:p>
             <w:r/>
@@ -7776,6 +8494,7 @@
         <w:tc>
           <w:tcPr>
             <w:tcW w:type="dxa" w:w="1234"/>
+            <w:shd w:val="clear" w:color="auto" w:fill="F2F6FC"/>
           </w:tcPr>
           <w:p>
             <w:r/>
@@ -7795,6 +8514,10 @@
         <w:pStyle w:val="Heading1"/>
       </w:pPr>
       <w:r>
+        <w:rPr>
+          <w:rFonts w:ascii="Calibri" w:hAnsi="Calibri"/>
+          <w:color w:val="1F3864"/>
+        </w:rPr>
         <w:t>12. Appendix: Full Function Index</w:t>
       </w:r>
     </w:p>
@@ -7808,6 +8531,14 @@
         <w:tblStyle w:val="TableGrid"/>
         <w:tblW w:type="auto" w:w="0"/>
         <w:tblLook w:firstColumn="1" w:firstRow="1" w:lastColumn="0" w:lastRow="0" w:noHBand="0" w:noVBand="1" w:val="04A0"/>
+        <w:tblBorders>
+          <w:top w:val="single" w:sz="4" w:space="0" w:color="C9D4E4"/>
+          <w:left w:val="single" w:sz="4" w:space="0" w:color="C9D4E4"/>
+          <w:bottom w:val="single" w:sz="4" w:space="0" w:color="C9D4E4"/>
+          <w:right w:val="single" w:sz="4" w:space="0" w:color="C9D4E4"/>
+          <w:insideH w:val="single" w:sz="4" w:space="0" w:color="C9D4E4"/>
+          <w:insideV w:val="single" w:sz="4" w:space="0" w:color="C9D4E4"/>
+        </w:tblBorders>
       </w:tblPr>
       <w:tblGrid>
         <w:gridCol w:w="2880"/>
@@ -7818,12 +8549,14 @@
         <w:tc>
           <w:tcPr>
             <w:tcW w:type="dxa" w:w="2880"/>
+            <w:shd w:val="clear" w:color="auto" w:fill="1F3864"/>
           </w:tcPr>
           <w:p>
             <w:r/>
             <w:r>
               <w:rPr>
                 <w:b/>
+                <w:color w:val="FFFFFF"/>
                 <w:sz w:val="18"/>
               </w:rPr>
               <w:t>Function</w:t>
@@ -7833,12 +8566,14 @@
         <w:tc>
           <w:tcPr>
             <w:tcW w:type="dxa" w:w="2880"/>
+            <w:shd w:val="clear" w:color="auto" w:fill="1F3864"/>
           </w:tcPr>
           <w:p>
             <w:r/>
             <w:r>
               <w:rPr>
                 <w:b/>
+                <w:color w:val="FFFFFF"/>
                 <w:sz w:val="18"/>
               </w:rPr>
               <w:t>File</w:t>
@@ -7848,12 +8583,14 @@
         <w:tc>
           <w:tcPr>
             <w:tcW w:type="dxa" w:w="2880"/>
+            <w:shd w:val="clear" w:color="auto" w:fill="1F3864"/>
           </w:tcPr>
           <w:p>
             <w:r/>
             <w:r>
               <w:rPr>
                 <w:b/>
+                <w:color w:val="FFFFFF"/>
                 <w:sz w:val="18"/>
               </w:rPr>
               <w:t>Purpose</w:t>
@@ -7909,6 +8646,7 @@
         <w:tc>
           <w:tcPr>
             <w:tcW w:type="dxa" w:w="2880"/>
+            <w:shd w:val="clear" w:color="auto" w:fill="F2F6FC"/>
           </w:tcPr>
           <w:p>
             <w:r/>
@@ -7923,6 +8661,7 @@
         <w:tc>
           <w:tcPr>
             <w:tcW w:type="dxa" w:w="2880"/>
+            <w:shd w:val="clear" w:color="auto" w:fill="F2F6FC"/>
           </w:tcPr>
           <w:p>
             <w:r/>
@@ -7937,6 +8676,7 @@
         <w:tc>
           <w:tcPr>
             <w:tcW w:type="dxa" w:w="2880"/>
+            <w:shd w:val="clear" w:color="auto" w:fill="F2F6FC"/>
           </w:tcPr>
           <w:p>
             <w:r/>
@@ -7997,6 +8737,7 @@
         <w:tc>
           <w:tcPr>
             <w:tcW w:type="dxa" w:w="2880"/>
+            <w:shd w:val="clear" w:color="auto" w:fill="F2F6FC"/>
           </w:tcPr>
           <w:p>
             <w:r/>
@@ -8011,6 +8752,7 @@
         <w:tc>
           <w:tcPr>
             <w:tcW w:type="dxa" w:w="2880"/>
+            <w:shd w:val="clear" w:color="auto" w:fill="F2F6FC"/>
           </w:tcPr>
           <w:p>
             <w:r/>
@@ -8025,6 +8767,7 @@
         <w:tc>
           <w:tcPr>
             <w:tcW w:type="dxa" w:w="2880"/>
+            <w:shd w:val="clear" w:color="auto" w:fill="F2F6FC"/>
           </w:tcPr>
           <w:p>
             <w:r/>
@@ -8085,6 +8828,7 @@
         <w:tc>
           <w:tcPr>
             <w:tcW w:type="dxa" w:w="2880"/>
+            <w:shd w:val="clear" w:color="auto" w:fill="F2F6FC"/>
           </w:tcPr>
           <w:p>
             <w:r/>
@@ -8099,6 +8843,7 @@
         <w:tc>
           <w:tcPr>
             <w:tcW w:type="dxa" w:w="2880"/>
+            <w:shd w:val="clear" w:color="auto" w:fill="F2F6FC"/>
           </w:tcPr>
           <w:p>
             <w:r/>
@@ -8113,6 +8858,7 @@
         <w:tc>
           <w:tcPr>
             <w:tcW w:type="dxa" w:w="2880"/>
+            <w:shd w:val="clear" w:color="auto" w:fill="F2F6FC"/>
           </w:tcPr>
           <w:p>
             <w:r/>
@@ -8173,6 +8919,7 @@
         <w:tc>
           <w:tcPr>
             <w:tcW w:type="dxa" w:w="2880"/>
+            <w:shd w:val="clear" w:color="auto" w:fill="F2F6FC"/>
           </w:tcPr>
           <w:p>
             <w:r/>
@@ -8187,6 +8934,7 @@
         <w:tc>
           <w:tcPr>
             <w:tcW w:type="dxa" w:w="2880"/>
+            <w:shd w:val="clear" w:color="auto" w:fill="F2F6FC"/>
           </w:tcPr>
           <w:p>
             <w:r/>
@@ -8201,6 +8949,7 @@
         <w:tc>
           <w:tcPr>
             <w:tcW w:type="dxa" w:w="2880"/>
+            <w:shd w:val="clear" w:color="auto" w:fill="F2F6FC"/>
           </w:tcPr>
           <w:p>
             <w:r/>
@@ -8261,6 +9010,7 @@
         <w:tc>
           <w:tcPr>
             <w:tcW w:type="dxa" w:w="2880"/>
+            <w:shd w:val="clear" w:color="auto" w:fill="F2F6FC"/>
           </w:tcPr>
           <w:p>
             <w:r/>
@@ -8275,6 +9025,7 @@
         <w:tc>
           <w:tcPr>
             <w:tcW w:type="dxa" w:w="2880"/>
+            <w:shd w:val="clear" w:color="auto" w:fill="F2F6FC"/>
           </w:tcPr>
           <w:p>
             <w:r/>
@@ -8289,6 +9040,7 @@
         <w:tc>
           <w:tcPr>
             <w:tcW w:type="dxa" w:w="2880"/>
+            <w:shd w:val="clear" w:color="auto" w:fill="F2F6FC"/>
           </w:tcPr>
           <w:p>
             <w:r/>
@@ -8349,6 +9101,7 @@
         <w:tc>
           <w:tcPr>
             <w:tcW w:type="dxa" w:w="2880"/>
+            <w:shd w:val="clear" w:color="auto" w:fill="F2F6FC"/>
           </w:tcPr>
           <w:p>
             <w:r/>
@@ -8363,6 +9116,7 @@
         <w:tc>
           <w:tcPr>
             <w:tcW w:type="dxa" w:w="2880"/>
+            <w:shd w:val="clear" w:color="auto" w:fill="F2F6FC"/>
           </w:tcPr>
           <w:p>
             <w:r/>
@@ -8377,6 +9131,7 @@
         <w:tc>
           <w:tcPr>
             <w:tcW w:type="dxa" w:w="2880"/>
+            <w:shd w:val="clear" w:color="auto" w:fill="F2F6FC"/>
           </w:tcPr>
           <w:p>
             <w:r/>
@@ -8437,6 +9192,7 @@
         <w:tc>
           <w:tcPr>
             <w:tcW w:type="dxa" w:w="2880"/>
+            <w:shd w:val="clear" w:color="auto" w:fill="F2F6FC"/>
           </w:tcPr>
           <w:p>
             <w:r/>
@@ -8451,6 +9207,7 @@
         <w:tc>
           <w:tcPr>
             <w:tcW w:type="dxa" w:w="2880"/>
+            <w:shd w:val="clear" w:color="auto" w:fill="F2F6FC"/>
           </w:tcPr>
           <w:p>
             <w:r/>
@@ -8465,6 +9222,7 @@
         <w:tc>
           <w:tcPr>
             <w:tcW w:type="dxa" w:w="2880"/>
+            <w:shd w:val="clear" w:color="auto" w:fill="F2F6FC"/>
           </w:tcPr>
           <w:p>
             <w:r/>
@@ -8525,6 +9283,7 @@
         <w:tc>
           <w:tcPr>
             <w:tcW w:type="dxa" w:w="2880"/>
+            <w:shd w:val="clear" w:color="auto" w:fill="F2F6FC"/>
           </w:tcPr>
           <w:p>
             <w:r/>
@@ -8539,6 +9298,7 @@
         <w:tc>
           <w:tcPr>
             <w:tcW w:type="dxa" w:w="2880"/>
+            <w:shd w:val="clear" w:color="auto" w:fill="F2F6FC"/>
           </w:tcPr>
           <w:p>
             <w:r/>
@@ -8553,6 +9313,7 @@
         <w:tc>
           <w:tcPr>
             <w:tcW w:type="dxa" w:w="2880"/>
+            <w:shd w:val="clear" w:color="auto" w:fill="F2F6FC"/>
           </w:tcPr>
           <w:p>
             <w:r/>
@@ -8613,6 +9374,7 @@
         <w:tc>
           <w:tcPr>
             <w:tcW w:type="dxa" w:w="2880"/>
+            <w:shd w:val="clear" w:color="auto" w:fill="F2F6FC"/>
           </w:tcPr>
           <w:p>
             <w:r/>
@@ -8627,6 +9389,7 @@
         <w:tc>
           <w:tcPr>
             <w:tcW w:type="dxa" w:w="2880"/>
+            <w:shd w:val="clear" w:color="auto" w:fill="F2F6FC"/>
           </w:tcPr>
           <w:p>
             <w:r/>
@@ -8641,6 +9404,7 @@
         <w:tc>
           <w:tcPr>
             <w:tcW w:type="dxa" w:w="2880"/>
+            <w:shd w:val="clear" w:color="auto" w:fill="F2F6FC"/>
           </w:tcPr>
           <w:p>
             <w:r/>
@@ -8701,6 +9465,7 @@
         <w:tc>
           <w:tcPr>
             <w:tcW w:type="dxa" w:w="2880"/>
+            <w:shd w:val="clear" w:color="auto" w:fill="F2F6FC"/>
           </w:tcPr>
           <w:p>
             <w:r/>
@@ -8715,6 +9480,7 @@
         <w:tc>
           <w:tcPr>
             <w:tcW w:type="dxa" w:w="2880"/>
+            <w:shd w:val="clear" w:color="auto" w:fill="F2F6FC"/>
           </w:tcPr>
           <w:p>
             <w:r/>
@@ -8729,6 +9495,7 @@
         <w:tc>
           <w:tcPr>
             <w:tcW w:type="dxa" w:w="2880"/>
+            <w:shd w:val="clear" w:color="auto" w:fill="F2F6FC"/>
           </w:tcPr>
           <w:p>
             <w:r/>
@@ -8789,6 +9556,7 @@
         <w:tc>
           <w:tcPr>
             <w:tcW w:type="dxa" w:w="2880"/>
+            <w:shd w:val="clear" w:color="auto" w:fill="F2F6FC"/>
           </w:tcPr>
           <w:p>
             <w:r/>
@@ -8803,6 +9571,7 @@
         <w:tc>
           <w:tcPr>
             <w:tcW w:type="dxa" w:w="2880"/>
+            <w:shd w:val="clear" w:color="auto" w:fill="F2F6FC"/>
           </w:tcPr>
           <w:p>
             <w:r/>
@@ -8817,6 +9586,7 @@
         <w:tc>
           <w:tcPr>
             <w:tcW w:type="dxa" w:w="2880"/>
+            <w:shd w:val="clear" w:color="auto" w:fill="F2F6FC"/>
           </w:tcPr>
           <w:p>
             <w:r/>
@@ -8877,6 +9647,7 @@
         <w:tc>
           <w:tcPr>
             <w:tcW w:type="dxa" w:w="2880"/>
+            <w:shd w:val="clear" w:color="auto" w:fill="F2F6FC"/>
           </w:tcPr>
           <w:p>
             <w:r/>
@@ -8891,6 +9662,7 @@
         <w:tc>
           <w:tcPr>
             <w:tcW w:type="dxa" w:w="2880"/>
+            <w:shd w:val="clear" w:color="auto" w:fill="F2F6FC"/>
           </w:tcPr>
           <w:p>
             <w:r/>
@@ -8905,6 +9677,7 @@
         <w:tc>
           <w:tcPr>
             <w:tcW w:type="dxa" w:w="2880"/>
+            <w:shd w:val="clear" w:color="auto" w:fill="F2F6FC"/>
           </w:tcPr>
           <w:p>
             <w:r/>
@@ -8965,6 +9738,7 @@
         <w:tc>
           <w:tcPr>
             <w:tcW w:type="dxa" w:w="2880"/>
+            <w:shd w:val="clear" w:color="auto" w:fill="F2F6FC"/>
           </w:tcPr>
           <w:p>
             <w:r/>
@@ -8979,6 +9753,7 @@
         <w:tc>
           <w:tcPr>
             <w:tcW w:type="dxa" w:w="2880"/>
+            <w:shd w:val="clear" w:color="auto" w:fill="F2F6FC"/>
           </w:tcPr>
           <w:p>
             <w:r/>
@@ -8993,6 +9768,7 @@
         <w:tc>
           <w:tcPr>
             <w:tcW w:type="dxa" w:w="2880"/>
+            <w:shd w:val="clear" w:color="auto" w:fill="F2F6FC"/>
           </w:tcPr>
           <w:p>
             <w:r/>
@@ -9053,6 +9829,7 @@
         <w:tc>
           <w:tcPr>
             <w:tcW w:type="dxa" w:w="2880"/>
+            <w:shd w:val="clear" w:color="auto" w:fill="F2F6FC"/>
           </w:tcPr>
           <w:p>
             <w:r/>
@@ -9067,6 +9844,7 @@
         <w:tc>
           <w:tcPr>
             <w:tcW w:type="dxa" w:w="2880"/>
+            <w:shd w:val="clear" w:color="auto" w:fill="F2F6FC"/>
           </w:tcPr>
           <w:p>
             <w:r/>
@@ -9081,6 +9859,7 @@
         <w:tc>
           <w:tcPr>
             <w:tcW w:type="dxa" w:w="2880"/>
+            <w:shd w:val="clear" w:color="auto" w:fill="F2F6FC"/>
           </w:tcPr>
           <w:p>
             <w:r/>
@@ -9144,6 +9923,10 @@
         <w:pStyle w:val="Heading2"/>
       </w:pPr>
       <w:r>
+        <w:rPr>
+          <w:rFonts w:ascii="Calibri" w:hAnsi="Calibri"/>
+          <w:color w:val="2F5496"/>
+        </w:rPr>
         <w:t>Comparison Across Experiments</w:t>
       </w:r>
     </w:p>
@@ -9152,6 +9935,14 @@
         <w:tblStyle w:val="TableGrid"/>
         <w:tblW w:type="auto" w:w="0"/>
         <w:tblLook w:firstColumn="1" w:firstRow="1" w:lastColumn="0" w:lastRow="0" w:noHBand="0" w:noVBand="1" w:val="04A0"/>
+        <w:tblBorders>
+          <w:top w:val="single" w:sz="4" w:space="0" w:color="C9D4E4"/>
+          <w:left w:val="single" w:sz="4" w:space="0" w:color="C9D4E4"/>
+          <w:bottom w:val="single" w:sz="4" w:space="0" w:color="C9D4E4"/>
+          <w:right w:val="single" w:sz="4" w:space="0" w:color="C9D4E4"/>
+          <w:insideH w:val="single" w:sz="4" w:space="0" w:color="C9D4E4"/>
+          <w:insideV w:val="single" w:sz="4" w:space="0" w:color="C9D4E4"/>
+        </w:tblBorders>
       </w:tblPr>
       <w:tblGrid>
         <w:gridCol w:w="1080"/>
@@ -9167,12 +9958,14 @@
         <w:tc>
           <w:tcPr>
             <w:tcW w:type="dxa" w:w="1080"/>
+            <w:shd w:val="clear" w:color="auto" w:fill="1F3864"/>
           </w:tcPr>
           <w:p>
             <w:r/>
             <w:r>
               <w:rPr>
                 <w:b/>
+                <w:color w:val="FFFFFF"/>
                 <w:sz w:val="18"/>
               </w:rPr>
               <w:t>Experiment</w:t>
@@ -9182,12 +9975,14 @@
         <w:tc>
           <w:tcPr>
             <w:tcW w:type="dxa" w:w="1080"/>
+            <w:shd w:val="clear" w:color="auto" w:fill="1F3864"/>
           </w:tcPr>
           <w:p>
             <w:r/>
             <w:r>
               <w:rPr>
                 <w:b/>
+                <w:color w:val="FFFFFF"/>
                 <w:sz w:val="18"/>
               </w:rPr>
               <w:t>Tingkat</w:t>
@@ -9197,12 +9992,14 @@
         <w:tc>
           <w:tcPr>
             <w:tcW w:type="dxa" w:w="1080"/>
+            <w:shd w:val="clear" w:color="auto" w:fill="1F3864"/>
           </w:tcPr>
           <w:p>
             <w:r/>
             <w:r>
               <w:rPr>
                 <w:b/>
+                <w:color w:val="FFFFFF"/>
                 <w:sz w:val="18"/>
               </w:rPr>
               <w:t>MACRO</w:t>
@@ -9212,12 +10009,14 @@
         <w:tc>
           <w:tcPr>
             <w:tcW w:type="dxa" w:w="1080"/>
+            <w:shd w:val="clear" w:color="auto" w:fill="1F3864"/>
           </w:tcPr>
           <w:p>
             <w:r/>
             <w:r>
               <w:rPr>
                 <w:b/>
+                <w:color w:val="FFFFFF"/>
                 <w:sz w:val="18"/>
               </w:rPr>
               <w:t>Eff tok/cert</w:t>
@@ -9227,12 +10026,14 @@
         <w:tc>
           <w:tcPr>
             <w:tcW w:type="dxa" w:w="1080"/>
+            <w:shd w:val="clear" w:color="auto" w:fill="1F3864"/>
           </w:tcPr>
           <w:p>
             <w:r/>
             <w:r>
               <w:rPr>
                 <w:b/>
+                <w:color w:val="FFFFFF"/>
                 <w:sz w:val="18"/>
               </w:rPr>
               <w:t>LLM calls</w:t>
@@ -9242,12 +10043,14 @@
         <w:tc>
           <w:tcPr>
             <w:tcW w:type="dxa" w:w="1080"/>
+            <w:shd w:val="clear" w:color="auto" w:fill="1F3864"/>
           </w:tcPr>
           <w:p>
             <w:r/>
             <w:r>
               <w:rPr>
                 <w:b/>
+                <w:color w:val="FFFFFF"/>
                 <w:sz w:val="18"/>
               </w:rPr>
               <w:t>Router</w:t>
@@ -9257,12 +10060,14 @@
         <w:tc>
           <w:tcPr>
             <w:tcW w:type="dxa" w:w="1080"/>
+            <w:shd w:val="clear" w:color="auto" w:fill="1F3864"/>
           </w:tcPr>
           <w:p>
             <w:r/>
             <w:r>
               <w:rPr>
                 <w:b/>
+                <w:color w:val="FFFFFF"/>
                 <w:sz w:val="18"/>
               </w:rPr>
               <w:t>GT</w:t>
@@ -9272,12 +10077,14 @@
         <w:tc>
           <w:tcPr>
             <w:tcW w:type="dxa" w:w="1080"/>
+            <w:shd w:val="clear" w:color="auto" w:fill="1F3864"/>
           </w:tcPr>
           <w:p>
             <w:r/>
             <w:r>
               <w:rPr>
                 <w:b/>
+                <w:color w:val="FFFFFF"/>
                 <w:sz w:val="18"/>
               </w:rPr>
               <w:t>Date</w:t>
@@ -9403,6 +10210,7 @@
         <w:tc>
           <w:tcPr>
             <w:tcW w:type="dxa" w:w="1080"/>
+            <w:shd w:val="clear" w:color="auto" w:fill="F2F6FC"/>
           </w:tcPr>
           <w:p>
             <w:r/>
@@ -9417,6 +10225,7 @@
         <w:tc>
           <w:tcPr>
             <w:tcW w:type="dxa" w:w="1080"/>
+            <w:shd w:val="clear" w:color="auto" w:fill="F2F6FC"/>
           </w:tcPr>
           <w:p>
             <w:r/>
@@ -9431,6 +10240,7 @@
         <w:tc>
           <w:tcPr>
             <w:tcW w:type="dxa" w:w="1080"/>
+            <w:shd w:val="clear" w:color="auto" w:fill="F2F6FC"/>
           </w:tcPr>
           <w:p>
             <w:r/>
@@ -9445,6 +10255,7 @@
         <w:tc>
           <w:tcPr>
             <w:tcW w:type="dxa" w:w="1080"/>
+            <w:shd w:val="clear" w:color="auto" w:fill="F2F6FC"/>
           </w:tcPr>
           <w:p>
             <w:r/>
@@ -9459,6 +10270,7 @@
         <w:tc>
           <w:tcPr>
             <w:tcW w:type="dxa" w:w="1080"/>
+            <w:shd w:val="clear" w:color="auto" w:fill="F2F6FC"/>
           </w:tcPr>
           <w:p>
             <w:r/>
@@ -9473,6 +10285,7 @@
         <w:tc>
           <w:tcPr>
             <w:tcW w:type="dxa" w:w="1080"/>
+            <w:shd w:val="clear" w:color="auto" w:fill="F2F6FC"/>
           </w:tcPr>
           <w:p>
             <w:r/>
@@ -9487,6 +10300,7 @@
         <w:tc>
           <w:tcPr>
             <w:tcW w:type="dxa" w:w="1080"/>
+            <w:shd w:val="clear" w:color="auto" w:fill="F2F6FC"/>
           </w:tcPr>
           <w:p>
             <w:r/>
@@ -9501,6 +10315,7 @@
         <w:tc>
           <w:tcPr>
             <w:tcW w:type="dxa" w:w="1080"/>
+            <w:shd w:val="clear" w:color="auto" w:fill="F2F6FC"/>
           </w:tcPr>
           <w:p>
             <w:r/>
@@ -9631,6 +10446,7 @@
         <w:tc>
           <w:tcPr>
             <w:tcW w:type="dxa" w:w="1080"/>
+            <w:shd w:val="clear" w:color="auto" w:fill="F2F6FC"/>
           </w:tcPr>
           <w:p>
             <w:r/>
@@ -9645,6 +10461,7 @@
         <w:tc>
           <w:tcPr>
             <w:tcW w:type="dxa" w:w="1080"/>
+            <w:shd w:val="clear" w:color="auto" w:fill="F2F6FC"/>
           </w:tcPr>
           <w:p>
             <w:r/>
@@ -9659,6 +10476,7 @@
         <w:tc>
           <w:tcPr>
             <w:tcW w:type="dxa" w:w="1080"/>
+            <w:shd w:val="clear" w:color="auto" w:fill="F2F6FC"/>
           </w:tcPr>
           <w:p>
             <w:r/>
@@ -9673,6 +10491,7 @@
         <w:tc>
           <w:tcPr>
             <w:tcW w:type="dxa" w:w="1080"/>
+            <w:shd w:val="clear" w:color="auto" w:fill="F2F6FC"/>
           </w:tcPr>
           <w:p>
             <w:r/>
@@ -9687,6 +10506,7 @@
         <w:tc>
           <w:tcPr>
             <w:tcW w:type="dxa" w:w="1080"/>
+            <w:shd w:val="clear" w:color="auto" w:fill="F2F6FC"/>
           </w:tcPr>
           <w:p>
             <w:r/>
@@ -9701,6 +10521,7 @@
         <w:tc>
           <w:tcPr>
             <w:tcW w:type="dxa" w:w="1080"/>
+            <w:shd w:val="clear" w:color="auto" w:fill="F2F6FC"/>
           </w:tcPr>
           <w:p>
             <w:r/>
@@ -9715,6 +10536,7 @@
         <w:tc>
           <w:tcPr>
             <w:tcW w:type="dxa" w:w="1080"/>
+            <w:shd w:val="clear" w:color="auto" w:fill="F2F6FC"/>
           </w:tcPr>
           <w:p>
             <w:r/>
@@ -9729,6 +10551,7 @@
         <w:tc>
           <w:tcPr>
             <w:tcW w:type="dxa" w:w="1080"/>
+            <w:shd w:val="clear" w:color="auto" w:fill="F2F6FC"/>
           </w:tcPr>
           <w:p>
             <w:r/>
@@ -9859,6 +10682,7 @@
         <w:tc>
           <w:tcPr>
             <w:tcW w:type="dxa" w:w="1080"/>
+            <w:shd w:val="clear" w:color="auto" w:fill="F2F6FC"/>
           </w:tcPr>
           <w:p>
             <w:r/>
@@ -9873,6 +10697,7 @@
         <w:tc>
           <w:tcPr>
             <w:tcW w:type="dxa" w:w="1080"/>
+            <w:shd w:val="clear" w:color="auto" w:fill="F2F6FC"/>
           </w:tcPr>
           <w:p>
             <w:r/>
@@ -9887,6 +10712,7 @@
         <w:tc>
           <w:tcPr>
             <w:tcW w:type="dxa" w:w="1080"/>
+            <w:shd w:val="clear" w:color="auto" w:fill="F2F6FC"/>
           </w:tcPr>
           <w:p>
             <w:r/>
@@ -9901,6 +10727,7 @@
         <w:tc>
           <w:tcPr>
             <w:tcW w:type="dxa" w:w="1080"/>
+            <w:shd w:val="clear" w:color="auto" w:fill="F2F6FC"/>
           </w:tcPr>
           <w:p>
             <w:r/>
@@ -9915,6 +10742,7 @@
         <w:tc>
           <w:tcPr>
             <w:tcW w:type="dxa" w:w="1080"/>
+            <w:shd w:val="clear" w:color="auto" w:fill="F2F6FC"/>
           </w:tcPr>
           <w:p>
             <w:r/>
@@ -9929,6 +10757,7 @@
         <w:tc>
           <w:tcPr>
             <w:tcW w:type="dxa" w:w="1080"/>
+            <w:shd w:val="clear" w:color="auto" w:fill="F2F6FC"/>
           </w:tcPr>
           <w:p>
             <w:r/>
@@ -9943,6 +10772,7 @@
         <w:tc>
           <w:tcPr>
             <w:tcW w:type="dxa" w:w="1080"/>
+            <w:shd w:val="clear" w:color="auto" w:fill="F2F6FC"/>
           </w:tcPr>
           <w:p>
             <w:r/>
@@ -9957,6 +10787,7 @@
         <w:tc>
           <w:tcPr>
             <w:tcW w:type="dxa" w:w="1080"/>
+            <w:shd w:val="clear" w:color="auto" w:fill="F2F6FC"/>
           </w:tcPr>
           <w:p>
             <w:r/>
@@ -10087,6 +10918,7 @@
         <w:tc>
           <w:tcPr>
             <w:tcW w:type="dxa" w:w="1080"/>
+            <w:shd w:val="clear" w:color="auto" w:fill="F2F6FC"/>
           </w:tcPr>
           <w:p>
             <w:r/>
@@ -10101,6 +10933,7 @@
         <w:tc>
           <w:tcPr>
             <w:tcW w:type="dxa" w:w="1080"/>
+            <w:shd w:val="clear" w:color="auto" w:fill="F2F6FC"/>
           </w:tcPr>
           <w:p>
             <w:r/>
@@ -10115,6 +10948,7 @@
         <w:tc>
           <w:tcPr>
             <w:tcW w:type="dxa" w:w="1080"/>
+            <w:shd w:val="clear" w:color="auto" w:fill="F2F6FC"/>
           </w:tcPr>
           <w:p>
             <w:r/>
@@ -10129,6 +10963,7 @@
         <w:tc>
           <w:tcPr>
             <w:tcW w:type="dxa" w:w="1080"/>
+            <w:shd w:val="clear" w:color="auto" w:fill="F2F6FC"/>
           </w:tcPr>
           <w:p>
             <w:r/>
@@ -10143,6 +10978,7 @@
         <w:tc>
           <w:tcPr>
             <w:tcW w:type="dxa" w:w="1080"/>
+            <w:shd w:val="clear" w:color="auto" w:fill="F2F6FC"/>
           </w:tcPr>
           <w:p>
             <w:r/>
@@ -10157,6 +10993,7 @@
         <w:tc>
           <w:tcPr>
             <w:tcW w:type="dxa" w:w="1080"/>
+            <w:shd w:val="clear" w:color="auto" w:fill="F2F6FC"/>
           </w:tcPr>
           <w:p>
             <w:r/>
@@ -10171,6 +11008,7 @@
         <w:tc>
           <w:tcPr>
             <w:tcW w:type="dxa" w:w="1080"/>
+            <w:shd w:val="clear" w:color="auto" w:fill="F2F6FC"/>
           </w:tcPr>
           <w:p>
             <w:r/>
@@ -10185,6 +11023,7 @@
         <w:tc>
           <w:tcPr>
             <w:tcW w:type="dxa" w:w="1080"/>
+            <w:shd w:val="clear" w:color="auto" w:fill="F2F6FC"/>
           </w:tcPr>
           <w:p>
             <w:r/>
@@ -10307,6 +11146,600 @@
                 <w:sz w:val="18"/>
               </w:rPr>
               <w:t>Aug 4</w:t>
+            </w:r>
+          </w:p>
+        </w:tc>
+      </w:tr>
+      <w:tr>
+        <w:tc>
+          <w:tcPr>
+            <w:tcW w:type="dxa" w:w="1080"/>
+            <w:shd w:val="clear" w:color="auto" w:fill="F2F6FC"/>
+          </w:tcPr>
+          <w:p>
+            <w:r/>
+            <w:r>
+              <w:rPr>
+                <w:sz w:val="18"/>
+              </w:rPr>
+              <w:t>v9 organizer_v2 + router fix</w:t>
+            </w:r>
+          </w:p>
+        </w:tc>
+        <w:tc>
+          <w:tcPr>
+            <w:tcW w:type="dxa" w:w="1080"/>
+            <w:shd w:val="clear" w:color="auto" w:fill="F2F6FC"/>
+          </w:tcPr>
+          <w:p>
+            <w:r/>
+            <w:r>
+              <w:rPr>
+                <w:sz w:val="18"/>
+              </w:rPr>
+              <w:t>83.8%</w:t>
+            </w:r>
+          </w:p>
+        </w:tc>
+        <w:tc>
+          <w:tcPr>
+            <w:tcW w:type="dxa" w:w="1080"/>
+            <w:shd w:val="clear" w:color="auto" w:fill="F2F6FC"/>
+          </w:tcPr>
+          <w:p>
+            <w:r/>
+            <w:r>
+              <w:rPr>
+                <w:sz w:val="18"/>
+              </w:rPr>
+              <w:t>58.9%</w:t>
+            </w:r>
+          </w:p>
+        </w:tc>
+        <w:tc>
+          <w:tcPr>
+            <w:tcW w:type="dxa" w:w="1080"/>
+            <w:shd w:val="clear" w:color="auto" w:fill="F2F6FC"/>
+          </w:tcPr>
+          <w:p>
+            <w:r/>
+            <w:r>
+              <w:rPr>
+                <w:sz w:val="18"/>
+              </w:rPr>
+              <w:t>176</w:t>
+            </w:r>
+          </w:p>
+        </w:tc>
+        <w:tc>
+          <w:tcPr>
+            <w:tcW w:type="dxa" w:w="1080"/>
+            <w:shd w:val="clear" w:color="auto" w:fill="F2F6FC"/>
+          </w:tcPr>
+          <w:p>
+            <w:r/>
+            <w:r>
+              <w:rPr>
+                <w:sz w:val="18"/>
+              </w:rPr>
+              <w:t>29</w:t>
+            </w:r>
+          </w:p>
+        </w:tc>
+        <w:tc>
+          <w:tcPr>
+            <w:tcW w:type="dxa" w:w="1080"/>
+            <w:shd w:val="clear" w:color="auto" w:fill="F2F6FC"/>
+          </w:tcPr>
+          <w:p>
+            <w:r/>
+            <w:r>
+              <w:rPr>
+                <w:sz w:val="18"/>
+              </w:rPr>
+              <w:t>42/74 @100%</w:t>
+            </w:r>
+          </w:p>
+        </w:tc>
+        <w:tc>
+          <w:tcPr>
+            <w:tcW w:type="dxa" w:w="1080"/>
+            <w:shd w:val="clear" w:color="auto" w:fill="F2F6FC"/>
+          </w:tcPr>
+          <w:p>
+            <w:r/>
+            <w:r>
+              <w:rPr>
+                <w:sz w:val="18"/>
+              </w:rPr>
+              <w:t>v8</w:t>
+            </w:r>
+          </w:p>
+        </w:tc>
+        <w:tc>
+          <w:tcPr>
+            <w:tcW w:type="dxa" w:w="1080"/>
+            <w:shd w:val="clear" w:color="auto" w:fill="F2F6FC"/>
+          </w:tcPr>
+          <w:p>
+            <w:r/>
+            <w:r>
+              <w:rPr>
+                <w:sz w:val="18"/>
+              </w:rPr>
+              <w:t>Aug 5</w:t>
+            </w:r>
+          </w:p>
+        </w:tc>
+      </w:tr>
+      <w:tr>
+        <w:tc>
+          <w:tcPr>
+            <w:tcW w:type="dxa" w:w="1080"/>
+          </w:tcPr>
+          <w:p>
+            <w:r/>
+            <w:r>
+              <w:rPr>
+                <w:sz w:val="18"/>
+              </w:rPr>
+              <w:t>v9 winner re-baseline (GT v9 + matcher v2)</w:t>
+            </w:r>
+          </w:p>
+        </w:tc>
+        <w:tc>
+          <w:tcPr>
+            <w:tcW w:type="dxa" w:w="1080"/>
+          </w:tcPr>
+          <w:p>
+            <w:r/>
+            <w:r>
+              <w:rPr>
+                <w:sz w:val="18"/>
+              </w:rPr>
+              <w:t>83.8%</w:t>
+            </w:r>
+          </w:p>
+        </w:tc>
+        <w:tc>
+          <w:tcPr>
+            <w:tcW w:type="dxa" w:w="1080"/>
+          </w:tcPr>
+          <w:p>
+            <w:r/>
+            <w:r>
+              <w:rPr>
+                <w:sz w:val="18"/>
+              </w:rPr>
+              <w:t>60.2%</w:t>
+            </w:r>
+          </w:p>
+        </w:tc>
+        <w:tc>
+          <w:tcPr>
+            <w:tcW w:type="dxa" w:w="1080"/>
+          </w:tcPr>
+          <w:p>
+            <w:r/>
+            <w:r>
+              <w:rPr>
+                <w:sz w:val="18"/>
+              </w:rPr>
+              <w:t>176</w:t>
+            </w:r>
+          </w:p>
+        </w:tc>
+        <w:tc>
+          <w:tcPr>
+            <w:tcW w:type="dxa" w:w="1080"/>
+          </w:tcPr>
+          <w:p>
+            <w:r/>
+            <w:r>
+              <w:rPr>
+                <w:sz w:val="18"/>
+              </w:rPr>
+              <w:t>29</w:t>
+            </w:r>
+          </w:p>
+        </w:tc>
+        <w:tc>
+          <w:tcPr>
+            <w:tcW w:type="dxa" w:w="1080"/>
+          </w:tcPr>
+          <w:p>
+            <w:r/>
+            <w:r>
+              <w:rPr>
+                <w:sz w:val="18"/>
+              </w:rPr>
+              <w:t>42/74 @100%</w:t>
+            </w:r>
+          </w:p>
+        </w:tc>
+        <w:tc>
+          <w:tcPr>
+            <w:tcW w:type="dxa" w:w="1080"/>
+          </w:tcPr>
+          <w:p>
+            <w:r/>
+            <w:r>
+              <w:rPr>
+                <w:sz w:val="18"/>
+              </w:rPr>
+              <w:t>v9</w:t>
+            </w:r>
+          </w:p>
+        </w:tc>
+        <w:tc>
+          <w:tcPr>
+            <w:tcW w:type="dxa" w:w="1080"/>
+          </w:tcPr>
+          <w:p>
+            <w:r/>
+            <w:r>
+              <w:rPr>
+                <w:sz w:val="18"/>
+              </w:rPr>
+              <w:t>Aug 5</w:t>
+            </w:r>
+          </w:p>
+        </w:tc>
+      </w:tr>
+      <w:tr>
+        <w:tc>
+          <w:tcPr>
+            <w:tcW w:type="dxa" w:w="1080"/>
+            <w:shd w:val="clear" w:color="auto" w:fill="F2F6FC"/>
+          </w:tcPr>
+          <w:p>
+            <w:r/>
+            <w:r>
+              <w:rPr>
+                <w:sz w:val="18"/>
+              </w:rPr>
+              <w:t>NC-001 nomor crop preprocessing (re-render region zoom 6x)</w:t>
+            </w:r>
+          </w:p>
+        </w:tc>
+        <w:tc>
+          <w:tcPr>
+            <w:tcW w:type="dxa" w:w="1080"/>
+            <w:shd w:val="clear" w:color="auto" w:fill="F2F6FC"/>
+          </w:tcPr>
+          <w:p>
+            <w:r/>
+            <w:r>
+              <w:rPr>
+                <w:sz w:val="18"/>
+              </w:rPr>
+              <w:t>n/a</w:t>
+            </w:r>
+          </w:p>
+        </w:tc>
+        <w:tc>
+          <w:tcPr>
+            <w:tcW w:type="dxa" w:w="1080"/>
+            <w:shd w:val="clear" w:color="auto" w:fill="F2F6FC"/>
+          </w:tcPr>
+          <w:p>
+            <w:r/>
+            <w:r>
+              <w:rPr>
+                <w:sz w:val="18"/>
+              </w:rPr>
+              <w:t>46.3%</w:t>
+            </w:r>
+          </w:p>
+        </w:tc>
+        <w:tc>
+          <w:tcPr>
+            <w:tcW w:type="dxa" w:w="1080"/>
+            <w:shd w:val="clear" w:color="auto" w:fill="F2F6FC"/>
+          </w:tcPr>
+          <w:p>
+            <w:r/>
+            <w:r>
+              <w:rPr>
+                <w:sz w:val="18"/>
+              </w:rPr>
+              <w:t>0</w:t>
+            </w:r>
+          </w:p>
+        </w:tc>
+        <w:tc>
+          <w:tcPr>
+            <w:tcW w:type="dxa" w:w="1080"/>
+            <w:shd w:val="clear" w:color="auto" w:fill="F2F6FC"/>
+          </w:tcPr>
+          <w:p>
+            <w:r/>
+            <w:r>
+              <w:rPr>
+                <w:sz w:val="18"/>
+              </w:rPr>
+              <w:t>0</w:t>
+            </w:r>
+          </w:p>
+        </w:tc>
+        <w:tc>
+          <w:tcPr>
+            <w:tcW w:type="dxa" w:w="1080"/>
+            <w:shd w:val="clear" w:color="auto" w:fill="F2F6FC"/>
+          </w:tcPr>
+          <w:p>
+            <w:r/>
+            <w:r>
+              <w:rPr>
+                <w:sz w:val="18"/>
+              </w:rPr>
+              <w:t>-</w:t>
+            </w:r>
+          </w:p>
+        </w:tc>
+        <w:tc>
+          <w:tcPr>
+            <w:tcW w:type="dxa" w:w="1080"/>
+            <w:shd w:val="clear" w:color="auto" w:fill="F2F6FC"/>
+          </w:tcPr>
+          <w:p>
+            <w:r/>
+            <w:r>
+              <w:rPr>
+                <w:sz w:val="18"/>
+              </w:rPr>
+              <w:t>v9</w:t>
+            </w:r>
+          </w:p>
+        </w:tc>
+        <w:tc>
+          <w:tcPr>
+            <w:tcW w:type="dxa" w:w="1080"/>
+            <w:shd w:val="clear" w:color="auto" w:fill="F2F6FC"/>
+          </w:tcPr>
+          <w:p>
+            <w:r/>
+            <w:r>
+              <w:rPr>
+                <w:sz w:val="18"/>
+              </w:rPr>
+              <w:t>Aug 6</w:t>
+            </w:r>
+          </w:p>
+        </w:tc>
+      </w:tr>
+      <w:tr>
+        <w:tc>
+          <w:tcPr>
+            <w:tcW w:type="dxa" w:w="1080"/>
+          </w:tcPr>
+          <w:p>
+            <w:r/>
+            <w:r>
+              <w:rPr>
+                <w:sz w:val="18"/>
+              </w:rPr>
+              <w:t>OCR-006 DocTR probe (mobilenet CPU, 10 scan)</w:t>
+            </w:r>
+          </w:p>
+        </w:tc>
+        <w:tc>
+          <w:tcPr>
+            <w:tcW w:type="dxa" w:w="1080"/>
+          </w:tcPr>
+          <w:p>
+            <w:r/>
+            <w:r>
+              <w:rPr>
+                <w:sz w:val="18"/>
+              </w:rPr>
+              <w:t>n/a</w:t>
+            </w:r>
+          </w:p>
+        </w:tc>
+        <w:tc>
+          <w:tcPr>
+            <w:tcW w:type="dxa" w:w="1080"/>
+          </w:tcPr>
+          <w:p>
+            <w:r/>
+            <w:r>
+              <w:rPr>
+                <w:sz w:val="18"/>
+              </w:rPr>
+              <w:t>40.0%</w:t>
+            </w:r>
+          </w:p>
+        </w:tc>
+        <w:tc>
+          <w:tcPr>
+            <w:tcW w:type="dxa" w:w="1080"/>
+          </w:tcPr>
+          <w:p>
+            <w:r/>
+            <w:r>
+              <w:rPr>
+                <w:sz w:val="18"/>
+              </w:rPr>
+              <w:t>0</w:t>
+            </w:r>
+          </w:p>
+        </w:tc>
+        <w:tc>
+          <w:tcPr>
+            <w:tcW w:type="dxa" w:w="1080"/>
+          </w:tcPr>
+          <w:p>
+            <w:r/>
+            <w:r>
+              <w:rPr>
+                <w:sz w:val="18"/>
+              </w:rPr>
+              <w:t>0</w:t>
+            </w:r>
+          </w:p>
+        </w:tc>
+        <w:tc>
+          <w:tcPr>
+            <w:tcW w:type="dxa" w:w="1080"/>
+          </w:tcPr>
+          <w:p>
+            <w:r/>
+            <w:r>
+              <w:rPr>
+                <w:sz w:val="18"/>
+              </w:rPr>
+              <w:t>-</w:t>
+            </w:r>
+          </w:p>
+        </w:tc>
+        <w:tc>
+          <w:tcPr>
+            <w:tcW w:type="dxa" w:w="1080"/>
+          </w:tcPr>
+          <w:p>
+            <w:r/>
+            <w:r>
+              <w:rPr>
+                <w:sz w:val="18"/>
+              </w:rPr>
+              <w:t>v9</w:t>
+            </w:r>
+          </w:p>
+        </w:tc>
+        <w:tc>
+          <w:tcPr>
+            <w:tcW w:type="dxa" w:w="1080"/>
+          </w:tcPr>
+          <w:p>
+            <w:r/>
+            <w:r>
+              <w:rPr>
+                <w:sz w:val="18"/>
+              </w:rPr>
+              <w:t>Aug 6</w:t>
+            </w:r>
+          </w:p>
+        </w:tc>
+      </w:tr>
+      <w:tr>
+        <w:tc>
+          <w:tcPr>
+            <w:tcW w:type="dxa" w:w="1080"/>
+            <w:shd w:val="clear" w:color="auto" w:fill="F2F6FC"/>
+          </w:tcPr>
+          <w:p>
+            <w:r/>
+            <w:r>
+              <w:rPr>
+                <w:sz w:val="18"/>
+              </w:rPr>
+              <w:t>HYB-001 hybrid OCR per-field (DocTR dates+organizer / baseline nomor)</w:t>
+            </w:r>
+          </w:p>
+        </w:tc>
+        <w:tc>
+          <w:tcPr>
+            <w:tcW w:type="dxa" w:w="1080"/>
+            <w:shd w:val="clear" w:color="auto" w:fill="F2F6FC"/>
+          </w:tcPr>
+          <w:p>
+            <w:r/>
+            <w:r>
+              <w:rPr>
+                <w:sz w:val="18"/>
+              </w:rPr>
+              <w:t>n/a</w:t>
+            </w:r>
+          </w:p>
+        </w:tc>
+        <w:tc>
+          <w:tcPr>
+            <w:tcW w:type="dxa" w:w="1080"/>
+            <w:shd w:val="clear" w:color="auto" w:fill="F2F6FC"/>
+          </w:tcPr>
+          <w:p>
+            <w:r/>
+            <w:r>
+              <w:rPr>
+                <w:sz w:val="18"/>
+              </w:rPr>
+              <w:t>46.8%</w:t>
+            </w:r>
+          </w:p>
+        </w:tc>
+        <w:tc>
+          <w:tcPr>
+            <w:tcW w:type="dxa" w:w="1080"/>
+            <w:shd w:val="clear" w:color="auto" w:fill="F2F6FC"/>
+          </w:tcPr>
+          <w:p>
+            <w:r/>
+            <w:r>
+              <w:rPr>
+                <w:sz w:val="18"/>
+              </w:rPr>
+              <w:t>0</w:t>
+            </w:r>
+          </w:p>
+        </w:tc>
+        <w:tc>
+          <w:tcPr>
+            <w:tcW w:type="dxa" w:w="1080"/>
+            <w:shd w:val="clear" w:color="auto" w:fill="F2F6FC"/>
+          </w:tcPr>
+          <w:p>
+            <w:r/>
+            <w:r>
+              <w:rPr>
+                <w:sz w:val="18"/>
+              </w:rPr>
+              <w:t>0</w:t>
+            </w:r>
+          </w:p>
+        </w:tc>
+        <w:tc>
+          <w:tcPr>
+            <w:tcW w:type="dxa" w:w="1080"/>
+            <w:shd w:val="clear" w:color="auto" w:fill="F2F6FC"/>
+          </w:tcPr>
+          <w:p>
+            <w:r/>
+            <w:r>
+              <w:rPr>
+                <w:sz w:val="18"/>
+              </w:rPr>
+              <w:t>-</w:t>
+            </w:r>
+          </w:p>
+        </w:tc>
+        <w:tc>
+          <w:tcPr>
+            <w:tcW w:type="dxa" w:w="1080"/>
+            <w:shd w:val="clear" w:color="auto" w:fill="F2F6FC"/>
+          </w:tcPr>
+          <w:p>
+            <w:r/>
+            <w:r>
+              <w:rPr>
+                <w:sz w:val="18"/>
+              </w:rPr>
+              <w:t>v9</w:t>
+            </w:r>
+          </w:p>
+        </w:tc>
+        <w:tc>
+          <w:tcPr>
+            <w:tcW w:type="dxa" w:w="1080"/>
+            <w:shd w:val="clear" w:color="auto" w:fill="F2F6FC"/>
+          </w:tcPr>
+          <w:p>
+            <w:r/>
+            <w:r>
+              <w:rPr>
+                <w:sz w:val="18"/>
+              </w:rPr>
+              <w:t>Aug 6</w:t>
             </w:r>
           </w:p>
         </w:tc>
@@ -10318,6 +11751,14 @@
         <w:tblStyle w:val="TableGrid"/>
         <w:tblW w:type="auto" w:w="0"/>
         <w:tblLook w:firstColumn="1" w:firstRow="1" w:lastColumn="0" w:lastRow="0" w:noHBand="0" w:noVBand="1" w:val="04A0"/>
+        <w:tblBorders>
+          <w:top w:val="single" w:sz="4" w:space="0" w:color="C9D4E4"/>
+          <w:left w:val="single" w:sz="4" w:space="0" w:color="C9D4E4"/>
+          <w:bottom w:val="single" w:sz="4" w:space="0" w:color="C9D4E4"/>
+          <w:right w:val="single" w:sz="4" w:space="0" w:color="C9D4E4"/>
+          <w:insideH w:val="single" w:sz="4" w:space="0" w:color="C9D4E4"/>
+          <w:insideV w:val="single" w:sz="4" w:space="0" w:color="C9D4E4"/>
+        </w:tblBorders>
       </w:tblPr>
       <w:tblGrid>
         <w:gridCol w:w="2160"/>
@@ -10329,12 +11770,14 @@
         <w:tc>
           <w:tcPr>
             <w:tcW w:type="dxa" w:w="2160"/>
+            <w:shd w:val="clear" w:color="auto" w:fill="1F3864"/>
           </w:tcPr>
           <w:p>
             <w:r/>
             <w:r>
               <w:rPr>
                 <w:b/>
+                <w:color w:val="FFFFFF"/>
                 <w:sz w:val="18"/>
               </w:rPr>
               <w:t>Phase</w:t>
@@ -10344,12 +11787,14 @@
         <w:tc>
           <w:tcPr>
             <w:tcW w:type="dxa" w:w="2160"/>
+            <w:shd w:val="clear" w:color="auto" w:fill="1F3864"/>
           </w:tcPr>
           <w:p>
             <w:r/>
             <w:r>
               <w:rPr>
                 <w:b/>
+                <w:color w:val="FFFFFF"/>
                 <w:sz w:val="18"/>
               </w:rPr>
               <w:t>Method</w:t>
@@ -10359,12 +11804,14 @@
         <w:tc>
           <w:tcPr>
             <w:tcW w:type="dxa" w:w="2160"/>
+            <w:shd w:val="clear" w:color="auto" w:fill="1F3864"/>
           </w:tcPr>
           <w:p>
             <w:r/>
             <w:r>
               <w:rPr>
                 <w:b/>
+                <w:color w:val="FFFFFF"/>
                 <w:sz w:val="18"/>
               </w:rPr>
               <w:t>Tingkat</w:t>
@@ -10374,12 +11821,14 @@
         <w:tc>
           <w:tcPr>
             <w:tcW w:type="dxa" w:w="2160"/>
+            <w:shd w:val="clear" w:color="auto" w:fill="1F3864"/>
           </w:tcPr>
           <w:p>
             <w:r/>
             <w:r>
               <w:rPr>
                 <w:b/>
+                <w:color w:val="FFFFFF"/>
                 <w:sz w:val="18"/>
               </w:rPr>
               <w:t>MACRO</w:t>
@@ -10449,6 +11898,7 @@
         <w:tc>
           <w:tcPr>
             <w:tcW w:type="dxa" w:w="2160"/>
+            <w:shd w:val="clear" w:color="auto" w:fill="F2F6FC"/>
           </w:tcPr>
           <w:p>
             <w:r/>
@@ -10463,6 +11913,7 @@
         <w:tc>
           <w:tcPr>
             <w:tcW w:type="dxa" w:w="2160"/>
+            <w:shd w:val="clear" w:color="auto" w:fill="F2F6FC"/>
           </w:tcPr>
           <w:p>
             <w:r/>
@@ -10477,6 +11928,7 @@
         <w:tc>
           <w:tcPr>
             <w:tcW w:type="dxa" w:w="2160"/>
+            <w:shd w:val="clear" w:color="auto" w:fill="F2F6FC"/>
           </w:tcPr>
           <w:p>
             <w:r/>
@@ -10491,6 +11943,7 @@
         <w:tc>
           <w:tcPr>
             <w:tcW w:type="dxa" w:w="2160"/>
+            <w:shd w:val="clear" w:color="auto" w:fill="F2F6FC"/>
           </w:tcPr>
           <w:p>
             <w:r/>
@@ -10565,6 +12018,7 @@
         <w:tc>
           <w:tcPr>
             <w:tcW w:type="dxa" w:w="2160"/>
+            <w:shd w:val="clear" w:color="auto" w:fill="F2F6FC"/>
           </w:tcPr>
           <w:p>
             <w:r/>
@@ -10579,6 +12033,7 @@
         <w:tc>
           <w:tcPr>
             <w:tcW w:type="dxa" w:w="2160"/>
+            <w:shd w:val="clear" w:color="auto" w:fill="F2F6FC"/>
           </w:tcPr>
           <w:p>
             <w:r/>
@@ -10593,6 +12048,7 @@
         <w:tc>
           <w:tcPr>
             <w:tcW w:type="dxa" w:w="2160"/>
+            <w:shd w:val="clear" w:color="auto" w:fill="F2F6FC"/>
           </w:tcPr>
           <w:p>
             <w:r/>
@@ -10607,6 +12063,7 @@
         <w:tc>
           <w:tcPr>
             <w:tcW w:type="dxa" w:w="2160"/>
+            <w:shd w:val="clear" w:color="auto" w:fill="F2F6FC"/>
           </w:tcPr>
           <w:p>
             <w:r/>
@@ -10644,7 +12101,7 @@
               <w:rPr>
                 <w:sz w:val="18"/>
               </w:rPr>
-              <w:t xml:space="preserve">v7 P4 e_hybrid + router </w:t>
+              <w:t>v7 P4 e_hybrid + router</w:t>
             </w:r>
           </w:p>
         </w:tc>
@@ -10681,6 +12138,7 @@
         <w:tc>
           <w:tcPr>
             <w:tcW w:type="dxa" w:w="2160"/>
+            <w:shd w:val="clear" w:color="auto" w:fill="F2F6FC"/>
           </w:tcPr>
           <w:p>
             <w:r/>
@@ -10695,20 +12153,22 @@
         <w:tc>
           <w:tcPr>
             <w:tcW w:type="dxa" w:w="2160"/>
-          </w:tcPr>
-          <w:p>
-            <w:r/>
-            <w:r>
-              <w:rPr>
-                <w:sz w:val="18"/>
-              </w:rPr>
-              <w:t xml:space="preserve">v8 f_bias + router </w:t>
+            <w:shd w:val="clear" w:color="auto" w:fill="F2F6FC"/>
+          </w:tcPr>
+          <w:p>
+            <w:r/>
+            <w:r>
+              <w:rPr>
+                <w:sz w:val="18"/>
+              </w:rPr>
+              <w:t>v8 f_bias + router</w:t>
             </w:r>
           </w:p>
         </w:tc>
         <w:tc>
           <w:tcPr>
             <w:tcW w:type="dxa" w:w="2160"/>
+            <w:shd w:val="clear" w:color="auto" w:fill="F2F6FC"/>
           </w:tcPr>
           <w:p>
             <w:r/>
@@ -10723,6 +12183,7 @@
         <w:tc>
           <w:tcPr>
             <w:tcW w:type="dxa" w:w="2160"/>
+            <w:shd w:val="clear" w:color="auto" w:fill="F2F6FC"/>
           </w:tcPr>
           <w:p>
             <w:r/>
@@ -10797,6 +12258,7 @@
         <w:tc>
           <w:tcPr>
             <w:tcW w:type="dxa" w:w="2160"/>
+            <w:shd w:val="clear" w:color="auto" w:fill="F2F6FC"/>
           </w:tcPr>
           <w:p>
             <w:r/>
@@ -10811,6 +12273,7 @@
         <w:tc>
           <w:tcPr>
             <w:tcW w:type="dxa" w:w="2160"/>
+            <w:shd w:val="clear" w:color="auto" w:fill="F2F6FC"/>
           </w:tcPr>
           <w:p>
             <w:r/>
@@ -10825,6 +12288,7 @@
         <w:tc>
           <w:tcPr>
             <w:tcW w:type="dxa" w:w="2160"/>
+            <w:shd w:val="clear" w:color="auto" w:fill="F2F6FC"/>
           </w:tcPr>
           <w:p>
             <w:r/>
@@ -10839,6 +12303,7 @@
         <w:tc>
           <w:tcPr>
             <w:tcW w:type="dxa" w:w="2160"/>
+            <w:shd w:val="clear" w:color="auto" w:fill="F2F6FC"/>
           </w:tcPr>
           <w:p>
             <w:r/>
@@ -10905,6 +12370,312 @@
                 <w:sz w:val="18"/>
               </w:rPr>
               <w:t>39.3%</w:t>
+            </w:r>
+          </w:p>
+        </w:tc>
+      </w:tr>
+      <w:tr>
+        <w:tc>
+          <w:tcPr>
+            <w:tcW w:type="dxa" w:w="2160"/>
+            <w:shd w:val="clear" w:color="auto" w:fill="FDF3D7"/>
+          </w:tcPr>
+          <w:p>
+            <w:r/>
+            <w:r>
+              <w:rPr>
+                <w:b/>
+                <w:sz w:val="18"/>
+              </w:rPr>
+              <w:t>v9</w:t>
+            </w:r>
+          </w:p>
+        </w:tc>
+        <w:tc>
+          <w:tcPr>
+            <w:tcW w:type="dxa" w:w="2160"/>
+            <w:shd w:val="clear" w:color="auto" w:fill="FDF3D7"/>
+          </w:tcPr>
+          <w:p>
+            <w:r/>
+            <w:r>
+              <w:rPr>
+                <w:b/>
+                <w:sz w:val="18"/>
+              </w:rPr>
+              <w:t xml:space="preserve">v9 organizer_v2 + router fix </w:t>
+            </w:r>
+          </w:p>
+        </w:tc>
+        <w:tc>
+          <w:tcPr>
+            <w:tcW w:type="dxa" w:w="2160"/>
+            <w:shd w:val="clear" w:color="auto" w:fill="FDF3D7"/>
+          </w:tcPr>
+          <w:p>
+            <w:r/>
+            <w:r>
+              <w:rPr>
+                <w:b/>
+                <w:sz w:val="18"/>
+              </w:rPr>
+              <w:t>83.8%</w:t>
+            </w:r>
+          </w:p>
+        </w:tc>
+        <w:tc>
+          <w:tcPr>
+            <w:tcW w:type="dxa" w:w="2160"/>
+            <w:shd w:val="clear" w:color="auto" w:fill="FDF3D7"/>
+          </w:tcPr>
+          <w:p>
+            <w:r/>
+            <w:r>
+              <w:rPr>
+                <w:b/>
+                <w:sz w:val="18"/>
+              </w:rPr>
+              <w:t>58.9%</w:t>
+            </w:r>
+          </w:p>
+        </w:tc>
+      </w:tr>
+      <w:tr>
+        <w:tc>
+          <w:tcPr>
+            <w:tcW w:type="dxa" w:w="2160"/>
+          </w:tcPr>
+          <w:p>
+            <w:r/>
+            <w:r>
+              <w:rPr>
+                <w:sz w:val="18"/>
+              </w:rPr>
+              <w:t>v12</w:t>
+            </w:r>
+          </w:p>
+        </w:tc>
+        <w:tc>
+          <w:tcPr>
+            <w:tcW w:type="dxa" w:w="2160"/>
+          </w:tcPr>
+          <w:p>
+            <w:r/>
+            <w:r>
+              <w:rPr>
+                <w:sz w:val="18"/>
+              </w:rPr>
+              <w:t>v9 winner re-baseline (GT v9 + matcher v2)</w:t>
+            </w:r>
+          </w:p>
+        </w:tc>
+        <w:tc>
+          <w:tcPr>
+            <w:tcW w:type="dxa" w:w="2160"/>
+          </w:tcPr>
+          <w:p>
+            <w:r/>
+            <w:r>
+              <w:rPr>
+                <w:sz w:val="18"/>
+              </w:rPr>
+              <w:t>83.8%</w:t>
+            </w:r>
+          </w:p>
+        </w:tc>
+        <w:tc>
+          <w:tcPr>
+            <w:tcW w:type="dxa" w:w="2160"/>
+          </w:tcPr>
+          <w:p>
+            <w:r/>
+            <w:r>
+              <w:rPr>
+                <w:sz w:val="18"/>
+              </w:rPr>
+              <w:t>60.2%</w:t>
+            </w:r>
+          </w:p>
+        </w:tc>
+      </w:tr>
+      <w:tr>
+        <w:tc>
+          <w:tcPr>
+            <w:tcW w:type="dxa" w:w="2160"/>
+            <w:shd w:val="clear" w:color="auto" w:fill="F2F6FC"/>
+          </w:tcPr>
+          <w:p>
+            <w:r/>
+            <w:r>
+              <w:rPr>
+                <w:sz w:val="18"/>
+              </w:rPr>
+              <w:t>ocr</w:t>
+            </w:r>
+          </w:p>
+        </w:tc>
+        <w:tc>
+          <w:tcPr>
+            <w:tcW w:type="dxa" w:w="2160"/>
+            <w:shd w:val="clear" w:color="auto" w:fill="F2F6FC"/>
+          </w:tcPr>
+          <w:p>
+            <w:r/>
+            <w:r>
+              <w:rPr>
+                <w:sz w:val="18"/>
+              </w:rPr>
+              <w:t>NC-001 nomor crop preprocessing (re-render region zoom 6x)</w:t>
+            </w:r>
+          </w:p>
+        </w:tc>
+        <w:tc>
+          <w:tcPr>
+            <w:tcW w:type="dxa" w:w="2160"/>
+            <w:shd w:val="clear" w:color="auto" w:fill="F2F6FC"/>
+          </w:tcPr>
+          <w:p>
+            <w:r/>
+            <w:r>
+              <w:rPr>
+                <w:sz w:val="18"/>
+              </w:rPr>
+              <w:t>n/a</w:t>
+            </w:r>
+          </w:p>
+        </w:tc>
+        <w:tc>
+          <w:tcPr>
+            <w:tcW w:type="dxa" w:w="2160"/>
+            <w:shd w:val="clear" w:color="auto" w:fill="F2F6FC"/>
+          </w:tcPr>
+          <w:p>
+            <w:r/>
+            <w:r>
+              <w:rPr>
+                <w:sz w:val="18"/>
+              </w:rPr>
+              <w:t>46.3%</w:t>
+            </w:r>
+          </w:p>
+        </w:tc>
+      </w:tr>
+      <w:tr>
+        <w:tc>
+          <w:tcPr>
+            <w:tcW w:type="dxa" w:w="2160"/>
+          </w:tcPr>
+          <w:p>
+            <w:r/>
+            <w:r>
+              <w:rPr>
+                <w:sz w:val="18"/>
+              </w:rPr>
+              <w:t>ocr</w:t>
+            </w:r>
+          </w:p>
+        </w:tc>
+        <w:tc>
+          <w:tcPr>
+            <w:tcW w:type="dxa" w:w="2160"/>
+          </w:tcPr>
+          <w:p>
+            <w:r/>
+            <w:r>
+              <w:rPr>
+                <w:sz w:val="18"/>
+              </w:rPr>
+              <w:t>OCR-006 DocTR probe (mobilenet CPU, 10 scan)</w:t>
+            </w:r>
+          </w:p>
+        </w:tc>
+        <w:tc>
+          <w:tcPr>
+            <w:tcW w:type="dxa" w:w="2160"/>
+          </w:tcPr>
+          <w:p>
+            <w:r/>
+            <w:r>
+              <w:rPr>
+                <w:sz w:val="18"/>
+              </w:rPr>
+              <w:t>n/a</w:t>
+            </w:r>
+          </w:p>
+        </w:tc>
+        <w:tc>
+          <w:tcPr>
+            <w:tcW w:type="dxa" w:w="2160"/>
+          </w:tcPr>
+          <w:p>
+            <w:r/>
+            <w:r>
+              <w:rPr>
+                <w:sz w:val="18"/>
+              </w:rPr>
+              <w:t>40.0%</w:t>
+            </w:r>
+          </w:p>
+        </w:tc>
+      </w:tr>
+      <w:tr>
+        <w:tc>
+          <w:tcPr>
+            <w:tcW w:type="dxa" w:w="2160"/>
+            <w:shd w:val="clear" w:color="auto" w:fill="F2F6FC"/>
+          </w:tcPr>
+          <w:p>
+            <w:r/>
+            <w:r>
+              <w:rPr>
+                <w:sz w:val="18"/>
+              </w:rPr>
+              <w:t>ocr</w:t>
+            </w:r>
+          </w:p>
+        </w:tc>
+        <w:tc>
+          <w:tcPr>
+            <w:tcW w:type="dxa" w:w="2160"/>
+            <w:shd w:val="clear" w:color="auto" w:fill="F2F6FC"/>
+          </w:tcPr>
+          <w:p>
+            <w:r/>
+            <w:r>
+              <w:rPr>
+                <w:sz w:val="18"/>
+              </w:rPr>
+              <w:t>HYB-001 hybrid OCR per-field (DocTR dates+organizer / baseline nomor)</w:t>
+            </w:r>
+          </w:p>
+        </w:tc>
+        <w:tc>
+          <w:tcPr>
+            <w:tcW w:type="dxa" w:w="2160"/>
+            <w:shd w:val="clear" w:color="auto" w:fill="F2F6FC"/>
+          </w:tcPr>
+          <w:p>
+            <w:r/>
+            <w:r>
+              <w:rPr>
+                <w:sz w:val="18"/>
+              </w:rPr>
+              <w:t>n/a</w:t>
+            </w:r>
+          </w:p>
+        </w:tc>
+        <w:tc>
+          <w:tcPr>
+            <w:tcW w:type="dxa" w:w="2160"/>
+            <w:shd w:val="clear" w:color="auto" w:fill="F2F6FC"/>
+          </w:tcPr>
+          <w:p>
+            <w:r/>
+            <w:r>
+              <w:rPr>
+                <w:sz w:val="18"/>
+              </w:rPr>
+              <w:t>46.8%</w:t>
             </w:r>
           </w:p>
         </w:tc>

--- a/docs/report/benchmark_methods.docx
+++ b/docs/report/benchmark_methods.docx
@@ -11237,7 +11237,7 @@
               <w:rPr>
                 <w:sz w:val="18"/>
               </w:rPr>
-              <w:t>42/74 @100%</w:t>
+              <w:t>45/74 @100%</w:t>
             </w:r>
           </w:p>
         </w:tc>
@@ -11353,7 +11353,7 @@
               <w:rPr>
                 <w:sz w:val="18"/>
               </w:rPr>
-              <w:t>42/74 @100%</w:t>
+              <w:t>45/74 @100%</w:t>
             </w:r>
           </w:p>
         </w:tc>
@@ -11732,6 +11732,120 @@
           <w:tcPr>
             <w:tcW w:type="dxa" w:w="1080"/>
             <w:shd w:val="clear" w:color="auto" w:fill="F2F6FC"/>
+          </w:tcPr>
+          <w:p>
+            <w:r/>
+            <w:r>
+              <w:rPr>
+                <w:sz w:val="18"/>
+              </w:rPr>
+              <w:t>Aug 6</w:t>
+            </w:r>
+          </w:p>
+        </w:tc>
+      </w:tr>
+      <w:tr>
+        <w:tc>
+          <w:tcPr>
+            <w:tcW w:type="dxa" w:w="1080"/>
+          </w:tcPr>
+          <w:p>
+            <w:r/>
+            <w:r>
+              <w:rPr>
+                <w:sz w:val="18"/>
+              </w:rPr>
+              <w:t>NC-002 region-OCR murah (rapid / tess psm tunggal) utk 2-pass nomor</w:t>
+            </w:r>
+          </w:p>
+        </w:tc>
+        <w:tc>
+          <w:tcPr>
+            <w:tcW w:type="dxa" w:w="1080"/>
+          </w:tcPr>
+          <w:p>
+            <w:r/>
+            <w:r>
+              <w:rPr>
+                <w:sz w:val="18"/>
+              </w:rPr>
+              <w:t>n/a</w:t>
+            </w:r>
+          </w:p>
+        </w:tc>
+        <w:tc>
+          <w:tcPr>
+            <w:tcW w:type="dxa" w:w="1080"/>
+          </w:tcPr>
+          <w:p>
+            <w:r/>
+            <w:r>
+              <w:rPr>
+                <w:sz w:val="18"/>
+              </w:rPr>
+              <w:t>47.3%</w:t>
+            </w:r>
+          </w:p>
+        </w:tc>
+        <w:tc>
+          <w:tcPr>
+            <w:tcW w:type="dxa" w:w="1080"/>
+          </w:tcPr>
+          <w:p>
+            <w:r/>
+            <w:r>
+              <w:rPr>
+                <w:sz w:val="18"/>
+              </w:rPr>
+              <w:t>0</w:t>
+            </w:r>
+          </w:p>
+        </w:tc>
+        <w:tc>
+          <w:tcPr>
+            <w:tcW w:type="dxa" w:w="1080"/>
+          </w:tcPr>
+          <w:p>
+            <w:r/>
+            <w:r>
+              <w:rPr>
+                <w:sz w:val="18"/>
+              </w:rPr>
+              <w:t>0</w:t>
+            </w:r>
+          </w:p>
+        </w:tc>
+        <w:tc>
+          <w:tcPr>
+            <w:tcW w:type="dxa" w:w="1080"/>
+          </w:tcPr>
+          <w:p>
+            <w:r/>
+            <w:r>
+              <w:rPr>
+                <w:sz w:val="18"/>
+              </w:rPr>
+              <w:t>-</w:t>
+            </w:r>
+          </w:p>
+        </w:tc>
+        <w:tc>
+          <w:tcPr>
+            <w:tcW w:type="dxa" w:w="1080"/>
+          </w:tcPr>
+          <w:p>
+            <w:r/>
+            <w:r>
+              <w:rPr>
+                <w:sz w:val="18"/>
+              </w:rPr>
+              <w:t>v9</w:t>
+            </w:r>
+          </w:p>
+        </w:tc>
+        <w:tc>
+          <w:tcPr>
+            <w:tcW w:type="dxa" w:w="1080"/>
           </w:tcPr>
           <w:p>
             <w:r/>
@@ -12676,6 +12790,64 @@
                 <w:sz w:val="18"/>
               </w:rPr>
               <w:t>46.8%</w:t>
+            </w:r>
+          </w:p>
+        </w:tc>
+      </w:tr>
+      <w:tr>
+        <w:tc>
+          <w:tcPr>
+            <w:tcW w:type="dxa" w:w="2160"/>
+          </w:tcPr>
+          <w:p>
+            <w:r/>
+            <w:r>
+              <w:rPr>
+                <w:sz w:val="18"/>
+              </w:rPr>
+              <w:t>ocr</w:t>
+            </w:r>
+          </w:p>
+        </w:tc>
+        <w:tc>
+          <w:tcPr>
+            <w:tcW w:type="dxa" w:w="2160"/>
+          </w:tcPr>
+          <w:p>
+            <w:r/>
+            <w:r>
+              <w:rPr>
+                <w:sz w:val="18"/>
+              </w:rPr>
+              <w:t>NC-002 region-OCR murah (rapid / tess psm tunggal) utk 2-pass nomor</w:t>
+            </w:r>
+          </w:p>
+        </w:tc>
+        <w:tc>
+          <w:tcPr>
+            <w:tcW w:type="dxa" w:w="2160"/>
+          </w:tcPr>
+          <w:p>
+            <w:r/>
+            <w:r>
+              <w:rPr>
+                <w:sz w:val="18"/>
+              </w:rPr>
+              <w:t>n/a</w:t>
+            </w:r>
+          </w:p>
+        </w:tc>
+        <w:tc>
+          <w:tcPr>
+            <w:tcW w:type="dxa" w:w="2160"/>
+          </w:tcPr>
+          <w:p>
+            <w:r/>
+            <w:r>
+              <w:rPr>
+                <w:sz w:val="18"/>
+              </w:rPr>
+              <w:t>47.3%</w:t>
             </w:r>
           </w:p>
         </w:tc>

--- a/docs/report/benchmark_methods.docx
+++ b/docs/report/benchmark_methods.docx
@@ -11858,6 +11858,128 @@
           </w:p>
         </w:tc>
       </w:tr>
+      <w:tr>
+        <w:tc>
+          <w:tcPr>
+            <w:tcW w:type="dxa" w:w="1080"/>
+            <w:shd w:val="clear" w:color="auto" w:fill="F2F6FC"/>
+          </w:tcPr>
+          <w:p>
+            <w:r/>
+            <w:r>
+              <w:rPr>
+                <w:sz w:val="18"/>
+              </w:rPr>
+              <w:t>F1 organizer v3 (R0-R5, 0 LLM)</w:t>
+            </w:r>
+          </w:p>
+        </w:tc>
+        <w:tc>
+          <w:tcPr>
+            <w:tcW w:type="dxa" w:w="1080"/>
+            <w:shd w:val="clear" w:color="auto" w:fill="F2F6FC"/>
+          </w:tcPr>
+          <w:p>
+            <w:r/>
+            <w:r>
+              <w:rPr>
+                <w:sz w:val="18"/>
+              </w:rPr>
+              <w:t>81.1%</w:t>
+            </w:r>
+          </w:p>
+        </w:tc>
+        <w:tc>
+          <w:tcPr>
+            <w:tcW w:type="dxa" w:w="1080"/>
+            <w:shd w:val="clear" w:color="auto" w:fill="F2F6FC"/>
+          </w:tcPr>
+          <w:p>
+            <w:r/>
+            <w:r>
+              <w:rPr>
+                <w:sz w:val="18"/>
+              </w:rPr>
+              <w:t>59.6%</w:t>
+            </w:r>
+          </w:p>
+        </w:tc>
+        <w:tc>
+          <w:tcPr>
+            <w:tcW w:type="dxa" w:w="1080"/>
+            <w:shd w:val="clear" w:color="auto" w:fill="F2F6FC"/>
+          </w:tcPr>
+          <w:p>
+            <w:r/>
+            <w:r>
+              <w:rPr>
+                <w:sz w:val="18"/>
+              </w:rPr>
+              <w:t>0</w:t>
+            </w:r>
+          </w:p>
+        </w:tc>
+        <w:tc>
+          <w:tcPr>
+            <w:tcW w:type="dxa" w:w="1080"/>
+            <w:shd w:val="clear" w:color="auto" w:fill="F2F6FC"/>
+          </w:tcPr>
+          <w:p>
+            <w:r/>
+            <w:r>
+              <w:rPr>
+                <w:sz w:val="18"/>
+              </w:rPr>
+              <w:t>0</w:t>
+            </w:r>
+          </w:p>
+        </w:tc>
+        <w:tc>
+          <w:tcPr>
+            <w:tcW w:type="dxa" w:w="1080"/>
+            <w:shd w:val="clear" w:color="auto" w:fill="F2F6FC"/>
+          </w:tcPr>
+          <w:p>
+            <w:r/>
+            <w:r>
+              <w:rPr>
+                <w:sz w:val="18"/>
+              </w:rPr>
+              <w:t>-</w:t>
+            </w:r>
+          </w:p>
+        </w:tc>
+        <w:tc>
+          <w:tcPr>
+            <w:tcW w:type="dxa" w:w="1080"/>
+            <w:shd w:val="clear" w:color="auto" w:fill="F2F6FC"/>
+          </w:tcPr>
+          <w:p>
+            <w:r/>
+            <w:r>
+              <w:rPr>
+                <w:sz w:val="18"/>
+              </w:rPr>
+              <w:t>v9</w:t>
+            </w:r>
+          </w:p>
+        </w:tc>
+        <w:tc>
+          <w:tcPr>
+            <w:tcW w:type="dxa" w:w="1080"/>
+            <w:shd w:val="clear" w:color="auto" w:fill="F2F6FC"/>
+          </w:tcPr>
+          <w:p>
+            <w:r/>
+            <w:r>
+              <w:rPr>
+                <w:sz w:val="18"/>
+              </w:rPr>
+              <w:t>Aug 10</w:t>
+            </w:r>
+          </w:p>
+        </w:tc>
+      </w:tr>
     </w:tbl>
     <w:p/>
     <w:tbl>
@@ -12848,6 +12970,68 @@
                 <w:sz w:val="18"/>
               </w:rPr>
               <w:t>47.3%</w:t>
+            </w:r>
+          </w:p>
+        </w:tc>
+      </w:tr>
+      <w:tr>
+        <w:tc>
+          <w:tcPr>
+            <w:tcW w:type="dxa" w:w="2160"/>
+            <w:shd w:val="clear" w:color="auto" w:fill="F2F6FC"/>
+          </w:tcPr>
+          <w:p>
+            <w:r/>
+            <w:r>
+              <w:rPr>
+                <w:sz w:val="18"/>
+              </w:rPr>
+              <w:t>v10</w:t>
+            </w:r>
+          </w:p>
+        </w:tc>
+        <w:tc>
+          <w:tcPr>
+            <w:tcW w:type="dxa" w:w="2160"/>
+            <w:shd w:val="clear" w:color="auto" w:fill="F2F6FC"/>
+          </w:tcPr>
+          <w:p>
+            <w:r/>
+            <w:r>
+              <w:rPr>
+                <w:sz w:val="18"/>
+              </w:rPr>
+              <w:t>F1 organizer v3 (R0-R5, 0 LLM)</w:t>
+            </w:r>
+          </w:p>
+        </w:tc>
+        <w:tc>
+          <w:tcPr>
+            <w:tcW w:type="dxa" w:w="2160"/>
+            <w:shd w:val="clear" w:color="auto" w:fill="F2F6FC"/>
+          </w:tcPr>
+          <w:p>
+            <w:r/>
+            <w:r>
+              <w:rPr>
+                <w:sz w:val="18"/>
+              </w:rPr>
+              <w:t>81.1%</w:t>
+            </w:r>
+          </w:p>
+        </w:tc>
+        <w:tc>
+          <w:tcPr>
+            <w:tcW w:type="dxa" w:w="2160"/>
+            <w:shd w:val="clear" w:color="auto" w:fill="F2F6FC"/>
+          </w:tcPr>
+          <w:p>
+            <w:r/>
+            <w:r>
+              <w:rPr>
+                <w:sz w:val="18"/>
+              </w:rPr>
+              <w:t>59.6%</w:t>
             </w:r>
           </w:p>
         </w:tc>

--- a/docs/report/benchmark_methods.docx
+++ b/docs/report/benchmark_methods.docx
@@ -11870,7 +11870,7 @@
               <w:rPr>
                 <w:sz w:val="18"/>
               </w:rPr>
-              <w:t>F1 organizer v3 (R0-R5, 0 LLM)</w:t>
+              <w:t>F1 organizer v3 + R6 (0 LLM)</w:t>
             </w:r>
           </w:p>
         </w:tc>
@@ -11900,7 +11900,7 @@
               <w:rPr>
                 <w:sz w:val="18"/>
               </w:rPr>
-              <w:t>59.6%</w:t>
+              <w:t>61.2%</w:t>
             </w:r>
           </w:p>
         </w:tc>
@@ -13001,7 +13001,7 @@
               <w:rPr>
                 <w:sz w:val="18"/>
               </w:rPr>
-              <w:t>F1 organizer v3 (R0-R5, 0 LLM)</w:t>
+              <w:t>F1 organizer v3 + R6 (0 LLM)</w:t>
             </w:r>
           </w:p>
         </w:tc>
@@ -13031,7 +13031,7 @@
               <w:rPr>
                 <w:sz w:val="18"/>
               </w:rPr>
-              <w:t>59.6%</w:t>
+              <w:t>61.2%</w:t>
             </w:r>
           </w:p>
         </w:tc>

--- a/docs/report/benchmark_methods.docx
+++ b/docs/report/benchmark_methods.docx
@@ -11980,6 +11980,242 @@
           </w:p>
         </w:tc>
       </w:tr>
+      <w:tr>
+        <w:tc>
+          <w:tcPr>
+            <w:tcW w:type="dxa" w:w="1080"/>
+          </w:tcPr>
+          <w:p>
+            <w:r/>
+            <w:r>
+              <w:rPr>
+                <w:sz w:val="18"/>
+              </w:rPr>
+              <w:t>F1 normalisasi organizer &amp; nomor (0 LLM)</w:t>
+            </w:r>
+          </w:p>
+        </w:tc>
+        <w:tc>
+          <w:tcPr>
+            <w:tcW w:type="dxa" w:w="1080"/>
+          </w:tcPr>
+          <w:p>
+            <w:r/>
+            <w:r>
+              <w:rPr>
+                <w:sz w:val="18"/>
+              </w:rPr>
+              <w:t>81.1%</w:t>
+            </w:r>
+          </w:p>
+        </w:tc>
+        <w:tc>
+          <w:tcPr>
+            <w:tcW w:type="dxa" w:w="1080"/>
+          </w:tcPr>
+          <w:p>
+            <w:r/>
+            <w:r>
+              <w:rPr>
+                <w:sz w:val="18"/>
+              </w:rPr>
+              <w:t>58.3%</w:t>
+            </w:r>
+          </w:p>
+        </w:tc>
+        <w:tc>
+          <w:tcPr>
+            <w:tcW w:type="dxa" w:w="1080"/>
+          </w:tcPr>
+          <w:p>
+            <w:r/>
+            <w:r>
+              <w:rPr>
+                <w:sz w:val="18"/>
+              </w:rPr>
+              <w:t>0</w:t>
+            </w:r>
+          </w:p>
+        </w:tc>
+        <w:tc>
+          <w:tcPr>
+            <w:tcW w:type="dxa" w:w="1080"/>
+          </w:tcPr>
+          <w:p>
+            <w:r/>
+            <w:r>
+              <w:rPr>
+                <w:sz w:val="18"/>
+              </w:rPr>
+              <w:t>0</w:t>
+            </w:r>
+          </w:p>
+        </w:tc>
+        <w:tc>
+          <w:tcPr>
+            <w:tcW w:type="dxa" w:w="1080"/>
+          </w:tcPr>
+          <w:p>
+            <w:r/>
+            <w:r>
+              <w:rPr>
+                <w:sz w:val="18"/>
+              </w:rPr>
+              <w:t>-</w:t>
+            </w:r>
+          </w:p>
+        </w:tc>
+        <w:tc>
+          <w:tcPr>
+            <w:tcW w:type="dxa" w:w="1080"/>
+          </w:tcPr>
+          <w:p>
+            <w:r/>
+            <w:r>
+              <w:rPr>
+                <w:sz w:val="18"/>
+              </w:rPr>
+              <w:t>v9</w:t>
+            </w:r>
+          </w:p>
+        </w:tc>
+        <w:tc>
+          <w:tcPr>
+            <w:tcW w:type="dxa" w:w="1080"/>
+          </w:tcPr>
+          <w:p>
+            <w:r/>
+            <w:r>
+              <w:rPr>
+                <w:sz w:val="18"/>
+              </w:rPr>
+              <w:t>Aug 10</w:t>
+            </w:r>
+          </w:p>
+        </w:tc>
+      </w:tr>
+      <w:tr>
+        <w:tc>
+          <w:tcPr>
+            <w:tcW w:type="dxa" w:w="1080"/>
+            <w:shd w:val="clear" w:color="auto" w:fill="F2F6FC"/>
+          </w:tcPr>
+          <w:p>
+            <w:r/>
+            <w:r>
+              <w:rPr>
+                <w:sz w:val="18"/>
+              </w:rPr>
+              <w:t>ORG-004 canonicalisasi format (0 LLM)</w:t>
+            </w:r>
+          </w:p>
+        </w:tc>
+        <w:tc>
+          <w:tcPr>
+            <w:tcW w:type="dxa" w:w="1080"/>
+            <w:shd w:val="clear" w:color="auto" w:fill="F2F6FC"/>
+          </w:tcPr>
+          <w:p>
+            <w:r/>
+            <w:r>
+              <w:rPr>
+                <w:sz w:val="18"/>
+              </w:rPr>
+              <w:t>81.1%</w:t>
+            </w:r>
+          </w:p>
+        </w:tc>
+        <w:tc>
+          <w:tcPr>
+            <w:tcW w:type="dxa" w:w="1080"/>
+            <w:shd w:val="clear" w:color="auto" w:fill="F2F6FC"/>
+          </w:tcPr>
+          <w:p>
+            <w:r/>
+            <w:r>
+              <w:rPr>
+                <w:sz w:val="18"/>
+              </w:rPr>
+              <w:t>63.5%</w:t>
+            </w:r>
+          </w:p>
+        </w:tc>
+        <w:tc>
+          <w:tcPr>
+            <w:tcW w:type="dxa" w:w="1080"/>
+            <w:shd w:val="clear" w:color="auto" w:fill="F2F6FC"/>
+          </w:tcPr>
+          <w:p>
+            <w:r/>
+            <w:r>
+              <w:rPr>
+                <w:sz w:val="18"/>
+              </w:rPr>
+              <w:t>0</w:t>
+            </w:r>
+          </w:p>
+        </w:tc>
+        <w:tc>
+          <w:tcPr>
+            <w:tcW w:type="dxa" w:w="1080"/>
+            <w:shd w:val="clear" w:color="auto" w:fill="F2F6FC"/>
+          </w:tcPr>
+          <w:p>
+            <w:r/>
+            <w:r>
+              <w:rPr>
+                <w:sz w:val="18"/>
+              </w:rPr>
+              <w:t>0</w:t>
+            </w:r>
+          </w:p>
+        </w:tc>
+        <w:tc>
+          <w:tcPr>
+            <w:tcW w:type="dxa" w:w="1080"/>
+            <w:shd w:val="clear" w:color="auto" w:fill="F2F6FC"/>
+          </w:tcPr>
+          <w:p>
+            <w:r/>
+            <w:r>
+              <w:rPr>
+                <w:sz w:val="18"/>
+              </w:rPr>
+              <w:t>-</w:t>
+            </w:r>
+          </w:p>
+        </w:tc>
+        <w:tc>
+          <w:tcPr>
+            <w:tcW w:type="dxa" w:w="1080"/>
+            <w:shd w:val="clear" w:color="auto" w:fill="F2F6FC"/>
+          </w:tcPr>
+          <w:p>
+            <w:r/>
+            <w:r>
+              <w:rPr>
+                <w:sz w:val="18"/>
+              </w:rPr>
+              <w:t>v9</w:t>
+            </w:r>
+          </w:p>
+        </w:tc>
+        <w:tc>
+          <w:tcPr>
+            <w:tcW w:type="dxa" w:w="1080"/>
+            <w:shd w:val="clear" w:color="auto" w:fill="F2F6FC"/>
+          </w:tcPr>
+          <w:p>
+            <w:r/>
+            <w:r>
+              <w:rPr>
+                <w:sz w:val="18"/>
+              </w:rPr>
+              <w:t>Aug 13</w:t>
+            </w:r>
+          </w:p>
+        </w:tc>
+      </w:tr>
     </w:tbl>
     <w:p/>
     <w:tbl>
@@ -13032,6 +13268,126 @@
                 <w:sz w:val="18"/>
               </w:rPr>
               <w:t>61.2%</w:t>
+            </w:r>
+          </w:p>
+        </w:tc>
+      </w:tr>
+      <w:tr>
+        <w:tc>
+          <w:tcPr>
+            <w:tcW w:type="dxa" w:w="2160"/>
+          </w:tcPr>
+          <w:p>
+            <w:r/>
+            <w:r>
+              <w:rPr>
+                <w:sz w:val="18"/>
+              </w:rPr>
+              <w:t>v10</w:t>
+            </w:r>
+          </w:p>
+        </w:tc>
+        <w:tc>
+          <w:tcPr>
+            <w:tcW w:type="dxa" w:w="2160"/>
+          </w:tcPr>
+          <w:p>
+            <w:r/>
+            <w:r>
+              <w:rPr>
+                <w:sz w:val="18"/>
+              </w:rPr>
+              <w:t>F1 normalisasi organizer &amp; nomor (0 LLM)</w:t>
+            </w:r>
+          </w:p>
+        </w:tc>
+        <w:tc>
+          <w:tcPr>
+            <w:tcW w:type="dxa" w:w="2160"/>
+          </w:tcPr>
+          <w:p>
+            <w:r/>
+            <w:r>
+              <w:rPr>
+                <w:sz w:val="18"/>
+              </w:rPr>
+              <w:t>81.1%</w:t>
+            </w:r>
+          </w:p>
+        </w:tc>
+        <w:tc>
+          <w:tcPr>
+            <w:tcW w:type="dxa" w:w="2160"/>
+          </w:tcPr>
+          <w:p>
+            <w:r/>
+            <w:r>
+              <w:rPr>
+                <w:sz w:val="18"/>
+              </w:rPr>
+              <w:t>58.3%</w:t>
+            </w:r>
+          </w:p>
+        </w:tc>
+      </w:tr>
+      <w:tr>
+        <w:tc>
+          <w:tcPr>
+            <w:tcW w:type="dxa" w:w="2160"/>
+            <w:shd w:val="clear" w:color="auto" w:fill="F2F6FC"/>
+          </w:tcPr>
+          <w:p>
+            <w:r/>
+            <w:r>
+              <w:rPr>
+                <w:sz w:val="18"/>
+              </w:rPr>
+              <w:t>v10</w:t>
+            </w:r>
+          </w:p>
+        </w:tc>
+        <w:tc>
+          <w:tcPr>
+            <w:tcW w:type="dxa" w:w="2160"/>
+            <w:shd w:val="clear" w:color="auto" w:fill="F2F6FC"/>
+          </w:tcPr>
+          <w:p>
+            <w:r/>
+            <w:r>
+              <w:rPr>
+                <w:sz w:val="18"/>
+              </w:rPr>
+              <w:t>ORG-004 canonicalisasi format (0 LLM)</w:t>
+            </w:r>
+          </w:p>
+        </w:tc>
+        <w:tc>
+          <w:tcPr>
+            <w:tcW w:type="dxa" w:w="2160"/>
+            <w:shd w:val="clear" w:color="auto" w:fill="F2F6FC"/>
+          </w:tcPr>
+          <w:p>
+            <w:r/>
+            <w:r>
+              <w:rPr>
+                <w:sz w:val="18"/>
+              </w:rPr>
+              <w:t>81.1%</w:t>
+            </w:r>
+          </w:p>
+        </w:tc>
+        <w:tc>
+          <w:tcPr>
+            <w:tcW w:type="dxa" w:w="2160"/>
+            <w:shd w:val="clear" w:color="auto" w:fill="F2F6FC"/>
+          </w:tcPr>
+          <w:p>
+            <w:r/>
+            <w:r>
+              <w:rPr>
+                <w:sz w:val="18"/>
+              </w:rPr>
+              <w:t>63.5%</w:t>
             </w:r>
           </w:p>
         </w:tc>

--- a/docs/report/benchmark_methods.docx
+++ b/docs/report/benchmark_methods.docx
@@ -12216,6 +12216,120 @@
           </w:p>
         </w:tc>
       </w:tr>
+      <w:tr>
+        <w:tc>
+          <w:tcPr>
+            <w:tcW w:type="dxa" w:w="1080"/>
+          </w:tcPr>
+          <w:p>
+            <w:r/>
+            <w:r>
+              <w:rPr>
+                <w:sz w:val="18"/>
+              </w:rPr>
+              <w:t>PROD-002 port produksi organizer v3+R3+R6+format + nomor (flag-gated)</w:t>
+            </w:r>
+          </w:p>
+        </w:tc>
+        <w:tc>
+          <w:tcPr>
+            <w:tcW w:type="dxa" w:w="1080"/>
+          </w:tcPr>
+          <w:p>
+            <w:r/>
+            <w:r>
+              <w:rPr>
+                <w:sz w:val="18"/>
+              </w:rPr>
+              <w:t>81.1%</w:t>
+            </w:r>
+          </w:p>
+        </w:tc>
+        <w:tc>
+          <w:tcPr>
+            <w:tcW w:type="dxa" w:w="1080"/>
+          </w:tcPr>
+          <w:p>
+            <w:r/>
+            <w:r>
+              <w:rPr>
+                <w:sz w:val="18"/>
+              </w:rPr>
+              <w:t>63.0%</w:t>
+            </w:r>
+          </w:p>
+        </w:tc>
+        <w:tc>
+          <w:tcPr>
+            <w:tcW w:type="dxa" w:w="1080"/>
+          </w:tcPr>
+          <w:p>
+            <w:r/>
+            <w:r>
+              <w:rPr>
+                <w:sz w:val="18"/>
+              </w:rPr>
+              <w:t>0</w:t>
+            </w:r>
+          </w:p>
+        </w:tc>
+        <w:tc>
+          <w:tcPr>
+            <w:tcW w:type="dxa" w:w="1080"/>
+          </w:tcPr>
+          <w:p>
+            <w:r/>
+            <w:r>
+              <w:rPr>
+                <w:sz w:val="18"/>
+              </w:rPr>
+              <w:t>0</w:t>
+            </w:r>
+          </w:p>
+        </w:tc>
+        <w:tc>
+          <w:tcPr>
+            <w:tcW w:type="dxa" w:w="1080"/>
+          </w:tcPr>
+          <w:p>
+            <w:r/>
+            <w:r>
+              <w:rPr>
+                <w:sz w:val="18"/>
+              </w:rPr>
+              <w:t>-</w:t>
+            </w:r>
+          </w:p>
+        </w:tc>
+        <w:tc>
+          <w:tcPr>
+            <w:tcW w:type="dxa" w:w="1080"/>
+          </w:tcPr>
+          <w:p>
+            <w:r/>
+            <w:r>
+              <w:rPr>
+                <w:sz w:val="18"/>
+              </w:rPr>
+              <w:t>v9</w:t>
+            </w:r>
+          </w:p>
+        </w:tc>
+        <w:tc>
+          <w:tcPr>
+            <w:tcW w:type="dxa" w:w="1080"/>
+          </w:tcPr>
+          <w:p>
+            <w:r/>
+            <w:r>
+              <w:rPr>
+                <w:sz w:val="18"/>
+              </w:rPr>
+              <w:t>Aug 13</w:t>
+            </w:r>
+          </w:p>
+        </w:tc>
+      </w:tr>
     </w:tbl>
     <w:p/>
     <w:tbl>
@@ -13388,6 +13502,64 @@
                 <w:sz w:val="18"/>
               </w:rPr>
               <w:t>63.5%</w:t>
+            </w:r>
+          </w:p>
+        </w:tc>
+      </w:tr>
+      <w:tr>
+        <w:tc>
+          <w:tcPr>
+            <w:tcW w:type="dxa" w:w="2160"/>
+          </w:tcPr>
+          <w:p>
+            <w:r/>
+            <w:r>
+              <w:rPr>
+                <w:sz w:val="18"/>
+              </w:rPr>
+              <w:t>v10</w:t>
+            </w:r>
+          </w:p>
+        </w:tc>
+        <w:tc>
+          <w:tcPr>
+            <w:tcW w:type="dxa" w:w="2160"/>
+          </w:tcPr>
+          <w:p>
+            <w:r/>
+            <w:r>
+              <w:rPr>
+                <w:sz w:val="18"/>
+              </w:rPr>
+              <w:t>PROD-002 port produksi organizer v3+R3+R6+format + nomor (flag-gated)</w:t>
+            </w:r>
+          </w:p>
+        </w:tc>
+        <w:tc>
+          <w:tcPr>
+            <w:tcW w:type="dxa" w:w="2160"/>
+          </w:tcPr>
+          <w:p>
+            <w:r/>
+            <w:r>
+              <w:rPr>
+                <w:sz w:val="18"/>
+              </w:rPr>
+              <w:t>81.1%</w:t>
+            </w:r>
+          </w:p>
+        </w:tc>
+        <w:tc>
+          <w:tcPr>
+            <w:tcW w:type="dxa" w:w="2160"/>
+          </w:tcPr>
+          <w:p>
+            <w:r/>
+            <w:r>
+              <w:rPr>
+                <w:sz w:val="18"/>
+              </w:rPr>
+              <w:t>63.0%</w:t>
             </w:r>
           </w:p>
         </w:tc>

--- a/docs/report/benchmark_methods.docx
+++ b/docs/report/benchmark_methods.docx
@@ -12330,6 +12330,128 @@
           </w:p>
         </w:tc>
       </w:tr>
+      <w:tr>
+        <w:tc>
+          <w:tcPr>
+            <w:tcW w:type="dxa" w:w="1080"/>
+            <w:shd w:val="clear" w:color="auto" w:fill="F2F6FC"/>
+          </w:tcPr>
+          <w:p>
+            <w:r/>
+            <w:r>
+              <w:rPr>
+                <w:sz w:val="18"/>
+              </w:rPr>
+              <w:t>AKT-002 deteksi nama_kegiatan v2 (0 LLM)</w:t>
+            </w:r>
+          </w:p>
+        </w:tc>
+        <w:tc>
+          <w:tcPr>
+            <w:tcW w:type="dxa" w:w="1080"/>
+            <w:shd w:val="clear" w:color="auto" w:fill="F2F6FC"/>
+          </w:tcPr>
+          <w:p>
+            <w:r/>
+            <w:r>
+              <w:rPr>
+                <w:sz w:val="18"/>
+              </w:rPr>
+              <w:t>81.1%</w:t>
+            </w:r>
+          </w:p>
+        </w:tc>
+        <w:tc>
+          <w:tcPr>
+            <w:tcW w:type="dxa" w:w="1080"/>
+            <w:shd w:val="clear" w:color="auto" w:fill="F2F6FC"/>
+          </w:tcPr>
+          <w:p>
+            <w:r/>
+            <w:r>
+              <w:rPr>
+                <w:sz w:val="18"/>
+              </w:rPr>
+              <w:t>68.8%</w:t>
+            </w:r>
+          </w:p>
+        </w:tc>
+        <w:tc>
+          <w:tcPr>
+            <w:tcW w:type="dxa" w:w="1080"/>
+            <w:shd w:val="clear" w:color="auto" w:fill="F2F6FC"/>
+          </w:tcPr>
+          <w:p>
+            <w:r/>
+            <w:r>
+              <w:rPr>
+                <w:sz w:val="18"/>
+              </w:rPr>
+              <w:t>0</w:t>
+            </w:r>
+          </w:p>
+        </w:tc>
+        <w:tc>
+          <w:tcPr>
+            <w:tcW w:type="dxa" w:w="1080"/>
+            <w:shd w:val="clear" w:color="auto" w:fill="F2F6FC"/>
+          </w:tcPr>
+          <w:p>
+            <w:r/>
+            <w:r>
+              <w:rPr>
+                <w:sz w:val="18"/>
+              </w:rPr>
+              <w:t>0</w:t>
+            </w:r>
+          </w:p>
+        </w:tc>
+        <w:tc>
+          <w:tcPr>
+            <w:tcW w:type="dxa" w:w="1080"/>
+            <w:shd w:val="clear" w:color="auto" w:fill="F2F6FC"/>
+          </w:tcPr>
+          <w:p>
+            <w:r/>
+            <w:r>
+              <w:rPr>
+                <w:sz w:val="18"/>
+              </w:rPr>
+              <w:t>-</w:t>
+            </w:r>
+          </w:p>
+        </w:tc>
+        <w:tc>
+          <w:tcPr>
+            <w:tcW w:type="dxa" w:w="1080"/>
+            <w:shd w:val="clear" w:color="auto" w:fill="F2F6FC"/>
+          </w:tcPr>
+          <w:p>
+            <w:r/>
+            <w:r>
+              <w:rPr>
+                <w:sz w:val="18"/>
+              </w:rPr>
+              <w:t>v9</w:t>
+            </w:r>
+          </w:p>
+        </w:tc>
+        <w:tc>
+          <w:tcPr>
+            <w:tcW w:type="dxa" w:w="1080"/>
+            <w:shd w:val="clear" w:color="auto" w:fill="F2F6FC"/>
+          </w:tcPr>
+          <w:p>
+            <w:r/>
+            <w:r>
+              <w:rPr>
+                <w:sz w:val="18"/>
+              </w:rPr>
+              <w:t>Aug 13</w:t>
+            </w:r>
+          </w:p>
+        </w:tc>
+      </w:tr>
     </w:tbl>
     <w:p/>
     <w:tbl>
@@ -13560,6 +13682,68 @@
                 <w:sz w:val="18"/>
               </w:rPr>
               <w:t>63.0%</w:t>
+            </w:r>
+          </w:p>
+        </w:tc>
+      </w:tr>
+      <w:tr>
+        <w:tc>
+          <w:tcPr>
+            <w:tcW w:type="dxa" w:w="2160"/>
+            <w:shd w:val="clear" w:color="auto" w:fill="F2F6FC"/>
+          </w:tcPr>
+          <w:p>
+            <w:r/>
+            <w:r>
+              <w:rPr>
+                <w:sz w:val="18"/>
+              </w:rPr>
+              <w:t>v10</w:t>
+            </w:r>
+          </w:p>
+        </w:tc>
+        <w:tc>
+          <w:tcPr>
+            <w:tcW w:type="dxa" w:w="2160"/>
+            <w:shd w:val="clear" w:color="auto" w:fill="F2F6FC"/>
+          </w:tcPr>
+          <w:p>
+            <w:r/>
+            <w:r>
+              <w:rPr>
+                <w:sz w:val="18"/>
+              </w:rPr>
+              <w:t>AKT-002 deteksi nama_kegiatan v2 (0 LLM)</w:t>
+            </w:r>
+          </w:p>
+        </w:tc>
+        <w:tc>
+          <w:tcPr>
+            <w:tcW w:type="dxa" w:w="2160"/>
+            <w:shd w:val="clear" w:color="auto" w:fill="F2F6FC"/>
+          </w:tcPr>
+          <w:p>
+            <w:r/>
+            <w:r>
+              <w:rPr>
+                <w:sz w:val="18"/>
+              </w:rPr>
+              <w:t>81.1%</w:t>
+            </w:r>
+          </w:p>
+        </w:tc>
+        <w:tc>
+          <w:tcPr>
+            <w:tcW w:type="dxa" w:w="2160"/>
+            <w:shd w:val="clear" w:color="auto" w:fill="F2F6FC"/>
+          </w:tcPr>
+          <w:p>
+            <w:r/>
+            <w:r>
+              <w:rPr>
+                <w:sz w:val="18"/>
+              </w:rPr>
+              <w:t>68.8%</w:t>
             </w:r>
           </w:p>
         </w:tc>

--- a/docs/report/benchmark_methods.docx
+++ b/docs/report/benchmark_methods.docx
@@ -11634,7 +11634,7 @@
               <w:rPr>
                 <w:sz w:val="18"/>
               </w:rPr>
-              <w:t>HYB-001 hybrid OCR per-field (DocTR dates+organizer / baseline nomor)</w:t>
+              <w:t>OCR-007 LFM2.5-VL-3B probe (VLM OCR, GGUF Q4_0 + mmproj Q8_0, 10 scan)</w:t>
             </w:r>
           </w:p>
         </w:tc>
@@ -11664,7 +11664,7 @@
               <w:rPr>
                 <w:sz w:val="18"/>
               </w:rPr>
-              <w:t>46.8%</w:t>
+              <w:t>44.4%</w:t>
             </w:r>
           </w:p>
         </w:tc>
@@ -11739,7 +11739,7 @@
               <w:rPr>
                 <w:sz w:val="18"/>
               </w:rPr>
-              <w:t>Aug 6</w:t>
+              <w:t>Aug 13</w:t>
             </w:r>
           </w:p>
         </w:tc>
@@ -11755,7 +11755,7 @@
               <w:rPr>
                 <w:sz w:val="18"/>
               </w:rPr>
-              <w:t>NC-002 region-OCR murah (rapid / tess psm tunggal) utk 2-pass nomor</w:t>
+              <w:t>HYB-001 hybrid OCR per-field (DocTR dates+organizer / baseline nomor)</w:t>
             </w:r>
           </w:p>
         </w:tc>
@@ -11783,7 +11783,7 @@
               <w:rPr>
                 <w:sz w:val="18"/>
               </w:rPr>
-              <w:t>47.3%</w:t>
+              <w:t>46.8%</w:t>
             </w:r>
           </w:p>
         </w:tc>
@@ -11870,7 +11870,7 @@
               <w:rPr>
                 <w:sz w:val="18"/>
               </w:rPr>
-              <w:t>F1 organizer v3 + R6 (0 LLM)</w:t>
+              <w:t>NC-002 region-OCR murah (rapid / tess psm tunggal) utk 2-pass nomor</w:t>
             </w:r>
           </w:p>
         </w:tc>
@@ -11885,7 +11885,7 @@
               <w:rPr>
                 <w:sz w:val="18"/>
               </w:rPr>
-              <w:t>81.1%</w:t>
+              <w:t>n/a</w:t>
             </w:r>
           </w:p>
         </w:tc>
@@ -11900,7 +11900,7 @@
               <w:rPr>
                 <w:sz w:val="18"/>
               </w:rPr>
-              <w:t>61.2%</w:t>
+              <w:t>47.3%</w:t>
             </w:r>
           </w:p>
         </w:tc>
@@ -11975,7 +11975,7 @@
               <w:rPr>
                 <w:sz w:val="18"/>
               </w:rPr>
-              <w:t>Aug 10</w:t>
+              <w:t>Aug 6</w:t>
             </w:r>
           </w:p>
         </w:tc>
@@ -11991,7 +11991,7 @@
               <w:rPr>
                 <w:sz w:val="18"/>
               </w:rPr>
-              <w:t>F1 normalisasi organizer &amp; nomor (0 LLM)</w:t>
+              <w:t>F1 organizer v3 + R6 (0 LLM)</w:t>
             </w:r>
           </w:p>
         </w:tc>
@@ -12019,7 +12019,7 @@
               <w:rPr>
                 <w:sz w:val="18"/>
               </w:rPr>
-              <w:t>58.3%</w:t>
+              <w:t>61.2%</w:t>
             </w:r>
           </w:p>
         </w:tc>
@@ -12106,7 +12106,7 @@
               <w:rPr>
                 <w:sz w:val="18"/>
               </w:rPr>
-              <w:t>ORG-004 canonicalisasi format (0 LLM)</w:t>
+              <w:t>F1 normalisasi organizer &amp; nomor (0 LLM)</w:t>
             </w:r>
           </w:p>
         </w:tc>
@@ -12136,7 +12136,7 @@
               <w:rPr>
                 <w:sz w:val="18"/>
               </w:rPr>
-              <w:t>63.5%</w:t>
+              <w:t>58.3%</w:t>
             </w:r>
           </w:p>
         </w:tc>
@@ -12211,7 +12211,7 @@
               <w:rPr>
                 <w:sz w:val="18"/>
               </w:rPr>
-              <w:t>Aug 13</w:t>
+              <w:t>Aug 10</w:t>
             </w:r>
           </w:p>
         </w:tc>
@@ -12227,7 +12227,7 @@
               <w:rPr>
                 <w:sz w:val="18"/>
               </w:rPr>
-              <w:t>PROD-002 port produksi organizer v3+R3+R6+format + nomor (flag-gated)</w:t>
+              <w:t>ORG-004 canonicalisasi format (0 LLM)</w:t>
             </w:r>
           </w:p>
         </w:tc>
@@ -12255,7 +12255,7 @@
               <w:rPr>
                 <w:sz w:val="18"/>
               </w:rPr>
-              <w:t>63.0%</w:t>
+              <w:t>63.5%</w:t>
             </w:r>
           </w:p>
         </w:tc>
@@ -12342,7 +12342,7 @@
               <w:rPr>
                 <w:sz w:val="18"/>
               </w:rPr>
-              <w:t>AKT-002 deteksi nama_kegiatan v2 (0 LLM)</w:t>
+              <w:t>PROD-002 port produksi organizer v3+R3+R6+format + nomor (flag-gated)</w:t>
             </w:r>
           </w:p>
         </w:tc>
@@ -12372,7 +12372,7 @@
               <w:rPr>
                 <w:sz w:val="18"/>
               </w:rPr>
-              <w:t>68.8%</w:t>
+              <w:t>63.0%</w:t>
             </w:r>
           </w:p>
         </w:tc>
@@ -12440,6 +12440,120 @@
           <w:tcPr>
             <w:tcW w:type="dxa" w:w="1080"/>
             <w:shd w:val="clear" w:color="auto" w:fill="F2F6FC"/>
+          </w:tcPr>
+          <w:p>
+            <w:r/>
+            <w:r>
+              <w:rPr>
+                <w:sz w:val="18"/>
+              </w:rPr>
+              <w:t>Aug 13</w:t>
+            </w:r>
+          </w:p>
+        </w:tc>
+      </w:tr>
+      <w:tr>
+        <w:tc>
+          <w:tcPr>
+            <w:tcW w:type="dxa" w:w="1080"/>
+          </w:tcPr>
+          <w:p>
+            <w:r/>
+            <w:r>
+              <w:rPr>
+                <w:sz w:val="18"/>
+              </w:rPr>
+              <w:t>AKT-002 deteksi nama_kegiatan v2 (0 LLM)</w:t>
+            </w:r>
+          </w:p>
+        </w:tc>
+        <w:tc>
+          <w:tcPr>
+            <w:tcW w:type="dxa" w:w="1080"/>
+          </w:tcPr>
+          <w:p>
+            <w:r/>
+            <w:r>
+              <w:rPr>
+                <w:sz w:val="18"/>
+              </w:rPr>
+              <w:t>81.1%</w:t>
+            </w:r>
+          </w:p>
+        </w:tc>
+        <w:tc>
+          <w:tcPr>
+            <w:tcW w:type="dxa" w:w="1080"/>
+          </w:tcPr>
+          <w:p>
+            <w:r/>
+            <w:r>
+              <w:rPr>
+                <w:sz w:val="18"/>
+              </w:rPr>
+              <w:t>68.8%</w:t>
+            </w:r>
+          </w:p>
+        </w:tc>
+        <w:tc>
+          <w:tcPr>
+            <w:tcW w:type="dxa" w:w="1080"/>
+          </w:tcPr>
+          <w:p>
+            <w:r/>
+            <w:r>
+              <w:rPr>
+                <w:sz w:val="18"/>
+              </w:rPr>
+              <w:t>0</w:t>
+            </w:r>
+          </w:p>
+        </w:tc>
+        <w:tc>
+          <w:tcPr>
+            <w:tcW w:type="dxa" w:w="1080"/>
+          </w:tcPr>
+          <w:p>
+            <w:r/>
+            <w:r>
+              <w:rPr>
+                <w:sz w:val="18"/>
+              </w:rPr>
+              <w:t>0</w:t>
+            </w:r>
+          </w:p>
+        </w:tc>
+        <w:tc>
+          <w:tcPr>
+            <w:tcW w:type="dxa" w:w="1080"/>
+          </w:tcPr>
+          <w:p>
+            <w:r/>
+            <w:r>
+              <w:rPr>
+                <w:sz w:val="18"/>
+              </w:rPr>
+              <w:t>-</w:t>
+            </w:r>
+          </w:p>
+        </w:tc>
+        <w:tc>
+          <w:tcPr>
+            <w:tcW w:type="dxa" w:w="1080"/>
+          </w:tcPr>
+          <w:p>
+            <w:r/>
+            <w:r>
+              <w:rPr>
+                <w:sz w:val="18"/>
+              </w:rPr>
+              <w:t>v9</w:t>
+            </w:r>
+          </w:p>
+        </w:tc>
+        <w:tc>
+          <w:tcPr>
+            <w:tcW w:type="dxa" w:w="1080"/>
           </w:tcPr>
           <w:p>
             <w:r/>
@@ -13353,7 +13467,7 @@
               <w:rPr>
                 <w:sz w:val="18"/>
               </w:rPr>
-              <w:t>HYB-001 hybrid OCR per-field (DocTR dates+organizer / baseline nomor)</w:t>
+              <w:t>OCR-007 LFM2.5-VL-3B probe (VLM OCR, GGUF Q4_0 + mmproj Q8_0, 10 scan)</w:t>
             </w:r>
           </w:p>
         </w:tc>
@@ -13383,7 +13497,7 @@
               <w:rPr>
                 <w:sz w:val="18"/>
               </w:rPr>
-              <w:t>46.8%</w:t>
+              <w:t>44.4%</w:t>
             </w:r>
           </w:p>
         </w:tc>
@@ -13413,7 +13527,7 @@
               <w:rPr>
                 <w:sz w:val="18"/>
               </w:rPr>
-              <w:t>NC-002 region-OCR murah (rapid / tess psm tunggal) utk 2-pass nomor</w:t>
+              <w:t>HYB-001 hybrid OCR per-field (DocTR dates+organizer / baseline nomor)</w:t>
             </w:r>
           </w:p>
         </w:tc>
@@ -13441,7 +13555,7 @@
               <w:rPr>
                 <w:sz w:val="18"/>
               </w:rPr>
-              <w:t>47.3%</w:t>
+              <w:t>46.8%</w:t>
             </w:r>
           </w:p>
         </w:tc>
@@ -13458,7 +13572,7 @@
               <w:rPr>
                 <w:sz w:val="18"/>
               </w:rPr>
-              <w:t>v10</w:t>
+              <w:t>ocr</w:t>
             </w:r>
           </w:p>
         </w:tc>
@@ -13473,7 +13587,7 @@
               <w:rPr>
                 <w:sz w:val="18"/>
               </w:rPr>
-              <w:t>F1 organizer v3 + R6 (0 LLM)</w:t>
+              <w:t>NC-002 region-OCR murah (rapid / tess psm tunggal) utk 2-pass nomor</w:t>
             </w:r>
           </w:p>
         </w:tc>
@@ -13488,7 +13602,7 @@
               <w:rPr>
                 <w:sz w:val="18"/>
               </w:rPr>
-              <w:t>81.1%</w:t>
+              <w:t>n/a</w:t>
             </w:r>
           </w:p>
         </w:tc>
@@ -13503,7 +13617,7 @@
               <w:rPr>
                 <w:sz w:val="18"/>
               </w:rPr>
-              <w:t>61.2%</w:t>
+              <w:t>47.3%</w:t>
             </w:r>
           </w:p>
         </w:tc>
@@ -13533,7 +13647,7 @@
               <w:rPr>
                 <w:sz w:val="18"/>
               </w:rPr>
-              <w:t>F1 normalisasi organizer &amp; nomor (0 LLM)</w:t>
+              <w:t>F1 organizer v3 + R6 (0 LLM)</w:t>
             </w:r>
           </w:p>
         </w:tc>
@@ -13561,7 +13675,7 @@
               <w:rPr>
                 <w:sz w:val="18"/>
               </w:rPr>
-              <w:t>58.3%</w:t>
+              <w:t>61.2%</w:t>
             </w:r>
           </w:p>
         </w:tc>
@@ -13593,7 +13707,7 @@
               <w:rPr>
                 <w:sz w:val="18"/>
               </w:rPr>
-              <w:t>ORG-004 canonicalisasi format (0 LLM)</w:t>
+              <w:t>F1 normalisasi organizer &amp; nomor (0 LLM)</w:t>
             </w:r>
           </w:p>
         </w:tc>
@@ -13623,7 +13737,7 @@
               <w:rPr>
                 <w:sz w:val="18"/>
               </w:rPr>
-              <w:t>63.5%</w:t>
+              <w:t>58.3%</w:t>
             </w:r>
           </w:p>
         </w:tc>
@@ -13653,7 +13767,7 @@
               <w:rPr>
                 <w:sz w:val="18"/>
               </w:rPr>
-              <w:t>PROD-002 port produksi organizer v3+R3+R6+format + nomor (flag-gated)</w:t>
+              <w:t>ORG-004 canonicalisasi format (0 LLM)</w:t>
             </w:r>
           </w:p>
         </w:tc>
@@ -13681,7 +13795,7 @@
               <w:rPr>
                 <w:sz w:val="18"/>
               </w:rPr>
-              <w:t>63.0%</w:t>
+              <w:t>63.5%</w:t>
             </w:r>
           </w:p>
         </w:tc>
@@ -13713,7 +13827,7 @@
               <w:rPr>
                 <w:sz w:val="18"/>
               </w:rPr>
-              <w:t>AKT-002 deteksi nama_kegiatan v2 (0 LLM)</w:t>
+              <w:t>PROD-002 port produksi organizer v3+R3+R6+format + nomor (flag-gated)</w:t>
             </w:r>
           </w:p>
         </w:tc>
@@ -13736,6 +13850,64 @@
           <w:tcPr>
             <w:tcW w:type="dxa" w:w="2160"/>
             <w:shd w:val="clear" w:color="auto" w:fill="F2F6FC"/>
+          </w:tcPr>
+          <w:p>
+            <w:r/>
+            <w:r>
+              <w:rPr>
+                <w:sz w:val="18"/>
+              </w:rPr>
+              <w:t>63.0%</w:t>
+            </w:r>
+          </w:p>
+        </w:tc>
+      </w:tr>
+      <w:tr>
+        <w:tc>
+          <w:tcPr>
+            <w:tcW w:type="dxa" w:w="2160"/>
+          </w:tcPr>
+          <w:p>
+            <w:r/>
+            <w:r>
+              <w:rPr>
+                <w:sz w:val="18"/>
+              </w:rPr>
+              <w:t>v10</w:t>
+            </w:r>
+          </w:p>
+        </w:tc>
+        <w:tc>
+          <w:tcPr>
+            <w:tcW w:type="dxa" w:w="2160"/>
+          </w:tcPr>
+          <w:p>
+            <w:r/>
+            <w:r>
+              <w:rPr>
+                <w:sz w:val="18"/>
+              </w:rPr>
+              <w:t>AKT-002 deteksi nama_kegiatan v2 (0 LLM)</w:t>
+            </w:r>
+          </w:p>
+        </w:tc>
+        <w:tc>
+          <w:tcPr>
+            <w:tcW w:type="dxa" w:w="2160"/>
+          </w:tcPr>
+          <w:p>
+            <w:r/>
+            <w:r>
+              <w:rPr>
+                <w:sz w:val="18"/>
+              </w:rPr>
+              <w:t>81.1%</w:t>
+            </w:r>
+          </w:p>
+        </w:tc>
+        <w:tc>
+          <w:tcPr>
+            <w:tcW w:type="dxa" w:w="2160"/>
           </w:tcPr>
           <w:p>
             <w:r/>

--- a/docs/report/benchmark_methods.docx
+++ b/docs/report/benchmark_methods.docx
@@ -12566,6 +12566,128 @@
           </w:p>
         </w:tc>
       </w:tr>
+      <w:tr>
+        <w:tc>
+          <w:tcPr>
+            <w:tcW w:type="dxa" w:w="1080"/>
+            <w:shd w:val="clear" w:color="auto" w:fill="F2F6FC"/>
+          </w:tcPr>
+          <w:p>
+            <w:r/>
+            <w:r>
+              <w:rPr>
+                <w:sz w:val="18"/>
+              </w:rPr>
+              <w:t>AKT-003 deteksi nama_kegiatan v3: Sebagai Peserta + atthe/inthe (0 LLM)</w:t>
+            </w:r>
+          </w:p>
+        </w:tc>
+        <w:tc>
+          <w:tcPr>
+            <w:tcW w:type="dxa" w:w="1080"/>
+            <w:shd w:val="clear" w:color="auto" w:fill="F2F6FC"/>
+          </w:tcPr>
+          <w:p>
+            <w:r/>
+            <w:r>
+              <w:rPr>
+                <w:sz w:val="18"/>
+              </w:rPr>
+              <w:t>81.1%</w:t>
+            </w:r>
+          </w:p>
+        </w:tc>
+        <w:tc>
+          <w:tcPr>
+            <w:tcW w:type="dxa" w:w="1080"/>
+            <w:shd w:val="clear" w:color="auto" w:fill="F2F6FC"/>
+          </w:tcPr>
+          <w:p>
+            <w:r/>
+            <w:r>
+              <w:rPr>
+                <w:sz w:val="18"/>
+              </w:rPr>
+              <w:t>71.6%</w:t>
+            </w:r>
+          </w:p>
+        </w:tc>
+        <w:tc>
+          <w:tcPr>
+            <w:tcW w:type="dxa" w:w="1080"/>
+            <w:shd w:val="clear" w:color="auto" w:fill="F2F6FC"/>
+          </w:tcPr>
+          <w:p>
+            <w:r/>
+            <w:r>
+              <w:rPr>
+                <w:sz w:val="18"/>
+              </w:rPr>
+              <w:t>0</w:t>
+            </w:r>
+          </w:p>
+        </w:tc>
+        <w:tc>
+          <w:tcPr>
+            <w:tcW w:type="dxa" w:w="1080"/>
+            <w:shd w:val="clear" w:color="auto" w:fill="F2F6FC"/>
+          </w:tcPr>
+          <w:p>
+            <w:r/>
+            <w:r>
+              <w:rPr>
+                <w:sz w:val="18"/>
+              </w:rPr>
+              <w:t>0</w:t>
+            </w:r>
+          </w:p>
+        </w:tc>
+        <w:tc>
+          <w:tcPr>
+            <w:tcW w:type="dxa" w:w="1080"/>
+            <w:shd w:val="clear" w:color="auto" w:fill="F2F6FC"/>
+          </w:tcPr>
+          <w:p>
+            <w:r/>
+            <w:r>
+              <w:rPr>
+                <w:sz w:val="18"/>
+              </w:rPr>
+              <w:t>-</w:t>
+            </w:r>
+          </w:p>
+        </w:tc>
+        <w:tc>
+          <w:tcPr>
+            <w:tcW w:type="dxa" w:w="1080"/>
+            <w:shd w:val="clear" w:color="auto" w:fill="F2F6FC"/>
+          </w:tcPr>
+          <w:p>
+            <w:r/>
+            <w:r>
+              <w:rPr>
+                <w:sz w:val="18"/>
+              </w:rPr>
+              <w:t>v9</w:t>
+            </w:r>
+          </w:p>
+        </w:tc>
+        <w:tc>
+          <w:tcPr>
+            <w:tcW w:type="dxa" w:w="1080"/>
+            <w:shd w:val="clear" w:color="auto" w:fill="F2F6FC"/>
+          </w:tcPr>
+          <w:p>
+            <w:r/>
+            <w:r>
+              <w:rPr>
+                <w:sz w:val="18"/>
+              </w:rPr>
+              <w:t>Aug 13</w:t>
+            </w:r>
+          </w:p>
+        </w:tc>
+      </w:tr>
     </w:tbl>
     <w:p/>
     <w:tbl>
@@ -13916,6 +14038,68 @@
                 <w:sz w:val="18"/>
               </w:rPr>
               <w:t>68.8%</w:t>
+            </w:r>
+          </w:p>
+        </w:tc>
+      </w:tr>
+      <w:tr>
+        <w:tc>
+          <w:tcPr>
+            <w:tcW w:type="dxa" w:w="2160"/>
+            <w:shd w:val="clear" w:color="auto" w:fill="F2F6FC"/>
+          </w:tcPr>
+          <w:p>
+            <w:r/>
+            <w:r>
+              <w:rPr>
+                <w:sz w:val="18"/>
+              </w:rPr>
+              <w:t>v10</w:t>
+            </w:r>
+          </w:p>
+        </w:tc>
+        <w:tc>
+          <w:tcPr>
+            <w:tcW w:type="dxa" w:w="2160"/>
+            <w:shd w:val="clear" w:color="auto" w:fill="F2F6FC"/>
+          </w:tcPr>
+          <w:p>
+            <w:r/>
+            <w:r>
+              <w:rPr>
+                <w:sz w:val="18"/>
+              </w:rPr>
+              <w:t>AKT-003 deteksi nama_kegiatan v3: Sebagai Peserta + atthe/inthe (0 LLM)</w:t>
+            </w:r>
+          </w:p>
+        </w:tc>
+        <w:tc>
+          <w:tcPr>
+            <w:tcW w:type="dxa" w:w="2160"/>
+            <w:shd w:val="clear" w:color="auto" w:fill="F2F6FC"/>
+          </w:tcPr>
+          <w:p>
+            <w:r/>
+            <w:r>
+              <w:rPr>
+                <w:sz w:val="18"/>
+              </w:rPr>
+              <w:t>81.1%</w:t>
+            </w:r>
+          </w:p>
+        </w:tc>
+        <w:tc>
+          <w:tcPr>
+            <w:tcW w:type="dxa" w:w="2160"/>
+            <w:shd w:val="clear" w:color="auto" w:fill="F2F6FC"/>
+          </w:tcPr>
+          <w:p>
+            <w:r/>
+            <w:r>
+              <w:rPr>
+                <w:sz w:val="18"/>
+              </w:rPr>
+              <w:t>71.6%</w:t>
             </w:r>
           </w:p>
         </w:tc>

--- a/docs/report/benchmark_methods.docx
+++ b/docs/report/benchmark_methods.docx
@@ -12688,6 +12688,120 @@
           </w:p>
         </w:tc>
       </w:tr>
+      <w:tr>
+        <w:tc>
+          <w:tcPr>
+            <w:tcW w:type="dxa" w:w="1080"/>
+          </w:tcPr>
+          <w:p>
+            <w:r/>
+            <w:r>
+              <w:rPr>
+                <w:sz w:val="18"/>
+              </w:rPr>
+              <w:t>AKT-004 deteksi nama_kegiatan v4: Event/lomba/seminar on (0 LLM, gate scope-kecil)</w:t>
+            </w:r>
+          </w:p>
+        </w:tc>
+        <w:tc>
+          <w:tcPr>
+            <w:tcW w:type="dxa" w:w="1080"/>
+          </w:tcPr>
+          <w:p>
+            <w:r/>
+            <w:r>
+              <w:rPr>
+                <w:sz w:val="18"/>
+              </w:rPr>
+              <w:t>81.1%</w:t>
+            </w:r>
+          </w:p>
+        </w:tc>
+        <w:tc>
+          <w:tcPr>
+            <w:tcW w:type="dxa" w:w="1080"/>
+          </w:tcPr>
+          <w:p>
+            <w:r/>
+            <w:r>
+              <w:rPr>
+                <w:sz w:val="18"/>
+              </w:rPr>
+              <w:t>72.1%</w:t>
+            </w:r>
+          </w:p>
+        </w:tc>
+        <w:tc>
+          <w:tcPr>
+            <w:tcW w:type="dxa" w:w="1080"/>
+          </w:tcPr>
+          <w:p>
+            <w:r/>
+            <w:r>
+              <w:rPr>
+                <w:sz w:val="18"/>
+              </w:rPr>
+              <w:t>0</w:t>
+            </w:r>
+          </w:p>
+        </w:tc>
+        <w:tc>
+          <w:tcPr>
+            <w:tcW w:type="dxa" w:w="1080"/>
+          </w:tcPr>
+          <w:p>
+            <w:r/>
+            <w:r>
+              <w:rPr>
+                <w:sz w:val="18"/>
+              </w:rPr>
+              <w:t>0</w:t>
+            </w:r>
+          </w:p>
+        </w:tc>
+        <w:tc>
+          <w:tcPr>
+            <w:tcW w:type="dxa" w:w="1080"/>
+          </w:tcPr>
+          <w:p>
+            <w:r/>
+            <w:r>
+              <w:rPr>
+                <w:sz w:val="18"/>
+              </w:rPr>
+              <w:t>-</w:t>
+            </w:r>
+          </w:p>
+        </w:tc>
+        <w:tc>
+          <w:tcPr>
+            <w:tcW w:type="dxa" w:w="1080"/>
+          </w:tcPr>
+          <w:p>
+            <w:r/>
+            <w:r>
+              <w:rPr>
+                <w:sz w:val="18"/>
+              </w:rPr>
+              <w:t>v9</w:t>
+            </w:r>
+          </w:p>
+        </w:tc>
+        <w:tc>
+          <w:tcPr>
+            <w:tcW w:type="dxa" w:w="1080"/>
+          </w:tcPr>
+          <w:p>
+            <w:r/>
+            <w:r>
+              <w:rPr>
+                <w:sz w:val="18"/>
+              </w:rPr>
+              <w:t>Aug 14</w:t>
+            </w:r>
+          </w:p>
+        </w:tc>
+      </w:tr>
     </w:tbl>
     <w:p/>
     <w:tbl>
@@ -14100,6 +14214,64 @@
                 <w:sz w:val="18"/>
               </w:rPr>
               <w:t>71.6%</w:t>
+            </w:r>
+          </w:p>
+        </w:tc>
+      </w:tr>
+      <w:tr>
+        <w:tc>
+          <w:tcPr>
+            <w:tcW w:type="dxa" w:w="2160"/>
+          </w:tcPr>
+          <w:p>
+            <w:r/>
+            <w:r>
+              <w:rPr>
+                <w:sz w:val="18"/>
+              </w:rPr>
+              <w:t>v10</w:t>
+            </w:r>
+          </w:p>
+        </w:tc>
+        <w:tc>
+          <w:tcPr>
+            <w:tcW w:type="dxa" w:w="2160"/>
+          </w:tcPr>
+          <w:p>
+            <w:r/>
+            <w:r>
+              <w:rPr>
+                <w:sz w:val="18"/>
+              </w:rPr>
+              <w:t>AKT-004 deteksi nama_kegiatan v4: Event/lomba/seminar on (0 LLM, gate scope-kecil)</w:t>
+            </w:r>
+          </w:p>
+        </w:tc>
+        <w:tc>
+          <w:tcPr>
+            <w:tcW w:type="dxa" w:w="2160"/>
+          </w:tcPr>
+          <w:p>
+            <w:r/>
+            <w:r>
+              <w:rPr>
+                <w:sz w:val="18"/>
+              </w:rPr>
+              <w:t>81.1%</w:t>
+            </w:r>
+          </w:p>
+        </w:tc>
+        <w:tc>
+          <w:tcPr>
+            <w:tcW w:type="dxa" w:w="2160"/>
+          </w:tcPr>
+          <w:p>
+            <w:r/>
+            <w:r>
+              <w:rPr>
+                <w:sz w:val="18"/>
+              </w:rPr>
+              <w:t>72.1%</w:t>
             </w:r>
           </w:p>
         </w:tc>

--- a/docs/report/benchmark_methods.docx
+++ b/docs/report/benchmark_methods.docx
@@ -12802,6 +12802,128 @@
           </w:p>
         </w:tc>
       </w:tr>
+      <w:tr>
+        <w:tc>
+          <w:tcPr>
+            <w:tcW w:type="dxa" w:w="1080"/>
+            <w:shd w:val="clear" w:color="auto" w:fill="F2F6FC"/>
+          </w:tcPr>
+          <w:p>
+            <w:r/>
+            <w:r>
+              <w:rPr>
+                <w:sz w:val="18"/>
+              </w:rPr>
+              <w:t>AKT-005 deteksi nama_kegiatan v5: grup D all-caps/spacing (0 LLM)</w:t>
+            </w:r>
+          </w:p>
+        </w:tc>
+        <w:tc>
+          <w:tcPr>
+            <w:tcW w:type="dxa" w:w="1080"/>
+            <w:shd w:val="clear" w:color="auto" w:fill="F2F6FC"/>
+          </w:tcPr>
+          <w:p>
+            <w:r/>
+            <w:r>
+              <w:rPr>
+                <w:sz w:val="18"/>
+              </w:rPr>
+              <w:t>81.1%</w:t>
+            </w:r>
+          </w:p>
+        </w:tc>
+        <w:tc>
+          <w:tcPr>
+            <w:tcW w:type="dxa" w:w="1080"/>
+            <w:shd w:val="clear" w:color="auto" w:fill="F2F6FC"/>
+          </w:tcPr>
+          <w:p>
+            <w:r/>
+            <w:r>
+              <w:rPr>
+                <w:sz w:val="18"/>
+              </w:rPr>
+              <w:t>73.7%</w:t>
+            </w:r>
+          </w:p>
+        </w:tc>
+        <w:tc>
+          <w:tcPr>
+            <w:tcW w:type="dxa" w:w="1080"/>
+            <w:shd w:val="clear" w:color="auto" w:fill="F2F6FC"/>
+          </w:tcPr>
+          <w:p>
+            <w:r/>
+            <w:r>
+              <w:rPr>
+                <w:sz w:val="18"/>
+              </w:rPr>
+              <w:t>0</w:t>
+            </w:r>
+          </w:p>
+        </w:tc>
+        <w:tc>
+          <w:tcPr>
+            <w:tcW w:type="dxa" w:w="1080"/>
+            <w:shd w:val="clear" w:color="auto" w:fill="F2F6FC"/>
+          </w:tcPr>
+          <w:p>
+            <w:r/>
+            <w:r>
+              <w:rPr>
+                <w:sz w:val="18"/>
+              </w:rPr>
+              <w:t>0</w:t>
+            </w:r>
+          </w:p>
+        </w:tc>
+        <w:tc>
+          <w:tcPr>
+            <w:tcW w:type="dxa" w:w="1080"/>
+            <w:shd w:val="clear" w:color="auto" w:fill="F2F6FC"/>
+          </w:tcPr>
+          <w:p>
+            <w:r/>
+            <w:r>
+              <w:rPr>
+                <w:sz w:val="18"/>
+              </w:rPr>
+              <w:t>-</w:t>
+            </w:r>
+          </w:p>
+        </w:tc>
+        <w:tc>
+          <w:tcPr>
+            <w:tcW w:type="dxa" w:w="1080"/>
+            <w:shd w:val="clear" w:color="auto" w:fill="F2F6FC"/>
+          </w:tcPr>
+          <w:p>
+            <w:r/>
+            <w:r>
+              <w:rPr>
+                <w:sz w:val="18"/>
+              </w:rPr>
+              <w:t>v9</w:t>
+            </w:r>
+          </w:p>
+        </w:tc>
+        <w:tc>
+          <w:tcPr>
+            <w:tcW w:type="dxa" w:w="1080"/>
+            <w:shd w:val="clear" w:color="auto" w:fill="F2F6FC"/>
+          </w:tcPr>
+          <w:p>
+            <w:r/>
+            <w:r>
+              <w:rPr>
+                <w:sz w:val="18"/>
+              </w:rPr>
+              <w:t>Aug 14</w:t>
+            </w:r>
+          </w:p>
+        </w:tc>
+      </w:tr>
     </w:tbl>
     <w:p/>
     <w:tbl>
@@ -14272,6 +14394,68 @@
                 <w:sz w:val="18"/>
               </w:rPr>
               <w:t>72.1%</w:t>
+            </w:r>
+          </w:p>
+        </w:tc>
+      </w:tr>
+      <w:tr>
+        <w:tc>
+          <w:tcPr>
+            <w:tcW w:type="dxa" w:w="2160"/>
+            <w:shd w:val="clear" w:color="auto" w:fill="F2F6FC"/>
+          </w:tcPr>
+          <w:p>
+            <w:r/>
+            <w:r>
+              <w:rPr>
+                <w:sz w:val="18"/>
+              </w:rPr>
+              <w:t>v10</w:t>
+            </w:r>
+          </w:p>
+        </w:tc>
+        <w:tc>
+          <w:tcPr>
+            <w:tcW w:type="dxa" w:w="2160"/>
+            <w:shd w:val="clear" w:color="auto" w:fill="F2F6FC"/>
+          </w:tcPr>
+          <w:p>
+            <w:r/>
+            <w:r>
+              <w:rPr>
+                <w:sz w:val="18"/>
+              </w:rPr>
+              <w:t>AKT-005 deteksi nama_kegiatan v5: grup D all-caps/spacing (0 LLM)</w:t>
+            </w:r>
+          </w:p>
+        </w:tc>
+        <w:tc>
+          <w:tcPr>
+            <w:tcW w:type="dxa" w:w="2160"/>
+            <w:shd w:val="clear" w:color="auto" w:fill="F2F6FC"/>
+          </w:tcPr>
+          <w:p>
+            <w:r/>
+            <w:r>
+              <w:rPr>
+                <w:sz w:val="18"/>
+              </w:rPr>
+              <w:t>81.1%</w:t>
+            </w:r>
+          </w:p>
+        </w:tc>
+        <w:tc>
+          <w:tcPr>
+            <w:tcW w:type="dxa" w:w="2160"/>
+            <w:shd w:val="clear" w:color="auto" w:fill="F2F6FC"/>
+          </w:tcPr>
+          <w:p>
+            <w:r/>
+            <w:r>
+              <w:rPr>
+                <w:sz w:val="18"/>
+              </w:rPr>
+              <w:t>73.7%</w:t>
             </w:r>
           </w:p>
         </w:tc>

--- a/docs/report/benchmark_methods.docx
+++ b/docs/report/benchmark_methods.docx
@@ -10690,7 +10690,7 @@
               <w:rPr>
                 <w:sz w:val="18"/>
               </w:rPr>
-              <w:t>v8 f_bias + router</w:t>
+              <w:t>LLM-001 g_evidence prompt (minta bukti sebelum jawaban)</w:t>
             </w:r>
           </w:p>
         </w:tc>
@@ -10705,7 +10705,7 @@
               <w:rPr>
                 <w:sz w:val="18"/>
               </w:rPr>
-              <w:t>82.4%</w:t>
+              <w:t>75.7%</w:t>
             </w:r>
           </w:p>
         </w:tc>
@@ -10720,7 +10720,7 @@
               <w:rPr>
                 <w:sz w:val="18"/>
               </w:rPr>
-              <w:t>55.2%</w:t>
+              <w:t>53.9%</w:t>
             </w:r>
           </w:p>
         </w:tc>
@@ -10735,7 +10735,7 @@
               <w:rPr>
                 <w:sz w:val="18"/>
               </w:rPr>
-              <w:t>214</w:t>
+              <w:t>194</w:t>
             </w:r>
           </w:p>
         </w:tc>
@@ -10765,7 +10765,7 @@
               <w:rPr>
                 <w:sz w:val="18"/>
               </w:rPr>
-              <w:t>39/74 @100%</w:t>
+              <w:t>-</w:t>
             </w:r>
           </w:p>
         </w:tc>
@@ -10795,7 +10795,7 @@
               <w:rPr>
                 <w:sz w:val="18"/>
               </w:rPr>
-              <w:t>Aug 4</w:t>
+              <w:t>Aug 3</w:t>
             </w:r>
           </w:p>
         </w:tc>
@@ -10811,7 +10811,7 @@
               <w:rPr>
                 <w:sz w:val="18"/>
               </w:rPr>
-              <w:t>OCR Trial A — PaddleOCR 2.9 (CPU)</w:t>
+              <w:t>LLM-002 layout representation (markdown/annotation ke prompt)</w:t>
             </w:r>
           </w:p>
         </w:tc>
@@ -10825,7 +10825,7 @@
               <w:rPr>
                 <w:sz w:val="18"/>
               </w:rPr>
-              <w:t>n/a</w:t>
+              <w:t>77.0%</w:t>
             </w:r>
           </w:p>
         </w:tc>
@@ -10839,7 +10839,7 @@
               <w:rPr>
                 <w:sz w:val="18"/>
               </w:rPr>
-              <w:t>39.8%</w:t>
+              <w:t>50.8%</w:t>
             </w:r>
           </w:p>
         </w:tc>
@@ -10853,7 +10853,7 @@
               <w:rPr>
                 <w:sz w:val="18"/>
               </w:rPr>
-              <w:t>0</w:t>
+              <w:t>235</w:t>
             </w:r>
           </w:p>
         </w:tc>
@@ -10867,7 +10867,7 @@
               <w:rPr>
                 <w:sz w:val="18"/>
               </w:rPr>
-              <w:t>0</w:t>
+              <w:t>39</w:t>
             </w:r>
           </w:p>
         </w:tc>
@@ -10909,7 +10909,7 @@
               <w:rPr>
                 <w:sz w:val="18"/>
               </w:rPr>
-              <w:t>Aug 4</w:t>
+              <w:t>Aug 3</w:t>
             </w:r>
           </w:p>
         </w:tc>
@@ -10926,7 +10926,7 @@
               <w:rPr>
                 <w:sz w:val="18"/>
               </w:rPr>
-              <w:t>OCR Trial A — EasyOCR (CPU, max-side 960)</w:t>
+              <w:t>ROUTER-001 naive rule expansion (univ, hima, fak patterns)</w:t>
             </w:r>
           </w:p>
         </w:tc>
@@ -10941,7 +10941,7 @@
               <w:rPr>
                 <w:sz w:val="18"/>
               </w:rPr>
-              <w:t>n/a</w:t>
+              <w:t>-</w:t>
             </w:r>
           </w:p>
         </w:tc>
@@ -10956,7 +10956,7 @@
               <w:rPr>
                 <w:sz w:val="18"/>
               </w:rPr>
-              <w:t>34.3%</w:t>
+              <w:t>54.2%</w:t>
             </w:r>
           </w:p>
         </w:tc>
@@ -11031,7 +11031,7 @@
               <w:rPr>
                 <w:sz w:val="18"/>
               </w:rPr>
-              <w:t>Aug 4</w:t>
+              <w:t>Aug 3</w:t>
             </w:r>
           </w:p>
         </w:tc>
@@ -11047,7 +11047,7 @@
               <w:rPr>
                 <w:sz w:val="18"/>
               </w:rPr>
-              <w:t>OCR Trial A — EasyOCR (GPU, full-res)</w:t>
+              <w:t>v8 f_bias + router</w:t>
             </w:r>
           </w:p>
         </w:tc>
@@ -11061,7 +11061,7 @@
               <w:rPr>
                 <w:sz w:val="18"/>
               </w:rPr>
-              <w:t>n/a</w:t>
+              <w:t>82.4%</w:t>
             </w:r>
           </w:p>
         </w:tc>
@@ -11075,7 +11075,7 @@
               <w:rPr>
                 <w:sz w:val="18"/>
               </w:rPr>
-              <w:t>39.3%</w:t>
+              <w:t>55.2%</w:t>
             </w:r>
           </w:p>
         </w:tc>
@@ -11089,7 +11089,7 @@
               <w:rPr>
                 <w:sz w:val="18"/>
               </w:rPr>
-              <w:t>0</w:t>
+              <w:t>214</w:t>
             </w:r>
           </w:p>
         </w:tc>
@@ -11103,7 +11103,7 @@
               <w:rPr>
                 <w:sz w:val="18"/>
               </w:rPr>
-              <w:t>0</w:t>
+              <w:t>35</w:t>
             </w:r>
           </w:p>
         </w:tc>
@@ -11117,7 +11117,7 @@
               <w:rPr>
                 <w:sz w:val="18"/>
               </w:rPr>
-              <w:t>-</w:t>
+              <w:t>39/74 @100%</w:t>
             </w:r>
           </w:p>
         </w:tc>
@@ -11162,7 +11162,7 @@
               <w:rPr>
                 <w:sz w:val="18"/>
               </w:rPr>
-              <w:t>v9 organizer_v2 + router fix</w:t>
+              <w:t>ROUTER-002 data-driven rules (bem_no_univ, bem+hima, sem+univ)</w:t>
             </w:r>
           </w:p>
         </w:tc>
@@ -11237,7 +11237,7 @@
               <w:rPr>
                 <w:sz w:val="18"/>
               </w:rPr>
-              <w:t>45/74 @100%</w:t>
+              <w:t>42/74 @100%</w:t>
             </w:r>
           </w:p>
         </w:tc>
@@ -11252,7 +11252,7 @@
               <w:rPr>
                 <w:sz w:val="18"/>
               </w:rPr>
-              <w:t>v8</w:t>
+              <w:t>fixed_v8</w:t>
             </w:r>
           </w:p>
         </w:tc>
@@ -11267,7 +11267,7 @@
               <w:rPr>
                 <w:sz w:val="18"/>
               </w:rPr>
-              <w:t>Aug 5</w:t>
+              <w:t>Aug 4</w:t>
             </w:r>
           </w:p>
         </w:tc>
@@ -11283,7 +11283,7 @@
               <w:rPr>
                 <w:sz w:val="18"/>
               </w:rPr>
-              <w:t>v9 winner re-baseline (GT v9 + matcher v2)</w:t>
+              <w:t>ROUTER-003 dept/luar signal fix (raw_text OR organizer)</w:t>
             </w:r>
           </w:p>
         </w:tc>
@@ -11311,7 +11311,7 @@
               <w:rPr>
                 <w:sz w:val="18"/>
               </w:rPr>
-              <w:t>60.2%</w:t>
+              <w:t>58.9%</w:t>
             </w:r>
           </w:p>
         </w:tc>
@@ -11367,7 +11367,7 @@
               <w:rPr>
                 <w:sz w:val="18"/>
               </w:rPr>
-              <w:t>v9</w:t>
+              <w:t>fixed_v8</w:t>
             </w:r>
           </w:p>
         </w:tc>
@@ -11381,7 +11381,7 @@
               <w:rPr>
                 <w:sz w:val="18"/>
               </w:rPr>
-              <w:t>Aug 5</w:t>
+              <w:t>Aug 4</w:t>
             </w:r>
           </w:p>
         </w:tc>
@@ -11398,7 +11398,7 @@
               <w:rPr>
                 <w:sz w:val="18"/>
               </w:rPr>
-              <w:t>NC-001 nomor crop preprocessing (re-render region zoom 6x)</w:t>
+              <w:t>OCR Trial A — EasyOCR (CPU, max-side 960)</w:t>
             </w:r>
           </w:p>
         </w:tc>
@@ -11428,7 +11428,7 @@
               <w:rPr>
                 <w:sz w:val="18"/>
               </w:rPr>
-              <w:t>46.3%</w:t>
+              <w:t>34.3%</w:t>
             </w:r>
           </w:p>
         </w:tc>
@@ -11488,7 +11488,7 @@
               <w:rPr>
                 <w:sz w:val="18"/>
               </w:rPr>
-              <w:t>v9</w:t>
+              <w:t>fixed_v8</w:t>
             </w:r>
           </w:p>
         </w:tc>
@@ -11503,7 +11503,7 @@
               <w:rPr>
                 <w:sz w:val="18"/>
               </w:rPr>
-              <w:t>Aug 6</w:t>
+              <w:t>Aug 4</w:t>
             </w:r>
           </w:p>
         </w:tc>
@@ -11519,7 +11519,7 @@
               <w:rPr>
                 <w:sz w:val="18"/>
               </w:rPr>
-              <w:t>OCR-006 DocTR probe (mobilenet CPU, 10 scan)</w:t>
+              <w:t>OCR Trial A — EasyOCR (GPU, full-res)</w:t>
             </w:r>
           </w:p>
         </w:tc>
@@ -11547,7 +11547,7 @@
               <w:rPr>
                 <w:sz w:val="18"/>
               </w:rPr>
-              <w:t>40.0%</w:t>
+              <w:t>39.3%</w:t>
             </w:r>
           </w:p>
         </w:tc>
@@ -11603,7 +11603,7 @@
               <w:rPr>
                 <w:sz w:val="18"/>
               </w:rPr>
-              <w:t>v9</w:t>
+              <w:t>fixed_v8</w:t>
             </w:r>
           </w:p>
         </w:tc>
@@ -11617,7 +11617,7 @@
               <w:rPr>
                 <w:sz w:val="18"/>
               </w:rPr>
-              <w:t>Aug 6</w:t>
+              <w:t>Aug 4</w:t>
             </w:r>
           </w:p>
         </w:tc>
@@ -11634,7 +11634,7 @@
               <w:rPr>
                 <w:sz w:val="18"/>
               </w:rPr>
-              <w:t>OCR-007 LFM2.5-VL-3B probe (VLM OCR, GGUF Q4_0 + mmproj Q8_0, 10 scan)</w:t>
+              <w:t>OCR Trial A — PaddleOCR 2.9 (CPU)</w:t>
             </w:r>
           </w:p>
         </w:tc>
@@ -11664,7 +11664,7 @@
               <w:rPr>
                 <w:sz w:val="18"/>
               </w:rPr>
-              <w:t>44.4%</w:t>
+              <w:t>39.8%</w:t>
             </w:r>
           </w:p>
         </w:tc>
@@ -11724,7 +11724,7 @@
               <w:rPr>
                 <w:sz w:val="18"/>
               </w:rPr>
-              <w:t>v9</w:t>
+              <w:t>fixed_v8</w:t>
             </w:r>
           </w:p>
         </w:tc>
@@ -11739,7 +11739,7 @@
               <w:rPr>
                 <w:sz w:val="18"/>
               </w:rPr>
-              <w:t>Aug 13</w:t>
+              <w:t>Aug 4</w:t>
             </w:r>
           </w:p>
         </w:tc>
@@ -11755,7 +11755,7 @@
               <w:rPr>
                 <w:sz w:val="18"/>
               </w:rPr>
-              <w:t>HYB-001 hybrid OCR per-field (DocTR dates+organizer / baseline nomor)</w:t>
+              <w:t>ORG-001 organizer_v2 (abbreviation map, strip, signer EN roles)</w:t>
             </w:r>
           </w:p>
         </w:tc>
@@ -11769,7 +11769,7 @@
               <w:rPr>
                 <w:sz w:val="18"/>
               </w:rPr>
-              <w:t>n/a</w:t>
+              <w:t>83.8%</w:t>
             </w:r>
           </w:p>
         </w:tc>
@@ -11783,7 +11783,7 @@
               <w:rPr>
                 <w:sz w:val="18"/>
               </w:rPr>
-              <w:t>46.8%</w:t>
+              <w:t>58.9%</w:t>
             </w:r>
           </w:p>
         </w:tc>
@@ -11797,7 +11797,7 @@
               <w:rPr>
                 <w:sz w:val="18"/>
               </w:rPr>
-              <w:t>0</w:t>
+              <w:t>176</w:t>
             </w:r>
           </w:p>
         </w:tc>
@@ -11811,7 +11811,7 @@
               <w:rPr>
                 <w:sz w:val="18"/>
               </w:rPr>
-              <w:t>0</w:t>
+              <w:t>29</w:t>
             </w:r>
           </w:p>
         </w:tc>
@@ -11825,7 +11825,7 @@
               <w:rPr>
                 <w:sz w:val="18"/>
               </w:rPr>
-              <w:t>-</w:t>
+              <w:t>45/74 @100%</w:t>
             </w:r>
           </w:p>
         </w:tc>
@@ -11839,7 +11839,7 @@
               <w:rPr>
                 <w:sz w:val="18"/>
               </w:rPr>
-              <w:t>v9</w:t>
+              <w:t>v8</w:t>
             </w:r>
           </w:p>
         </w:tc>
@@ -11853,7 +11853,7 @@
               <w:rPr>
                 <w:sz w:val="18"/>
               </w:rPr>
-              <w:t>Aug 6</w:t>
+              <w:t>Aug 5</w:t>
             </w:r>
           </w:p>
         </w:tc>
@@ -11870,7 +11870,7 @@
               <w:rPr>
                 <w:sz w:val="18"/>
               </w:rPr>
-              <w:t>NC-002 region-OCR murah (rapid / tess psm tunggal) utk 2-pass nomor</w:t>
+              <w:t>v9 organizer_v2 + router fix</w:t>
             </w:r>
           </w:p>
         </w:tc>
@@ -11885,7 +11885,7 @@
               <w:rPr>
                 <w:sz w:val="18"/>
               </w:rPr>
-              <w:t>n/a</w:t>
+              <w:t>83.8%</w:t>
             </w:r>
           </w:p>
         </w:tc>
@@ -11900,7 +11900,7 @@
               <w:rPr>
                 <w:sz w:val="18"/>
               </w:rPr>
-              <w:t>47.3%</w:t>
+              <w:t>58.9%</w:t>
             </w:r>
           </w:p>
         </w:tc>
@@ -11915,7 +11915,7 @@
               <w:rPr>
                 <w:sz w:val="18"/>
               </w:rPr>
-              <w:t>0</w:t>
+              <w:t>176</w:t>
             </w:r>
           </w:p>
         </w:tc>
@@ -11930,7 +11930,7 @@
               <w:rPr>
                 <w:sz w:val="18"/>
               </w:rPr>
-              <w:t>0</w:t>
+              <w:t>29</w:t>
             </w:r>
           </w:p>
         </w:tc>
@@ -11945,7 +11945,7 @@
               <w:rPr>
                 <w:sz w:val="18"/>
               </w:rPr>
-              <w:t>-</w:t>
+              <w:t>45/74 @100%</w:t>
             </w:r>
           </w:p>
         </w:tc>
@@ -11960,7 +11960,7 @@
               <w:rPr>
                 <w:sz w:val="18"/>
               </w:rPr>
-              <w:t>v9</w:t>
+              <w:t>v8</w:t>
             </w:r>
           </w:p>
         </w:tc>
@@ -11975,7 +11975,7 @@
               <w:rPr>
                 <w:sz w:val="18"/>
               </w:rPr>
-              <w:t>Aug 6</w:t>
+              <w:t>Aug 5</w:t>
             </w:r>
           </w:p>
         </w:tc>
@@ -11991,7 +11991,7 @@
               <w:rPr>
                 <w:sz w:val="18"/>
               </w:rPr>
-              <w:t>F1 organizer v3 + R6 (0 LLM)</w:t>
+              <w:t>v9 winner re-baseline (GT v9 + matcher v2)</w:t>
             </w:r>
           </w:p>
         </w:tc>
@@ -12005,7 +12005,7 @@
               <w:rPr>
                 <w:sz w:val="18"/>
               </w:rPr>
-              <w:t>81.1%</w:t>
+              <w:t>83.8%</w:t>
             </w:r>
           </w:p>
         </w:tc>
@@ -12019,7 +12019,7 @@
               <w:rPr>
                 <w:sz w:val="18"/>
               </w:rPr>
-              <w:t>61.2%</w:t>
+              <w:t>60.2%</w:t>
             </w:r>
           </w:p>
         </w:tc>
@@ -12033,7 +12033,7 @@
               <w:rPr>
                 <w:sz w:val="18"/>
               </w:rPr>
-              <w:t>0</w:t>
+              <w:t>176</w:t>
             </w:r>
           </w:p>
         </w:tc>
@@ -12047,7 +12047,7 @@
               <w:rPr>
                 <w:sz w:val="18"/>
               </w:rPr>
-              <w:t>0</w:t>
+              <w:t>29</w:t>
             </w:r>
           </w:p>
         </w:tc>
@@ -12061,7 +12061,7 @@
               <w:rPr>
                 <w:sz w:val="18"/>
               </w:rPr>
-              <w:t>-</w:t>
+              <w:t>45/74 @100%</w:t>
             </w:r>
           </w:p>
         </w:tc>
@@ -12089,7 +12089,7 @@
               <w:rPr>
                 <w:sz w:val="18"/>
               </w:rPr>
-              <w:t>Aug 10</w:t>
+              <w:t>Aug 5</w:t>
             </w:r>
           </w:p>
         </w:tc>
@@ -12106,7 +12106,7 @@
               <w:rPr>
                 <w:sz w:val="18"/>
               </w:rPr>
-              <w:t>F1 normalisasi organizer &amp; nomor (0 LLM)</w:t>
+              <w:t>HYB-001 hybrid OCR per-field (DocTR dates+organizer / baseline nomor)</w:t>
             </w:r>
           </w:p>
         </w:tc>
@@ -12121,7 +12121,7 @@
               <w:rPr>
                 <w:sz w:val="18"/>
               </w:rPr>
-              <w:t>81.1%</w:t>
+              <w:t>n/a</w:t>
             </w:r>
           </w:p>
         </w:tc>
@@ -12136,7 +12136,7 @@
               <w:rPr>
                 <w:sz w:val="18"/>
               </w:rPr>
-              <w:t>58.3%</w:t>
+              <w:t>46.8%</w:t>
             </w:r>
           </w:p>
         </w:tc>
@@ -12211,7 +12211,7 @@
               <w:rPr>
                 <w:sz w:val="18"/>
               </w:rPr>
-              <w:t>Aug 10</w:t>
+              <w:t>Aug 6</w:t>
             </w:r>
           </w:p>
         </w:tc>
@@ -12227,7 +12227,7 @@
               <w:rPr>
                 <w:sz w:val="18"/>
               </w:rPr>
-              <w:t>ORG-004 canonicalisasi format (0 LLM)</w:t>
+              <w:t>NC-001 nomor crop preprocessing (re-render region zoom 6x)</w:t>
             </w:r>
           </w:p>
         </w:tc>
@@ -12241,7 +12241,7 @@
               <w:rPr>
                 <w:sz w:val="18"/>
               </w:rPr>
-              <w:t>81.1%</w:t>
+              <w:t>n/a</w:t>
             </w:r>
           </w:p>
         </w:tc>
@@ -12255,7 +12255,7 @@
               <w:rPr>
                 <w:sz w:val="18"/>
               </w:rPr>
-              <w:t>63.5%</w:t>
+              <w:t>46.3%</w:t>
             </w:r>
           </w:p>
         </w:tc>
@@ -12325,7 +12325,7 @@
               <w:rPr>
                 <w:sz w:val="18"/>
               </w:rPr>
-              <w:t>Aug 13</w:t>
+              <w:t>Aug 6</w:t>
             </w:r>
           </w:p>
         </w:tc>
@@ -12342,7 +12342,7 @@
               <w:rPr>
                 <w:sz w:val="18"/>
               </w:rPr>
-              <w:t>PROD-002 port produksi organizer v3+R3+R6+format + nomor (flag-gated)</w:t>
+              <w:t>NC-002 region-OCR murah (rapid / tess psm tunggal) utk 2-pass nomor</w:t>
             </w:r>
           </w:p>
         </w:tc>
@@ -12357,7 +12357,7 @@
               <w:rPr>
                 <w:sz w:val="18"/>
               </w:rPr>
-              <w:t>81.1%</w:t>
+              <w:t>n/a</w:t>
             </w:r>
           </w:p>
         </w:tc>
@@ -12372,7 +12372,7 @@
               <w:rPr>
                 <w:sz w:val="18"/>
               </w:rPr>
-              <w:t>63.0%</w:t>
+              <w:t>47.3%</w:t>
             </w:r>
           </w:p>
         </w:tc>
@@ -12447,7 +12447,7 @@
               <w:rPr>
                 <w:sz w:val="18"/>
               </w:rPr>
-              <w:t>Aug 13</w:t>
+              <w:t>Aug 6</w:t>
             </w:r>
           </w:p>
         </w:tc>
@@ -12463,7 +12463,7 @@
               <w:rPr>
                 <w:sz w:val="18"/>
               </w:rPr>
-              <w:t>AKT-002 deteksi nama_kegiatan v2 (0 LLM)</w:t>
+              <w:t>OCR-006 DocTR probe (mobilenet CPU, 10 scan)</w:t>
             </w:r>
           </w:p>
         </w:tc>
@@ -12477,7 +12477,7 @@
               <w:rPr>
                 <w:sz w:val="18"/>
               </w:rPr>
-              <w:t>81.1%</w:t>
+              <w:t>n/a</w:t>
             </w:r>
           </w:p>
         </w:tc>
@@ -12491,7 +12491,7 @@
               <w:rPr>
                 <w:sz w:val="18"/>
               </w:rPr>
-              <w:t>68.8%</w:t>
+              <w:t>40.0%</w:t>
             </w:r>
           </w:p>
         </w:tc>
@@ -12561,7 +12561,7 @@
               <w:rPr>
                 <w:sz w:val="18"/>
               </w:rPr>
-              <w:t>Aug 13</w:t>
+              <w:t>Aug 6</w:t>
             </w:r>
           </w:p>
         </w:tc>
@@ -12578,7 +12578,7 @@
               <w:rPr>
                 <w:sz w:val="18"/>
               </w:rPr>
-              <w:t>AKT-003 deteksi nama_kegiatan v3: Sebagai Peserta + atthe/inthe (0 LLM)</w:t>
+              <w:t>F3-001 KB prototype warmup in-memory (opsi B, key=organizer+role)</w:t>
             </w:r>
           </w:p>
         </w:tc>
@@ -12593,7 +12593,7 @@
               <w:rPr>
                 <w:sz w:val="18"/>
               </w:rPr>
-              <w:t>81.1%</w:t>
+              <w:t>84.4%</w:t>
             </w:r>
           </w:p>
         </w:tc>
@@ -12608,7 +12608,7 @@
               <w:rPr>
                 <w:sz w:val="18"/>
               </w:rPr>
-              <w:t>71.6%</w:t>
+              <w:t>-</w:t>
             </w:r>
           </w:p>
         </w:tc>
@@ -12638,7 +12638,7 @@
               <w:rPr>
                 <w:sz w:val="18"/>
               </w:rPr>
-              <w:t>0</w:t>
+              <w:t>29</w:t>
             </w:r>
           </w:p>
         </w:tc>
@@ -12683,7 +12683,7 @@
               <w:rPr>
                 <w:sz w:val="18"/>
               </w:rPr>
-              <w:t>Aug 13</w:t>
+              <w:t>Aug 10</w:t>
             </w:r>
           </w:p>
         </w:tc>
@@ -12699,7 +12699,7 @@
               <w:rPr>
                 <w:sz w:val="18"/>
               </w:rPr>
-              <w:t>AKT-004 deteksi nama_kegiatan v4: Event/lomba/seminar on (0 LLM, gate scope-kecil)</w:t>
+              <w:t>OOD-001 probe mutation + noise (template &amp; OCR noise injection)</w:t>
             </w:r>
           </w:p>
         </w:tc>
@@ -12713,7 +12713,7 @@
               <w:rPr>
                 <w:sz w:val="18"/>
               </w:rPr>
-              <w:t>81.1%</w:t>
+              <w:t>83.8%</w:t>
             </w:r>
           </w:p>
         </w:tc>
@@ -12727,7 +12727,7 @@
               <w:rPr>
                 <w:sz w:val="18"/>
               </w:rPr>
-              <w:t>72.1%</w:t>
+              <w:t>55.7%</w:t>
             </w:r>
           </w:p>
         </w:tc>
@@ -12797,7 +12797,7 @@
               <w:rPr>
                 <w:sz w:val="18"/>
               </w:rPr>
-              <w:t>Aug 14</w:t>
+              <w:t>Aug 10</w:t>
             </w:r>
           </w:p>
         </w:tc>
@@ -12814,6 +12814,2130 @@
               <w:rPr>
                 <w:sz w:val="18"/>
               </w:rPr>
+              <w:t>F1 normalisasi organizer &amp; nomor (0 LLM)</w:t>
+            </w:r>
+          </w:p>
+        </w:tc>
+        <w:tc>
+          <w:tcPr>
+            <w:tcW w:type="dxa" w:w="1080"/>
+            <w:shd w:val="clear" w:color="auto" w:fill="F2F6FC"/>
+          </w:tcPr>
+          <w:p>
+            <w:r/>
+            <w:r>
+              <w:rPr>
+                <w:sz w:val="18"/>
+              </w:rPr>
+              <w:t>81.1%</w:t>
+            </w:r>
+          </w:p>
+        </w:tc>
+        <w:tc>
+          <w:tcPr>
+            <w:tcW w:type="dxa" w:w="1080"/>
+            <w:shd w:val="clear" w:color="auto" w:fill="F2F6FC"/>
+          </w:tcPr>
+          <w:p>
+            <w:r/>
+            <w:r>
+              <w:rPr>
+                <w:sz w:val="18"/>
+              </w:rPr>
+              <w:t>58.3%</w:t>
+            </w:r>
+          </w:p>
+        </w:tc>
+        <w:tc>
+          <w:tcPr>
+            <w:tcW w:type="dxa" w:w="1080"/>
+            <w:shd w:val="clear" w:color="auto" w:fill="F2F6FC"/>
+          </w:tcPr>
+          <w:p>
+            <w:r/>
+            <w:r>
+              <w:rPr>
+                <w:sz w:val="18"/>
+              </w:rPr>
+              <w:t>0</w:t>
+            </w:r>
+          </w:p>
+        </w:tc>
+        <w:tc>
+          <w:tcPr>
+            <w:tcW w:type="dxa" w:w="1080"/>
+            <w:shd w:val="clear" w:color="auto" w:fill="F2F6FC"/>
+          </w:tcPr>
+          <w:p>
+            <w:r/>
+            <w:r>
+              <w:rPr>
+                <w:sz w:val="18"/>
+              </w:rPr>
+              <w:t>0</w:t>
+            </w:r>
+          </w:p>
+        </w:tc>
+        <w:tc>
+          <w:tcPr>
+            <w:tcW w:type="dxa" w:w="1080"/>
+            <w:shd w:val="clear" w:color="auto" w:fill="F2F6FC"/>
+          </w:tcPr>
+          <w:p>
+            <w:r/>
+            <w:r>
+              <w:rPr>
+                <w:sz w:val="18"/>
+              </w:rPr>
+              <w:t>-</w:t>
+            </w:r>
+          </w:p>
+        </w:tc>
+        <w:tc>
+          <w:tcPr>
+            <w:tcW w:type="dxa" w:w="1080"/>
+            <w:shd w:val="clear" w:color="auto" w:fill="F2F6FC"/>
+          </w:tcPr>
+          <w:p>
+            <w:r/>
+            <w:r>
+              <w:rPr>
+                <w:sz w:val="18"/>
+              </w:rPr>
+              <w:t>v9</w:t>
+            </w:r>
+          </w:p>
+        </w:tc>
+        <w:tc>
+          <w:tcPr>
+            <w:tcW w:type="dxa" w:w="1080"/>
+            <w:shd w:val="clear" w:color="auto" w:fill="F2F6FC"/>
+          </w:tcPr>
+          <w:p>
+            <w:r/>
+            <w:r>
+              <w:rPr>
+                <w:sz w:val="18"/>
+              </w:rPr>
+              <w:t>Aug 10</w:t>
+            </w:r>
+          </w:p>
+        </w:tc>
+      </w:tr>
+      <w:tr>
+        <w:tc>
+          <w:tcPr>
+            <w:tcW w:type="dxa" w:w="1080"/>
+          </w:tcPr>
+          <w:p>
+            <w:r/>
+            <w:r>
+              <w:rPr>
+                <w:sz w:val="18"/>
+              </w:rPr>
+              <w:t>F1 organizer v3 + R6 (0 LLM)</w:t>
+            </w:r>
+          </w:p>
+        </w:tc>
+        <w:tc>
+          <w:tcPr>
+            <w:tcW w:type="dxa" w:w="1080"/>
+          </w:tcPr>
+          <w:p>
+            <w:r/>
+            <w:r>
+              <w:rPr>
+                <w:sz w:val="18"/>
+              </w:rPr>
+              <w:t>81.1%</w:t>
+            </w:r>
+          </w:p>
+        </w:tc>
+        <w:tc>
+          <w:tcPr>
+            <w:tcW w:type="dxa" w:w="1080"/>
+          </w:tcPr>
+          <w:p>
+            <w:r/>
+            <w:r>
+              <w:rPr>
+                <w:sz w:val="18"/>
+              </w:rPr>
+              <w:t>61.2%</w:t>
+            </w:r>
+          </w:p>
+        </w:tc>
+        <w:tc>
+          <w:tcPr>
+            <w:tcW w:type="dxa" w:w="1080"/>
+          </w:tcPr>
+          <w:p>
+            <w:r/>
+            <w:r>
+              <w:rPr>
+                <w:sz w:val="18"/>
+              </w:rPr>
+              <w:t>0</w:t>
+            </w:r>
+          </w:p>
+        </w:tc>
+        <w:tc>
+          <w:tcPr>
+            <w:tcW w:type="dxa" w:w="1080"/>
+          </w:tcPr>
+          <w:p>
+            <w:r/>
+            <w:r>
+              <w:rPr>
+                <w:sz w:val="18"/>
+              </w:rPr>
+              <w:t>0</w:t>
+            </w:r>
+          </w:p>
+        </w:tc>
+        <w:tc>
+          <w:tcPr>
+            <w:tcW w:type="dxa" w:w="1080"/>
+          </w:tcPr>
+          <w:p>
+            <w:r/>
+            <w:r>
+              <w:rPr>
+                <w:sz w:val="18"/>
+              </w:rPr>
+              <w:t>-</w:t>
+            </w:r>
+          </w:p>
+        </w:tc>
+        <w:tc>
+          <w:tcPr>
+            <w:tcW w:type="dxa" w:w="1080"/>
+          </w:tcPr>
+          <w:p>
+            <w:r/>
+            <w:r>
+              <w:rPr>
+                <w:sz w:val="18"/>
+              </w:rPr>
+              <w:t>v9</w:t>
+            </w:r>
+          </w:p>
+        </w:tc>
+        <w:tc>
+          <w:tcPr>
+            <w:tcW w:type="dxa" w:w="1080"/>
+          </w:tcPr>
+          <w:p>
+            <w:r/>
+            <w:r>
+              <w:rPr>
+                <w:sz w:val="18"/>
+              </w:rPr>
+              <w:t>Aug 10</w:t>
+            </w:r>
+          </w:p>
+        </w:tc>
+      </w:tr>
+      <w:tr>
+        <w:tc>
+          <w:tcPr>
+            <w:tcW w:type="dxa" w:w="1080"/>
+            <w:shd w:val="clear" w:color="auto" w:fill="F2F6FC"/>
+          </w:tcPr>
+          <w:p>
+            <w:r/>
+            <w:r>
+              <w:rPr>
+                <w:sz w:val="18"/>
+              </w:rPr>
+              <w:t>REVIEW-001 needs_review field lemah (confidence berbasis pola)</w:t>
+            </w:r>
+          </w:p>
+        </w:tc>
+        <w:tc>
+          <w:tcPr>
+            <w:tcW w:type="dxa" w:w="1080"/>
+            <w:shd w:val="clear" w:color="auto" w:fill="F2F6FC"/>
+          </w:tcPr>
+          <w:p>
+            <w:r/>
+            <w:r>
+              <w:rPr>
+                <w:sz w:val="18"/>
+              </w:rPr>
+              <w:t>-</w:t>
+            </w:r>
+          </w:p>
+        </w:tc>
+        <w:tc>
+          <w:tcPr>
+            <w:tcW w:type="dxa" w:w="1080"/>
+            <w:shd w:val="clear" w:color="auto" w:fill="F2F6FC"/>
+          </w:tcPr>
+          <w:p>
+            <w:r/>
+            <w:r>
+              <w:rPr>
+                <w:sz w:val="18"/>
+              </w:rPr>
+              <w:t>-</w:t>
+            </w:r>
+          </w:p>
+        </w:tc>
+        <w:tc>
+          <w:tcPr>
+            <w:tcW w:type="dxa" w:w="1080"/>
+            <w:shd w:val="clear" w:color="auto" w:fill="F2F6FC"/>
+          </w:tcPr>
+          <w:p>
+            <w:r/>
+            <w:r>
+              <w:rPr>
+                <w:sz w:val="18"/>
+              </w:rPr>
+              <w:t>0</w:t>
+            </w:r>
+          </w:p>
+        </w:tc>
+        <w:tc>
+          <w:tcPr>
+            <w:tcW w:type="dxa" w:w="1080"/>
+            <w:shd w:val="clear" w:color="auto" w:fill="F2F6FC"/>
+          </w:tcPr>
+          <w:p>
+            <w:r/>
+            <w:r>
+              <w:rPr>
+                <w:sz w:val="18"/>
+              </w:rPr>
+              <w:t>0</w:t>
+            </w:r>
+          </w:p>
+        </w:tc>
+        <w:tc>
+          <w:tcPr>
+            <w:tcW w:type="dxa" w:w="1080"/>
+            <w:shd w:val="clear" w:color="auto" w:fill="F2F6FC"/>
+          </w:tcPr>
+          <w:p>
+            <w:r/>
+            <w:r>
+              <w:rPr>
+                <w:sz w:val="18"/>
+              </w:rPr>
+              <w:t>-</w:t>
+            </w:r>
+          </w:p>
+        </w:tc>
+        <w:tc>
+          <w:tcPr>
+            <w:tcW w:type="dxa" w:w="1080"/>
+            <w:shd w:val="clear" w:color="auto" w:fill="F2F6FC"/>
+          </w:tcPr>
+          <w:p>
+            <w:r/>
+            <w:r>
+              <w:rPr>
+                <w:sz w:val="18"/>
+              </w:rPr>
+              <w:t>v9</w:t>
+            </w:r>
+          </w:p>
+        </w:tc>
+        <w:tc>
+          <w:tcPr>
+            <w:tcW w:type="dxa" w:w="1080"/>
+            <w:shd w:val="clear" w:color="auto" w:fill="F2F6FC"/>
+          </w:tcPr>
+          <w:p>
+            <w:r/>
+            <w:r>
+              <w:rPr>
+                <w:sz w:val="18"/>
+              </w:rPr>
+              <w:t>Aug 10</w:t>
+            </w:r>
+          </w:p>
+        </w:tc>
+      </w:tr>
+      <w:tr>
+        <w:tc>
+          <w:tcPr>
+            <w:tcW w:type="dxa" w:w="1080"/>
+          </w:tcPr>
+          <w:p>
+            <w:r/>
+            <w:r>
+              <w:rPr>
+                <w:sz w:val="18"/>
+              </w:rPr>
+              <w:t>STAT-001 validasi statistik 5-fold + bootstrap CI 1000×</w:t>
+            </w:r>
+          </w:p>
+        </w:tc>
+        <w:tc>
+          <w:tcPr>
+            <w:tcW w:type="dxa" w:w="1080"/>
+          </w:tcPr>
+          <w:p>
+            <w:r/>
+            <w:r>
+              <w:rPr>
+                <w:sz w:val="18"/>
+              </w:rPr>
+              <w:t>83.8%</w:t>
+            </w:r>
+          </w:p>
+        </w:tc>
+        <w:tc>
+          <w:tcPr>
+            <w:tcW w:type="dxa" w:w="1080"/>
+          </w:tcPr>
+          <w:p>
+            <w:r/>
+            <w:r>
+              <w:rPr>
+                <w:sz w:val="18"/>
+              </w:rPr>
+              <w:t>60.1%</w:t>
+            </w:r>
+          </w:p>
+        </w:tc>
+        <w:tc>
+          <w:tcPr>
+            <w:tcW w:type="dxa" w:w="1080"/>
+          </w:tcPr>
+          <w:p>
+            <w:r/>
+            <w:r>
+              <w:rPr>
+                <w:sz w:val="18"/>
+              </w:rPr>
+              <w:t>0</w:t>
+            </w:r>
+          </w:p>
+        </w:tc>
+        <w:tc>
+          <w:tcPr>
+            <w:tcW w:type="dxa" w:w="1080"/>
+          </w:tcPr>
+          <w:p>
+            <w:r/>
+            <w:r>
+              <w:rPr>
+                <w:sz w:val="18"/>
+              </w:rPr>
+              <w:t>29</w:t>
+            </w:r>
+          </w:p>
+        </w:tc>
+        <w:tc>
+          <w:tcPr>
+            <w:tcW w:type="dxa" w:w="1080"/>
+          </w:tcPr>
+          <w:p>
+            <w:r/>
+            <w:r>
+              <w:rPr>
+                <w:sz w:val="18"/>
+              </w:rPr>
+              <w:t>-</w:t>
+            </w:r>
+          </w:p>
+        </w:tc>
+        <w:tc>
+          <w:tcPr>
+            <w:tcW w:type="dxa" w:w="1080"/>
+          </w:tcPr>
+          <w:p>
+            <w:r/>
+            <w:r>
+              <w:rPr>
+                <w:sz w:val="18"/>
+              </w:rPr>
+              <w:t>v9</w:t>
+            </w:r>
+          </w:p>
+        </w:tc>
+        <w:tc>
+          <w:tcPr>
+            <w:tcW w:type="dxa" w:w="1080"/>
+          </w:tcPr>
+          <w:p>
+            <w:r/>
+            <w:r>
+              <w:rPr>
+                <w:sz w:val="18"/>
+              </w:rPr>
+              <w:t>Aug 10</w:t>
+            </w:r>
+          </w:p>
+        </w:tc>
+      </w:tr>
+      <w:tr>
+        <w:tc>
+          <w:tcPr>
+            <w:tcW w:type="dxa" w:w="1080"/>
+            <w:shd w:val="clear" w:color="auto" w:fill="F2F6FC"/>
+          </w:tcPr>
+          <w:p>
+            <w:r/>
+            <w:r>
+              <w:rPr>
+                <w:sz w:val="18"/>
+              </w:rPr>
+              <w:t>KB-001 shadow replay key v1 (router→KB→LLM)</w:t>
+            </w:r>
+          </w:p>
+        </w:tc>
+        <w:tc>
+          <w:tcPr>
+            <w:tcW w:type="dxa" w:w="1080"/>
+            <w:shd w:val="clear" w:color="auto" w:fill="F2F6FC"/>
+          </w:tcPr>
+          <w:p>
+            <w:r/>
+            <w:r>
+              <w:rPr>
+                <w:sz w:val="18"/>
+              </w:rPr>
+              <w:t>84.4%</w:t>
+            </w:r>
+          </w:p>
+        </w:tc>
+        <w:tc>
+          <w:tcPr>
+            <w:tcW w:type="dxa" w:w="1080"/>
+            <w:shd w:val="clear" w:color="auto" w:fill="F2F6FC"/>
+          </w:tcPr>
+          <w:p>
+            <w:r/>
+            <w:r>
+              <w:rPr>
+                <w:sz w:val="18"/>
+              </w:rPr>
+              <w:t>-</w:t>
+            </w:r>
+          </w:p>
+        </w:tc>
+        <w:tc>
+          <w:tcPr>
+            <w:tcW w:type="dxa" w:w="1080"/>
+            <w:shd w:val="clear" w:color="auto" w:fill="F2F6FC"/>
+          </w:tcPr>
+          <w:p>
+            <w:r/>
+            <w:r>
+              <w:rPr>
+                <w:sz w:val="18"/>
+              </w:rPr>
+              <w:t>0</w:t>
+            </w:r>
+          </w:p>
+        </w:tc>
+        <w:tc>
+          <w:tcPr>
+            <w:tcW w:type="dxa" w:w="1080"/>
+            <w:shd w:val="clear" w:color="auto" w:fill="F2F6FC"/>
+          </w:tcPr>
+          <w:p>
+            <w:r/>
+            <w:r>
+              <w:rPr>
+                <w:sz w:val="18"/>
+              </w:rPr>
+              <w:t>29</w:t>
+            </w:r>
+          </w:p>
+        </w:tc>
+        <w:tc>
+          <w:tcPr>
+            <w:tcW w:type="dxa" w:w="1080"/>
+            <w:shd w:val="clear" w:color="auto" w:fill="F2F6FC"/>
+          </w:tcPr>
+          <w:p>
+            <w:r/>
+            <w:r>
+              <w:rPr>
+                <w:sz w:val="18"/>
+              </w:rPr>
+              <w:t>-</w:t>
+            </w:r>
+          </w:p>
+        </w:tc>
+        <w:tc>
+          <w:tcPr>
+            <w:tcW w:type="dxa" w:w="1080"/>
+            <w:shd w:val="clear" w:color="auto" w:fill="F2F6FC"/>
+          </w:tcPr>
+          <w:p>
+            <w:r/>
+            <w:r>
+              <w:rPr>
+                <w:sz w:val="18"/>
+              </w:rPr>
+              <w:t>v9</w:t>
+            </w:r>
+          </w:p>
+        </w:tc>
+        <w:tc>
+          <w:tcPr>
+            <w:tcW w:type="dxa" w:w="1080"/>
+            <w:shd w:val="clear" w:color="auto" w:fill="F2F6FC"/>
+          </w:tcPr>
+          <w:p>
+            <w:r/>
+            <w:r>
+              <w:rPr>
+                <w:sz w:val="18"/>
+              </w:rPr>
+              <w:t>Aug 10</w:t>
+            </w:r>
+          </w:p>
+        </w:tc>
+      </w:tr>
+      <w:tr>
+        <w:tc>
+          <w:tcPr>
+            <w:tcW w:type="dxa" w:w="1080"/>
+          </w:tcPr>
+          <w:p>
+            <w:r/>
+            <w:r>
+              <w:rPr>
+                <w:sz w:val="18"/>
+              </w:rPr>
+              <w:t>KB-002 seeded persistent KB (smoke, ceiling, persistence, noise, fragmentasi)</w:t>
+            </w:r>
+          </w:p>
+        </w:tc>
+        <w:tc>
+          <w:tcPr>
+            <w:tcW w:type="dxa" w:w="1080"/>
+          </w:tcPr>
+          <w:p>
+            <w:r/>
+            <w:r>
+              <w:rPr>
+                <w:sz w:val="18"/>
+              </w:rPr>
+              <w:t>83.8%</w:t>
+            </w:r>
+          </w:p>
+        </w:tc>
+        <w:tc>
+          <w:tcPr>
+            <w:tcW w:type="dxa" w:w="1080"/>
+          </w:tcPr>
+          <w:p>
+            <w:r/>
+            <w:r>
+              <w:rPr>
+                <w:sz w:val="18"/>
+              </w:rPr>
+              <w:t>-</w:t>
+            </w:r>
+          </w:p>
+        </w:tc>
+        <w:tc>
+          <w:tcPr>
+            <w:tcW w:type="dxa" w:w="1080"/>
+          </w:tcPr>
+          <w:p>
+            <w:r/>
+            <w:r>
+              <w:rPr>
+                <w:sz w:val="18"/>
+              </w:rPr>
+              <w:t>0</w:t>
+            </w:r>
+          </w:p>
+        </w:tc>
+        <w:tc>
+          <w:tcPr>
+            <w:tcW w:type="dxa" w:w="1080"/>
+          </w:tcPr>
+          <w:p>
+            <w:r/>
+            <w:r>
+              <w:rPr>
+                <w:sz w:val="18"/>
+              </w:rPr>
+              <w:t>29</w:t>
+            </w:r>
+          </w:p>
+        </w:tc>
+        <w:tc>
+          <w:tcPr>
+            <w:tcW w:type="dxa" w:w="1080"/>
+          </w:tcPr>
+          <w:p>
+            <w:r/>
+            <w:r>
+              <w:rPr>
+                <w:sz w:val="18"/>
+              </w:rPr>
+              <w:t>-</w:t>
+            </w:r>
+          </w:p>
+        </w:tc>
+        <w:tc>
+          <w:tcPr>
+            <w:tcW w:type="dxa" w:w="1080"/>
+          </w:tcPr>
+          <w:p>
+            <w:r/>
+            <w:r>
+              <w:rPr>
+                <w:sz w:val="18"/>
+              </w:rPr>
+              <w:t>v9</w:t>
+            </w:r>
+          </w:p>
+        </w:tc>
+        <w:tc>
+          <w:tcPr>
+            <w:tcW w:type="dxa" w:w="1080"/>
+          </w:tcPr>
+          <w:p>
+            <w:r/>
+            <w:r>
+              <w:rPr>
+                <w:sz w:val="18"/>
+              </w:rPr>
+              <w:t>Aug 11</w:t>
+            </w:r>
+          </w:p>
+        </w:tc>
+      </w:tr>
+      <w:tr>
+        <w:tc>
+          <w:tcPr>
+            <w:tcW w:type="dxa" w:w="1080"/>
+            <w:shd w:val="clear" w:color="auto" w:fill="F2F6FC"/>
+          </w:tcPr>
+          <w:p>
+            <w:r/>
+            <w:r>
+              <w:rPr>
+                <w:sz w:val="18"/>
+              </w:rPr>
+              <w:t>KB-003 normalisasi key v2 (plain/stem/alias/both)</w:t>
+            </w:r>
+          </w:p>
+        </w:tc>
+        <w:tc>
+          <w:tcPr>
+            <w:tcW w:type="dxa" w:w="1080"/>
+            <w:shd w:val="clear" w:color="auto" w:fill="F2F6FC"/>
+          </w:tcPr>
+          <w:p>
+            <w:r/>
+            <w:r>
+              <w:rPr>
+                <w:sz w:val="18"/>
+              </w:rPr>
+              <w:t>83.8%</w:t>
+            </w:r>
+          </w:p>
+        </w:tc>
+        <w:tc>
+          <w:tcPr>
+            <w:tcW w:type="dxa" w:w="1080"/>
+            <w:shd w:val="clear" w:color="auto" w:fill="F2F6FC"/>
+          </w:tcPr>
+          <w:p>
+            <w:r/>
+            <w:r>
+              <w:rPr>
+                <w:sz w:val="18"/>
+              </w:rPr>
+              <w:t>-</w:t>
+            </w:r>
+          </w:p>
+        </w:tc>
+        <w:tc>
+          <w:tcPr>
+            <w:tcW w:type="dxa" w:w="1080"/>
+            <w:shd w:val="clear" w:color="auto" w:fill="F2F6FC"/>
+          </w:tcPr>
+          <w:p>
+            <w:r/>
+            <w:r>
+              <w:rPr>
+                <w:sz w:val="18"/>
+              </w:rPr>
+              <w:t>0</w:t>
+            </w:r>
+          </w:p>
+        </w:tc>
+        <w:tc>
+          <w:tcPr>
+            <w:tcW w:type="dxa" w:w="1080"/>
+            <w:shd w:val="clear" w:color="auto" w:fill="F2F6FC"/>
+          </w:tcPr>
+          <w:p>
+            <w:r/>
+            <w:r>
+              <w:rPr>
+                <w:sz w:val="18"/>
+              </w:rPr>
+              <w:t>29</w:t>
+            </w:r>
+          </w:p>
+        </w:tc>
+        <w:tc>
+          <w:tcPr>
+            <w:tcW w:type="dxa" w:w="1080"/>
+            <w:shd w:val="clear" w:color="auto" w:fill="F2F6FC"/>
+          </w:tcPr>
+          <w:p>
+            <w:r/>
+            <w:r>
+              <w:rPr>
+                <w:sz w:val="18"/>
+              </w:rPr>
+              <w:t>-</w:t>
+            </w:r>
+          </w:p>
+        </w:tc>
+        <w:tc>
+          <w:tcPr>
+            <w:tcW w:type="dxa" w:w="1080"/>
+            <w:shd w:val="clear" w:color="auto" w:fill="F2F6FC"/>
+          </w:tcPr>
+          <w:p>
+            <w:r/>
+            <w:r>
+              <w:rPr>
+                <w:sz w:val="18"/>
+              </w:rPr>
+              <w:t>v9</w:t>
+            </w:r>
+          </w:p>
+        </w:tc>
+        <w:tc>
+          <w:tcPr>
+            <w:tcW w:type="dxa" w:w="1080"/>
+            <w:shd w:val="clear" w:color="auto" w:fill="F2F6FC"/>
+          </w:tcPr>
+          <w:p>
+            <w:r/>
+            <w:r>
+              <w:rPr>
+                <w:sz w:val="18"/>
+              </w:rPr>
+              <w:t>Aug 11</w:t>
+            </w:r>
+          </w:p>
+        </w:tc>
+      </w:tr>
+      <w:tr>
+        <w:tc>
+          <w:tcPr>
+            <w:tcW w:type="dxa" w:w="1080"/>
+          </w:tcPr>
+          <w:p>
+            <w:r/>
+            <w:r>
+              <w:rPr>
+                <w:sz w:val="18"/>
+              </w:rPr>
+              <w:t>KB-004 alat audit korpus (tests/kb/audit.py)</w:t>
+            </w:r>
+          </w:p>
+        </w:tc>
+        <w:tc>
+          <w:tcPr>
+            <w:tcW w:type="dxa" w:w="1080"/>
+          </w:tcPr>
+          <w:p>
+            <w:r/>
+            <w:r>
+              <w:rPr>
+                <w:sz w:val="18"/>
+              </w:rPr>
+              <w:t>-</w:t>
+            </w:r>
+          </w:p>
+        </w:tc>
+        <w:tc>
+          <w:tcPr>
+            <w:tcW w:type="dxa" w:w="1080"/>
+          </w:tcPr>
+          <w:p>
+            <w:r/>
+            <w:r>
+              <w:rPr>
+                <w:sz w:val="18"/>
+              </w:rPr>
+              <w:t>-</w:t>
+            </w:r>
+          </w:p>
+        </w:tc>
+        <w:tc>
+          <w:tcPr>
+            <w:tcW w:type="dxa" w:w="1080"/>
+          </w:tcPr>
+          <w:p>
+            <w:r/>
+            <w:r>
+              <w:rPr>
+                <w:sz w:val="18"/>
+              </w:rPr>
+              <w:t>0</w:t>
+            </w:r>
+          </w:p>
+        </w:tc>
+        <w:tc>
+          <w:tcPr>
+            <w:tcW w:type="dxa" w:w="1080"/>
+          </w:tcPr>
+          <w:p>
+            <w:r/>
+            <w:r>
+              <w:rPr>
+                <w:sz w:val="18"/>
+              </w:rPr>
+              <w:t>0</w:t>
+            </w:r>
+          </w:p>
+        </w:tc>
+        <w:tc>
+          <w:tcPr>
+            <w:tcW w:type="dxa" w:w="1080"/>
+          </w:tcPr>
+          <w:p>
+            <w:r/>
+            <w:r>
+              <w:rPr>
+                <w:sz w:val="18"/>
+              </w:rPr>
+              <w:t>-</w:t>
+            </w:r>
+          </w:p>
+        </w:tc>
+        <w:tc>
+          <w:tcPr>
+            <w:tcW w:type="dxa" w:w="1080"/>
+          </w:tcPr>
+          <w:p>
+            <w:r/>
+            <w:r>
+              <w:rPr>
+                <w:sz w:val="18"/>
+              </w:rPr>
+              <w:t>v9</w:t>
+            </w:r>
+          </w:p>
+        </w:tc>
+        <w:tc>
+          <w:tcPr>
+            <w:tcW w:type="dxa" w:w="1080"/>
+          </w:tcPr>
+          <w:p>
+            <w:r/>
+            <w:r>
+              <w:rPr>
+                <w:sz w:val="18"/>
+              </w:rPr>
+              <w:t>Aug 11</w:t>
+            </w:r>
+          </w:p>
+        </w:tc>
+      </w:tr>
+      <w:tr>
+        <w:tc>
+          <w:tcPr>
+            <w:tcW w:type="dxa" w:w="1080"/>
+            <w:shd w:val="clear" w:color="auto" w:fill="F2F6FC"/>
+          </w:tcPr>
+          <w:p>
+            <w:r/>
+            <w:r>
+              <w:rPr>
+                <w:sz w:val="18"/>
+              </w:rPr>
+              <w:t>KB-005 event_type=role terbaik (role/jenis/kelompok × 4 normalisasi)</w:t>
+            </w:r>
+          </w:p>
+        </w:tc>
+        <w:tc>
+          <w:tcPr>
+            <w:tcW w:type="dxa" w:w="1080"/>
+            <w:shd w:val="clear" w:color="auto" w:fill="F2F6FC"/>
+          </w:tcPr>
+          <w:p>
+            <w:r/>
+            <w:r>
+              <w:rPr>
+                <w:sz w:val="18"/>
+              </w:rPr>
+              <w:t>83.8%</w:t>
+            </w:r>
+          </w:p>
+        </w:tc>
+        <w:tc>
+          <w:tcPr>
+            <w:tcW w:type="dxa" w:w="1080"/>
+            <w:shd w:val="clear" w:color="auto" w:fill="F2F6FC"/>
+          </w:tcPr>
+          <w:p>
+            <w:r/>
+            <w:r>
+              <w:rPr>
+                <w:sz w:val="18"/>
+              </w:rPr>
+              <w:t>-</w:t>
+            </w:r>
+          </w:p>
+        </w:tc>
+        <w:tc>
+          <w:tcPr>
+            <w:tcW w:type="dxa" w:w="1080"/>
+            <w:shd w:val="clear" w:color="auto" w:fill="F2F6FC"/>
+          </w:tcPr>
+          <w:p>
+            <w:r/>
+            <w:r>
+              <w:rPr>
+                <w:sz w:val="18"/>
+              </w:rPr>
+              <w:t>0</w:t>
+            </w:r>
+          </w:p>
+        </w:tc>
+        <w:tc>
+          <w:tcPr>
+            <w:tcW w:type="dxa" w:w="1080"/>
+            <w:shd w:val="clear" w:color="auto" w:fill="F2F6FC"/>
+          </w:tcPr>
+          <w:p>
+            <w:r/>
+            <w:r>
+              <w:rPr>
+                <w:sz w:val="18"/>
+              </w:rPr>
+              <w:t>29</w:t>
+            </w:r>
+          </w:p>
+        </w:tc>
+        <w:tc>
+          <w:tcPr>
+            <w:tcW w:type="dxa" w:w="1080"/>
+            <w:shd w:val="clear" w:color="auto" w:fill="F2F6FC"/>
+          </w:tcPr>
+          <w:p>
+            <w:r/>
+            <w:r>
+              <w:rPr>
+                <w:sz w:val="18"/>
+              </w:rPr>
+              <w:t>-</w:t>
+            </w:r>
+          </w:p>
+        </w:tc>
+        <w:tc>
+          <w:tcPr>
+            <w:tcW w:type="dxa" w:w="1080"/>
+            <w:shd w:val="clear" w:color="auto" w:fill="F2F6FC"/>
+          </w:tcPr>
+          <w:p>
+            <w:r/>
+            <w:r>
+              <w:rPr>
+                <w:sz w:val="18"/>
+              </w:rPr>
+              <w:t>v9</w:t>
+            </w:r>
+          </w:p>
+        </w:tc>
+        <w:tc>
+          <w:tcPr>
+            <w:tcW w:type="dxa" w:w="1080"/>
+            <w:shd w:val="clear" w:color="auto" w:fill="F2F6FC"/>
+          </w:tcPr>
+          <w:p>
+            <w:r/>
+            <w:r>
+              <w:rPr>
+                <w:sz w:val="18"/>
+              </w:rPr>
+              <w:t>Aug 11</w:t>
+            </w:r>
+          </w:p>
+        </w:tc>
+      </w:tr>
+      <w:tr>
+        <w:tc>
+          <w:tcPr>
+            <w:tcW w:type="dxa" w:w="1080"/>
+          </w:tcPr>
+          <w:p>
+            <w:r/>
+            <w:r>
+              <w:rPr>
+                <w:sz w:val="18"/>
+              </w:rPr>
+              <w:t>KB-006 alias mining data-driven (auto-alias = manual)</w:t>
+            </w:r>
+          </w:p>
+        </w:tc>
+        <w:tc>
+          <w:tcPr>
+            <w:tcW w:type="dxa" w:w="1080"/>
+          </w:tcPr>
+          <w:p>
+            <w:r/>
+            <w:r>
+              <w:rPr>
+                <w:sz w:val="18"/>
+              </w:rPr>
+              <w:t>83.8%</w:t>
+            </w:r>
+          </w:p>
+        </w:tc>
+        <w:tc>
+          <w:tcPr>
+            <w:tcW w:type="dxa" w:w="1080"/>
+          </w:tcPr>
+          <w:p>
+            <w:r/>
+            <w:r>
+              <w:rPr>
+                <w:sz w:val="18"/>
+              </w:rPr>
+              <w:t>-</w:t>
+            </w:r>
+          </w:p>
+        </w:tc>
+        <w:tc>
+          <w:tcPr>
+            <w:tcW w:type="dxa" w:w="1080"/>
+          </w:tcPr>
+          <w:p>
+            <w:r/>
+            <w:r>
+              <w:rPr>
+                <w:sz w:val="18"/>
+              </w:rPr>
+              <w:t>0</w:t>
+            </w:r>
+          </w:p>
+        </w:tc>
+        <w:tc>
+          <w:tcPr>
+            <w:tcW w:type="dxa" w:w="1080"/>
+          </w:tcPr>
+          <w:p>
+            <w:r/>
+            <w:r>
+              <w:rPr>
+                <w:sz w:val="18"/>
+              </w:rPr>
+              <w:t>29</w:t>
+            </w:r>
+          </w:p>
+        </w:tc>
+        <w:tc>
+          <w:tcPr>
+            <w:tcW w:type="dxa" w:w="1080"/>
+          </w:tcPr>
+          <w:p>
+            <w:r/>
+            <w:r>
+              <w:rPr>
+                <w:sz w:val="18"/>
+              </w:rPr>
+              <w:t>-</w:t>
+            </w:r>
+          </w:p>
+        </w:tc>
+        <w:tc>
+          <w:tcPr>
+            <w:tcW w:type="dxa" w:w="1080"/>
+          </w:tcPr>
+          <w:p>
+            <w:r/>
+            <w:r>
+              <w:rPr>
+                <w:sz w:val="18"/>
+              </w:rPr>
+              <w:t>v9</w:t>
+            </w:r>
+          </w:p>
+        </w:tc>
+        <w:tc>
+          <w:tcPr>
+            <w:tcW w:type="dxa" w:w="1080"/>
+          </w:tcPr>
+          <w:p>
+            <w:r/>
+            <w:r>
+              <w:rPr>
+                <w:sz w:val="18"/>
+              </w:rPr>
+              <w:t>Aug 11</w:t>
+            </w:r>
+          </w:p>
+        </w:tc>
+      </w:tr>
+      <w:tr>
+        <w:tc>
+          <w:tcPr>
+            <w:tcW w:type="dxa" w:w="1080"/>
+            <w:shd w:val="clear" w:color="auto" w:fill="F2F6FC"/>
+          </w:tcPr>
+          <w:p>
+            <w:r/>
+            <w:r>
+              <w:rPr>
+                <w:sz w:val="18"/>
+              </w:rPr>
+              <w:t>OCR-007 LFM2.5-VL-3B probe (VLM OCR, GGUF Q4_0 + mmproj Q8_0, 10 scan)</w:t>
+            </w:r>
+          </w:p>
+        </w:tc>
+        <w:tc>
+          <w:tcPr>
+            <w:tcW w:type="dxa" w:w="1080"/>
+            <w:shd w:val="clear" w:color="auto" w:fill="F2F6FC"/>
+          </w:tcPr>
+          <w:p>
+            <w:r/>
+            <w:r>
+              <w:rPr>
+                <w:sz w:val="18"/>
+              </w:rPr>
+              <w:t>n/a</w:t>
+            </w:r>
+          </w:p>
+        </w:tc>
+        <w:tc>
+          <w:tcPr>
+            <w:tcW w:type="dxa" w:w="1080"/>
+            <w:shd w:val="clear" w:color="auto" w:fill="F2F6FC"/>
+          </w:tcPr>
+          <w:p>
+            <w:r/>
+            <w:r>
+              <w:rPr>
+                <w:sz w:val="18"/>
+              </w:rPr>
+              <w:t>44.4%</w:t>
+            </w:r>
+          </w:p>
+        </w:tc>
+        <w:tc>
+          <w:tcPr>
+            <w:tcW w:type="dxa" w:w="1080"/>
+            <w:shd w:val="clear" w:color="auto" w:fill="F2F6FC"/>
+          </w:tcPr>
+          <w:p>
+            <w:r/>
+            <w:r>
+              <w:rPr>
+                <w:sz w:val="18"/>
+              </w:rPr>
+              <w:t>0</w:t>
+            </w:r>
+          </w:p>
+        </w:tc>
+        <w:tc>
+          <w:tcPr>
+            <w:tcW w:type="dxa" w:w="1080"/>
+            <w:shd w:val="clear" w:color="auto" w:fill="F2F6FC"/>
+          </w:tcPr>
+          <w:p>
+            <w:r/>
+            <w:r>
+              <w:rPr>
+                <w:sz w:val="18"/>
+              </w:rPr>
+              <w:t>0</w:t>
+            </w:r>
+          </w:p>
+        </w:tc>
+        <w:tc>
+          <w:tcPr>
+            <w:tcW w:type="dxa" w:w="1080"/>
+            <w:shd w:val="clear" w:color="auto" w:fill="F2F6FC"/>
+          </w:tcPr>
+          <w:p>
+            <w:r/>
+            <w:r>
+              <w:rPr>
+                <w:sz w:val="18"/>
+              </w:rPr>
+              <w:t>-</w:t>
+            </w:r>
+          </w:p>
+        </w:tc>
+        <w:tc>
+          <w:tcPr>
+            <w:tcW w:type="dxa" w:w="1080"/>
+            <w:shd w:val="clear" w:color="auto" w:fill="F2F6FC"/>
+          </w:tcPr>
+          <w:p>
+            <w:r/>
+            <w:r>
+              <w:rPr>
+                <w:sz w:val="18"/>
+              </w:rPr>
+              <w:t>v9</w:t>
+            </w:r>
+          </w:p>
+        </w:tc>
+        <w:tc>
+          <w:tcPr>
+            <w:tcW w:type="dxa" w:w="1080"/>
+            <w:shd w:val="clear" w:color="auto" w:fill="F2F6FC"/>
+          </w:tcPr>
+          <w:p>
+            <w:r/>
+            <w:r>
+              <w:rPr>
+                <w:sz w:val="18"/>
+              </w:rPr>
+              <w:t>Aug 13</w:t>
+            </w:r>
+          </w:p>
+        </w:tc>
+      </w:tr>
+      <w:tr>
+        <w:tc>
+          <w:tcPr>
+            <w:tcW w:type="dxa" w:w="1080"/>
+          </w:tcPr>
+          <w:p>
+            <w:r/>
+            <w:r>
+              <w:rPr>
+                <w:sz w:val="18"/>
+              </w:rPr>
+              <w:t>AKT-001 taksonomi nama_kegiatan (report-only, 6.8% exact)</w:t>
+            </w:r>
+          </w:p>
+        </w:tc>
+        <w:tc>
+          <w:tcPr>
+            <w:tcW w:type="dxa" w:w="1080"/>
+          </w:tcPr>
+          <w:p>
+            <w:r/>
+            <w:r>
+              <w:rPr>
+                <w:sz w:val="18"/>
+              </w:rPr>
+              <w:t>-</w:t>
+            </w:r>
+          </w:p>
+        </w:tc>
+        <w:tc>
+          <w:tcPr>
+            <w:tcW w:type="dxa" w:w="1080"/>
+          </w:tcPr>
+          <w:p>
+            <w:r/>
+            <w:r>
+              <w:rPr>
+                <w:sz w:val="18"/>
+              </w:rPr>
+              <w:t>-</w:t>
+            </w:r>
+          </w:p>
+        </w:tc>
+        <w:tc>
+          <w:tcPr>
+            <w:tcW w:type="dxa" w:w="1080"/>
+          </w:tcPr>
+          <w:p>
+            <w:r/>
+            <w:r>
+              <w:rPr>
+                <w:sz w:val="18"/>
+              </w:rPr>
+              <w:t>0</w:t>
+            </w:r>
+          </w:p>
+        </w:tc>
+        <w:tc>
+          <w:tcPr>
+            <w:tcW w:type="dxa" w:w="1080"/>
+          </w:tcPr>
+          <w:p>
+            <w:r/>
+            <w:r>
+              <w:rPr>
+                <w:sz w:val="18"/>
+              </w:rPr>
+              <w:t>0</w:t>
+            </w:r>
+          </w:p>
+        </w:tc>
+        <w:tc>
+          <w:tcPr>
+            <w:tcW w:type="dxa" w:w="1080"/>
+          </w:tcPr>
+          <w:p>
+            <w:r/>
+            <w:r>
+              <w:rPr>
+                <w:sz w:val="18"/>
+              </w:rPr>
+              <w:t>-</w:t>
+            </w:r>
+          </w:p>
+        </w:tc>
+        <w:tc>
+          <w:tcPr>
+            <w:tcW w:type="dxa" w:w="1080"/>
+          </w:tcPr>
+          <w:p>
+            <w:r/>
+            <w:r>
+              <w:rPr>
+                <w:sz w:val="18"/>
+              </w:rPr>
+              <w:t>v9</w:t>
+            </w:r>
+          </w:p>
+        </w:tc>
+        <w:tc>
+          <w:tcPr>
+            <w:tcW w:type="dxa" w:w="1080"/>
+          </w:tcPr>
+          <w:p>
+            <w:r/>
+            <w:r>
+              <w:rPr>
+                <w:sz w:val="18"/>
+              </w:rPr>
+              <w:t>Aug 13</w:t>
+            </w:r>
+          </w:p>
+        </w:tc>
+      </w:tr>
+      <w:tr>
+        <w:tc>
+          <w:tcPr>
+            <w:tcW w:type="dxa" w:w="1080"/>
+            <w:shd w:val="clear" w:color="auto" w:fill="F2F6FC"/>
+          </w:tcPr>
+          <w:p>
+            <w:r/>
+            <w:r>
+              <w:rPr>
+                <w:sz w:val="18"/>
+              </w:rPr>
+              <w:t>AKT-002 deteksi nama_kegiatan v2 (0 LLM)</w:t>
+            </w:r>
+          </w:p>
+        </w:tc>
+        <w:tc>
+          <w:tcPr>
+            <w:tcW w:type="dxa" w:w="1080"/>
+            <w:shd w:val="clear" w:color="auto" w:fill="F2F6FC"/>
+          </w:tcPr>
+          <w:p>
+            <w:r/>
+            <w:r>
+              <w:rPr>
+                <w:sz w:val="18"/>
+              </w:rPr>
+              <w:t>81.1%</w:t>
+            </w:r>
+          </w:p>
+        </w:tc>
+        <w:tc>
+          <w:tcPr>
+            <w:tcW w:type="dxa" w:w="1080"/>
+            <w:shd w:val="clear" w:color="auto" w:fill="F2F6FC"/>
+          </w:tcPr>
+          <w:p>
+            <w:r/>
+            <w:r>
+              <w:rPr>
+                <w:sz w:val="18"/>
+              </w:rPr>
+              <w:t>68.8%</w:t>
+            </w:r>
+          </w:p>
+        </w:tc>
+        <w:tc>
+          <w:tcPr>
+            <w:tcW w:type="dxa" w:w="1080"/>
+            <w:shd w:val="clear" w:color="auto" w:fill="F2F6FC"/>
+          </w:tcPr>
+          <w:p>
+            <w:r/>
+            <w:r>
+              <w:rPr>
+                <w:sz w:val="18"/>
+              </w:rPr>
+              <w:t>0</w:t>
+            </w:r>
+          </w:p>
+        </w:tc>
+        <w:tc>
+          <w:tcPr>
+            <w:tcW w:type="dxa" w:w="1080"/>
+            <w:shd w:val="clear" w:color="auto" w:fill="F2F6FC"/>
+          </w:tcPr>
+          <w:p>
+            <w:r/>
+            <w:r>
+              <w:rPr>
+                <w:sz w:val="18"/>
+              </w:rPr>
+              <w:t>0</w:t>
+            </w:r>
+          </w:p>
+        </w:tc>
+        <w:tc>
+          <w:tcPr>
+            <w:tcW w:type="dxa" w:w="1080"/>
+            <w:shd w:val="clear" w:color="auto" w:fill="F2F6FC"/>
+          </w:tcPr>
+          <w:p>
+            <w:r/>
+            <w:r>
+              <w:rPr>
+                <w:sz w:val="18"/>
+              </w:rPr>
+              <w:t>-</w:t>
+            </w:r>
+          </w:p>
+        </w:tc>
+        <w:tc>
+          <w:tcPr>
+            <w:tcW w:type="dxa" w:w="1080"/>
+            <w:shd w:val="clear" w:color="auto" w:fill="F2F6FC"/>
+          </w:tcPr>
+          <w:p>
+            <w:r/>
+            <w:r>
+              <w:rPr>
+                <w:sz w:val="18"/>
+              </w:rPr>
+              <w:t>v9</w:t>
+            </w:r>
+          </w:p>
+        </w:tc>
+        <w:tc>
+          <w:tcPr>
+            <w:tcW w:type="dxa" w:w="1080"/>
+            <w:shd w:val="clear" w:color="auto" w:fill="F2F6FC"/>
+          </w:tcPr>
+          <w:p>
+            <w:r/>
+            <w:r>
+              <w:rPr>
+                <w:sz w:val="18"/>
+              </w:rPr>
+              <w:t>Aug 13</w:t>
+            </w:r>
+          </w:p>
+        </w:tc>
+      </w:tr>
+      <w:tr>
+        <w:tc>
+          <w:tcPr>
+            <w:tcW w:type="dxa" w:w="1080"/>
+          </w:tcPr>
+          <w:p>
+            <w:r/>
+            <w:r>
+              <w:rPr>
+                <w:sz w:val="18"/>
+              </w:rPr>
+              <w:t>AKT-003 deteksi nama_kegiatan v3: Sebagai Peserta + atthe/inthe (0 LLM)</w:t>
+            </w:r>
+          </w:p>
+        </w:tc>
+        <w:tc>
+          <w:tcPr>
+            <w:tcW w:type="dxa" w:w="1080"/>
+          </w:tcPr>
+          <w:p>
+            <w:r/>
+            <w:r>
+              <w:rPr>
+                <w:sz w:val="18"/>
+              </w:rPr>
+              <w:t>81.1%</w:t>
+            </w:r>
+          </w:p>
+        </w:tc>
+        <w:tc>
+          <w:tcPr>
+            <w:tcW w:type="dxa" w:w="1080"/>
+          </w:tcPr>
+          <w:p>
+            <w:r/>
+            <w:r>
+              <w:rPr>
+                <w:sz w:val="18"/>
+              </w:rPr>
+              <w:t>71.6%</w:t>
+            </w:r>
+          </w:p>
+        </w:tc>
+        <w:tc>
+          <w:tcPr>
+            <w:tcW w:type="dxa" w:w="1080"/>
+          </w:tcPr>
+          <w:p>
+            <w:r/>
+            <w:r>
+              <w:rPr>
+                <w:sz w:val="18"/>
+              </w:rPr>
+              <w:t>0</w:t>
+            </w:r>
+          </w:p>
+        </w:tc>
+        <w:tc>
+          <w:tcPr>
+            <w:tcW w:type="dxa" w:w="1080"/>
+          </w:tcPr>
+          <w:p>
+            <w:r/>
+            <w:r>
+              <w:rPr>
+                <w:sz w:val="18"/>
+              </w:rPr>
+              <w:t>0</w:t>
+            </w:r>
+          </w:p>
+        </w:tc>
+        <w:tc>
+          <w:tcPr>
+            <w:tcW w:type="dxa" w:w="1080"/>
+          </w:tcPr>
+          <w:p>
+            <w:r/>
+            <w:r>
+              <w:rPr>
+                <w:sz w:val="18"/>
+              </w:rPr>
+              <w:t>-</w:t>
+            </w:r>
+          </w:p>
+        </w:tc>
+        <w:tc>
+          <w:tcPr>
+            <w:tcW w:type="dxa" w:w="1080"/>
+          </w:tcPr>
+          <w:p>
+            <w:r/>
+            <w:r>
+              <w:rPr>
+                <w:sz w:val="18"/>
+              </w:rPr>
+              <w:t>v9</w:t>
+            </w:r>
+          </w:p>
+        </w:tc>
+        <w:tc>
+          <w:tcPr>
+            <w:tcW w:type="dxa" w:w="1080"/>
+          </w:tcPr>
+          <w:p>
+            <w:r/>
+            <w:r>
+              <w:rPr>
+                <w:sz w:val="18"/>
+              </w:rPr>
+              <w:t>Aug 13</w:t>
+            </w:r>
+          </w:p>
+        </w:tc>
+      </w:tr>
+      <w:tr>
+        <w:tc>
+          <w:tcPr>
+            <w:tcW w:type="dxa" w:w="1080"/>
+            <w:shd w:val="clear" w:color="auto" w:fill="F2F6FC"/>
+          </w:tcPr>
+          <w:p>
+            <w:r/>
+            <w:r>
+              <w:rPr>
+                <w:sz w:val="18"/>
+              </w:rPr>
+              <w:t>ORG-004 canonicalisasi format (0 LLM)</w:t>
+            </w:r>
+          </w:p>
+        </w:tc>
+        <w:tc>
+          <w:tcPr>
+            <w:tcW w:type="dxa" w:w="1080"/>
+            <w:shd w:val="clear" w:color="auto" w:fill="F2F6FC"/>
+          </w:tcPr>
+          <w:p>
+            <w:r/>
+            <w:r>
+              <w:rPr>
+                <w:sz w:val="18"/>
+              </w:rPr>
+              <w:t>81.1%</w:t>
+            </w:r>
+          </w:p>
+        </w:tc>
+        <w:tc>
+          <w:tcPr>
+            <w:tcW w:type="dxa" w:w="1080"/>
+            <w:shd w:val="clear" w:color="auto" w:fill="F2F6FC"/>
+          </w:tcPr>
+          <w:p>
+            <w:r/>
+            <w:r>
+              <w:rPr>
+                <w:sz w:val="18"/>
+              </w:rPr>
+              <w:t>63.5%</w:t>
+            </w:r>
+          </w:p>
+        </w:tc>
+        <w:tc>
+          <w:tcPr>
+            <w:tcW w:type="dxa" w:w="1080"/>
+            <w:shd w:val="clear" w:color="auto" w:fill="F2F6FC"/>
+          </w:tcPr>
+          <w:p>
+            <w:r/>
+            <w:r>
+              <w:rPr>
+                <w:sz w:val="18"/>
+              </w:rPr>
+              <w:t>0</w:t>
+            </w:r>
+          </w:p>
+        </w:tc>
+        <w:tc>
+          <w:tcPr>
+            <w:tcW w:type="dxa" w:w="1080"/>
+            <w:shd w:val="clear" w:color="auto" w:fill="F2F6FC"/>
+          </w:tcPr>
+          <w:p>
+            <w:r/>
+            <w:r>
+              <w:rPr>
+                <w:sz w:val="18"/>
+              </w:rPr>
+              <w:t>0</w:t>
+            </w:r>
+          </w:p>
+        </w:tc>
+        <w:tc>
+          <w:tcPr>
+            <w:tcW w:type="dxa" w:w="1080"/>
+            <w:shd w:val="clear" w:color="auto" w:fill="F2F6FC"/>
+          </w:tcPr>
+          <w:p>
+            <w:r/>
+            <w:r>
+              <w:rPr>
+                <w:sz w:val="18"/>
+              </w:rPr>
+              <w:t>-</w:t>
+            </w:r>
+          </w:p>
+        </w:tc>
+        <w:tc>
+          <w:tcPr>
+            <w:tcW w:type="dxa" w:w="1080"/>
+            <w:shd w:val="clear" w:color="auto" w:fill="F2F6FC"/>
+          </w:tcPr>
+          <w:p>
+            <w:r/>
+            <w:r>
+              <w:rPr>
+                <w:sz w:val="18"/>
+              </w:rPr>
+              <w:t>v9</w:t>
+            </w:r>
+          </w:p>
+        </w:tc>
+        <w:tc>
+          <w:tcPr>
+            <w:tcW w:type="dxa" w:w="1080"/>
+            <w:shd w:val="clear" w:color="auto" w:fill="F2F6FC"/>
+          </w:tcPr>
+          <w:p>
+            <w:r/>
+            <w:r>
+              <w:rPr>
+                <w:sz w:val="18"/>
+              </w:rPr>
+              <w:t>Aug 13</w:t>
+            </w:r>
+          </w:p>
+        </w:tc>
+      </w:tr>
+      <w:tr>
+        <w:tc>
+          <w:tcPr>
+            <w:tcW w:type="dxa" w:w="1080"/>
+          </w:tcPr>
+          <w:p>
+            <w:r/>
+            <w:r>
+              <w:rPr>
+                <w:sz w:val="18"/>
+              </w:rPr>
+              <w:t>ORG-005 probe scoring extractor (sisa 12 kasus)</w:t>
+            </w:r>
+          </w:p>
+        </w:tc>
+        <w:tc>
+          <w:tcPr>
+            <w:tcW w:type="dxa" w:w="1080"/>
+          </w:tcPr>
+          <w:p>
+            <w:r/>
+            <w:r>
+              <w:rPr>
+                <w:sz w:val="18"/>
+              </w:rPr>
+              <w:t>-</w:t>
+            </w:r>
+          </w:p>
+        </w:tc>
+        <w:tc>
+          <w:tcPr>
+            <w:tcW w:type="dxa" w:w="1080"/>
+          </w:tcPr>
+          <w:p>
+            <w:r/>
+            <w:r>
+              <w:rPr>
+                <w:sz w:val="18"/>
+              </w:rPr>
+              <w:t>63.5%</w:t>
+            </w:r>
+          </w:p>
+        </w:tc>
+        <w:tc>
+          <w:tcPr>
+            <w:tcW w:type="dxa" w:w="1080"/>
+          </w:tcPr>
+          <w:p>
+            <w:r/>
+            <w:r>
+              <w:rPr>
+                <w:sz w:val="18"/>
+              </w:rPr>
+              <w:t>0</w:t>
+            </w:r>
+          </w:p>
+        </w:tc>
+        <w:tc>
+          <w:tcPr>
+            <w:tcW w:type="dxa" w:w="1080"/>
+          </w:tcPr>
+          <w:p>
+            <w:r/>
+            <w:r>
+              <w:rPr>
+                <w:sz w:val="18"/>
+              </w:rPr>
+              <w:t>0</w:t>
+            </w:r>
+          </w:p>
+        </w:tc>
+        <w:tc>
+          <w:tcPr>
+            <w:tcW w:type="dxa" w:w="1080"/>
+          </w:tcPr>
+          <w:p>
+            <w:r/>
+            <w:r>
+              <w:rPr>
+                <w:sz w:val="18"/>
+              </w:rPr>
+              <w:t>-</w:t>
+            </w:r>
+          </w:p>
+        </w:tc>
+        <w:tc>
+          <w:tcPr>
+            <w:tcW w:type="dxa" w:w="1080"/>
+          </w:tcPr>
+          <w:p>
+            <w:r/>
+            <w:r>
+              <w:rPr>
+                <w:sz w:val="18"/>
+              </w:rPr>
+              <w:t>v9</w:t>
+            </w:r>
+          </w:p>
+        </w:tc>
+        <w:tc>
+          <w:tcPr>
+            <w:tcW w:type="dxa" w:w="1080"/>
+          </w:tcPr>
+          <w:p>
+            <w:r/>
+            <w:r>
+              <w:rPr>
+                <w:sz w:val="18"/>
+              </w:rPr>
+              <w:t>Aug 13</w:t>
+            </w:r>
+          </w:p>
+        </w:tc>
+      </w:tr>
+      <w:tr>
+        <w:tc>
+          <w:tcPr>
+            <w:tcW w:type="dxa" w:w="1080"/>
+            <w:shd w:val="clear" w:color="auto" w:fill="F2F6FC"/>
+          </w:tcPr>
+          <w:p>
+            <w:r/>
+            <w:r>
+              <w:rPr>
+                <w:sz w:val="18"/>
+              </w:rPr>
+              <w:t>PROD-002 port produksi organizer v3+R3+R6+format + nomor (flag-gated)</w:t>
+            </w:r>
+          </w:p>
+        </w:tc>
+        <w:tc>
+          <w:tcPr>
+            <w:tcW w:type="dxa" w:w="1080"/>
+            <w:shd w:val="clear" w:color="auto" w:fill="F2F6FC"/>
+          </w:tcPr>
+          <w:p>
+            <w:r/>
+            <w:r>
+              <w:rPr>
+                <w:sz w:val="18"/>
+              </w:rPr>
+              <w:t>81.1%</w:t>
+            </w:r>
+          </w:p>
+        </w:tc>
+        <w:tc>
+          <w:tcPr>
+            <w:tcW w:type="dxa" w:w="1080"/>
+            <w:shd w:val="clear" w:color="auto" w:fill="F2F6FC"/>
+          </w:tcPr>
+          <w:p>
+            <w:r/>
+            <w:r>
+              <w:rPr>
+                <w:sz w:val="18"/>
+              </w:rPr>
+              <w:t>63.0%</w:t>
+            </w:r>
+          </w:p>
+        </w:tc>
+        <w:tc>
+          <w:tcPr>
+            <w:tcW w:type="dxa" w:w="1080"/>
+            <w:shd w:val="clear" w:color="auto" w:fill="F2F6FC"/>
+          </w:tcPr>
+          <w:p>
+            <w:r/>
+            <w:r>
+              <w:rPr>
+                <w:sz w:val="18"/>
+              </w:rPr>
+              <w:t>0</w:t>
+            </w:r>
+          </w:p>
+        </w:tc>
+        <w:tc>
+          <w:tcPr>
+            <w:tcW w:type="dxa" w:w="1080"/>
+            <w:shd w:val="clear" w:color="auto" w:fill="F2F6FC"/>
+          </w:tcPr>
+          <w:p>
+            <w:r/>
+            <w:r>
+              <w:rPr>
+                <w:sz w:val="18"/>
+              </w:rPr>
+              <w:t>0</w:t>
+            </w:r>
+          </w:p>
+        </w:tc>
+        <w:tc>
+          <w:tcPr>
+            <w:tcW w:type="dxa" w:w="1080"/>
+            <w:shd w:val="clear" w:color="auto" w:fill="F2F6FC"/>
+          </w:tcPr>
+          <w:p>
+            <w:r/>
+            <w:r>
+              <w:rPr>
+                <w:sz w:val="18"/>
+              </w:rPr>
+              <w:t>-</w:t>
+            </w:r>
+          </w:p>
+        </w:tc>
+        <w:tc>
+          <w:tcPr>
+            <w:tcW w:type="dxa" w:w="1080"/>
+            <w:shd w:val="clear" w:color="auto" w:fill="F2F6FC"/>
+          </w:tcPr>
+          <w:p>
+            <w:r/>
+            <w:r>
+              <w:rPr>
+                <w:sz w:val="18"/>
+              </w:rPr>
+              <w:t>v9</w:t>
+            </w:r>
+          </w:p>
+        </w:tc>
+        <w:tc>
+          <w:tcPr>
+            <w:tcW w:type="dxa" w:w="1080"/>
+            <w:shd w:val="clear" w:color="auto" w:fill="F2F6FC"/>
+          </w:tcPr>
+          <w:p>
+            <w:r/>
+            <w:r>
+              <w:rPr>
+                <w:sz w:val="18"/>
+              </w:rPr>
+              <w:t>Aug 13</w:t>
+            </w:r>
+          </w:p>
+        </w:tc>
+      </w:tr>
+      <w:tr>
+        <w:tc>
+          <w:tcPr>
+            <w:tcW w:type="dxa" w:w="1080"/>
+          </w:tcPr>
+          <w:p>
+            <w:r/>
+            <w:r>
+              <w:rPr>
+                <w:sz w:val="18"/>
+              </w:rPr>
+              <w:t>AKT-004 deteksi nama_kegiatan v4: Event/lomba/seminar on (0 LLM, gate scope-kecil)</w:t>
+            </w:r>
+          </w:p>
+        </w:tc>
+        <w:tc>
+          <w:tcPr>
+            <w:tcW w:type="dxa" w:w="1080"/>
+          </w:tcPr>
+          <w:p>
+            <w:r/>
+            <w:r>
+              <w:rPr>
+                <w:sz w:val="18"/>
+              </w:rPr>
+              <w:t>81.1%</w:t>
+            </w:r>
+          </w:p>
+        </w:tc>
+        <w:tc>
+          <w:tcPr>
+            <w:tcW w:type="dxa" w:w="1080"/>
+          </w:tcPr>
+          <w:p>
+            <w:r/>
+            <w:r>
+              <w:rPr>
+                <w:sz w:val="18"/>
+              </w:rPr>
+              <w:t>72.1%</w:t>
+            </w:r>
+          </w:p>
+        </w:tc>
+        <w:tc>
+          <w:tcPr>
+            <w:tcW w:type="dxa" w:w="1080"/>
+          </w:tcPr>
+          <w:p>
+            <w:r/>
+            <w:r>
+              <w:rPr>
+                <w:sz w:val="18"/>
+              </w:rPr>
+              <w:t>0</w:t>
+            </w:r>
+          </w:p>
+        </w:tc>
+        <w:tc>
+          <w:tcPr>
+            <w:tcW w:type="dxa" w:w="1080"/>
+          </w:tcPr>
+          <w:p>
+            <w:r/>
+            <w:r>
+              <w:rPr>
+                <w:sz w:val="18"/>
+              </w:rPr>
+              <w:t>0</w:t>
+            </w:r>
+          </w:p>
+        </w:tc>
+        <w:tc>
+          <w:tcPr>
+            <w:tcW w:type="dxa" w:w="1080"/>
+          </w:tcPr>
+          <w:p>
+            <w:r/>
+            <w:r>
+              <w:rPr>
+                <w:sz w:val="18"/>
+              </w:rPr>
+              <w:t>-</w:t>
+            </w:r>
+          </w:p>
+        </w:tc>
+        <w:tc>
+          <w:tcPr>
+            <w:tcW w:type="dxa" w:w="1080"/>
+          </w:tcPr>
+          <w:p>
+            <w:r/>
+            <w:r>
+              <w:rPr>
+                <w:sz w:val="18"/>
+              </w:rPr>
+              <w:t>v9</w:t>
+            </w:r>
+          </w:p>
+        </w:tc>
+        <w:tc>
+          <w:tcPr>
+            <w:tcW w:type="dxa" w:w="1080"/>
+          </w:tcPr>
+          <w:p>
+            <w:r/>
+            <w:r>
+              <w:rPr>
+                <w:sz w:val="18"/>
+              </w:rPr>
+              <w:t>Aug 14</w:t>
+            </w:r>
+          </w:p>
+        </w:tc>
+      </w:tr>
+      <w:tr>
+        <w:tc>
+          <w:tcPr>
+            <w:tcW w:type="dxa" w:w="1080"/>
+            <w:shd w:val="clear" w:color="auto" w:fill="F2F6FC"/>
+          </w:tcPr>
+          <w:p>
+            <w:r/>
+            <w:r>
+              <w:rPr>
+                <w:sz w:val="18"/>
+              </w:rPr>
               <w:t>AKT-005 deteksi nama_kegiatan v5: grup D all-caps/spacing (0 LLM)</w:t>
             </w:r>
           </w:p>
@@ -12845,6 +14969,714 @@
                 <w:sz w:val="18"/>
               </w:rPr>
               <w:t>73.7%</w:t>
+            </w:r>
+          </w:p>
+        </w:tc>
+        <w:tc>
+          <w:tcPr>
+            <w:tcW w:type="dxa" w:w="1080"/>
+            <w:shd w:val="clear" w:color="auto" w:fill="F2F6FC"/>
+          </w:tcPr>
+          <w:p>
+            <w:r/>
+            <w:r>
+              <w:rPr>
+                <w:sz w:val="18"/>
+              </w:rPr>
+              <w:t>0</w:t>
+            </w:r>
+          </w:p>
+        </w:tc>
+        <w:tc>
+          <w:tcPr>
+            <w:tcW w:type="dxa" w:w="1080"/>
+            <w:shd w:val="clear" w:color="auto" w:fill="F2F6FC"/>
+          </w:tcPr>
+          <w:p>
+            <w:r/>
+            <w:r>
+              <w:rPr>
+                <w:sz w:val="18"/>
+              </w:rPr>
+              <w:t>0</w:t>
+            </w:r>
+          </w:p>
+        </w:tc>
+        <w:tc>
+          <w:tcPr>
+            <w:tcW w:type="dxa" w:w="1080"/>
+            <w:shd w:val="clear" w:color="auto" w:fill="F2F6FC"/>
+          </w:tcPr>
+          <w:p>
+            <w:r/>
+            <w:r>
+              <w:rPr>
+                <w:sz w:val="18"/>
+              </w:rPr>
+              <w:t>-</w:t>
+            </w:r>
+          </w:p>
+        </w:tc>
+        <w:tc>
+          <w:tcPr>
+            <w:tcW w:type="dxa" w:w="1080"/>
+            <w:shd w:val="clear" w:color="auto" w:fill="F2F6FC"/>
+          </w:tcPr>
+          <w:p>
+            <w:r/>
+            <w:r>
+              <w:rPr>
+                <w:sz w:val="18"/>
+              </w:rPr>
+              <w:t>v9</w:t>
+            </w:r>
+          </w:p>
+        </w:tc>
+        <w:tc>
+          <w:tcPr>
+            <w:tcW w:type="dxa" w:w="1080"/>
+            <w:shd w:val="clear" w:color="auto" w:fill="F2F6FC"/>
+          </w:tcPr>
+          <w:p>
+            <w:r/>
+            <w:r>
+              <w:rPr>
+                <w:sz w:val="18"/>
+              </w:rPr>
+              <w:t>Aug 14</w:t>
+            </w:r>
+          </w:p>
+        </w:tc>
+      </w:tr>
+      <w:tr>
+        <w:tc>
+          <w:tcPr>
+            <w:tcW w:type="dxa" w:w="1080"/>
+          </w:tcPr>
+          <w:p>
+            <w:r/>
+            <w:r>
+              <w:rPr>
+                <w:sz w:val="18"/>
+              </w:rPr>
+              <w:t>KB-PROD-001 semantik produksi (servable/resolve/audit_due)</w:t>
+            </w:r>
+          </w:p>
+        </w:tc>
+        <w:tc>
+          <w:tcPr>
+            <w:tcW w:type="dxa" w:w="1080"/>
+          </w:tcPr>
+          <w:p>
+            <w:r/>
+            <w:r>
+              <w:rPr>
+                <w:sz w:val="18"/>
+              </w:rPr>
+              <w:t>-</w:t>
+            </w:r>
+          </w:p>
+        </w:tc>
+        <w:tc>
+          <w:tcPr>
+            <w:tcW w:type="dxa" w:w="1080"/>
+          </w:tcPr>
+          <w:p>
+            <w:r/>
+            <w:r>
+              <w:rPr>
+                <w:sz w:val="18"/>
+              </w:rPr>
+              <w:t>-</w:t>
+            </w:r>
+          </w:p>
+        </w:tc>
+        <w:tc>
+          <w:tcPr>
+            <w:tcW w:type="dxa" w:w="1080"/>
+          </w:tcPr>
+          <w:p>
+            <w:r/>
+            <w:r>
+              <w:rPr>
+                <w:sz w:val="18"/>
+              </w:rPr>
+              <w:t>0</w:t>
+            </w:r>
+          </w:p>
+        </w:tc>
+        <w:tc>
+          <w:tcPr>
+            <w:tcW w:type="dxa" w:w="1080"/>
+          </w:tcPr>
+          <w:p>
+            <w:r/>
+            <w:r>
+              <w:rPr>
+                <w:sz w:val="18"/>
+              </w:rPr>
+              <w:t>0</w:t>
+            </w:r>
+          </w:p>
+        </w:tc>
+        <w:tc>
+          <w:tcPr>
+            <w:tcW w:type="dxa" w:w="1080"/>
+          </w:tcPr>
+          <w:p>
+            <w:r/>
+            <w:r>
+              <w:rPr>
+                <w:sz w:val="18"/>
+              </w:rPr>
+              <w:t>-</w:t>
+            </w:r>
+          </w:p>
+        </w:tc>
+        <w:tc>
+          <w:tcPr>
+            <w:tcW w:type="dxa" w:w="1080"/>
+          </w:tcPr>
+          <w:p>
+            <w:r/>
+            <w:r>
+              <w:rPr>
+                <w:sz w:val="18"/>
+              </w:rPr>
+              <w:t>v9</w:t>
+            </w:r>
+          </w:p>
+        </w:tc>
+        <w:tc>
+          <w:tcPr>
+            <w:tcW w:type="dxa" w:w="1080"/>
+          </w:tcPr>
+          <w:p>
+            <w:r/>
+            <w:r>
+              <w:rPr>
+                <w:sz w:val="18"/>
+              </w:rPr>
+              <w:t>Aug 14</w:t>
+            </w:r>
+          </w:p>
+        </w:tc>
+      </w:tr>
+      <w:tr>
+        <w:tc>
+          <w:tcPr>
+            <w:tcW w:type="dxa" w:w="1080"/>
+            <w:shd w:val="clear" w:color="auto" w:fill="F2F6FC"/>
+          </w:tcPr>
+          <w:p>
+            <w:r/>
+            <w:r>
+              <w:rPr>
+                <w:sz w:val="18"/>
+              </w:rPr>
+              <w:t>KB-SCALE-001 simulasi workload skewed (500-5000 req)</w:t>
+            </w:r>
+          </w:p>
+        </w:tc>
+        <w:tc>
+          <w:tcPr>
+            <w:tcW w:type="dxa" w:w="1080"/>
+            <w:shd w:val="clear" w:color="auto" w:fill="F2F6FC"/>
+          </w:tcPr>
+          <w:p>
+            <w:r/>
+            <w:r>
+              <w:rPr>
+                <w:sz w:val="18"/>
+              </w:rPr>
+              <w:t>-</w:t>
+            </w:r>
+          </w:p>
+        </w:tc>
+        <w:tc>
+          <w:tcPr>
+            <w:tcW w:type="dxa" w:w="1080"/>
+            <w:shd w:val="clear" w:color="auto" w:fill="F2F6FC"/>
+          </w:tcPr>
+          <w:p>
+            <w:r/>
+            <w:r>
+              <w:rPr>
+                <w:sz w:val="18"/>
+              </w:rPr>
+              <w:t>-</w:t>
+            </w:r>
+          </w:p>
+        </w:tc>
+        <w:tc>
+          <w:tcPr>
+            <w:tcW w:type="dxa" w:w="1080"/>
+            <w:shd w:val="clear" w:color="auto" w:fill="F2F6FC"/>
+          </w:tcPr>
+          <w:p>
+            <w:r/>
+            <w:r>
+              <w:rPr>
+                <w:sz w:val="18"/>
+              </w:rPr>
+              <w:t>0</w:t>
+            </w:r>
+          </w:p>
+        </w:tc>
+        <w:tc>
+          <w:tcPr>
+            <w:tcW w:type="dxa" w:w="1080"/>
+            <w:shd w:val="clear" w:color="auto" w:fill="F2F6FC"/>
+          </w:tcPr>
+          <w:p>
+            <w:r/>
+            <w:r>
+              <w:rPr>
+                <w:sz w:val="18"/>
+              </w:rPr>
+              <w:t>0</w:t>
+            </w:r>
+          </w:p>
+        </w:tc>
+        <w:tc>
+          <w:tcPr>
+            <w:tcW w:type="dxa" w:w="1080"/>
+            <w:shd w:val="clear" w:color="auto" w:fill="F2F6FC"/>
+          </w:tcPr>
+          <w:p>
+            <w:r/>
+            <w:r>
+              <w:rPr>
+                <w:sz w:val="18"/>
+              </w:rPr>
+              <w:t>-</w:t>
+            </w:r>
+          </w:p>
+        </w:tc>
+        <w:tc>
+          <w:tcPr>
+            <w:tcW w:type="dxa" w:w="1080"/>
+            <w:shd w:val="clear" w:color="auto" w:fill="F2F6FC"/>
+          </w:tcPr>
+          <w:p>
+            <w:r/>
+            <w:r>
+              <w:rPr>
+                <w:sz w:val="18"/>
+              </w:rPr>
+              <w:t>v9</w:t>
+            </w:r>
+          </w:p>
+        </w:tc>
+        <w:tc>
+          <w:tcPr>
+            <w:tcW w:type="dxa" w:w="1080"/>
+            <w:shd w:val="clear" w:color="auto" w:fill="F2F6FC"/>
+          </w:tcPr>
+          <w:p>
+            <w:r/>
+            <w:r>
+              <w:rPr>
+                <w:sz w:val="18"/>
+              </w:rPr>
+              <w:t>Aug 14</w:t>
+            </w:r>
+          </w:p>
+        </w:tc>
+      </w:tr>
+      <w:tr>
+        <w:tc>
+          <w:tcPr>
+            <w:tcW w:type="dxa" w:w="1080"/>
+          </w:tcPr>
+          <w:p>
+            <w:r/>
+            <w:r>
+              <w:rPr>
+                <w:sz w:val="18"/>
+              </w:rPr>
+              <w:t>KB-SCALE-002 race tulis multi-worker (threading.Lock fix)</w:t>
+            </w:r>
+          </w:p>
+        </w:tc>
+        <w:tc>
+          <w:tcPr>
+            <w:tcW w:type="dxa" w:w="1080"/>
+          </w:tcPr>
+          <w:p>
+            <w:r/>
+            <w:r>
+              <w:rPr>
+                <w:sz w:val="18"/>
+              </w:rPr>
+              <w:t>-</w:t>
+            </w:r>
+          </w:p>
+        </w:tc>
+        <w:tc>
+          <w:tcPr>
+            <w:tcW w:type="dxa" w:w="1080"/>
+          </w:tcPr>
+          <w:p>
+            <w:r/>
+            <w:r>
+              <w:rPr>
+                <w:sz w:val="18"/>
+              </w:rPr>
+              <w:t>-</w:t>
+            </w:r>
+          </w:p>
+        </w:tc>
+        <w:tc>
+          <w:tcPr>
+            <w:tcW w:type="dxa" w:w="1080"/>
+          </w:tcPr>
+          <w:p>
+            <w:r/>
+            <w:r>
+              <w:rPr>
+                <w:sz w:val="18"/>
+              </w:rPr>
+              <w:t>0</w:t>
+            </w:r>
+          </w:p>
+        </w:tc>
+        <w:tc>
+          <w:tcPr>
+            <w:tcW w:type="dxa" w:w="1080"/>
+          </w:tcPr>
+          <w:p>
+            <w:r/>
+            <w:r>
+              <w:rPr>
+                <w:sz w:val="18"/>
+              </w:rPr>
+              <w:t>0</w:t>
+            </w:r>
+          </w:p>
+        </w:tc>
+        <w:tc>
+          <w:tcPr>
+            <w:tcW w:type="dxa" w:w="1080"/>
+          </w:tcPr>
+          <w:p>
+            <w:r/>
+            <w:r>
+              <w:rPr>
+                <w:sz w:val="18"/>
+              </w:rPr>
+              <w:t>-</w:t>
+            </w:r>
+          </w:p>
+        </w:tc>
+        <w:tc>
+          <w:tcPr>
+            <w:tcW w:type="dxa" w:w="1080"/>
+          </w:tcPr>
+          <w:p>
+            <w:r/>
+            <w:r>
+              <w:rPr>
+                <w:sz w:val="18"/>
+              </w:rPr>
+              <w:t>v9</w:t>
+            </w:r>
+          </w:p>
+        </w:tc>
+        <w:tc>
+          <w:tcPr>
+            <w:tcW w:type="dxa" w:w="1080"/>
+          </w:tcPr>
+          <w:p>
+            <w:r/>
+            <w:r>
+              <w:rPr>
+                <w:sz w:val="18"/>
+              </w:rPr>
+              <w:t>Aug 14</w:t>
+            </w:r>
+          </w:p>
+        </w:tc>
+      </w:tr>
+      <w:tr>
+        <w:tc>
+          <w:tcPr>
+            <w:tcW w:type="dxa" w:w="1080"/>
+            <w:shd w:val="clear" w:color="auto" w:fill="F2F6FC"/>
+          </w:tcPr>
+          <w:p>
+            <w:r/>
+            <w:r>
+              <w:rPr>
+                <w:sz w:val="18"/>
+              </w:rPr>
+              <w:t>KB-SCALE-003 peta hemat (5 volume × 5 key space × 3 skew)</w:t>
+            </w:r>
+          </w:p>
+        </w:tc>
+        <w:tc>
+          <w:tcPr>
+            <w:tcW w:type="dxa" w:w="1080"/>
+            <w:shd w:val="clear" w:color="auto" w:fill="F2F6FC"/>
+          </w:tcPr>
+          <w:p>
+            <w:r/>
+            <w:r>
+              <w:rPr>
+                <w:sz w:val="18"/>
+              </w:rPr>
+              <w:t>-</w:t>
+            </w:r>
+          </w:p>
+        </w:tc>
+        <w:tc>
+          <w:tcPr>
+            <w:tcW w:type="dxa" w:w="1080"/>
+            <w:shd w:val="clear" w:color="auto" w:fill="F2F6FC"/>
+          </w:tcPr>
+          <w:p>
+            <w:r/>
+            <w:r>
+              <w:rPr>
+                <w:sz w:val="18"/>
+              </w:rPr>
+              <w:t>-</w:t>
+            </w:r>
+          </w:p>
+        </w:tc>
+        <w:tc>
+          <w:tcPr>
+            <w:tcW w:type="dxa" w:w="1080"/>
+            <w:shd w:val="clear" w:color="auto" w:fill="F2F6FC"/>
+          </w:tcPr>
+          <w:p>
+            <w:r/>
+            <w:r>
+              <w:rPr>
+                <w:sz w:val="18"/>
+              </w:rPr>
+              <w:t>0</w:t>
+            </w:r>
+          </w:p>
+        </w:tc>
+        <w:tc>
+          <w:tcPr>
+            <w:tcW w:type="dxa" w:w="1080"/>
+            <w:shd w:val="clear" w:color="auto" w:fill="F2F6FC"/>
+          </w:tcPr>
+          <w:p>
+            <w:r/>
+            <w:r>
+              <w:rPr>
+                <w:sz w:val="18"/>
+              </w:rPr>
+              <w:t>0</w:t>
+            </w:r>
+          </w:p>
+        </w:tc>
+        <w:tc>
+          <w:tcPr>
+            <w:tcW w:type="dxa" w:w="1080"/>
+            <w:shd w:val="clear" w:color="auto" w:fill="F2F6FC"/>
+          </w:tcPr>
+          <w:p>
+            <w:r/>
+            <w:r>
+              <w:rPr>
+                <w:sz w:val="18"/>
+              </w:rPr>
+              <w:t>-</w:t>
+            </w:r>
+          </w:p>
+        </w:tc>
+        <w:tc>
+          <w:tcPr>
+            <w:tcW w:type="dxa" w:w="1080"/>
+            <w:shd w:val="clear" w:color="auto" w:fill="F2F6FC"/>
+          </w:tcPr>
+          <w:p>
+            <w:r/>
+            <w:r>
+              <w:rPr>
+                <w:sz w:val="18"/>
+              </w:rPr>
+              <w:t>v9</w:t>
+            </w:r>
+          </w:p>
+        </w:tc>
+        <w:tc>
+          <w:tcPr>
+            <w:tcW w:type="dxa" w:w="1080"/>
+            <w:shd w:val="clear" w:color="auto" w:fill="F2F6FC"/>
+          </w:tcPr>
+          <w:p>
+            <w:r/>
+            <w:r>
+              <w:rPr>
+                <w:sz w:val="18"/>
+              </w:rPr>
+              <w:t>Aug 14</w:t>
+            </w:r>
+          </w:p>
+        </w:tc>
+      </w:tr>
+      <w:tr>
+        <w:tc>
+          <w:tcPr>
+            <w:tcW w:type="dxa" w:w="1080"/>
+          </w:tcPr>
+          <w:p>
+            <w:r/>
+            <w:r>
+              <w:rPr>
+                <w:sz w:val="18"/>
+              </w:rPr>
+              <w:t>KB-SCALE-004 confirm 2x vs 3x (wrong +20 @2x)</w:t>
+            </w:r>
+          </w:p>
+        </w:tc>
+        <w:tc>
+          <w:tcPr>
+            <w:tcW w:type="dxa" w:w="1080"/>
+          </w:tcPr>
+          <w:p>
+            <w:r/>
+            <w:r>
+              <w:rPr>
+                <w:sz w:val="18"/>
+              </w:rPr>
+              <w:t>-</w:t>
+            </w:r>
+          </w:p>
+        </w:tc>
+        <w:tc>
+          <w:tcPr>
+            <w:tcW w:type="dxa" w:w="1080"/>
+          </w:tcPr>
+          <w:p>
+            <w:r/>
+            <w:r>
+              <w:rPr>
+                <w:sz w:val="18"/>
+              </w:rPr>
+              <w:t>-</w:t>
+            </w:r>
+          </w:p>
+        </w:tc>
+        <w:tc>
+          <w:tcPr>
+            <w:tcW w:type="dxa" w:w="1080"/>
+          </w:tcPr>
+          <w:p>
+            <w:r/>
+            <w:r>
+              <w:rPr>
+                <w:sz w:val="18"/>
+              </w:rPr>
+              <w:t>0</w:t>
+            </w:r>
+          </w:p>
+        </w:tc>
+        <w:tc>
+          <w:tcPr>
+            <w:tcW w:type="dxa" w:w="1080"/>
+          </w:tcPr>
+          <w:p>
+            <w:r/>
+            <w:r>
+              <w:rPr>
+                <w:sz w:val="18"/>
+              </w:rPr>
+              <w:t>0</w:t>
+            </w:r>
+          </w:p>
+        </w:tc>
+        <w:tc>
+          <w:tcPr>
+            <w:tcW w:type="dxa" w:w="1080"/>
+          </w:tcPr>
+          <w:p>
+            <w:r/>
+            <w:r>
+              <w:rPr>
+                <w:sz w:val="18"/>
+              </w:rPr>
+              <w:t>-</w:t>
+            </w:r>
+          </w:p>
+        </w:tc>
+        <w:tc>
+          <w:tcPr>
+            <w:tcW w:type="dxa" w:w="1080"/>
+          </w:tcPr>
+          <w:p>
+            <w:r/>
+            <w:r>
+              <w:rPr>
+                <w:sz w:val="18"/>
+              </w:rPr>
+              <w:t>v9</w:t>
+            </w:r>
+          </w:p>
+        </w:tc>
+        <w:tc>
+          <w:tcPr>
+            <w:tcW w:type="dxa" w:w="1080"/>
+          </w:tcPr>
+          <w:p>
+            <w:r/>
+            <w:r>
+              <w:rPr>
+                <w:sz w:val="18"/>
+              </w:rPr>
+              <w:t>Aug 14</w:t>
+            </w:r>
+          </w:p>
+        </w:tc>
+      </w:tr>
+      <w:tr>
+        <w:tc>
+          <w:tcPr>
+            <w:tcW w:type="dxa" w:w="1080"/>
+            <w:shd w:val="clear" w:color="auto" w:fill="F2F6FC"/>
+          </w:tcPr>
+          <w:p>
+            <w:r/>
+            <w:r>
+              <w:rPr>
+                <w:sz w:val="18"/>
+              </w:rPr>
+              <w:t>KB-SCALE-005 akurasi+biaya e2e (hemat 87%, akurasi 99.3%)</w:t>
+            </w:r>
+          </w:p>
+        </w:tc>
+        <w:tc>
+          <w:tcPr>
+            <w:tcW w:type="dxa" w:w="1080"/>
+            <w:shd w:val="clear" w:color="auto" w:fill="F2F6FC"/>
+          </w:tcPr>
+          <w:p>
+            <w:r/>
+            <w:r>
+              <w:rPr>
+                <w:sz w:val="18"/>
+              </w:rPr>
+              <w:t>-</w:t>
+            </w:r>
+          </w:p>
+        </w:tc>
+        <w:tc>
+          <w:tcPr>
+            <w:tcW w:type="dxa" w:w="1080"/>
+            <w:shd w:val="clear" w:color="auto" w:fill="F2F6FC"/>
+          </w:tcPr>
+          <w:p>
+            <w:r/>
+            <w:r>
+              <w:rPr>
+                <w:sz w:val="18"/>
+              </w:rPr>
+              <w:t>99.3%</w:t>
             </w:r>
           </w:p>
         </w:tc>
@@ -13341,7 +16173,7 @@
               <w:rPr>
                 <w:sz w:val="18"/>
               </w:rPr>
-              <w:t>v8 f_bias + router</w:t>
+              <w:t>LLM-001 g_evidence prompt (minta bukti sebelum jawaban)</w:t>
             </w:r>
           </w:p>
         </w:tc>
@@ -13356,7 +16188,7 @@
               <w:rPr>
                 <w:sz w:val="18"/>
               </w:rPr>
-              <w:t>82.4%</w:t>
+              <w:t>75.7%</w:t>
             </w:r>
           </w:p>
         </w:tc>
@@ -13371,7 +16203,7 @@
               <w:rPr>
                 <w:sz w:val="18"/>
               </w:rPr>
-              <w:t>55.2%</w:t>
+              <w:t>53.9%</w:t>
             </w:r>
           </w:p>
         </w:tc>
@@ -13387,7 +16219,7 @@
               <w:rPr>
                 <w:sz w:val="18"/>
               </w:rPr>
-              <w:t>ocr</w:t>
+              <w:t>v8</w:t>
             </w:r>
           </w:p>
         </w:tc>
@@ -13401,7 +16233,7 @@
               <w:rPr>
                 <w:sz w:val="18"/>
               </w:rPr>
-              <w:t>OCR Trial A — PaddleOCR 2.9 (CPU)</w:t>
+              <w:t>LLM-002 layout representation (markdown/annotation ke prompt)</w:t>
             </w:r>
           </w:p>
         </w:tc>
@@ -13415,7 +16247,7 @@
               <w:rPr>
                 <w:sz w:val="18"/>
               </w:rPr>
-              <w:t>n/a</w:t>
+              <w:t>77.0%</w:t>
             </w:r>
           </w:p>
         </w:tc>
@@ -13429,7 +16261,7 @@
               <w:rPr>
                 <w:sz w:val="18"/>
               </w:rPr>
-              <w:t>39.8%</w:t>
+              <w:t>50.8%</w:t>
             </w:r>
           </w:p>
         </w:tc>
@@ -13446,7 +16278,7 @@
               <w:rPr>
                 <w:sz w:val="18"/>
               </w:rPr>
-              <w:t>ocr</w:t>
+              <w:t>v9</w:t>
             </w:r>
           </w:p>
         </w:tc>
@@ -13461,7 +16293,7 @@
               <w:rPr>
                 <w:sz w:val="18"/>
               </w:rPr>
-              <w:t>OCR Trial A — EasyOCR (CPU, max-side 960)</w:t>
+              <w:t>ROUTER-001 naive rule expansion (univ, hima, fak patterns)</w:t>
             </w:r>
           </w:p>
         </w:tc>
@@ -13476,7 +16308,7 @@
               <w:rPr>
                 <w:sz w:val="18"/>
               </w:rPr>
-              <w:t>n/a</w:t>
+              <w:t>-</w:t>
             </w:r>
           </w:p>
         </w:tc>
@@ -13491,7 +16323,7 @@
               <w:rPr>
                 <w:sz w:val="18"/>
               </w:rPr>
-              <w:t>34.3%</w:t>
+              <w:t>54.2%</w:t>
             </w:r>
           </w:p>
         </w:tc>
@@ -13507,7 +16339,7 @@
               <w:rPr>
                 <w:sz w:val="18"/>
               </w:rPr>
-              <w:t>ocr</w:t>
+              <w:t>v8</w:t>
             </w:r>
           </w:p>
         </w:tc>
@@ -13521,7 +16353,7 @@
               <w:rPr>
                 <w:sz w:val="18"/>
               </w:rPr>
-              <w:t>OCR Trial A — EasyOCR (GPU, full-res)</w:t>
+              <w:t>v8 f_bias + router</w:t>
             </w:r>
           </w:p>
         </w:tc>
@@ -13535,7 +16367,7 @@
               <w:rPr>
                 <w:sz w:val="18"/>
               </w:rPr>
-              <w:t>n/a</w:t>
+              <w:t>82.4%</w:t>
             </w:r>
           </w:p>
         </w:tc>
@@ -13549,7 +16381,7 @@
               <w:rPr>
                 <w:sz w:val="18"/>
               </w:rPr>
-              <w:t>39.3%</w:t>
+              <w:t>55.2%</w:t>
             </w:r>
           </w:p>
         </w:tc>
@@ -13558,19 +16390,363 @@
         <w:tc>
           <w:tcPr>
             <w:tcW w:type="dxa" w:w="2160"/>
-            <w:shd w:val="clear" w:color="auto" w:fill="FDF3D7"/>
-          </w:tcPr>
-          <w:p>
-            <w:r/>
-            <w:r>
-              <w:rPr>
-                <w:b/>
+            <w:shd w:val="clear" w:color="auto" w:fill="F2F6FC"/>
+          </w:tcPr>
+          <w:p>
+            <w:r/>
+            <w:r>
+              <w:rPr>
                 <w:sz w:val="18"/>
               </w:rPr>
               <w:t>v9</w:t>
             </w:r>
           </w:p>
         </w:tc>
+        <w:tc>
+          <w:tcPr>
+            <w:tcW w:type="dxa" w:w="2160"/>
+            <w:shd w:val="clear" w:color="auto" w:fill="F2F6FC"/>
+          </w:tcPr>
+          <w:p>
+            <w:r/>
+            <w:r>
+              <w:rPr>
+                <w:sz w:val="18"/>
+              </w:rPr>
+              <w:t>ROUTER-002 data-driven rules (bem_no_univ, bem+hima, sem+univ)</w:t>
+            </w:r>
+          </w:p>
+        </w:tc>
+        <w:tc>
+          <w:tcPr>
+            <w:tcW w:type="dxa" w:w="2160"/>
+            <w:shd w:val="clear" w:color="auto" w:fill="F2F6FC"/>
+          </w:tcPr>
+          <w:p>
+            <w:r/>
+            <w:r>
+              <w:rPr>
+                <w:sz w:val="18"/>
+              </w:rPr>
+              <w:t>83.8%</w:t>
+            </w:r>
+          </w:p>
+        </w:tc>
+        <w:tc>
+          <w:tcPr>
+            <w:tcW w:type="dxa" w:w="2160"/>
+            <w:shd w:val="clear" w:color="auto" w:fill="F2F6FC"/>
+          </w:tcPr>
+          <w:p>
+            <w:r/>
+            <w:r>
+              <w:rPr>
+                <w:sz w:val="18"/>
+              </w:rPr>
+              <w:t>58.9%</w:t>
+            </w:r>
+          </w:p>
+        </w:tc>
+      </w:tr>
+      <w:tr>
+        <w:tc>
+          <w:tcPr>
+            <w:tcW w:type="dxa" w:w="2160"/>
+          </w:tcPr>
+          <w:p>
+            <w:r/>
+            <w:r>
+              <w:rPr>
+                <w:sz w:val="18"/>
+              </w:rPr>
+              <w:t>v9</w:t>
+            </w:r>
+          </w:p>
+        </w:tc>
+        <w:tc>
+          <w:tcPr>
+            <w:tcW w:type="dxa" w:w="2160"/>
+          </w:tcPr>
+          <w:p>
+            <w:r/>
+            <w:r>
+              <w:rPr>
+                <w:sz w:val="18"/>
+              </w:rPr>
+              <w:t>ROUTER-003 dept/luar signal fix (raw_text OR organizer)</w:t>
+            </w:r>
+          </w:p>
+        </w:tc>
+        <w:tc>
+          <w:tcPr>
+            <w:tcW w:type="dxa" w:w="2160"/>
+          </w:tcPr>
+          <w:p>
+            <w:r/>
+            <w:r>
+              <w:rPr>
+                <w:sz w:val="18"/>
+              </w:rPr>
+              <w:t>83.8%</w:t>
+            </w:r>
+          </w:p>
+        </w:tc>
+        <w:tc>
+          <w:tcPr>
+            <w:tcW w:type="dxa" w:w="2160"/>
+          </w:tcPr>
+          <w:p>
+            <w:r/>
+            <w:r>
+              <w:rPr>
+                <w:sz w:val="18"/>
+              </w:rPr>
+              <w:t>58.9%</w:t>
+            </w:r>
+          </w:p>
+        </w:tc>
+      </w:tr>
+      <w:tr>
+        <w:tc>
+          <w:tcPr>
+            <w:tcW w:type="dxa" w:w="2160"/>
+            <w:shd w:val="clear" w:color="auto" w:fill="F2F6FC"/>
+          </w:tcPr>
+          <w:p>
+            <w:r/>
+            <w:r>
+              <w:rPr>
+                <w:sz w:val="18"/>
+              </w:rPr>
+              <w:t>ocr</w:t>
+            </w:r>
+          </w:p>
+        </w:tc>
+        <w:tc>
+          <w:tcPr>
+            <w:tcW w:type="dxa" w:w="2160"/>
+            <w:shd w:val="clear" w:color="auto" w:fill="F2F6FC"/>
+          </w:tcPr>
+          <w:p>
+            <w:r/>
+            <w:r>
+              <w:rPr>
+                <w:sz w:val="18"/>
+              </w:rPr>
+              <w:t>OCR Trial A — EasyOCR (CPU, max-side 960)</w:t>
+            </w:r>
+          </w:p>
+        </w:tc>
+        <w:tc>
+          <w:tcPr>
+            <w:tcW w:type="dxa" w:w="2160"/>
+            <w:shd w:val="clear" w:color="auto" w:fill="F2F6FC"/>
+          </w:tcPr>
+          <w:p>
+            <w:r/>
+            <w:r>
+              <w:rPr>
+                <w:sz w:val="18"/>
+              </w:rPr>
+              <w:t>n/a</w:t>
+            </w:r>
+          </w:p>
+        </w:tc>
+        <w:tc>
+          <w:tcPr>
+            <w:tcW w:type="dxa" w:w="2160"/>
+            <w:shd w:val="clear" w:color="auto" w:fill="F2F6FC"/>
+          </w:tcPr>
+          <w:p>
+            <w:r/>
+            <w:r>
+              <w:rPr>
+                <w:sz w:val="18"/>
+              </w:rPr>
+              <w:t>34.3%</w:t>
+            </w:r>
+          </w:p>
+        </w:tc>
+      </w:tr>
+      <w:tr>
+        <w:tc>
+          <w:tcPr>
+            <w:tcW w:type="dxa" w:w="2160"/>
+          </w:tcPr>
+          <w:p>
+            <w:r/>
+            <w:r>
+              <w:rPr>
+                <w:sz w:val="18"/>
+              </w:rPr>
+              <w:t>ocr</w:t>
+            </w:r>
+          </w:p>
+        </w:tc>
+        <w:tc>
+          <w:tcPr>
+            <w:tcW w:type="dxa" w:w="2160"/>
+          </w:tcPr>
+          <w:p>
+            <w:r/>
+            <w:r>
+              <w:rPr>
+                <w:sz w:val="18"/>
+              </w:rPr>
+              <w:t>OCR Trial A — EasyOCR (GPU, full-res)</w:t>
+            </w:r>
+          </w:p>
+        </w:tc>
+        <w:tc>
+          <w:tcPr>
+            <w:tcW w:type="dxa" w:w="2160"/>
+          </w:tcPr>
+          <w:p>
+            <w:r/>
+            <w:r>
+              <w:rPr>
+                <w:sz w:val="18"/>
+              </w:rPr>
+              <w:t>n/a</w:t>
+            </w:r>
+          </w:p>
+        </w:tc>
+        <w:tc>
+          <w:tcPr>
+            <w:tcW w:type="dxa" w:w="2160"/>
+          </w:tcPr>
+          <w:p>
+            <w:r/>
+            <w:r>
+              <w:rPr>
+                <w:sz w:val="18"/>
+              </w:rPr>
+              <w:t>39.3%</w:t>
+            </w:r>
+          </w:p>
+        </w:tc>
+      </w:tr>
+      <w:tr>
+        <w:tc>
+          <w:tcPr>
+            <w:tcW w:type="dxa" w:w="2160"/>
+            <w:shd w:val="clear" w:color="auto" w:fill="F2F6FC"/>
+          </w:tcPr>
+          <w:p>
+            <w:r/>
+            <w:r>
+              <w:rPr>
+                <w:sz w:val="18"/>
+              </w:rPr>
+              <w:t>ocr</w:t>
+            </w:r>
+          </w:p>
+        </w:tc>
+        <w:tc>
+          <w:tcPr>
+            <w:tcW w:type="dxa" w:w="2160"/>
+            <w:shd w:val="clear" w:color="auto" w:fill="F2F6FC"/>
+          </w:tcPr>
+          <w:p>
+            <w:r/>
+            <w:r>
+              <w:rPr>
+                <w:sz w:val="18"/>
+              </w:rPr>
+              <w:t>OCR Trial A — PaddleOCR 2.9 (CPU)</w:t>
+            </w:r>
+          </w:p>
+        </w:tc>
+        <w:tc>
+          <w:tcPr>
+            <w:tcW w:type="dxa" w:w="2160"/>
+            <w:shd w:val="clear" w:color="auto" w:fill="F2F6FC"/>
+          </w:tcPr>
+          <w:p>
+            <w:r/>
+            <w:r>
+              <w:rPr>
+                <w:sz w:val="18"/>
+              </w:rPr>
+              <w:t>n/a</w:t>
+            </w:r>
+          </w:p>
+        </w:tc>
+        <w:tc>
+          <w:tcPr>
+            <w:tcW w:type="dxa" w:w="2160"/>
+            <w:shd w:val="clear" w:color="auto" w:fill="F2F6FC"/>
+          </w:tcPr>
+          <w:p>
+            <w:r/>
+            <w:r>
+              <w:rPr>
+                <w:sz w:val="18"/>
+              </w:rPr>
+              <w:t>39.8%</w:t>
+            </w:r>
+          </w:p>
+        </w:tc>
+      </w:tr>
+      <w:tr>
+        <w:tc>
+          <w:tcPr>
+            <w:tcW w:type="dxa" w:w="2160"/>
+          </w:tcPr>
+          <w:p>
+            <w:r/>
+            <w:r>
+              <w:rPr>
+                <w:sz w:val="18"/>
+              </w:rPr>
+              <w:t>v9</w:t>
+            </w:r>
+          </w:p>
+        </w:tc>
+        <w:tc>
+          <w:tcPr>
+            <w:tcW w:type="dxa" w:w="2160"/>
+          </w:tcPr>
+          <w:p>
+            <w:r/>
+            <w:r>
+              <w:rPr>
+                <w:sz w:val="18"/>
+              </w:rPr>
+              <w:t>ORG-001 organizer_v2 (abbreviation map, strip, signer EN roles)</w:t>
+            </w:r>
+          </w:p>
+        </w:tc>
+        <w:tc>
+          <w:tcPr>
+            <w:tcW w:type="dxa" w:w="2160"/>
+          </w:tcPr>
+          <w:p>
+            <w:r/>
+            <w:r>
+              <w:rPr>
+                <w:sz w:val="18"/>
+              </w:rPr>
+              <w:t>83.8%</w:t>
+            </w:r>
+          </w:p>
+        </w:tc>
+        <w:tc>
+          <w:tcPr>
+            <w:tcW w:type="dxa" w:w="2160"/>
+          </w:tcPr>
+          <w:p>
+            <w:r/>
+            <w:r>
+              <w:rPr>
+                <w:sz w:val="18"/>
+              </w:rPr>
+              <w:t>58.9%</w:t>
+            </w:r>
+          </w:p>
+        </w:tc>
+      </w:tr>
+      <w:tr>
         <w:tc>
           <w:tcPr>
             <w:tcW w:type="dxa" w:w="2160"/>
@@ -13583,7 +16759,7 @@
                 <w:b/>
                 <w:sz w:val="18"/>
               </w:rPr>
-              <w:t xml:space="preserve">v9 organizer_v2 + router fix </w:t>
+              <w:t>v9</w:t>
             </w:r>
           </w:p>
         </w:tc>
@@ -13599,7 +16775,7 @@
                 <w:b/>
                 <w:sz w:val="18"/>
               </w:rPr>
-              <w:t>83.8%</w:t>
+              <w:t xml:space="preserve">v9 organizer_v2 + router fix </w:t>
             </w:r>
           </w:p>
         </w:tc>
@@ -13615,6 +16791,22 @@
                 <w:b/>
                 <w:sz w:val="18"/>
               </w:rPr>
+              <w:t>83.8%</w:t>
+            </w:r>
+          </w:p>
+        </w:tc>
+        <w:tc>
+          <w:tcPr>
+            <w:tcW w:type="dxa" w:w="2160"/>
+            <w:shd w:val="clear" w:color="auto" w:fill="FDF3D7"/>
+          </w:tcPr>
+          <w:p>
+            <w:r/>
+            <w:r>
+              <w:rPr>
+                <w:b/>
+                <w:sz w:val="18"/>
+              </w:rPr>
               <w:t>58.9%</w:t>
             </w:r>
           </w:p>
@@ -13705,7 +16897,7 @@
               <w:rPr>
                 <w:sz w:val="18"/>
               </w:rPr>
-              <w:t>NC-001 nomor crop preprocessing (re-render region zoom 6x)</w:t>
+              <w:t>HYB-001 hybrid OCR per-field (DocTR dates+organizer / baseline nomor)</w:t>
             </w:r>
           </w:p>
         </w:tc>
@@ -13735,7 +16927,7 @@
               <w:rPr>
                 <w:sz w:val="18"/>
               </w:rPr>
-              <w:t>46.3%</w:t>
+              <w:t>46.8%</w:t>
             </w:r>
           </w:p>
         </w:tc>
@@ -13765,7 +16957,7 @@
               <w:rPr>
                 <w:sz w:val="18"/>
               </w:rPr>
-              <w:t>OCR-006 DocTR probe (mobilenet CPU, 10 scan)</w:t>
+              <w:t>NC-001 nomor crop preprocessing (re-render region zoom 6x)</w:t>
             </w:r>
           </w:p>
         </w:tc>
@@ -13793,7 +16985,7 @@
               <w:rPr>
                 <w:sz w:val="18"/>
               </w:rPr>
-              <w:t>40.0%</w:t>
+              <w:t>46.3%</w:t>
             </w:r>
           </w:p>
         </w:tc>
@@ -13825,7 +17017,7 @@
               <w:rPr>
                 <w:sz w:val="18"/>
               </w:rPr>
-              <w:t>OCR-007 LFM2.5-VL-3B probe (VLM OCR, GGUF Q4_0 + mmproj Q8_0, 10 scan)</w:t>
+              <w:t>NC-002 region-OCR murah (rapid / tess psm tunggal) utk 2-pass nomor</w:t>
             </w:r>
           </w:p>
         </w:tc>
@@ -13855,7 +17047,7 @@
               <w:rPr>
                 <w:sz w:val="18"/>
               </w:rPr>
-              <w:t>44.4%</w:t>
+              <w:t>47.3%</w:t>
             </w:r>
           </w:p>
         </w:tc>
@@ -13885,7 +17077,7 @@
               <w:rPr>
                 <w:sz w:val="18"/>
               </w:rPr>
-              <w:t>HYB-001 hybrid OCR per-field (DocTR dates+organizer / baseline nomor)</w:t>
+              <w:t>OCR-006 DocTR probe (mobilenet CPU, 10 scan)</w:t>
             </w:r>
           </w:p>
         </w:tc>
@@ -13913,7 +17105,7 @@
               <w:rPr>
                 <w:sz w:val="18"/>
               </w:rPr>
-              <w:t>46.8%</w:t>
+              <w:t>40.0%</w:t>
             </w:r>
           </w:p>
         </w:tc>
@@ -13930,7 +17122,7 @@
               <w:rPr>
                 <w:sz w:val="18"/>
               </w:rPr>
-              <w:t>ocr</w:t>
+              <w:t>v10</w:t>
             </w:r>
           </w:p>
         </w:tc>
@@ -13945,7 +17137,7 @@
               <w:rPr>
                 <w:sz w:val="18"/>
               </w:rPr>
-              <w:t>NC-002 region-OCR murah (rapid / tess psm tunggal) utk 2-pass nomor</w:t>
+              <w:t>F3-001 KB prototype warmup in-memory (opsi B, key=organizer+role)</w:t>
             </w:r>
           </w:p>
         </w:tc>
@@ -13960,7 +17152,7 @@
               <w:rPr>
                 <w:sz w:val="18"/>
               </w:rPr>
-              <w:t>n/a</w:t>
+              <w:t>84.4%</w:t>
             </w:r>
           </w:p>
         </w:tc>
@@ -13975,7 +17167,7 @@
               <w:rPr>
                 <w:sz w:val="18"/>
               </w:rPr>
-              <w:t>47.3%</w:t>
+              <w:t>-</w:t>
             </w:r>
           </w:p>
         </w:tc>
@@ -14005,7 +17197,7 @@
               <w:rPr>
                 <w:sz w:val="18"/>
               </w:rPr>
-              <w:t>F1 organizer v3 + R6 (0 LLM)</w:t>
+              <w:t>OOD-001 probe mutation + noise (template &amp; OCR noise injection)</w:t>
             </w:r>
           </w:p>
         </w:tc>
@@ -14019,7 +17211,7 @@
               <w:rPr>
                 <w:sz w:val="18"/>
               </w:rPr>
-              <w:t>81.1%</w:t>
+              <w:t>83.8%</w:t>
             </w:r>
           </w:p>
         </w:tc>
@@ -14033,7 +17225,7 @@
               <w:rPr>
                 <w:sz w:val="18"/>
               </w:rPr>
-              <w:t>61.2%</w:t>
+              <w:t>55.7%</w:t>
             </w:r>
           </w:p>
         </w:tc>
@@ -14125,7 +17317,7 @@
               <w:rPr>
                 <w:sz w:val="18"/>
               </w:rPr>
-              <w:t>ORG-004 canonicalisasi format (0 LLM)</w:t>
+              <w:t>F1 organizer v3 + R6 (0 LLM)</w:t>
             </w:r>
           </w:p>
         </w:tc>
@@ -14153,7 +17345,7 @@
               <w:rPr>
                 <w:sz w:val="18"/>
               </w:rPr>
-              <w:t>63.5%</w:t>
+              <w:t>61.2%</w:t>
             </w:r>
           </w:p>
         </w:tc>
@@ -14185,7 +17377,7 @@
               <w:rPr>
                 <w:sz w:val="18"/>
               </w:rPr>
-              <w:t>PROD-002 port produksi organizer v3+R3+R6+format + nomor (flag-gated)</w:t>
+              <w:t>REVIEW-001 needs_review field lemah (confidence berbasis pola)</w:t>
             </w:r>
           </w:p>
         </w:tc>
@@ -14200,7 +17392,7 @@
               <w:rPr>
                 <w:sz w:val="18"/>
               </w:rPr>
-              <w:t>81.1%</w:t>
+              <w:t>-</w:t>
             </w:r>
           </w:p>
         </w:tc>
@@ -14215,7 +17407,7 @@
               <w:rPr>
                 <w:sz w:val="18"/>
               </w:rPr>
-              <w:t>63.0%</w:t>
+              <w:t>-</w:t>
             </w:r>
           </w:p>
         </w:tc>
@@ -14245,7 +17437,7 @@
               <w:rPr>
                 <w:sz w:val="18"/>
               </w:rPr>
-              <w:t>AKT-002 deteksi nama_kegiatan v2 (0 LLM)</w:t>
+              <w:t>STAT-001 validasi statistik 5-fold + bootstrap CI 1000×</w:t>
             </w:r>
           </w:p>
         </w:tc>
@@ -14259,7 +17451,7 @@
               <w:rPr>
                 <w:sz w:val="18"/>
               </w:rPr>
-              <w:t>81.1%</w:t>
+              <w:t>83.8%</w:t>
             </w:r>
           </w:p>
         </w:tc>
@@ -14273,7 +17465,7 @@
               <w:rPr>
                 <w:sz w:val="18"/>
               </w:rPr>
-              <w:t>68.8%</w:t>
+              <w:t>60.1%</w:t>
             </w:r>
           </w:p>
         </w:tc>
@@ -14290,7 +17482,7 @@
               <w:rPr>
                 <w:sz w:val="18"/>
               </w:rPr>
-              <w:t>v10</w:t>
+              <w:t>kb</w:t>
             </w:r>
           </w:p>
         </w:tc>
@@ -14305,7 +17497,7 @@
               <w:rPr>
                 <w:sz w:val="18"/>
               </w:rPr>
-              <w:t>AKT-003 deteksi nama_kegiatan v3: Sebagai Peserta + atthe/inthe (0 LLM)</w:t>
+              <w:t>KB-001 shadow replay key v1 (router→KB→LLM)</w:t>
             </w:r>
           </w:p>
         </w:tc>
@@ -14320,7 +17512,7 @@
               <w:rPr>
                 <w:sz w:val="18"/>
               </w:rPr>
-              <w:t>81.1%</w:t>
+              <w:t>84.4%</w:t>
             </w:r>
           </w:p>
         </w:tc>
@@ -14335,7 +17527,7 @@
               <w:rPr>
                 <w:sz w:val="18"/>
               </w:rPr>
-              <w:t>71.6%</w:t>
+              <w:t>-</w:t>
             </w:r>
           </w:p>
         </w:tc>
@@ -14351,7 +17543,7 @@
               <w:rPr>
                 <w:sz w:val="18"/>
               </w:rPr>
-              <w:t>v10</w:t>
+              <w:t>kb</w:t>
             </w:r>
           </w:p>
         </w:tc>
@@ -14365,7 +17557,7 @@
               <w:rPr>
                 <w:sz w:val="18"/>
               </w:rPr>
-              <w:t>AKT-004 deteksi nama_kegiatan v4: Event/lomba/seminar on (0 LLM, gate scope-kecil)</w:t>
+              <w:t>KB-002 seeded persistent KB (smoke, ceiling, persistence, noise, fragmentasi)</w:t>
             </w:r>
           </w:p>
         </w:tc>
@@ -14379,7 +17571,7 @@
               <w:rPr>
                 <w:sz w:val="18"/>
               </w:rPr>
-              <w:t>81.1%</w:t>
+              <w:t>83.8%</w:t>
             </w:r>
           </w:p>
         </w:tc>
@@ -14393,7 +17585,7 @@
               <w:rPr>
                 <w:sz w:val="18"/>
               </w:rPr>
-              <w:t>72.1%</w:t>
+              <w:t>-</w:t>
             </w:r>
           </w:p>
         </w:tc>
@@ -14410,6 +17602,307 @@
               <w:rPr>
                 <w:sz w:val="18"/>
               </w:rPr>
+              <w:t>kb</w:t>
+            </w:r>
+          </w:p>
+        </w:tc>
+        <w:tc>
+          <w:tcPr>
+            <w:tcW w:type="dxa" w:w="2160"/>
+            <w:shd w:val="clear" w:color="auto" w:fill="F2F6FC"/>
+          </w:tcPr>
+          <w:p>
+            <w:r/>
+            <w:r>
+              <w:rPr>
+                <w:sz w:val="18"/>
+              </w:rPr>
+              <w:t>KB-003 normalisasi key v2 (plain/stem/alias/both)</w:t>
+            </w:r>
+          </w:p>
+        </w:tc>
+        <w:tc>
+          <w:tcPr>
+            <w:tcW w:type="dxa" w:w="2160"/>
+            <w:shd w:val="clear" w:color="auto" w:fill="F2F6FC"/>
+          </w:tcPr>
+          <w:p>
+            <w:r/>
+            <w:r>
+              <w:rPr>
+                <w:sz w:val="18"/>
+              </w:rPr>
+              <w:t>83.8%</w:t>
+            </w:r>
+          </w:p>
+        </w:tc>
+        <w:tc>
+          <w:tcPr>
+            <w:tcW w:type="dxa" w:w="2160"/>
+            <w:shd w:val="clear" w:color="auto" w:fill="F2F6FC"/>
+          </w:tcPr>
+          <w:p>
+            <w:r/>
+            <w:r>
+              <w:rPr>
+                <w:sz w:val="18"/>
+              </w:rPr>
+              <w:t>-</w:t>
+            </w:r>
+          </w:p>
+        </w:tc>
+      </w:tr>
+      <w:tr>
+        <w:tc>
+          <w:tcPr>
+            <w:tcW w:type="dxa" w:w="2160"/>
+          </w:tcPr>
+          <w:p>
+            <w:r/>
+            <w:r>
+              <w:rPr>
+                <w:sz w:val="18"/>
+              </w:rPr>
+              <w:t>kb</w:t>
+            </w:r>
+          </w:p>
+        </w:tc>
+        <w:tc>
+          <w:tcPr>
+            <w:tcW w:type="dxa" w:w="2160"/>
+          </w:tcPr>
+          <w:p>
+            <w:r/>
+            <w:r>
+              <w:rPr>
+                <w:sz w:val="18"/>
+              </w:rPr>
+              <w:t>KB-004 alat audit korpus (tests/kb/audit.py)</w:t>
+            </w:r>
+          </w:p>
+        </w:tc>
+        <w:tc>
+          <w:tcPr>
+            <w:tcW w:type="dxa" w:w="2160"/>
+          </w:tcPr>
+          <w:p>
+            <w:r/>
+            <w:r>
+              <w:rPr>
+                <w:sz w:val="18"/>
+              </w:rPr>
+              <w:t>-</w:t>
+            </w:r>
+          </w:p>
+        </w:tc>
+        <w:tc>
+          <w:tcPr>
+            <w:tcW w:type="dxa" w:w="2160"/>
+          </w:tcPr>
+          <w:p>
+            <w:r/>
+            <w:r>
+              <w:rPr>
+                <w:sz w:val="18"/>
+              </w:rPr>
+              <w:t>-</w:t>
+            </w:r>
+          </w:p>
+        </w:tc>
+      </w:tr>
+      <w:tr>
+        <w:tc>
+          <w:tcPr>
+            <w:tcW w:type="dxa" w:w="2160"/>
+            <w:shd w:val="clear" w:color="auto" w:fill="F2F6FC"/>
+          </w:tcPr>
+          <w:p>
+            <w:r/>
+            <w:r>
+              <w:rPr>
+                <w:sz w:val="18"/>
+              </w:rPr>
+              <w:t>kb</w:t>
+            </w:r>
+          </w:p>
+        </w:tc>
+        <w:tc>
+          <w:tcPr>
+            <w:tcW w:type="dxa" w:w="2160"/>
+            <w:shd w:val="clear" w:color="auto" w:fill="F2F6FC"/>
+          </w:tcPr>
+          <w:p>
+            <w:r/>
+            <w:r>
+              <w:rPr>
+                <w:sz w:val="18"/>
+              </w:rPr>
+              <w:t>KB-005 event_type=role terbaik (role/jenis/kelompok × 4 normalisasi)</w:t>
+            </w:r>
+          </w:p>
+        </w:tc>
+        <w:tc>
+          <w:tcPr>
+            <w:tcW w:type="dxa" w:w="2160"/>
+            <w:shd w:val="clear" w:color="auto" w:fill="F2F6FC"/>
+          </w:tcPr>
+          <w:p>
+            <w:r/>
+            <w:r>
+              <w:rPr>
+                <w:sz w:val="18"/>
+              </w:rPr>
+              <w:t>83.8%</w:t>
+            </w:r>
+          </w:p>
+        </w:tc>
+        <w:tc>
+          <w:tcPr>
+            <w:tcW w:type="dxa" w:w="2160"/>
+            <w:shd w:val="clear" w:color="auto" w:fill="F2F6FC"/>
+          </w:tcPr>
+          <w:p>
+            <w:r/>
+            <w:r>
+              <w:rPr>
+                <w:sz w:val="18"/>
+              </w:rPr>
+              <w:t>-</w:t>
+            </w:r>
+          </w:p>
+        </w:tc>
+      </w:tr>
+      <w:tr>
+        <w:tc>
+          <w:tcPr>
+            <w:tcW w:type="dxa" w:w="2160"/>
+          </w:tcPr>
+          <w:p>
+            <w:r/>
+            <w:r>
+              <w:rPr>
+                <w:sz w:val="18"/>
+              </w:rPr>
+              <w:t>kb</w:t>
+            </w:r>
+          </w:p>
+        </w:tc>
+        <w:tc>
+          <w:tcPr>
+            <w:tcW w:type="dxa" w:w="2160"/>
+          </w:tcPr>
+          <w:p>
+            <w:r/>
+            <w:r>
+              <w:rPr>
+                <w:sz w:val="18"/>
+              </w:rPr>
+              <w:t>KB-006 alias mining data-driven (auto-alias = manual)</w:t>
+            </w:r>
+          </w:p>
+        </w:tc>
+        <w:tc>
+          <w:tcPr>
+            <w:tcW w:type="dxa" w:w="2160"/>
+          </w:tcPr>
+          <w:p>
+            <w:r/>
+            <w:r>
+              <w:rPr>
+                <w:sz w:val="18"/>
+              </w:rPr>
+              <w:t>83.8%</w:t>
+            </w:r>
+          </w:p>
+        </w:tc>
+        <w:tc>
+          <w:tcPr>
+            <w:tcW w:type="dxa" w:w="2160"/>
+          </w:tcPr>
+          <w:p>
+            <w:r/>
+            <w:r>
+              <w:rPr>
+                <w:sz w:val="18"/>
+              </w:rPr>
+              <w:t>-</w:t>
+            </w:r>
+          </w:p>
+        </w:tc>
+      </w:tr>
+      <w:tr>
+        <w:tc>
+          <w:tcPr>
+            <w:tcW w:type="dxa" w:w="2160"/>
+            <w:shd w:val="clear" w:color="auto" w:fill="F2F6FC"/>
+          </w:tcPr>
+          <w:p>
+            <w:r/>
+            <w:r>
+              <w:rPr>
+                <w:sz w:val="18"/>
+              </w:rPr>
+              <w:t>ocr</w:t>
+            </w:r>
+          </w:p>
+        </w:tc>
+        <w:tc>
+          <w:tcPr>
+            <w:tcW w:type="dxa" w:w="2160"/>
+            <w:shd w:val="clear" w:color="auto" w:fill="F2F6FC"/>
+          </w:tcPr>
+          <w:p>
+            <w:r/>
+            <w:r>
+              <w:rPr>
+                <w:sz w:val="18"/>
+              </w:rPr>
+              <w:t>OCR-007 LFM2.5-VL-3B probe (VLM OCR, GGUF Q4_0 + mmproj Q8_0, 10 scan)</w:t>
+            </w:r>
+          </w:p>
+        </w:tc>
+        <w:tc>
+          <w:tcPr>
+            <w:tcW w:type="dxa" w:w="2160"/>
+            <w:shd w:val="clear" w:color="auto" w:fill="F2F6FC"/>
+          </w:tcPr>
+          <w:p>
+            <w:r/>
+            <w:r>
+              <w:rPr>
+                <w:sz w:val="18"/>
+              </w:rPr>
+              <w:t>n/a</w:t>
+            </w:r>
+          </w:p>
+        </w:tc>
+        <w:tc>
+          <w:tcPr>
+            <w:tcW w:type="dxa" w:w="2160"/>
+            <w:shd w:val="clear" w:color="auto" w:fill="F2F6FC"/>
+          </w:tcPr>
+          <w:p>
+            <w:r/>
+            <w:r>
+              <w:rPr>
+                <w:sz w:val="18"/>
+              </w:rPr>
+              <w:t>44.4%</w:t>
+            </w:r>
+          </w:p>
+        </w:tc>
+      </w:tr>
+      <w:tr>
+        <w:tc>
+          <w:tcPr>
+            <w:tcW w:type="dxa" w:w="2160"/>
+          </w:tcPr>
+          <w:p>
+            <w:r/>
+            <w:r>
+              <w:rPr>
+                <w:sz w:val="18"/>
+              </w:rPr>
               <w:t>v10</w:t>
             </w:r>
           </w:p>
@@ -14417,6 +17910,425 @@
         <w:tc>
           <w:tcPr>
             <w:tcW w:type="dxa" w:w="2160"/>
+          </w:tcPr>
+          <w:p>
+            <w:r/>
+            <w:r>
+              <w:rPr>
+                <w:sz w:val="18"/>
+              </w:rPr>
+              <w:t>AKT-001 taksonomi nama_kegiatan (report-only, 6.8% exact)</w:t>
+            </w:r>
+          </w:p>
+        </w:tc>
+        <w:tc>
+          <w:tcPr>
+            <w:tcW w:type="dxa" w:w="2160"/>
+          </w:tcPr>
+          <w:p>
+            <w:r/>
+            <w:r>
+              <w:rPr>
+                <w:sz w:val="18"/>
+              </w:rPr>
+              <w:t>-</w:t>
+            </w:r>
+          </w:p>
+        </w:tc>
+        <w:tc>
+          <w:tcPr>
+            <w:tcW w:type="dxa" w:w="2160"/>
+          </w:tcPr>
+          <w:p>
+            <w:r/>
+            <w:r>
+              <w:rPr>
+                <w:sz w:val="18"/>
+              </w:rPr>
+              <w:t>-</w:t>
+            </w:r>
+          </w:p>
+        </w:tc>
+      </w:tr>
+      <w:tr>
+        <w:tc>
+          <w:tcPr>
+            <w:tcW w:type="dxa" w:w="2160"/>
+            <w:shd w:val="clear" w:color="auto" w:fill="F2F6FC"/>
+          </w:tcPr>
+          <w:p>
+            <w:r/>
+            <w:r>
+              <w:rPr>
+                <w:sz w:val="18"/>
+              </w:rPr>
+              <w:t>v10</w:t>
+            </w:r>
+          </w:p>
+        </w:tc>
+        <w:tc>
+          <w:tcPr>
+            <w:tcW w:type="dxa" w:w="2160"/>
+            <w:shd w:val="clear" w:color="auto" w:fill="F2F6FC"/>
+          </w:tcPr>
+          <w:p>
+            <w:r/>
+            <w:r>
+              <w:rPr>
+                <w:sz w:val="18"/>
+              </w:rPr>
+              <w:t>AKT-002 deteksi nama_kegiatan v2 (0 LLM)</w:t>
+            </w:r>
+          </w:p>
+        </w:tc>
+        <w:tc>
+          <w:tcPr>
+            <w:tcW w:type="dxa" w:w="2160"/>
+            <w:shd w:val="clear" w:color="auto" w:fill="F2F6FC"/>
+          </w:tcPr>
+          <w:p>
+            <w:r/>
+            <w:r>
+              <w:rPr>
+                <w:sz w:val="18"/>
+              </w:rPr>
+              <w:t>81.1%</w:t>
+            </w:r>
+          </w:p>
+        </w:tc>
+        <w:tc>
+          <w:tcPr>
+            <w:tcW w:type="dxa" w:w="2160"/>
+            <w:shd w:val="clear" w:color="auto" w:fill="F2F6FC"/>
+          </w:tcPr>
+          <w:p>
+            <w:r/>
+            <w:r>
+              <w:rPr>
+                <w:sz w:val="18"/>
+              </w:rPr>
+              <w:t>68.8%</w:t>
+            </w:r>
+          </w:p>
+        </w:tc>
+      </w:tr>
+      <w:tr>
+        <w:tc>
+          <w:tcPr>
+            <w:tcW w:type="dxa" w:w="2160"/>
+          </w:tcPr>
+          <w:p>
+            <w:r/>
+            <w:r>
+              <w:rPr>
+                <w:sz w:val="18"/>
+              </w:rPr>
+              <w:t>v10</w:t>
+            </w:r>
+          </w:p>
+        </w:tc>
+        <w:tc>
+          <w:tcPr>
+            <w:tcW w:type="dxa" w:w="2160"/>
+          </w:tcPr>
+          <w:p>
+            <w:r/>
+            <w:r>
+              <w:rPr>
+                <w:sz w:val="18"/>
+              </w:rPr>
+              <w:t>AKT-003 deteksi nama_kegiatan v3: Sebagai Peserta + atthe/inthe (0 LLM)</w:t>
+            </w:r>
+          </w:p>
+        </w:tc>
+        <w:tc>
+          <w:tcPr>
+            <w:tcW w:type="dxa" w:w="2160"/>
+          </w:tcPr>
+          <w:p>
+            <w:r/>
+            <w:r>
+              <w:rPr>
+                <w:sz w:val="18"/>
+              </w:rPr>
+              <w:t>81.1%</w:t>
+            </w:r>
+          </w:p>
+        </w:tc>
+        <w:tc>
+          <w:tcPr>
+            <w:tcW w:type="dxa" w:w="2160"/>
+          </w:tcPr>
+          <w:p>
+            <w:r/>
+            <w:r>
+              <w:rPr>
+                <w:sz w:val="18"/>
+              </w:rPr>
+              <w:t>71.6%</w:t>
+            </w:r>
+          </w:p>
+        </w:tc>
+      </w:tr>
+      <w:tr>
+        <w:tc>
+          <w:tcPr>
+            <w:tcW w:type="dxa" w:w="2160"/>
+            <w:shd w:val="clear" w:color="auto" w:fill="F2F6FC"/>
+          </w:tcPr>
+          <w:p>
+            <w:r/>
+            <w:r>
+              <w:rPr>
+                <w:sz w:val="18"/>
+              </w:rPr>
+              <w:t>v10</w:t>
+            </w:r>
+          </w:p>
+        </w:tc>
+        <w:tc>
+          <w:tcPr>
+            <w:tcW w:type="dxa" w:w="2160"/>
+            <w:shd w:val="clear" w:color="auto" w:fill="F2F6FC"/>
+          </w:tcPr>
+          <w:p>
+            <w:r/>
+            <w:r>
+              <w:rPr>
+                <w:sz w:val="18"/>
+              </w:rPr>
+              <w:t>ORG-004 canonicalisasi format (0 LLM)</w:t>
+            </w:r>
+          </w:p>
+        </w:tc>
+        <w:tc>
+          <w:tcPr>
+            <w:tcW w:type="dxa" w:w="2160"/>
+            <w:shd w:val="clear" w:color="auto" w:fill="F2F6FC"/>
+          </w:tcPr>
+          <w:p>
+            <w:r/>
+            <w:r>
+              <w:rPr>
+                <w:sz w:val="18"/>
+              </w:rPr>
+              <w:t>81.1%</w:t>
+            </w:r>
+          </w:p>
+        </w:tc>
+        <w:tc>
+          <w:tcPr>
+            <w:tcW w:type="dxa" w:w="2160"/>
+            <w:shd w:val="clear" w:color="auto" w:fill="F2F6FC"/>
+          </w:tcPr>
+          <w:p>
+            <w:r/>
+            <w:r>
+              <w:rPr>
+                <w:sz w:val="18"/>
+              </w:rPr>
+              <w:t>63.5%</w:t>
+            </w:r>
+          </w:p>
+        </w:tc>
+      </w:tr>
+      <w:tr>
+        <w:tc>
+          <w:tcPr>
+            <w:tcW w:type="dxa" w:w="2160"/>
+          </w:tcPr>
+          <w:p>
+            <w:r/>
+            <w:r>
+              <w:rPr>
+                <w:sz w:val="18"/>
+              </w:rPr>
+              <w:t>v10</w:t>
+            </w:r>
+          </w:p>
+        </w:tc>
+        <w:tc>
+          <w:tcPr>
+            <w:tcW w:type="dxa" w:w="2160"/>
+          </w:tcPr>
+          <w:p>
+            <w:r/>
+            <w:r>
+              <w:rPr>
+                <w:sz w:val="18"/>
+              </w:rPr>
+              <w:t>ORG-005 probe scoring extractor (sisa 12 kasus)</w:t>
+            </w:r>
+          </w:p>
+        </w:tc>
+        <w:tc>
+          <w:tcPr>
+            <w:tcW w:type="dxa" w:w="2160"/>
+          </w:tcPr>
+          <w:p>
+            <w:r/>
+            <w:r>
+              <w:rPr>
+                <w:sz w:val="18"/>
+              </w:rPr>
+              <w:t>-</w:t>
+            </w:r>
+          </w:p>
+        </w:tc>
+        <w:tc>
+          <w:tcPr>
+            <w:tcW w:type="dxa" w:w="2160"/>
+          </w:tcPr>
+          <w:p>
+            <w:r/>
+            <w:r>
+              <w:rPr>
+                <w:sz w:val="18"/>
+              </w:rPr>
+              <w:t>63.5%</w:t>
+            </w:r>
+          </w:p>
+        </w:tc>
+      </w:tr>
+      <w:tr>
+        <w:tc>
+          <w:tcPr>
+            <w:tcW w:type="dxa" w:w="2160"/>
+            <w:shd w:val="clear" w:color="auto" w:fill="F2F6FC"/>
+          </w:tcPr>
+          <w:p>
+            <w:r/>
+            <w:r>
+              <w:rPr>
+                <w:sz w:val="18"/>
+              </w:rPr>
+              <w:t>v10</w:t>
+            </w:r>
+          </w:p>
+        </w:tc>
+        <w:tc>
+          <w:tcPr>
+            <w:tcW w:type="dxa" w:w="2160"/>
+            <w:shd w:val="clear" w:color="auto" w:fill="F2F6FC"/>
+          </w:tcPr>
+          <w:p>
+            <w:r/>
+            <w:r>
+              <w:rPr>
+                <w:sz w:val="18"/>
+              </w:rPr>
+              <w:t>PROD-002 port produksi organizer v3+R3+R6+format + nomor (flag-gated)</w:t>
+            </w:r>
+          </w:p>
+        </w:tc>
+        <w:tc>
+          <w:tcPr>
+            <w:tcW w:type="dxa" w:w="2160"/>
+            <w:shd w:val="clear" w:color="auto" w:fill="F2F6FC"/>
+          </w:tcPr>
+          <w:p>
+            <w:r/>
+            <w:r>
+              <w:rPr>
+                <w:sz w:val="18"/>
+              </w:rPr>
+              <w:t>81.1%</w:t>
+            </w:r>
+          </w:p>
+        </w:tc>
+        <w:tc>
+          <w:tcPr>
+            <w:tcW w:type="dxa" w:w="2160"/>
+            <w:shd w:val="clear" w:color="auto" w:fill="F2F6FC"/>
+          </w:tcPr>
+          <w:p>
+            <w:r/>
+            <w:r>
+              <w:rPr>
+                <w:sz w:val="18"/>
+              </w:rPr>
+              <w:t>63.0%</w:t>
+            </w:r>
+          </w:p>
+        </w:tc>
+      </w:tr>
+      <w:tr>
+        <w:tc>
+          <w:tcPr>
+            <w:tcW w:type="dxa" w:w="2160"/>
+          </w:tcPr>
+          <w:p>
+            <w:r/>
+            <w:r>
+              <w:rPr>
+                <w:sz w:val="18"/>
+              </w:rPr>
+              <w:t>v10</w:t>
+            </w:r>
+          </w:p>
+        </w:tc>
+        <w:tc>
+          <w:tcPr>
+            <w:tcW w:type="dxa" w:w="2160"/>
+          </w:tcPr>
+          <w:p>
+            <w:r/>
+            <w:r>
+              <w:rPr>
+                <w:sz w:val="18"/>
+              </w:rPr>
+              <w:t>AKT-004 deteksi nama_kegiatan v4: Event/lomba/seminar on (0 LLM, gate scope-kecil)</w:t>
+            </w:r>
+          </w:p>
+        </w:tc>
+        <w:tc>
+          <w:tcPr>
+            <w:tcW w:type="dxa" w:w="2160"/>
+          </w:tcPr>
+          <w:p>
+            <w:r/>
+            <w:r>
+              <w:rPr>
+                <w:sz w:val="18"/>
+              </w:rPr>
+              <w:t>81.1%</w:t>
+            </w:r>
+          </w:p>
+        </w:tc>
+        <w:tc>
+          <w:tcPr>
+            <w:tcW w:type="dxa" w:w="2160"/>
+          </w:tcPr>
+          <w:p>
+            <w:r/>
+            <w:r>
+              <w:rPr>
+                <w:sz w:val="18"/>
+              </w:rPr>
+              <w:t>72.1%</w:t>
+            </w:r>
+          </w:p>
+        </w:tc>
+      </w:tr>
+      <w:tr>
+        <w:tc>
+          <w:tcPr>
+            <w:tcW w:type="dxa" w:w="2160"/>
+            <w:shd w:val="clear" w:color="auto" w:fill="F2F6FC"/>
+          </w:tcPr>
+          <w:p>
+            <w:r/>
+            <w:r>
+              <w:rPr>
+                <w:sz w:val="18"/>
+              </w:rPr>
+              <w:t>v10</w:t>
+            </w:r>
+          </w:p>
+        </w:tc>
+        <w:tc>
+          <w:tcPr>
+            <w:tcW w:type="dxa" w:w="2160"/>
             <w:shd w:val="clear" w:color="auto" w:fill="F2F6FC"/>
           </w:tcPr>
           <w:p>
@@ -14456,6 +18368,366 @@
                 <w:sz w:val="18"/>
               </w:rPr>
               <w:t>73.7%</w:t>
+            </w:r>
+          </w:p>
+        </w:tc>
+      </w:tr>
+      <w:tr>
+        <w:tc>
+          <w:tcPr>
+            <w:tcW w:type="dxa" w:w="2160"/>
+          </w:tcPr>
+          <w:p>
+            <w:r/>
+            <w:r>
+              <w:rPr>
+                <w:sz w:val="18"/>
+              </w:rPr>
+              <w:t>kb</w:t>
+            </w:r>
+          </w:p>
+        </w:tc>
+        <w:tc>
+          <w:tcPr>
+            <w:tcW w:type="dxa" w:w="2160"/>
+          </w:tcPr>
+          <w:p>
+            <w:r/>
+            <w:r>
+              <w:rPr>
+                <w:sz w:val="18"/>
+              </w:rPr>
+              <w:t>KB-PROD-001 semantik produksi (servable/resolve/audit_due)</w:t>
+            </w:r>
+          </w:p>
+        </w:tc>
+        <w:tc>
+          <w:tcPr>
+            <w:tcW w:type="dxa" w:w="2160"/>
+          </w:tcPr>
+          <w:p>
+            <w:r/>
+            <w:r>
+              <w:rPr>
+                <w:sz w:val="18"/>
+              </w:rPr>
+              <w:t>-</w:t>
+            </w:r>
+          </w:p>
+        </w:tc>
+        <w:tc>
+          <w:tcPr>
+            <w:tcW w:type="dxa" w:w="2160"/>
+          </w:tcPr>
+          <w:p>
+            <w:r/>
+            <w:r>
+              <w:rPr>
+                <w:sz w:val="18"/>
+              </w:rPr>
+              <w:t>-</w:t>
+            </w:r>
+          </w:p>
+        </w:tc>
+      </w:tr>
+      <w:tr>
+        <w:tc>
+          <w:tcPr>
+            <w:tcW w:type="dxa" w:w="2160"/>
+            <w:shd w:val="clear" w:color="auto" w:fill="F2F6FC"/>
+          </w:tcPr>
+          <w:p>
+            <w:r/>
+            <w:r>
+              <w:rPr>
+                <w:sz w:val="18"/>
+              </w:rPr>
+              <w:t>kb</w:t>
+            </w:r>
+          </w:p>
+        </w:tc>
+        <w:tc>
+          <w:tcPr>
+            <w:tcW w:type="dxa" w:w="2160"/>
+            <w:shd w:val="clear" w:color="auto" w:fill="F2F6FC"/>
+          </w:tcPr>
+          <w:p>
+            <w:r/>
+            <w:r>
+              <w:rPr>
+                <w:sz w:val="18"/>
+              </w:rPr>
+              <w:t>KB-SCALE-001 simulasi workload skewed (500-5000 req)</w:t>
+            </w:r>
+          </w:p>
+        </w:tc>
+        <w:tc>
+          <w:tcPr>
+            <w:tcW w:type="dxa" w:w="2160"/>
+            <w:shd w:val="clear" w:color="auto" w:fill="F2F6FC"/>
+          </w:tcPr>
+          <w:p>
+            <w:r/>
+            <w:r>
+              <w:rPr>
+                <w:sz w:val="18"/>
+              </w:rPr>
+              <w:t>-</w:t>
+            </w:r>
+          </w:p>
+        </w:tc>
+        <w:tc>
+          <w:tcPr>
+            <w:tcW w:type="dxa" w:w="2160"/>
+            <w:shd w:val="clear" w:color="auto" w:fill="F2F6FC"/>
+          </w:tcPr>
+          <w:p>
+            <w:r/>
+            <w:r>
+              <w:rPr>
+                <w:sz w:val="18"/>
+              </w:rPr>
+              <w:t>-</w:t>
+            </w:r>
+          </w:p>
+        </w:tc>
+      </w:tr>
+      <w:tr>
+        <w:tc>
+          <w:tcPr>
+            <w:tcW w:type="dxa" w:w="2160"/>
+          </w:tcPr>
+          <w:p>
+            <w:r/>
+            <w:r>
+              <w:rPr>
+                <w:sz w:val="18"/>
+              </w:rPr>
+              <w:t>kb</w:t>
+            </w:r>
+          </w:p>
+        </w:tc>
+        <w:tc>
+          <w:tcPr>
+            <w:tcW w:type="dxa" w:w="2160"/>
+          </w:tcPr>
+          <w:p>
+            <w:r/>
+            <w:r>
+              <w:rPr>
+                <w:sz w:val="18"/>
+              </w:rPr>
+              <w:t>KB-SCALE-002 race tulis multi-worker (threading.Lock fix)</w:t>
+            </w:r>
+          </w:p>
+        </w:tc>
+        <w:tc>
+          <w:tcPr>
+            <w:tcW w:type="dxa" w:w="2160"/>
+          </w:tcPr>
+          <w:p>
+            <w:r/>
+            <w:r>
+              <w:rPr>
+                <w:sz w:val="18"/>
+              </w:rPr>
+              <w:t>-</w:t>
+            </w:r>
+          </w:p>
+        </w:tc>
+        <w:tc>
+          <w:tcPr>
+            <w:tcW w:type="dxa" w:w="2160"/>
+          </w:tcPr>
+          <w:p>
+            <w:r/>
+            <w:r>
+              <w:rPr>
+                <w:sz w:val="18"/>
+              </w:rPr>
+              <w:t>-</w:t>
+            </w:r>
+          </w:p>
+        </w:tc>
+      </w:tr>
+      <w:tr>
+        <w:tc>
+          <w:tcPr>
+            <w:tcW w:type="dxa" w:w="2160"/>
+            <w:shd w:val="clear" w:color="auto" w:fill="F2F6FC"/>
+          </w:tcPr>
+          <w:p>
+            <w:r/>
+            <w:r>
+              <w:rPr>
+                <w:sz w:val="18"/>
+              </w:rPr>
+              <w:t>kb</w:t>
+            </w:r>
+          </w:p>
+        </w:tc>
+        <w:tc>
+          <w:tcPr>
+            <w:tcW w:type="dxa" w:w="2160"/>
+            <w:shd w:val="clear" w:color="auto" w:fill="F2F6FC"/>
+          </w:tcPr>
+          <w:p>
+            <w:r/>
+            <w:r>
+              <w:rPr>
+                <w:sz w:val="18"/>
+              </w:rPr>
+              <w:t>KB-SCALE-003 peta hemat (5 volume × 5 key space × 3 skew)</w:t>
+            </w:r>
+          </w:p>
+        </w:tc>
+        <w:tc>
+          <w:tcPr>
+            <w:tcW w:type="dxa" w:w="2160"/>
+            <w:shd w:val="clear" w:color="auto" w:fill="F2F6FC"/>
+          </w:tcPr>
+          <w:p>
+            <w:r/>
+            <w:r>
+              <w:rPr>
+                <w:sz w:val="18"/>
+              </w:rPr>
+              <w:t>-</w:t>
+            </w:r>
+          </w:p>
+        </w:tc>
+        <w:tc>
+          <w:tcPr>
+            <w:tcW w:type="dxa" w:w="2160"/>
+            <w:shd w:val="clear" w:color="auto" w:fill="F2F6FC"/>
+          </w:tcPr>
+          <w:p>
+            <w:r/>
+            <w:r>
+              <w:rPr>
+                <w:sz w:val="18"/>
+              </w:rPr>
+              <w:t>-</w:t>
+            </w:r>
+          </w:p>
+        </w:tc>
+      </w:tr>
+      <w:tr>
+        <w:tc>
+          <w:tcPr>
+            <w:tcW w:type="dxa" w:w="2160"/>
+          </w:tcPr>
+          <w:p>
+            <w:r/>
+            <w:r>
+              <w:rPr>
+                <w:sz w:val="18"/>
+              </w:rPr>
+              <w:t>kb</w:t>
+            </w:r>
+          </w:p>
+        </w:tc>
+        <w:tc>
+          <w:tcPr>
+            <w:tcW w:type="dxa" w:w="2160"/>
+          </w:tcPr>
+          <w:p>
+            <w:r/>
+            <w:r>
+              <w:rPr>
+                <w:sz w:val="18"/>
+              </w:rPr>
+              <w:t>KB-SCALE-004 confirm 2x vs 3x (wrong +20 @2x)</w:t>
+            </w:r>
+          </w:p>
+        </w:tc>
+        <w:tc>
+          <w:tcPr>
+            <w:tcW w:type="dxa" w:w="2160"/>
+          </w:tcPr>
+          <w:p>
+            <w:r/>
+            <w:r>
+              <w:rPr>
+                <w:sz w:val="18"/>
+              </w:rPr>
+              <w:t>-</w:t>
+            </w:r>
+          </w:p>
+        </w:tc>
+        <w:tc>
+          <w:tcPr>
+            <w:tcW w:type="dxa" w:w="2160"/>
+          </w:tcPr>
+          <w:p>
+            <w:r/>
+            <w:r>
+              <w:rPr>
+                <w:sz w:val="18"/>
+              </w:rPr>
+              <w:t>-</w:t>
+            </w:r>
+          </w:p>
+        </w:tc>
+      </w:tr>
+      <w:tr>
+        <w:tc>
+          <w:tcPr>
+            <w:tcW w:type="dxa" w:w="2160"/>
+            <w:shd w:val="clear" w:color="auto" w:fill="F2F6FC"/>
+          </w:tcPr>
+          <w:p>
+            <w:r/>
+            <w:r>
+              <w:rPr>
+                <w:sz w:val="18"/>
+              </w:rPr>
+              <w:t>kb</w:t>
+            </w:r>
+          </w:p>
+        </w:tc>
+        <w:tc>
+          <w:tcPr>
+            <w:tcW w:type="dxa" w:w="2160"/>
+            <w:shd w:val="clear" w:color="auto" w:fill="F2F6FC"/>
+          </w:tcPr>
+          <w:p>
+            <w:r/>
+            <w:r>
+              <w:rPr>
+                <w:sz w:val="18"/>
+              </w:rPr>
+              <w:t>KB-SCALE-005 akurasi+biaya e2e (hemat 87%, akurasi 99.3%)</w:t>
+            </w:r>
+          </w:p>
+        </w:tc>
+        <w:tc>
+          <w:tcPr>
+            <w:tcW w:type="dxa" w:w="2160"/>
+            <w:shd w:val="clear" w:color="auto" w:fill="F2F6FC"/>
+          </w:tcPr>
+          <w:p>
+            <w:r/>
+            <w:r>
+              <w:rPr>
+                <w:sz w:val="18"/>
+              </w:rPr>
+              <w:t>-</w:t>
+            </w:r>
+          </w:p>
+        </w:tc>
+        <w:tc>
+          <w:tcPr>
+            <w:tcW w:type="dxa" w:w="2160"/>
+            <w:shd w:val="clear" w:color="auto" w:fill="F2F6FC"/>
+          </w:tcPr>
+          <w:p>
+            <w:r/>
+            <w:r>
+              <w:rPr>
+                <w:sz w:val="18"/>
+              </w:rPr>
+              <w:t>99.3%</w:t>
             </w:r>
           </w:p>
         </w:tc>

--- a/docs/report/benchmark_methods.docx
+++ b/docs/report/benchmark_methods.docx
@@ -10941,7 +10941,7 @@
               <w:rPr>
                 <w:sz w:val="18"/>
               </w:rPr>
-              <w:t>-</w:t>
+              <w:t>82.4%</w:t>
             </w:r>
           </w:p>
         </w:tc>
@@ -12608,7 +12608,7 @@
               <w:rPr>
                 <w:sz w:val="18"/>
               </w:rPr>
-              <w:t>-</w:t>
+              <w:t>84.4%</w:t>
             </w:r>
           </w:p>
         </w:tc>
@@ -13316,7 +13316,7 @@
               <w:rPr>
                 <w:sz w:val="18"/>
               </w:rPr>
-              <w:t>-</w:t>
+              <w:t>84.4%</w:t>
             </w:r>
           </w:p>
         </w:tc>
@@ -13435,7 +13435,7 @@
               <w:rPr>
                 <w:sz w:val="18"/>
               </w:rPr>
-              <w:t>-</w:t>
+              <w:t>83.8%</w:t>
             </w:r>
           </w:p>
         </w:tc>
@@ -13552,7 +13552,7 @@
               <w:rPr>
                 <w:sz w:val="18"/>
               </w:rPr>
-              <w:t>-</w:t>
+              <w:t>83.8%</w:t>
             </w:r>
           </w:p>
         </w:tc>
@@ -13788,7 +13788,7 @@
               <w:rPr>
                 <w:sz w:val="18"/>
               </w:rPr>
-              <w:t>-</w:t>
+              <w:t>83.8%</w:t>
             </w:r>
           </w:p>
         </w:tc>
@@ -13907,7 +13907,7 @@
               <w:rPr>
                 <w:sz w:val="18"/>
               </w:rPr>
-              <w:t>-</w:t>
+              <w:t>83.8%</w:t>
             </w:r>
           </w:p>
         </w:tc>
@@ -14601,7 +14601,7 @@
               <w:rPr>
                 <w:sz w:val="18"/>
               </w:rPr>
-              <w:t>-</w:t>
+              <w:t>81.1%</w:t>
             </w:r>
           </w:p>
         </w:tc>
@@ -16308,7 +16308,7 @@
               <w:rPr>
                 <w:sz w:val="18"/>
               </w:rPr>
-              <w:t>-</w:t>
+              <w:t>82.4%</w:t>
             </w:r>
           </w:p>
         </w:tc>
@@ -17167,7 +17167,7 @@
               <w:rPr>
                 <w:sz w:val="18"/>
               </w:rPr>
-              <w:t>-</w:t>
+              <w:t>84.4%</w:t>
             </w:r>
           </w:p>
         </w:tc>
@@ -17527,7 +17527,7 @@
               <w:rPr>
                 <w:sz w:val="18"/>
               </w:rPr>
-              <w:t>-</w:t>
+              <w:t>84.4%</w:t>
             </w:r>
           </w:p>
         </w:tc>
@@ -17585,7 +17585,7 @@
               <w:rPr>
                 <w:sz w:val="18"/>
               </w:rPr>
-              <w:t>-</w:t>
+              <w:t>83.8%</w:t>
             </w:r>
           </w:p>
         </w:tc>
@@ -17647,7 +17647,7 @@
               <w:rPr>
                 <w:sz w:val="18"/>
               </w:rPr>
-              <w:t>-</w:t>
+              <w:t>83.8%</w:t>
             </w:r>
           </w:p>
         </w:tc>
@@ -17767,7 +17767,7 @@
               <w:rPr>
                 <w:sz w:val="18"/>
               </w:rPr>
-              <w:t>-</w:t>
+              <w:t>83.8%</w:t>
             </w:r>
           </w:p>
         </w:tc>
@@ -17825,7 +17825,7 @@
               <w:rPr>
                 <w:sz w:val="18"/>
               </w:rPr>
-              <w:t>-</w:t>
+              <w:t>83.8%</w:t>
             </w:r>
           </w:p>
         </w:tc>
@@ -18171,7 +18171,7 @@
               <w:rPr>
                 <w:sz w:val="18"/>
               </w:rPr>
-              <w:t>-</w:t>
+              <w:t>81.1%</w:t>
             </w:r>
           </w:p>
         </w:tc>

--- a/docs/report/benchmark_methods.docx
+++ b/docs/report/benchmark_methods.docx
@@ -12608,7 +12608,7 @@
               <w:rPr>
                 <w:sz w:val="18"/>
               </w:rPr>
-              <w:t>84.4%</w:t>
+              <w:t>-</w:t>
             </w:r>
           </w:p>
         </w:tc>
@@ -13316,7 +13316,7 @@
               <w:rPr>
                 <w:sz w:val="18"/>
               </w:rPr>
-              <w:t>84.4%</w:t>
+              <w:t>-</w:t>
             </w:r>
           </w:p>
         </w:tc>
@@ -13435,7 +13435,7 @@
               <w:rPr>
                 <w:sz w:val="18"/>
               </w:rPr>
-              <w:t>83.8%</w:t>
+              <w:t>-</w:t>
             </w:r>
           </w:p>
         </w:tc>
@@ -13552,7 +13552,7 @@
               <w:rPr>
                 <w:sz w:val="18"/>
               </w:rPr>
-              <w:t>83.8%</w:t>
+              <w:t>-</w:t>
             </w:r>
           </w:p>
         </w:tc>
@@ -13788,7 +13788,7 @@
               <w:rPr>
                 <w:sz w:val="18"/>
               </w:rPr>
-              <w:t>83.8%</w:t>
+              <w:t>-</w:t>
             </w:r>
           </w:p>
         </w:tc>
@@ -13907,7 +13907,7 @@
               <w:rPr>
                 <w:sz w:val="18"/>
               </w:rPr>
-              <w:t>83.8%</w:t>
+              <w:t>-</w:t>
             </w:r>
           </w:p>
         </w:tc>
@@ -15752,6 +15752,120 @@
                 <w:sz w:val="18"/>
               </w:rPr>
               <w:t>Aug 14</w:t>
+            </w:r>
+          </w:p>
+        </w:tc>
+      </w:tr>
+      <w:tr>
+        <w:tc>
+          <w:tcPr>
+            <w:tcW w:type="dxa" w:w="1080"/>
+          </w:tcPr>
+          <w:p>
+            <w:r/>
+            <w:r>
+              <w:rPr>
+                <w:sz w:val="18"/>
+              </w:rPr>
+              <w:t>HYB-COMBINED gabungan terbaik (router + AKT-005 + ORG-004, 0 LLM)</w:t>
+            </w:r>
+          </w:p>
+        </w:tc>
+        <w:tc>
+          <w:tcPr>
+            <w:tcW w:type="dxa" w:w="1080"/>
+          </w:tcPr>
+          <w:p>
+            <w:r/>
+            <w:r>
+              <w:rPr>
+                <w:sz w:val="18"/>
+              </w:rPr>
+              <w:t>81.1%</w:t>
+            </w:r>
+          </w:p>
+        </w:tc>
+        <w:tc>
+          <w:tcPr>
+            <w:tcW w:type="dxa" w:w="1080"/>
+          </w:tcPr>
+          <w:p>
+            <w:r/>
+            <w:r>
+              <w:rPr>
+                <w:sz w:val="18"/>
+              </w:rPr>
+              <w:t>73.7%</w:t>
+            </w:r>
+          </w:p>
+        </w:tc>
+        <w:tc>
+          <w:tcPr>
+            <w:tcW w:type="dxa" w:w="1080"/>
+          </w:tcPr>
+          <w:p>
+            <w:r/>
+            <w:r>
+              <w:rPr>
+                <w:sz w:val="18"/>
+              </w:rPr>
+              <w:t>0</w:t>
+            </w:r>
+          </w:p>
+        </w:tc>
+        <w:tc>
+          <w:tcPr>
+            <w:tcW w:type="dxa" w:w="1080"/>
+          </w:tcPr>
+          <w:p>
+            <w:r/>
+            <w:r>
+              <w:rPr>
+                <w:sz w:val="18"/>
+              </w:rPr>
+              <w:t>0</w:t>
+            </w:r>
+          </w:p>
+        </w:tc>
+        <w:tc>
+          <w:tcPr>
+            <w:tcW w:type="dxa" w:w="1080"/>
+          </w:tcPr>
+          <w:p>
+            <w:r/>
+            <w:r>
+              <w:rPr>
+                <w:sz w:val="18"/>
+              </w:rPr>
+              <w:t>-</w:t>
+            </w:r>
+          </w:p>
+        </w:tc>
+        <w:tc>
+          <w:tcPr>
+            <w:tcW w:type="dxa" w:w="1080"/>
+          </w:tcPr>
+          <w:p>
+            <w:r/>
+            <w:r>
+              <w:rPr>
+                <w:sz w:val="18"/>
+              </w:rPr>
+              <w:t>v9</w:t>
+            </w:r>
+          </w:p>
+        </w:tc>
+        <w:tc>
+          <w:tcPr>
+            <w:tcW w:type="dxa" w:w="1080"/>
+          </w:tcPr>
+          <w:p>
+            <w:r/>
+            <w:r>
+              <w:rPr>
+                <w:sz w:val="18"/>
+              </w:rPr>
+              <w:t>Aug 21</w:t>
             </w:r>
           </w:p>
         </w:tc>
@@ -16750,19 +16864,1985 @@
         <w:tc>
           <w:tcPr>
             <w:tcW w:type="dxa" w:w="2160"/>
-            <w:shd w:val="clear" w:color="auto" w:fill="FDF3D7"/>
-          </w:tcPr>
-          <w:p>
-            <w:r/>
-            <w:r>
-              <w:rPr>
-                <w:b/>
+            <w:shd w:val="clear" w:color="auto" w:fill="F2F6FC"/>
+          </w:tcPr>
+          <w:p>
+            <w:r/>
+            <w:r>
+              <w:rPr>
                 <w:sz w:val="18"/>
               </w:rPr>
               <w:t>v9</w:t>
             </w:r>
           </w:p>
         </w:tc>
+        <w:tc>
+          <w:tcPr>
+            <w:tcW w:type="dxa" w:w="2160"/>
+            <w:shd w:val="clear" w:color="auto" w:fill="F2F6FC"/>
+          </w:tcPr>
+          <w:p>
+            <w:r/>
+            <w:r>
+              <w:rPr>
+                <w:sz w:val="18"/>
+              </w:rPr>
+              <w:t>v9 organizer_v2 + router fix</w:t>
+            </w:r>
+          </w:p>
+        </w:tc>
+        <w:tc>
+          <w:tcPr>
+            <w:tcW w:type="dxa" w:w="2160"/>
+            <w:shd w:val="clear" w:color="auto" w:fill="F2F6FC"/>
+          </w:tcPr>
+          <w:p>
+            <w:r/>
+            <w:r>
+              <w:rPr>
+                <w:sz w:val="18"/>
+              </w:rPr>
+              <w:t>83.8%</w:t>
+            </w:r>
+          </w:p>
+        </w:tc>
+        <w:tc>
+          <w:tcPr>
+            <w:tcW w:type="dxa" w:w="2160"/>
+            <w:shd w:val="clear" w:color="auto" w:fill="F2F6FC"/>
+          </w:tcPr>
+          <w:p>
+            <w:r/>
+            <w:r>
+              <w:rPr>
+                <w:sz w:val="18"/>
+              </w:rPr>
+              <w:t>58.9%</w:t>
+            </w:r>
+          </w:p>
+        </w:tc>
+      </w:tr>
+      <w:tr>
+        <w:tc>
+          <w:tcPr>
+            <w:tcW w:type="dxa" w:w="2160"/>
+          </w:tcPr>
+          <w:p>
+            <w:r/>
+            <w:r>
+              <w:rPr>
+                <w:sz w:val="18"/>
+              </w:rPr>
+              <w:t>v12</w:t>
+            </w:r>
+          </w:p>
+        </w:tc>
+        <w:tc>
+          <w:tcPr>
+            <w:tcW w:type="dxa" w:w="2160"/>
+          </w:tcPr>
+          <w:p>
+            <w:r/>
+            <w:r>
+              <w:rPr>
+                <w:sz w:val="18"/>
+              </w:rPr>
+              <w:t>v9 winner re-baseline (GT v9 + matcher v2)</w:t>
+            </w:r>
+          </w:p>
+        </w:tc>
+        <w:tc>
+          <w:tcPr>
+            <w:tcW w:type="dxa" w:w="2160"/>
+          </w:tcPr>
+          <w:p>
+            <w:r/>
+            <w:r>
+              <w:rPr>
+                <w:sz w:val="18"/>
+              </w:rPr>
+              <w:t>83.8%</w:t>
+            </w:r>
+          </w:p>
+        </w:tc>
+        <w:tc>
+          <w:tcPr>
+            <w:tcW w:type="dxa" w:w="2160"/>
+          </w:tcPr>
+          <w:p>
+            <w:r/>
+            <w:r>
+              <w:rPr>
+                <w:sz w:val="18"/>
+              </w:rPr>
+              <w:t>60.2%</w:t>
+            </w:r>
+          </w:p>
+        </w:tc>
+      </w:tr>
+      <w:tr>
+        <w:tc>
+          <w:tcPr>
+            <w:tcW w:type="dxa" w:w="2160"/>
+            <w:shd w:val="clear" w:color="auto" w:fill="F2F6FC"/>
+          </w:tcPr>
+          <w:p>
+            <w:r/>
+            <w:r>
+              <w:rPr>
+                <w:sz w:val="18"/>
+              </w:rPr>
+              <w:t>ocr</w:t>
+            </w:r>
+          </w:p>
+        </w:tc>
+        <w:tc>
+          <w:tcPr>
+            <w:tcW w:type="dxa" w:w="2160"/>
+            <w:shd w:val="clear" w:color="auto" w:fill="F2F6FC"/>
+          </w:tcPr>
+          <w:p>
+            <w:r/>
+            <w:r>
+              <w:rPr>
+                <w:sz w:val="18"/>
+              </w:rPr>
+              <w:t>HYB-001 hybrid OCR per-field (DocTR dates+organizer / baseline nomor)</w:t>
+            </w:r>
+          </w:p>
+        </w:tc>
+        <w:tc>
+          <w:tcPr>
+            <w:tcW w:type="dxa" w:w="2160"/>
+            <w:shd w:val="clear" w:color="auto" w:fill="F2F6FC"/>
+          </w:tcPr>
+          <w:p>
+            <w:r/>
+            <w:r>
+              <w:rPr>
+                <w:sz w:val="18"/>
+              </w:rPr>
+              <w:t>n/a</w:t>
+            </w:r>
+          </w:p>
+        </w:tc>
+        <w:tc>
+          <w:tcPr>
+            <w:tcW w:type="dxa" w:w="2160"/>
+            <w:shd w:val="clear" w:color="auto" w:fill="F2F6FC"/>
+          </w:tcPr>
+          <w:p>
+            <w:r/>
+            <w:r>
+              <w:rPr>
+                <w:sz w:val="18"/>
+              </w:rPr>
+              <w:t>46.8%</w:t>
+            </w:r>
+          </w:p>
+        </w:tc>
+      </w:tr>
+      <w:tr>
+        <w:tc>
+          <w:tcPr>
+            <w:tcW w:type="dxa" w:w="2160"/>
+          </w:tcPr>
+          <w:p>
+            <w:r/>
+            <w:r>
+              <w:rPr>
+                <w:sz w:val="18"/>
+              </w:rPr>
+              <w:t>ocr</w:t>
+            </w:r>
+          </w:p>
+        </w:tc>
+        <w:tc>
+          <w:tcPr>
+            <w:tcW w:type="dxa" w:w="2160"/>
+          </w:tcPr>
+          <w:p>
+            <w:r/>
+            <w:r>
+              <w:rPr>
+                <w:sz w:val="18"/>
+              </w:rPr>
+              <w:t>NC-001 nomor crop preprocessing (re-render region zoom 6x)</w:t>
+            </w:r>
+          </w:p>
+        </w:tc>
+        <w:tc>
+          <w:tcPr>
+            <w:tcW w:type="dxa" w:w="2160"/>
+          </w:tcPr>
+          <w:p>
+            <w:r/>
+            <w:r>
+              <w:rPr>
+                <w:sz w:val="18"/>
+              </w:rPr>
+              <w:t>n/a</w:t>
+            </w:r>
+          </w:p>
+        </w:tc>
+        <w:tc>
+          <w:tcPr>
+            <w:tcW w:type="dxa" w:w="2160"/>
+          </w:tcPr>
+          <w:p>
+            <w:r/>
+            <w:r>
+              <w:rPr>
+                <w:sz w:val="18"/>
+              </w:rPr>
+              <w:t>46.3%</w:t>
+            </w:r>
+          </w:p>
+        </w:tc>
+      </w:tr>
+      <w:tr>
+        <w:tc>
+          <w:tcPr>
+            <w:tcW w:type="dxa" w:w="2160"/>
+            <w:shd w:val="clear" w:color="auto" w:fill="F2F6FC"/>
+          </w:tcPr>
+          <w:p>
+            <w:r/>
+            <w:r>
+              <w:rPr>
+                <w:sz w:val="18"/>
+              </w:rPr>
+              <w:t>ocr</w:t>
+            </w:r>
+          </w:p>
+        </w:tc>
+        <w:tc>
+          <w:tcPr>
+            <w:tcW w:type="dxa" w:w="2160"/>
+            <w:shd w:val="clear" w:color="auto" w:fill="F2F6FC"/>
+          </w:tcPr>
+          <w:p>
+            <w:r/>
+            <w:r>
+              <w:rPr>
+                <w:sz w:val="18"/>
+              </w:rPr>
+              <w:t>NC-002 region-OCR murah (rapid / tess psm tunggal) utk 2-pass nomor</w:t>
+            </w:r>
+          </w:p>
+        </w:tc>
+        <w:tc>
+          <w:tcPr>
+            <w:tcW w:type="dxa" w:w="2160"/>
+            <w:shd w:val="clear" w:color="auto" w:fill="F2F6FC"/>
+          </w:tcPr>
+          <w:p>
+            <w:r/>
+            <w:r>
+              <w:rPr>
+                <w:sz w:val="18"/>
+              </w:rPr>
+              <w:t>n/a</w:t>
+            </w:r>
+          </w:p>
+        </w:tc>
+        <w:tc>
+          <w:tcPr>
+            <w:tcW w:type="dxa" w:w="2160"/>
+            <w:shd w:val="clear" w:color="auto" w:fill="F2F6FC"/>
+          </w:tcPr>
+          <w:p>
+            <w:r/>
+            <w:r>
+              <w:rPr>
+                <w:sz w:val="18"/>
+              </w:rPr>
+              <w:t>47.3%</w:t>
+            </w:r>
+          </w:p>
+        </w:tc>
+      </w:tr>
+      <w:tr>
+        <w:tc>
+          <w:tcPr>
+            <w:tcW w:type="dxa" w:w="2160"/>
+          </w:tcPr>
+          <w:p>
+            <w:r/>
+            <w:r>
+              <w:rPr>
+                <w:sz w:val="18"/>
+              </w:rPr>
+              <w:t>ocr</w:t>
+            </w:r>
+          </w:p>
+        </w:tc>
+        <w:tc>
+          <w:tcPr>
+            <w:tcW w:type="dxa" w:w="2160"/>
+          </w:tcPr>
+          <w:p>
+            <w:r/>
+            <w:r>
+              <w:rPr>
+                <w:sz w:val="18"/>
+              </w:rPr>
+              <w:t>OCR-006 DocTR probe (mobilenet CPU, 10 scan)</w:t>
+            </w:r>
+          </w:p>
+        </w:tc>
+        <w:tc>
+          <w:tcPr>
+            <w:tcW w:type="dxa" w:w="2160"/>
+          </w:tcPr>
+          <w:p>
+            <w:r/>
+            <w:r>
+              <w:rPr>
+                <w:sz w:val="18"/>
+              </w:rPr>
+              <w:t>n/a</w:t>
+            </w:r>
+          </w:p>
+        </w:tc>
+        <w:tc>
+          <w:tcPr>
+            <w:tcW w:type="dxa" w:w="2160"/>
+          </w:tcPr>
+          <w:p>
+            <w:r/>
+            <w:r>
+              <w:rPr>
+                <w:sz w:val="18"/>
+              </w:rPr>
+              <w:t>40.0%</w:t>
+            </w:r>
+          </w:p>
+        </w:tc>
+      </w:tr>
+      <w:tr>
+        <w:tc>
+          <w:tcPr>
+            <w:tcW w:type="dxa" w:w="2160"/>
+            <w:shd w:val="clear" w:color="auto" w:fill="F2F6FC"/>
+          </w:tcPr>
+          <w:p>
+            <w:r/>
+            <w:r>
+              <w:rPr>
+                <w:sz w:val="18"/>
+              </w:rPr>
+              <w:t>v10</w:t>
+            </w:r>
+          </w:p>
+        </w:tc>
+        <w:tc>
+          <w:tcPr>
+            <w:tcW w:type="dxa" w:w="2160"/>
+            <w:shd w:val="clear" w:color="auto" w:fill="F2F6FC"/>
+          </w:tcPr>
+          <w:p>
+            <w:r/>
+            <w:r>
+              <w:rPr>
+                <w:sz w:val="18"/>
+              </w:rPr>
+              <w:t>F3-001 KB prototype warmup in-memory (opsi B, key=organizer+role)</w:t>
+            </w:r>
+          </w:p>
+        </w:tc>
+        <w:tc>
+          <w:tcPr>
+            <w:tcW w:type="dxa" w:w="2160"/>
+            <w:shd w:val="clear" w:color="auto" w:fill="F2F6FC"/>
+          </w:tcPr>
+          <w:p>
+            <w:r/>
+            <w:r>
+              <w:rPr>
+                <w:sz w:val="18"/>
+              </w:rPr>
+              <w:t>84.4%</w:t>
+            </w:r>
+          </w:p>
+        </w:tc>
+        <w:tc>
+          <w:tcPr>
+            <w:tcW w:type="dxa" w:w="2160"/>
+            <w:shd w:val="clear" w:color="auto" w:fill="F2F6FC"/>
+          </w:tcPr>
+          <w:p>
+            <w:r/>
+            <w:r>
+              <w:rPr>
+                <w:sz w:val="18"/>
+              </w:rPr>
+              <w:t>-</w:t>
+            </w:r>
+          </w:p>
+        </w:tc>
+      </w:tr>
+      <w:tr>
+        <w:tc>
+          <w:tcPr>
+            <w:tcW w:type="dxa" w:w="2160"/>
+          </w:tcPr>
+          <w:p>
+            <w:r/>
+            <w:r>
+              <w:rPr>
+                <w:sz w:val="18"/>
+              </w:rPr>
+              <w:t>v10</w:t>
+            </w:r>
+          </w:p>
+        </w:tc>
+        <w:tc>
+          <w:tcPr>
+            <w:tcW w:type="dxa" w:w="2160"/>
+          </w:tcPr>
+          <w:p>
+            <w:r/>
+            <w:r>
+              <w:rPr>
+                <w:sz w:val="18"/>
+              </w:rPr>
+              <w:t>OOD-001 probe mutation + noise (template &amp; OCR noise injection)</w:t>
+            </w:r>
+          </w:p>
+        </w:tc>
+        <w:tc>
+          <w:tcPr>
+            <w:tcW w:type="dxa" w:w="2160"/>
+          </w:tcPr>
+          <w:p>
+            <w:r/>
+            <w:r>
+              <w:rPr>
+                <w:sz w:val="18"/>
+              </w:rPr>
+              <w:t>83.8%</w:t>
+            </w:r>
+          </w:p>
+        </w:tc>
+        <w:tc>
+          <w:tcPr>
+            <w:tcW w:type="dxa" w:w="2160"/>
+          </w:tcPr>
+          <w:p>
+            <w:r/>
+            <w:r>
+              <w:rPr>
+                <w:sz w:val="18"/>
+              </w:rPr>
+              <w:t>55.7%</w:t>
+            </w:r>
+          </w:p>
+        </w:tc>
+      </w:tr>
+      <w:tr>
+        <w:tc>
+          <w:tcPr>
+            <w:tcW w:type="dxa" w:w="2160"/>
+            <w:shd w:val="clear" w:color="auto" w:fill="F2F6FC"/>
+          </w:tcPr>
+          <w:p>
+            <w:r/>
+            <w:r>
+              <w:rPr>
+                <w:sz w:val="18"/>
+              </w:rPr>
+              <w:t>v10</w:t>
+            </w:r>
+          </w:p>
+        </w:tc>
+        <w:tc>
+          <w:tcPr>
+            <w:tcW w:type="dxa" w:w="2160"/>
+            <w:shd w:val="clear" w:color="auto" w:fill="F2F6FC"/>
+          </w:tcPr>
+          <w:p>
+            <w:r/>
+            <w:r>
+              <w:rPr>
+                <w:sz w:val="18"/>
+              </w:rPr>
+              <w:t>F1 normalisasi organizer &amp; nomor (0 LLM)</w:t>
+            </w:r>
+          </w:p>
+        </w:tc>
+        <w:tc>
+          <w:tcPr>
+            <w:tcW w:type="dxa" w:w="2160"/>
+            <w:shd w:val="clear" w:color="auto" w:fill="F2F6FC"/>
+          </w:tcPr>
+          <w:p>
+            <w:r/>
+            <w:r>
+              <w:rPr>
+                <w:sz w:val="18"/>
+              </w:rPr>
+              <w:t>81.1%</w:t>
+            </w:r>
+          </w:p>
+        </w:tc>
+        <w:tc>
+          <w:tcPr>
+            <w:tcW w:type="dxa" w:w="2160"/>
+            <w:shd w:val="clear" w:color="auto" w:fill="F2F6FC"/>
+          </w:tcPr>
+          <w:p>
+            <w:r/>
+            <w:r>
+              <w:rPr>
+                <w:sz w:val="18"/>
+              </w:rPr>
+              <w:t>58.3%</w:t>
+            </w:r>
+          </w:p>
+        </w:tc>
+      </w:tr>
+      <w:tr>
+        <w:tc>
+          <w:tcPr>
+            <w:tcW w:type="dxa" w:w="2160"/>
+          </w:tcPr>
+          <w:p>
+            <w:r/>
+            <w:r>
+              <w:rPr>
+                <w:sz w:val="18"/>
+              </w:rPr>
+              <w:t>v10</w:t>
+            </w:r>
+          </w:p>
+        </w:tc>
+        <w:tc>
+          <w:tcPr>
+            <w:tcW w:type="dxa" w:w="2160"/>
+          </w:tcPr>
+          <w:p>
+            <w:r/>
+            <w:r>
+              <w:rPr>
+                <w:sz w:val="18"/>
+              </w:rPr>
+              <w:t>F1 organizer v3 + R6 (0 LLM)</w:t>
+            </w:r>
+          </w:p>
+        </w:tc>
+        <w:tc>
+          <w:tcPr>
+            <w:tcW w:type="dxa" w:w="2160"/>
+          </w:tcPr>
+          <w:p>
+            <w:r/>
+            <w:r>
+              <w:rPr>
+                <w:sz w:val="18"/>
+              </w:rPr>
+              <w:t>81.1%</w:t>
+            </w:r>
+          </w:p>
+        </w:tc>
+        <w:tc>
+          <w:tcPr>
+            <w:tcW w:type="dxa" w:w="2160"/>
+          </w:tcPr>
+          <w:p>
+            <w:r/>
+            <w:r>
+              <w:rPr>
+                <w:sz w:val="18"/>
+              </w:rPr>
+              <w:t>61.2%</w:t>
+            </w:r>
+          </w:p>
+        </w:tc>
+      </w:tr>
+      <w:tr>
+        <w:tc>
+          <w:tcPr>
+            <w:tcW w:type="dxa" w:w="2160"/>
+            <w:shd w:val="clear" w:color="auto" w:fill="F2F6FC"/>
+          </w:tcPr>
+          <w:p>
+            <w:r/>
+            <w:r>
+              <w:rPr>
+                <w:sz w:val="18"/>
+              </w:rPr>
+              <w:t>v10</w:t>
+            </w:r>
+          </w:p>
+        </w:tc>
+        <w:tc>
+          <w:tcPr>
+            <w:tcW w:type="dxa" w:w="2160"/>
+            <w:shd w:val="clear" w:color="auto" w:fill="F2F6FC"/>
+          </w:tcPr>
+          <w:p>
+            <w:r/>
+            <w:r>
+              <w:rPr>
+                <w:sz w:val="18"/>
+              </w:rPr>
+              <w:t>REVIEW-001 needs_review field lemah (confidence berbasis pola)</w:t>
+            </w:r>
+          </w:p>
+        </w:tc>
+        <w:tc>
+          <w:tcPr>
+            <w:tcW w:type="dxa" w:w="2160"/>
+            <w:shd w:val="clear" w:color="auto" w:fill="F2F6FC"/>
+          </w:tcPr>
+          <w:p>
+            <w:r/>
+            <w:r>
+              <w:rPr>
+                <w:sz w:val="18"/>
+              </w:rPr>
+              <w:t>-</w:t>
+            </w:r>
+          </w:p>
+        </w:tc>
+        <w:tc>
+          <w:tcPr>
+            <w:tcW w:type="dxa" w:w="2160"/>
+            <w:shd w:val="clear" w:color="auto" w:fill="F2F6FC"/>
+          </w:tcPr>
+          <w:p>
+            <w:r/>
+            <w:r>
+              <w:rPr>
+                <w:sz w:val="18"/>
+              </w:rPr>
+              <w:t>-</w:t>
+            </w:r>
+          </w:p>
+        </w:tc>
+      </w:tr>
+      <w:tr>
+        <w:tc>
+          <w:tcPr>
+            <w:tcW w:type="dxa" w:w="2160"/>
+          </w:tcPr>
+          <w:p>
+            <w:r/>
+            <w:r>
+              <w:rPr>
+                <w:sz w:val="18"/>
+              </w:rPr>
+              <w:t>v10</w:t>
+            </w:r>
+          </w:p>
+        </w:tc>
+        <w:tc>
+          <w:tcPr>
+            <w:tcW w:type="dxa" w:w="2160"/>
+          </w:tcPr>
+          <w:p>
+            <w:r/>
+            <w:r>
+              <w:rPr>
+                <w:sz w:val="18"/>
+              </w:rPr>
+              <w:t>STAT-001 validasi statistik 5-fold + bootstrap CI 1000×</w:t>
+            </w:r>
+          </w:p>
+        </w:tc>
+        <w:tc>
+          <w:tcPr>
+            <w:tcW w:type="dxa" w:w="2160"/>
+          </w:tcPr>
+          <w:p>
+            <w:r/>
+            <w:r>
+              <w:rPr>
+                <w:sz w:val="18"/>
+              </w:rPr>
+              <w:t>83.8%</w:t>
+            </w:r>
+          </w:p>
+        </w:tc>
+        <w:tc>
+          <w:tcPr>
+            <w:tcW w:type="dxa" w:w="2160"/>
+          </w:tcPr>
+          <w:p>
+            <w:r/>
+            <w:r>
+              <w:rPr>
+                <w:sz w:val="18"/>
+              </w:rPr>
+              <w:t>60.1%</w:t>
+            </w:r>
+          </w:p>
+        </w:tc>
+      </w:tr>
+      <w:tr>
+        <w:tc>
+          <w:tcPr>
+            <w:tcW w:type="dxa" w:w="2160"/>
+            <w:shd w:val="clear" w:color="auto" w:fill="F2F6FC"/>
+          </w:tcPr>
+          <w:p>
+            <w:r/>
+            <w:r>
+              <w:rPr>
+                <w:sz w:val="18"/>
+              </w:rPr>
+              <w:t>kb</w:t>
+            </w:r>
+          </w:p>
+        </w:tc>
+        <w:tc>
+          <w:tcPr>
+            <w:tcW w:type="dxa" w:w="2160"/>
+            <w:shd w:val="clear" w:color="auto" w:fill="F2F6FC"/>
+          </w:tcPr>
+          <w:p>
+            <w:r/>
+            <w:r>
+              <w:rPr>
+                <w:sz w:val="18"/>
+              </w:rPr>
+              <w:t>KB-001 shadow replay key v1 (router→KB→LLM)</w:t>
+            </w:r>
+          </w:p>
+        </w:tc>
+        <w:tc>
+          <w:tcPr>
+            <w:tcW w:type="dxa" w:w="2160"/>
+            <w:shd w:val="clear" w:color="auto" w:fill="F2F6FC"/>
+          </w:tcPr>
+          <w:p>
+            <w:r/>
+            <w:r>
+              <w:rPr>
+                <w:sz w:val="18"/>
+              </w:rPr>
+              <w:t>84.4%</w:t>
+            </w:r>
+          </w:p>
+        </w:tc>
+        <w:tc>
+          <w:tcPr>
+            <w:tcW w:type="dxa" w:w="2160"/>
+            <w:shd w:val="clear" w:color="auto" w:fill="F2F6FC"/>
+          </w:tcPr>
+          <w:p>
+            <w:r/>
+            <w:r>
+              <w:rPr>
+                <w:sz w:val="18"/>
+              </w:rPr>
+              <w:t>-</w:t>
+            </w:r>
+          </w:p>
+        </w:tc>
+      </w:tr>
+      <w:tr>
+        <w:tc>
+          <w:tcPr>
+            <w:tcW w:type="dxa" w:w="2160"/>
+          </w:tcPr>
+          <w:p>
+            <w:r/>
+            <w:r>
+              <w:rPr>
+                <w:sz w:val="18"/>
+              </w:rPr>
+              <w:t>kb</w:t>
+            </w:r>
+          </w:p>
+        </w:tc>
+        <w:tc>
+          <w:tcPr>
+            <w:tcW w:type="dxa" w:w="2160"/>
+          </w:tcPr>
+          <w:p>
+            <w:r/>
+            <w:r>
+              <w:rPr>
+                <w:sz w:val="18"/>
+              </w:rPr>
+              <w:t>KB-002 seeded persistent KB (smoke, ceiling, persistence, noise, fragmentasi)</w:t>
+            </w:r>
+          </w:p>
+        </w:tc>
+        <w:tc>
+          <w:tcPr>
+            <w:tcW w:type="dxa" w:w="2160"/>
+          </w:tcPr>
+          <w:p>
+            <w:r/>
+            <w:r>
+              <w:rPr>
+                <w:sz w:val="18"/>
+              </w:rPr>
+              <w:t>83.8%</w:t>
+            </w:r>
+          </w:p>
+        </w:tc>
+        <w:tc>
+          <w:tcPr>
+            <w:tcW w:type="dxa" w:w="2160"/>
+          </w:tcPr>
+          <w:p>
+            <w:r/>
+            <w:r>
+              <w:rPr>
+                <w:sz w:val="18"/>
+              </w:rPr>
+              <w:t>-</w:t>
+            </w:r>
+          </w:p>
+        </w:tc>
+      </w:tr>
+      <w:tr>
+        <w:tc>
+          <w:tcPr>
+            <w:tcW w:type="dxa" w:w="2160"/>
+            <w:shd w:val="clear" w:color="auto" w:fill="F2F6FC"/>
+          </w:tcPr>
+          <w:p>
+            <w:r/>
+            <w:r>
+              <w:rPr>
+                <w:sz w:val="18"/>
+              </w:rPr>
+              <w:t>kb</w:t>
+            </w:r>
+          </w:p>
+        </w:tc>
+        <w:tc>
+          <w:tcPr>
+            <w:tcW w:type="dxa" w:w="2160"/>
+            <w:shd w:val="clear" w:color="auto" w:fill="F2F6FC"/>
+          </w:tcPr>
+          <w:p>
+            <w:r/>
+            <w:r>
+              <w:rPr>
+                <w:sz w:val="18"/>
+              </w:rPr>
+              <w:t>KB-003 normalisasi key v2 (plain/stem/alias/both)</w:t>
+            </w:r>
+          </w:p>
+        </w:tc>
+        <w:tc>
+          <w:tcPr>
+            <w:tcW w:type="dxa" w:w="2160"/>
+            <w:shd w:val="clear" w:color="auto" w:fill="F2F6FC"/>
+          </w:tcPr>
+          <w:p>
+            <w:r/>
+            <w:r>
+              <w:rPr>
+                <w:sz w:val="18"/>
+              </w:rPr>
+              <w:t>83.8%</w:t>
+            </w:r>
+          </w:p>
+        </w:tc>
+        <w:tc>
+          <w:tcPr>
+            <w:tcW w:type="dxa" w:w="2160"/>
+            <w:shd w:val="clear" w:color="auto" w:fill="F2F6FC"/>
+          </w:tcPr>
+          <w:p>
+            <w:r/>
+            <w:r>
+              <w:rPr>
+                <w:sz w:val="18"/>
+              </w:rPr>
+              <w:t>-</w:t>
+            </w:r>
+          </w:p>
+        </w:tc>
+      </w:tr>
+      <w:tr>
+        <w:tc>
+          <w:tcPr>
+            <w:tcW w:type="dxa" w:w="2160"/>
+          </w:tcPr>
+          <w:p>
+            <w:r/>
+            <w:r>
+              <w:rPr>
+                <w:sz w:val="18"/>
+              </w:rPr>
+              <w:t>kb</w:t>
+            </w:r>
+          </w:p>
+        </w:tc>
+        <w:tc>
+          <w:tcPr>
+            <w:tcW w:type="dxa" w:w="2160"/>
+          </w:tcPr>
+          <w:p>
+            <w:r/>
+            <w:r>
+              <w:rPr>
+                <w:sz w:val="18"/>
+              </w:rPr>
+              <w:t>KB-004 alat audit korpus (tests/kb/audit.py)</w:t>
+            </w:r>
+          </w:p>
+        </w:tc>
+        <w:tc>
+          <w:tcPr>
+            <w:tcW w:type="dxa" w:w="2160"/>
+          </w:tcPr>
+          <w:p>
+            <w:r/>
+            <w:r>
+              <w:rPr>
+                <w:sz w:val="18"/>
+              </w:rPr>
+              <w:t>-</w:t>
+            </w:r>
+          </w:p>
+        </w:tc>
+        <w:tc>
+          <w:tcPr>
+            <w:tcW w:type="dxa" w:w="2160"/>
+          </w:tcPr>
+          <w:p>
+            <w:r/>
+            <w:r>
+              <w:rPr>
+                <w:sz w:val="18"/>
+              </w:rPr>
+              <w:t>-</w:t>
+            </w:r>
+          </w:p>
+        </w:tc>
+      </w:tr>
+      <w:tr>
+        <w:tc>
+          <w:tcPr>
+            <w:tcW w:type="dxa" w:w="2160"/>
+            <w:shd w:val="clear" w:color="auto" w:fill="F2F6FC"/>
+          </w:tcPr>
+          <w:p>
+            <w:r/>
+            <w:r>
+              <w:rPr>
+                <w:sz w:val="18"/>
+              </w:rPr>
+              <w:t>kb</w:t>
+            </w:r>
+          </w:p>
+        </w:tc>
+        <w:tc>
+          <w:tcPr>
+            <w:tcW w:type="dxa" w:w="2160"/>
+            <w:shd w:val="clear" w:color="auto" w:fill="F2F6FC"/>
+          </w:tcPr>
+          <w:p>
+            <w:r/>
+            <w:r>
+              <w:rPr>
+                <w:sz w:val="18"/>
+              </w:rPr>
+              <w:t>KB-005 event_type=role terbaik (role/jenis/kelompok × 4 normalisasi)</w:t>
+            </w:r>
+          </w:p>
+        </w:tc>
+        <w:tc>
+          <w:tcPr>
+            <w:tcW w:type="dxa" w:w="2160"/>
+            <w:shd w:val="clear" w:color="auto" w:fill="F2F6FC"/>
+          </w:tcPr>
+          <w:p>
+            <w:r/>
+            <w:r>
+              <w:rPr>
+                <w:sz w:val="18"/>
+              </w:rPr>
+              <w:t>83.8%</w:t>
+            </w:r>
+          </w:p>
+        </w:tc>
+        <w:tc>
+          <w:tcPr>
+            <w:tcW w:type="dxa" w:w="2160"/>
+            <w:shd w:val="clear" w:color="auto" w:fill="F2F6FC"/>
+          </w:tcPr>
+          <w:p>
+            <w:r/>
+            <w:r>
+              <w:rPr>
+                <w:sz w:val="18"/>
+              </w:rPr>
+              <w:t>-</w:t>
+            </w:r>
+          </w:p>
+        </w:tc>
+      </w:tr>
+      <w:tr>
+        <w:tc>
+          <w:tcPr>
+            <w:tcW w:type="dxa" w:w="2160"/>
+          </w:tcPr>
+          <w:p>
+            <w:r/>
+            <w:r>
+              <w:rPr>
+                <w:sz w:val="18"/>
+              </w:rPr>
+              <w:t>kb</w:t>
+            </w:r>
+          </w:p>
+        </w:tc>
+        <w:tc>
+          <w:tcPr>
+            <w:tcW w:type="dxa" w:w="2160"/>
+          </w:tcPr>
+          <w:p>
+            <w:r/>
+            <w:r>
+              <w:rPr>
+                <w:sz w:val="18"/>
+              </w:rPr>
+              <w:t>KB-006 alias mining data-driven (auto-alias = manual)</w:t>
+            </w:r>
+          </w:p>
+        </w:tc>
+        <w:tc>
+          <w:tcPr>
+            <w:tcW w:type="dxa" w:w="2160"/>
+          </w:tcPr>
+          <w:p>
+            <w:r/>
+            <w:r>
+              <w:rPr>
+                <w:sz w:val="18"/>
+              </w:rPr>
+              <w:t>83.8%</w:t>
+            </w:r>
+          </w:p>
+        </w:tc>
+        <w:tc>
+          <w:tcPr>
+            <w:tcW w:type="dxa" w:w="2160"/>
+          </w:tcPr>
+          <w:p>
+            <w:r/>
+            <w:r>
+              <w:rPr>
+                <w:sz w:val="18"/>
+              </w:rPr>
+              <w:t>-</w:t>
+            </w:r>
+          </w:p>
+        </w:tc>
+      </w:tr>
+      <w:tr>
+        <w:tc>
+          <w:tcPr>
+            <w:tcW w:type="dxa" w:w="2160"/>
+            <w:shd w:val="clear" w:color="auto" w:fill="F2F6FC"/>
+          </w:tcPr>
+          <w:p>
+            <w:r/>
+            <w:r>
+              <w:rPr>
+                <w:sz w:val="18"/>
+              </w:rPr>
+              <w:t>ocr</w:t>
+            </w:r>
+          </w:p>
+        </w:tc>
+        <w:tc>
+          <w:tcPr>
+            <w:tcW w:type="dxa" w:w="2160"/>
+            <w:shd w:val="clear" w:color="auto" w:fill="F2F6FC"/>
+          </w:tcPr>
+          <w:p>
+            <w:r/>
+            <w:r>
+              <w:rPr>
+                <w:sz w:val="18"/>
+              </w:rPr>
+              <w:t>OCR-007 LFM2.5-VL-3B probe (VLM OCR, GGUF Q4_0 + mmproj Q8_0, 10 scan)</w:t>
+            </w:r>
+          </w:p>
+        </w:tc>
+        <w:tc>
+          <w:tcPr>
+            <w:tcW w:type="dxa" w:w="2160"/>
+            <w:shd w:val="clear" w:color="auto" w:fill="F2F6FC"/>
+          </w:tcPr>
+          <w:p>
+            <w:r/>
+            <w:r>
+              <w:rPr>
+                <w:sz w:val="18"/>
+              </w:rPr>
+              <w:t>n/a</w:t>
+            </w:r>
+          </w:p>
+        </w:tc>
+        <w:tc>
+          <w:tcPr>
+            <w:tcW w:type="dxa" w:w="2160"/>
+            <w:shd w:val="clear" w:color="auto" w:fill="F2F6FC"/>
+          </w:tcPr>
+          <w:p>
+            <w:r/>
+            <w:r>
+              <w:rPr>
+                <w:sz w:val="18"/>
+              </w:rPr>
+              <w:t>44.4%</w:t>
+            </w:r>
+          </w:p>
+        </w:tc>
+      </w:tr>
+      <w:tr>
+        <w:tc>
+          <w:tcPr>
+            <w:tcW w:type="dxa" w:w="2160"/>
+          </w:tcPr>
+          <w:p>
+            <w:r/>
+            <w:r>
+              <w:rPr>
+                <w:sz w:val="18"/>
+              </w:rPr>
+              <w:t>v10</w:t>
+            </w:r>
+          </w:p>
+        </w:tc>
+        <w:tc>
+          <w:tcPr>
+            <w:tcW w:type="dxa" w:w="2160"/>
+          </w:tcPr>
+          <w:p>
+            <w:r/>
+            <w:r>
+              <w:rPr>
+                <w:sz w:val="18"/>
+              </w:rPr>
+              <w:t>AKT-001 taksonomi nama_kegiatan (report-only, 6.8% exact)</w:t>
+            </w:r>
+          </w:p>
+        </w:tc>
+        <w:tc>
+          <w:tcPr>
+            <w:tcW w:type="dxa" w:w="2160"/>
+          </w:tcPr>
+          <w:p>
+            <w:r/>
+            <w:r>
+              <w:rPr>
+                <w:sz w:val="18"/>
+              </w:rPr>
+              <w:t>-</w:t>
+            </w:r>
+          </w:p>
+        </w:tc>
+        <w:tc>
+          <w:tcPr>
+            <w:tcW w:type="dxa" w:w="2160"/>
+          </w:tcPr>
+          <w:p>
+            <w:r/>
+            <w:r>
+              <w:rPr>
+                <w:sz w:val="18"/>
+              </w:rPr>
+              <w:t>-</w:t>
+            </w:r>
+          </w:p>
+        </w:tc>
+      </w:tr>
+      <w:tr>
+        <w:tc>
+          <w:tcPr>
+            <w:tcW w:type="dxa" w:w="2160"/>
+            <w:shd w:val="clear" w:color="auto" w:fill="F2F6FC"/>
+          </w:tcPr>
+          <w:p>
+            <w:r/>
+            <w:r>
+              <w:rPr>
+                <w:sz w:val="18"/>
+              </w:rPr>
+              <w:t>v10</w:t>
+            </w:r>
+          </w:p>
+        </w:tc>
+        <w:tc>
+          <w:tcPr>
+            <w:tcW w:type="dxa" w:w="2160"/>
+            <w:shd w:val="clear" w:color="auto" w:fill="F2F6FC"/>
+          </w:tcPr>
+          <w:p>
+            <w:r/>
+            <w:r>
+              <w:rPr>
+                <w:sz w:val="18"/>
+              </w:rPr>
+              <w:t>AKT-002 deteksi nama_kegiatan v2 (0 LLM)</w:t>
+            </w:r>
+          </w:p>
+        </w:tc>
+        <w:tc>
+          <w:tcPr>
+            <w:tcW w:type="dxa" w:w="2160"/>
+            <w:shd w:val="clear" w:color="auto" w:fill="F2F6FC"/>
+          </w:tcPr>
+          <w:p>
+            <w:r/>
+            <w:r>
+              <w:rPr>
+                <w:sz w:val="18"/>
+              </w:rPr>
+              <w:t>81.1%</w:t>
+            </w:r>
+          </w:p>
+        </w:tc>
+        <w:tc>
+          <w:tcPr>
+            <w:tcW w:type="dxa" w:w="2160"/>
+            <w:shd w:val="clear" w:color="auto" w:fill="F2F6FC"/>
+          </w:tcPr>
+          <w:p>
+            <w:r/>
+            <w:r>
+              <w:rPr>
+                <w:sz w:val="18"/>
+              </w:rPr>
+              <w:t>68.8%</w:t>
+            </w:r>
+          </w:p>
+        </w:tc>
+      </w:tr>
+      <w:tr>
+        <w:tc>
+          <w:tcPr>
+            <w:tcW w:type="dxa" w:w="2160"/>
+          </w:tcPr>
+          <w:p>
+            <w:r/>
+            <w:r>
+              <w:rPr>
+                <w:sz w:val="18"/>
+              </w:rPr>
+              <w:t>v10</w:t>
+            </w:r>
+          </w:p>
+        </w:tc>
+        <w:tc>
+          <w:tcPr>
+            <w:tcW w:type="dxa" w:w="2160"/>
+          </w:tcPr>
+          <w:p>
+            <w:r/>
+            <w:r>
+              <w:rPr>
+                <w:sz w:val="18"/>
+              </w:rPr>
+              <w:t>AKT-003 deteksi nama_kegiatan v3: Sebagai Peserta + atthe/inthe (0 LLM)</w:t>
+            </w:r>
+          </w:p>
+        </w:tc>
+        <w:tc>
+          <w:tcPr>
+            <w:tcW w:type="dxa" w:w="2160"/>
+          </w:tcPr>
+          <w:p>
+            <w:r/>
+            <w:r>
+              <w:rPr>
+                <w:sz w:val="18"/>
+              </w:rPr>
+              <w:t>81.1%</w:t>
+            </w:r>
+          </w:p>
+        </w:tc>
+        <w:tc>
+          <w:tcPr>
+            <w:tcW w:type="dxa" w:w="2160"/>
+          </w:tcPr>
+          <w:p>
+            <w:r/>
+            <w:r>
+              <w:rPr>
+                <w:sz w:val="18"/>
+              </w:rPr>
+              <w:t>71.6%</w:t>
+            </w:r>
+          </w:p>
+        </w:tc>
+      </w:tr>
+      <w:tr>
+        <w:tc>
+          <w:tcPr>
+            <w:tcW w:type="dxa" w:w="2160"/>
+            <w:shd w:val="clear" w:color="auto" w:fill="F2F6FC"/>
+          </w:tcPr>
+          <w:p>
+            <w:r/>
+            <w:r>
+              <w:rPr>
+                <w:sz w:val="18"/>
+              </w:rPr>
+              <w:t>v10</w:t>
+            </w:r>
+          </w:p>
+        </w:tc>
+        <w:tc>
+          <w:tcPr>
+            <w:tcW w:type="dxa" w:w="2160"/>
+            <w:shd w:val="clear" w:color="auto" w:fill="F2F6FC"/>
+          </w:tcPr>
+          <w:p>
+            <w:r/>
+            <w:r>
+              <w:rPr>
+                <w:sz w:val="18"/>
+              </w:rPr>
+              <w:t>ORG-004 canonicalisasi format (0 LLM)</w:t>
+            </w:r>
+          </w:p>
+        </w:tc>
+        <w:tc>
+          <w:tcPr>
+            <w:tcW w:type="dxa" w:w="2160"/>
+            <w:shd w:val="clear" w:color="auto" w:fill="F2F6FC"/>
+          </w:tcPr>
+          <w:p>
+            <w:r/>
+            <w:r>
+              <w:rPr>
+                <w:sz w:val="18"/>
+              </w:rPr>
+              <w:t>81.1%</w:t>
+            </w:r>
+          </w:p>
+        </w:tc>
+        <w:tc>
+          <w:tcPr>
+            <w:tcW w:type="dxa" w:w="2160"/>
+            <w:shd w:val="clear" w:color="auto" w:fill="F2F6FC"/>
+          </w:tcPr>
+          <w:p>
+            <w:r/>
+            <w:r>
+              <w:rPr>
+                <w:sz w:val="18"/>
+              </w:rPr>
+              <w:t>63.5%</w:t>
+            </w:r>
+          </w:p>
+        </w:tc>
+      </w:tr>
+      <w:tr>
+        <w:tc>
+          <w:tcPr>
+            <w:tcW w:type="dxa" w:w="2160"/>
+          </w:tcPr>
+          <w:p>
+            <w:r/>
+            <w:r>
+              <w:rPr>
+                <w:sz w:val="18"/>
+              </w:rPr>
+              <w:t>v10</w:t>
+            </w:r>
+          </w:p>
+        </w:tc>
+        <w:tc>
+          <w:tcPr>
+            <w:tcW w:type="dxa" w:w="2160"/>
+          </w:tcPr>
+          <w:p>
+            <w:r/>
+            <w:r>
+              <w:rPr>
+                <w:sz w:val="18"/>
+              </w:rPr>
+              <w:t>ORG-005 probe scoring extractor (sisa 12 kasus)</w:t>
+            </w:r>
+          </w:p>
+        </w:tc>
+        <w:tc>
+          <w:tcPr>
+            <w:tcW w:type="dxa" w:w="2160"/>
+          </w:tcPr>
+          <w:p>
+            <w:r/>
+            <w:r>
+              <w:rPr>
+                <w:sz w:val="18"/>
+              </w:rPr>
+              <w:t>81.1%</w:t>
+            </w:r>
+          </w:p>
+        </w:tc>
+        <w:tc>
+          <w:tcPr>
+            <w:tcW w:type="dxa" w:w="2160"/>
+          </w:tcPr>
+          <w:p>
+            <w:r/>
+            <w:r>
+              <w:rPr>
+                <w:sz w:val="18"/>
+              </w:rPr>
+              <w:t>63.5%</w:t>
+            </w:r>
+          </w:p>
+        </w:tc>
+      </w:tr>
+      <w:tr>
+        <w:tc>
+          <w:tcPr>
+            <w:tcW w:type="dxa" w:w="2160"/>
+            <w:shd w:val="clear" w:color="auto" w:fill="F2F6FC"/>
+          </w:tcPr>
+          <w:p>
+            <w:r/>
+            <w:r>
+              <w:rPr>
+                <w:sz w:val="18"/>
+              </w:rPr>
+              <w:t>v10</w:t>
+            </w:r>
+          </w:p>
+        </w:tc>
+        <w:tc>
+          <w:tcPr>
+            <w:tcW w:type="dxa" w:w="2160"/>
+            <w:shd w:val="clear" w:color="auto" w:fill="F2F6FC"/>
+          </w:tcPr>
+          <w:p>
+            <w:r/>
+            <w:r>
+              <w:rPr>
+                <w:sz w:val="18"/>
+              </w:rPr>
+              <w:t>PROD-002 port produksi organizer v3+R3+R6+format + nomor (flag-gated)</w:t>
+            </w:r>
+          </w:p>
+        </w:tc>
+        <w:tc>
+          <w:tcPr>
+            <w:tcW w:type="dxa" w:w="2160"/>
+            <w:shd w:val="clear" w:color="auto" w:fill="F2F6FC"/>
+          </w:tcPr>
+          <w:p>
+            <w:r/>
+            <w:r>
+              <w:rPr>
+                <w:sz w:val="18"/>
+              </w:rPr>
+              <w:t>81.1%</w:t>
+            </w:r>
+          </w:p>
+        </w:tc>
+        <w:tc>
+          <w:tcPr>
+            <w:tcW w:type="dxa" w:w="2160"/>
+            <w:shd w:val="clear" w:color="auto" w:fill="F2F6FC"/>
+          </w:tcPr>
+          <w:p>
+            <w:r/>
+            <w:r>
+              <w:rPr>
+                <w:sz w:val="18"/>
+              </w:rPr>
+              <w:t>63.0%</w:t>
+            </w:r>
+          </w:p>
+        </w:tc>
+      </w:tr>
+      <w:tr>
+        <w:tc>
+          <w:tcPr>
+            <w:tcW w:type="dxa" w:w="2160"/>
+          </w:tcPr>
+          <w:p>
+            <w:r/>
+            <w:r>
+              <w:rPr>
+                <w:sz w:val="18"/>
+              </w:rPr>
+              <w:t>v10</w:t>
+            </w:r>
+          </w:p>
+        </w:tc>
+        <w:tc>
+          <w:tcPr>
+            <w:tcW w:type="dxa" w:w="2160"/>
+          </w:tcPr>
+          <w:p>
+            <w:r/>
+            <w:r>
+              <w:rPr>
+                <w:sz w:val="18"/>
+              </w:rPr>
+              <w:t>AKT-004 deteksi nama_kegiatan v4: Event/lomba/seminar on (0 LLM, gate scope-kecil)</w:t>
+            </w:r>
+          </w:p>
+        </w:tc>
+        <w:tc>
+          <w:tcPr>
+            <w:tcW w:type="dxa" w:w="2160"/>
+          </w:tcPr>
+          <w:p>
+            <w:r/>
+            <w:r>
+              <w:rPr>
+                <w:sz w:val="18"/>
+              </w:rPr>
+              <w:t>81.1%</w:t>
+            </w:r>
+          </w:p>
+        </w:tc>
+        <w:tc>
+          <w:tcPr>
+            <w:tcW w:type="dxa" w:w="2160"/>
+          </w:tcPr>
+          <w:p>
+            <w:r/>
+            <w:r>
+              <w:rPr>
+                <w:sz w:val="18"/>
+              </w:rPr>
+              <w:t>72.1%</w:t>
+            </w:r>
+          </w:p>
+        </w:tc>
+      </w:tr>
+      <w:tr>
+        <w:tc>
+          <w:tcPr>
+            <w:tcW w:type="dxa" w:w="2160"/>
+            <w:shd w:val="clear" w:color="auto" w:fill="F2F6FC"/>
+          </w:tcPr>
+          <w:p>
+            <w:r/>
+            <w:r>
+              <w:rPr>
+                <w:sz w:val="18"/>
+              </w:rPr>
+              <w:t>v10</w:t>
+            </w:r>
+          </w:p>
+        </w:tc>
+        <w:tc>
+          <w:tcPr>
+            <w:tcW w:type="dxa" w:w="2160"/>
+            <w:shd w:val="clear" w:color="auto" w:fill="F2F6FC"/>
+          </w:tcPr>
+          <w:p>
+            <w:r/>
+            <w:r>
+              <w:rPr>
+                <w:sz w:val="18"/>
+              </w:rPr>
+              <w:t>AKT-005 deteksi nama_kegiatan v5: grup D all-caps/spacing (0 LLM)</w:t>
+            </w:r>
+          </w:p>
+        </w:tc>
+        <w:tc>
+          <w:tcPr>
+            <w:tcW w:type="dxa" w:w="2160"/>
+            <w:shd w:val="clear" w:color="auto" w:fill="F2F6FC"/>
+          </w:tcPr>
+          <w:p>
+            <w:r/>
+            <w:r>
+              <w:rPr>
+                <w:sz w:val="18"/>
+              </w:rPr>
+              <w:t>81.1%</w:t>
+            </w:r>
+          </w:p>
+        </w:tc>
+        <w:tc>
+          <w:tcPr>
+            <w:tcW w:type="dxa" w:w="2160"/>
+            <w:shd w:val="clear" w:color="auto" w:fill="F2F6FC"/>
+          </w:tcPr>
+          <w:p>
+            <w:r/>
+            <w:r>
+              <w:rPr>
+                <w:sz w:val="18"/>
+              </w:rPr>
+              <w:t>73.7%</w:t>
+            </w:r>
+          </w:p>
+        </w:tc>
+      </w:tr>
+      <w:tr>
+        <w:tc>
+          <w:tcPr>
+            <w:tcW w:type="dxa" w:w="2160"/>
+          </w:tcPr>
+          <w:p>
+            <w:r/>
+            <w:r>
+              <w:rPr>
+                <w:sz w:val="18"/>
+              </w:rPr>
+              <w:t>kb</w:t>
+            </w:r>
+          </w:p>
+        </w:tc>
+        <w:tc>
+          <w:tcPr>
+            <w:tcW w:type="dxa" w:w="2160"/>
+          </w:tcPr>
+          <w:p>
+            <w:r/>
+            <w:r>
+              <w:rPr>
+                <w:sz w:val="18"/>
+              </w:rPr>
+              <w:t>KB-PROD-001 semantik produksi (servable/resolve/audit_due)</w:t>
+            </w:r>
+          </w:p>
+        </w:tc>
+        <w:tc>
+          <w:tcPr>
+            <w:tcW w:type="dxa" w:w="2160"/>
+          </w:tcPr>
+          <w:p>
+            <w:r/>
+            <w:r>
+              <w:rPr>
+                <w:sz w:val="18"/>
+              </w:rPr>
+              <w:t>-</w:t>
+            </w:r>
+          </w:p>
+        </w:tc>
+        <w:tc>
+          <w:tcPr>
+            <w:tcW w:type="dxa" w:w="2160"/>
+          </w:tcPr>
+          <w:p>
+            <w:r/>
+            <w:r>
+              <w:rPr>
+                <w:sz w:val="18"/>
+              </w:rPr>
+              <w:t>-</w:t>
+            </w:r>
+          </w:p>
+        </w:tc>
+      </w:tr>
+      <w:tr>
+        <w:tc>
+          <w:tcPr>
+            <w:tcW w:type="dxa" w:w="2160"/>
+            <w:shd w:val="clear" w:color="auto" w:fill="F2F6FC"/>
+          </w:tcPr>
+          <w:p>
+            <w:r/>
+            <w:r>
+              <w:rPr>
+                <w:sz w:val="18"/>
+              </w:rPr>
+              <w:t>kb</w:t>
+            </w:r>
+          </w:p>
+        </w:tc>
+        <w:tc>
+          <w:tcPr>
+            <w:tcW w:type="dxa" w:w="2160"/>
+            <w:shd w:val="clear" w:color="auto" w:fill="F2F6FC"/>
+          </w:tcPr>
+          <w:p>
+            <w:r/>
+            <w:r>
+              <w:rPr>
+                <w:sz w:val="18"/>
+              </w:rPr>
+              <w:t>KB-SCALE-001 simulasi workload skewed (500-5000 req)</w:t>
+            </w:r>
+          </w:p>
+        </w:tc>
+        <w:tc>
+          <w:tcPr>
+            <w:tcW w:type="dxa" w:w="2160"/>
+            <w:shd w:val="clear" w:color="auto" w:fill="F2F6FC"/>
+          </w:tcPr>
+          <w:p>
+            <w:r/>
+            <w:r>
+              <w:rPr>
+                <w:sz w:val="18"/>
+              </w:rPr>
+              <w:t>-</w:t>
+            </w:r>
+          </w:p>
+        </w:tc>
+        <w:tc>
+          <w:tcPr>
+            <w:tcW w:type="dxa" w:w="2160"/>
+            <w:shd w:val="clear" w:color="auto" w:fill="F2F6FC"/>
+          </w:tcPr>
+          <w:p>
+            <w:r/>
+            <w:r>
+              <w:rPr>
+                <w:sz w:val="18"/>
+              </w:rPr>
+              <w:t>-</w:t>
+            </w:r>
+          </w:p>
+        </w:tc>
+      </w:tr>
+      <w:tr>
+        <w:tc>
+          <w:tcPr>
+            <w:tcW w:type="dxa" w:w="2160"/>
+          </w:tcPr>
+          <w:p>
+            <w:r/>
+            <w:r>
+              <w:rPr>
+                <w:sz w:val="18"/>
+              </w:rPr>
+              <w:t>kb</w:t>
+            </w:r>
+          </w:p>
+        </w:tc>
+        <w:tc>
+          <w:tcPr>
+            <w:tcW w:type="dxa" w:w="2160"/>
+          </w:tcPr>
+          <w:p>
+            <w:r/>
+            <w:r>
+              <w:rPr>
+                <w:sz w:val="18"/>
+              </w:rPr>
+              <w:t>KB-SCALE-002 race tulis multi-worker (threading.Lock fix)</w:t>
+            </w:r>
+          </w:p>
+        </w:tc>
+        <w:tc>
+          <w:tcPr>
+            <w:tcW w:type="dxa" w:w="2160"/>
+          </w:tcPr>
+          <w:p>
+            <w:r/>
+            <w:r>
+              <w:rPr>
+                <w:sz w:val="18"/>
+              </w:rPr>
+              <w:t>-</w:t>
+            </w:r>
+          </w:p>
+        </w:tc>
+        <w:tc>
+          <w:tcPr>
+            <w:tcW w:type="dxa" w:w="2160"/>
+          </w:tcPr>
+          <w:p>
+            <w:r/>
+            <w:r>
+              <w:rPr>
+                <w:sz w:val="18"/>
+              </w:rPr>
+              <w:t>-</w:t>
+            </w:r>
+          </w:p>
+        </w:tc>
+      </w:tr>
+      <w:tr>
+        <w:tc>
+          <w:tcPr>
+            <w:tcW w:type="dxa" w:w="2160"/>
+            <w:shd w:val="clear" w:color="auto" w:fill="F2F6FC"/>
+          </w:tcPr>
+          <w:p>
+            <w:r/>
+            <w:r>
+              <w:rPr>
+                <w:sz w:val="18"/>
+              </w:rPr>
+              <w:t>kb</w:t>
+            </w:r>
+          </w:p>
+        </w:tc>
+        <w:tc>
+          <w:tcPr>
+            <w:tcW w:type="dxa" w:w="2160"/>
+            <w:shd w:val="clear" w:color="auto" w:fill="F2F6FC"/>
+          </w:tcPr>
+          <w:p>
+            <w:r/>
+            <w:r>
+              <w:rPr>
+                <w:sz w:val="18"/>
+              </w:rPr>
+              <w:t>KB-SCALE-003 peta hemat (5 volume × 5 key space × 3 skew)</w:t>
+            </w:r>
+          </w:p>
+        </w:tc>
+        <w:tc>
+          <w:tcPr>
+            <w:tcW w:type="dxa" w:w="2160"/>
+            <w:shd w:val="clear" w:color="auto" w:fill="F2F6FC"/>
+          </w:tcPr>
+          <w:p>
+            <w:r/>
+            <w:r>
+              <w:rPr>
+                <w:sz w:val="18"/>
+              </w:rPr>
+              <w:t>-</w:t>
+            </w:r>
+          </w:p>
+        </w:tc>
+        <w:tc>
+          <w:tcPr>
+            <w:tcW w:type="dxa" w:w="2160"/>
+            <w:shd w:val="clear" w:color="auto" w:fill="F2F6FC"/>
+          </w:tcPr>
+          <w:p>
+            <w:r/>
+            <w:r>
+              <w:rPr>
+                <w:sz w:val="18"/>
+              </w:rPr>
+              <w:t>-</w:t>
+            </w:r>
+          </w:p>
+        </w:tc>
+      </w:tr>
+      <w:tr>
+        <w:tc>
+          <w:tcPr>
+            <w:tcW w:type="dxa" w:w="2160"/>
+          </w:tcPr>
+          <w:p>
+            <w:r/>
+            <w:r>
+              <w:rPr>
+                <w:sz w:val="18"/>
+              </w:rPr>
+              <w:t>kb</w:t>
+            </w:r>
+          </w:p>
+        </w:tc>
+        <w:tc>
+          <w:tcPr>
+            <w:tcW w:type="dxa" w:w="2160"/>
+          </w:tcPr>
+          <w:p>
+            <w:r/>
+            <w:r>
+              <w:rPr>
+                <w:sz w:val="18"/>
+              </w:rPr>
+              <w:t>KB-SCALE-004 confirm 2x vs 3x (wrong +20 @2x)</w:t>
+            </w:r>
+          </w:p>
+        </w:tc>
+        <w:tc>
+          <w:tcPr>
+            <w:tcW w:type="dxa" w:w="2160"/>
+          </w:tcPr>
+          <w:p>
+            <w:r/>
+            <w:r>
+              <w:rPr>
+                <w:sz w:val="18"/>
+              </w:rPr>
+              <w:t>-</w:t>
+            </w:r>
+          </w:p>
+        </w:tc>
+        <w:tc>
+          <w:tcPr>
+            <w:tcW w:type="dxa" w:w="2160"/>
+          </w:tcPr>
+          <w:p>
+            <w:r/>
+            <w:r>
+              <w:rPr>
+                <w:sz w:val="18"/>
+              </w:rPr>
+              <w:t>-</w:t>
+            </w:r>
+          </w:p>
+        </w:tc>
+      </w:tr>
+      <w:tr>
+        <w:tc>
+          <w:tcPr>
+            <w:tcW w:type="dxa" w:w="2160"/>
+            <w:shd w:val="clear" w:color="auto" w:fill="F2F6FC"/>
+          </w:tcPr>
+          <w:p>
+            <w:r/>
+            <w:r>
+              <w:rPr>
+                <w:sz w:val="18"/>
+              </w:rPr>
+              <w:t>kb</w:t>
+            </w:r>
+          </w:p>
+        </w:tc>
+        <w:tc>
+          <w:tcPr>
+            <w:tcW w:type="dxa" w:w="2160"/>
+            <w:shd w:val="clear" w:color="auto" w:fill="F2F6FC"/>
+          </w:tcPr>
+          <w:p>
+            <w:r/>
+            <w:r>
+              <w:rPr>
+                <w:sz w:val="18"/>
+              </w:rPr>
+              <w:t>KB-SCALE-005 akurasi+biaya e2e (hemat 87%, akurasi 99.3%)</w:t>
+            </w:r>
+          </w:p>
+        </w:tc>
+        <w:tc>
+          <w:tcPr>
+            <w:tcW w:type="dxa" w:w="2160"/>
+            <w:shd w:val="clear" w:color="auto" w:fill="F2F6FC"/>
+          </w:tcPr>
+          <w:p>
+            <w:r/>
+            <w:r>
+              <w:rPr>
+                <w:sz w:val="18"/>
+              </w:rPr>
+              <w:t>-</w:t>
+            </w:r>
+          </w:p>
+        </w:tc>
+        <w:tc>
+          <w:tcPr>
+            <w:tcW w:type="dxa" w:w="2160"/>
+            <w:shd w:val="clear" w:color="auto" w:fill="F2F6FC"/>
+          </w:tcPr>
+          <w:p>
+            <w:r/>
+            <w:r>
+              <w:rPr>
+                <w:sz w:val="18"/>
+              </w:rPr>
+              <w:t>99.3%</w:t>
+            </w:r>
+          </w:p>
+        </w:tc>
+      </w:tr>
+      <w:tr>
         <w:tc>
           <w:tcPr>
             <w:tcW w:type="dxa" w:w="2160"/>
@@ -16775,7 +18855,7 @@
                 <w:b/>
                 <w:sz w:val="18"/>
               </w:rPr>
-              <w:t xml:space="preserve">v9 organizer_v2 + router fix </w:t>
+              <w:t>v10</w:t>
             </w:r>
           </w:p>
         </w:tc>
@@ -16791,7 +18871,7 @@
                 <w:b/>
                 <w:sz w:val="18"/>
               </w:rPr>
-              <w:t>83.8%</w:t>
+              <w:t xml:space="preserve">HYB-COMBINED gabungan terbaik (router + AKT-005 + ORG-004, 0 LLM) </w:t>
             </w:r>
           </w:p>
         </w:tc>
@@ -16807,1927 +18887,23 @@
                 <w:b/>
                 <w:sz w:val="18"/>
               </w:rPr>
-              <w:t>58.9%</w:t>
-            </w:r>
-          </w:p>
-        </w:tc>
-      </w:tr>
-      <w:tr>
+              <w:t>81.1%</w:t>
+            </w:r>
+          </w:p>
+        </w:tc>
         <w:tc>
           <w:tcPr>
             <w:tcW w:type="dxa" w:w="2160"/>
-          </w:tcPr>
-          <w:p>
-            <w:r/>
-            <w:r>
-              <w:rPr>
-                <w:sz w:val="18"/>
-              </w:rPr>
-              <w:t>v12</w:t>
-            </w:r>
-          </w:p>
-        </w:tc>
-        <w:tc>
-          <w:tcPr>
-            <w:tcW w:type="dxa" w:w="2160"/>
-          </w:tcPr>
-          <w:p>
-            <w:r/>
-            <w:r>
-              <w:rPr>
-                <w:sz w:val="18"/>
-              </w:rPr>
-              <w:t>v9 winner re-baseline (GT v9 + matcher v2)</w:t>
-            </w:r>
-          </w:p>
-        </w:tc>
-        <w:tc>
-          <w:tcPr>
-            <w:tcW w:type="dxa" w:w="2160"/>
-          </w:tcPr>
-          <w:p>
-            <w:r/>
-            <w:r>
-              <w:rPr>
-                <w:sz w:val="18"/>
-              </w:rPr>
-              <w:t>83.8%</w:t>
-            </w:r>
-          </w:p>
-        </w:tc>
-        <w:tc>
-          <w:tcPr>
-            <w:tcW w:type="dxa" w:w="2160"/>
-          </w:tcPr>
-          <w:p>
-            <w:r/>
-            <w:r>
-              <w:rPr>
-                <w:sz w:val="18"/>
-              </w:rPr>
-              <w:t>60.2%</w:t>
-            </w:r>
-          </w:p>
-        </w:tc>
-      </w:tr>
-      <w:tr>
-        <w:tc>
-          <w:tcPr>
-            <w:tcW w:type="dxa" w:w="2160"/>
-            <w:shd w:val="clear" w:color="auto" w:fill="F2F6FC"/>
-          </w:tcPr>
-          <w:p>
-            <w:r/>
-            <w:r>
-              <w:rPr>
-                <w:sz w:val="18"/>
-              </w:rPr>
-              <w:t>ocr</w:t>
-            </w:r>
-          </w:p>
-        </w:tc>
-        <w:tc>
-          <w:tcPr>
-            <w:tcW w:type="dxa" w:w="2160"/>
-            <w:shd w:val="clear" w:color="auto" w:fill="F2F6FC"/>
-          </w:tcPr>
-          <w:p>
-            <w:r/>
-            <w:r>
-              <w:rPr>
-                <w:sz w:val="18"/>
-              </w:rPr>
-              <w:t>HYB-001 hybrid OCR per-field (DocTR dates+organizer / baseline nomor)</w:t>
-            </w:r>
-          </w:p>
-        </w:tc>
-        <w:tc>
-          <w:tcPr>
-            <w:tcW w:type="dxa" w:w="2160"/>
-            <w:shd w:val="clear" w:color="auto" w:fill="F2F6FC"/>
-          </w:tcPr>
-          <w:p>
-            <w:r/>
-            <w:r>
-              <w:rPr>
-                <w:sz w:val="18"/>
-              </w:rPr>
-              <w:t>n/a</w:t>
-            </w:r>
-          </w:p>
-        </w:tc>
-        <w:tc>
-          <w:tcPr>
-            <w:tcW w:type="dxa" w:w="2160"/>
-            <w:shd w:val="clear" w:color="auto" w:fill="F2F6FC"/>
-          </w:tcPr>
-          <w:p>
-            <w:r/>
-            <w:r>
-              <w:rPr>
-                <w:sz w:val="18"/>
-              </w:rPr>
-              <w:t>46.8%</w:t>
-            </w:r>
-          </w:p>
-        </w:tc>
-      </w:tr>
-      <w:tr>
-        <w:tc>
-          <w:tcPr>
-            <w:tcW w:type="dxa" w:w="2160"/>
-          </w:tcPr>
-          <w:p>
-            <w:r/>
-            <w:r>
-              <w:rPr>
-                <w:sz w:val="18"/>
-              </w:rPr>
-              <w:t>ocr</w:t>
-            </w:r>
-          </w:p>
-        </w:tc>
-        <w:tc>
-          <w:tcPr>
-            <w:tcW w:type="dxa" w:w="2160"/>
-          </w:tcPr>
-          <w:p>
-            <w:r/>
-            <w:r>
-              <w:rPr>
-                <w:sz w:val="18"/>
-              </w:rPr>
-              <w:t>NC-001 nomor crop preprocessing (re-render region zoom 6x)</w:t>
-            </w:r>
-          </w:p>
-        </w:tc>
-        <w:tc>
-          <w:tcPr>
-            <w:tcW w:type="dxa" w:w="2160"/>
-          </w:tcPr>
-          <w:p>
-            <w:r/>
-            <w:r>
-              <w:rPr>
-                <w:sz w:val="18"/>
-              </w:rPr>
-              <w:t>n/a</w:t>
-            </w:r>
-          </w:p>
-        </w:tc>
-        <w:tc>
-          <w:tcPr>
-            <w:tcW w:type="dxa" w:w="2160"/>
-          </w:tcPr>
-          <w:p>
-            <w:r/>
-            <w:r>
-              <w:rPr>
-                <w:sz w:val="18"/>
-              </w:rPr>
-              <w:t>46.3%</w:t>
-            </w:r>
-          </w:p>
-        </w:tc>
-      </w:tr>
-      <w:tr>
-        <w:tc>
-          <w:tcPr>
-            <w:tcW w:type="dxa" w:w="2160"/>
-            <w:shd w:val="clear" w:color="auto" w:fill="F2F6FC"/>
-          </w:tcPr>
-          <w:p>
-            <w:r/>
-            <w:r>
-              <w:rPr>
-                <w:sz w:val="18"/>
-              </w:rPr>
-              <w:t>ocr</w:t>
-            </w:r>
-          </w:p>
-        </w:tc>
-        <w:tc>
-          <w:tcPr>
-            <w:tcW w:type="dxa" w:w="2160"/>
-            <w:shd w:val="clear" w:color="auto" w:fill="F2F6FC"/>
-          </w:tcPr>
-          <w:p>
-            <w:r/>
-            <w:r>
-              <w:rPr>
-                <w:sz w:val="18"/>
-              </w:rPr>
-              <w:t>NC-002 region-OCR murah (rapid / tess psm tunggal) utk 2-pass nomor</w:t>
-            </w:r>
-          </w:p>
-        </w:tc>
-        <w:tc>
-          <w:tcPr>
-            <w:tcW w:type="dxa" w:w="2160"/>
-            <w:shd w:val="clear" w:color="auto" w:fill="F2F6FC"/>
-          </w:tcPr>
-          <w:p>
-            <w:r/>
-            <w:r>
-              <w:rPr>
-                <w:sz w:val="18"/>
-              </w:rPr>
-              <w:t>n/a</w:t>
-            </w:r>
-          </w:p>
-        </w:tc>
-        <w:tc>
-          <w:tcPr>
-            <w:tcW w:type="dxa" w:w="2160"/>
-            <w:shd w:val="clear" w:color="auto" w:fill="F2F6FC"/>
-          </w:tcPr>
-          <w:p>
-            <w:r/>
-            <w:r>
-              <w:rPr>
-                <w:sz w:val="18"/>
-              </w:rPr>
-              <w:t>47.3%</w:t>
-            </w:r>
-          </w:p>
-        </w:tc>
-      </w:tr>
-      <w:tr>
-        <w:tc>
-          <w:tcPr>
-            <w:tcW w:type="dxa" w:w="2160"/>
-          </w:tcPr>
-          <w:p>
-            <w:r/>
-            <w:r>
-              <w:rPr>
-                <w:sz w:val="18"/>
-              </w:rPr>
-              <w:t>ocr</w:t>
-            </w:r>
-          </w:p>
-        </w:tc>
-        <w:tc>
-          <w:tcPr>
-            <w:tcW w:type="dxa" w:w="2160"/>
-          </w:tcPr>
-          <w:p>
-            <w:r/>
-            <w:r>
-              <w:rPr>
-                <w:sz w:val="18"/>
-              </w:rPr>
-              <w:t>OCR-006 DocTR probe (mobilenet CPU, 10 scan)</w:t>
-            </w:r>
-          </w:p>
-        </w:tc>
-        <w:tc>
-          <w:tcPr>
-            <w:tcW w:type="dxa" w:w="2160"/>
-          </w:tcPr>
-          <w:p>
-            <w:r/>
-            <w:r>
-              <w:rPr>
-                <w:sz w:val="18"/>
-              </w:rPr>
-              <w:t>n/a</w:t>
-            </w:r>
-          </w:p>
-        </w:tc>
-        <w:tc>
-          <w:tcPr>
-            <w:tcW w:type="dxa" w:w="2160"/>
-          </w:tcPr>
-          <w:p>
-            <w:r/>
-            <w:r>
-              <w:rPr>
-                <w:sz w:val="18"/>
-              </w:rPr>
-              <w:t>40.0%</w:t>
-            </w:r>
-          </w:p>
-        </w:tc>
-      </w:tr>
-      <w:tr>
-        <w:tc>
-          <w:tcPr>
-            <w:tcW w:type="dxa" w:w="2160"/>
-            <w:shd w:val="clear" w:color="auto" w:fill="F2F6FC"/>
-          </w:tcPr>
-          <w:p>
-            <w:r/>
-            <w:r>
-              <w:rPr>
-                <w:sz w:val="18"/>
-              </w:rPr>
-              <w:t>v10</w:t>
-            </w:r>
-          </w:p>
-        </w:tc>
-        <w:tc>
-          <w:tcPr>
-            <w:tcW w:type="dxa" w:w="2160"/>
-            <w:shd w:val="clear" w:color="auto" w:fill="F2F6FC"/>
-          </w:tcPr>
-          <w:p>
-            <w:r/>
-            <w:r>
-              <w:rPr>
-                <w:sz w:val="18"/>
-              </w:rPr>
-              <w:t>F3-001 KB prototype warmup in-memory (opsi B, key=organizer+role)</w:t>
-            </w:r>
-          </w:p>
-        </w:tc>
-        <w:tc>
-          <w:tcPr>
-            <w:tcW w:type="dxa" w:w="2160"/>
-            <w:shd w:val="clear" w:color="auto" w:fill="F2F6FC"/>
-          </w:tcPr>
-          <w:p>
-            <w:r/>
-            <w:r>
-              <w:rPr>
-                <w:sz w:val="18"/>
-              </w:rPr>
-              <w:t>84.4%</w:t>
-            </w:r>
-          </w:p>
-        </w:tc>
-        <w:tc>
-          <w:tcPr>
-            <w:tcW w:type="dxa" w:w="2160"/>
-            <w:shd w:val="clear" w:color="auto" w:fill="F2F6FC"/>
-          </w:tcPr>
-          <w:p>
-            <w:r/>
-            <w:r>
-              <w:rPr>
-                <w:sz w:val="18"/>
-              </w:rPr>
-              <w:t>84.4%</w:t>
-            </w:r>
-          </w:p>
-        </w:tc>
-      </w:tr>
-      <w:tr>
-        <w:tc>
-          <w:tcPr>
-            <w:tcW w:type="dxa" w:w="2160"/>
-          </w:tcPr>
-          <w:p>
-            <w:r/>
-            <w:r>
-              <w:rPr>
-                <w:sz w:val="18"/>
-              </w:rPr>
-              <w:t>v10</w:t>
-            </w:r>
-          </w:p>
-        </w:tc>
-        <w:tc>
-          <w:tcPr>
-            <w:tcW w:type="dxa" w:w="2160"/>
-          </w:tcPr>
-          <w:p>
-            <w:r/>
-            <w:r>
-              <w:rPr>
-                <w:sz w:val="18"/>
-              </w:rPr>
-              <w:t>OOD-001 probe mutation + noise (template &amp; OCR noise injection)</w:t>
-            </w:r>
-          </w:p>
-        </w:tc>
-        <w:tc>
-          <w:tcPr>
-            <w:tcW w:type="dxa" w:w="2160"/>
-          </w:tcPr>
-          <w:p>
-            <w:r/>
-            <w:r>
-              <w:rPr>
-                <w:sz w:val="18"/>
-              </w:rPr>
-              <w:t>83.8%</w:t>
-            </w:r>
-          </w:p>
-        </w:tc>
-        <w:tc>
-          <w:tcPr>
-            <w:tcW w:type="dxa" w:w="2160"/>
-          </w:tcPr>
-          <w:p>
-            <w:r/>
-            <w:r>
-              <w:rPr>
-                <w:sz w:val="18"/>
-              </w:rPr>
-              <w:t>55.7%</w:t>
-            </w:r>
-          </w:p>
-        </w:tc>
-      </w:tr>
-      <w:tr>
-        <w:tc>
-          <w:tcPr>
-            <w:tcW w:type="dxa" w:w="2160"/>
-            <w:shd w:val="clear" w:color="auto" w:fill="F2F6FC"/>
-          </w:tcPr>
-          <w:p>
-            <w:r/>
-            <w:r>
-              <w:rPr>
-                <w:sz w:val="18"/>
-              </w:rPr>
-              <w:t>v10</w:t>
-            </w:r>
-          </w:p>
-        </w:tc>
-        <w:tc>
-          <w:tcPr>
-            <w:tcW w:type="dxa" w:w="2160"/>
-            <w:shd w:val="clear" w:color="auto" w:fill="F2F6FC"/>
-          </w:tcPr>
-          <w:p>
-            <w:r/>
-            <w:r>
-              <w:rPr>
-                <w:sz w:val="18"/>
-              </w:rPr>
-              <w:t>F1 normalisasi organizer &amp; nomor (0 LLM)</w:t>
-            </w:r>
-          </w:p>
-        </w:tc>
-        <w:tc>
-          <w:tcPr>
-            <w:tcW w:type="dxa" w:w="2160"/>
-            <w:shd w:val="clear" w:color="auto" w:fill="F2F6FC"/>
-          </w:tcPr>
-          <w:p>
-            <w:r/>
-            <w:r>
-              <w:rPr>
-                <w:sz w:val="18"/>
-              </w:rPr>
-              <w:t>81.1%</w:t>
-            </w:r>
-          </w:p>
-        </w:tc>
-        <w:tc>
-          <w:tcPr>
-            <w:tcW w:type="dxa" w:w="2160"/>
-            <w:shd w:val="clear" w:color="auto" w:fill="F2F6FC"/>
-          </w:tcPr>
-          <w:p>
-            <w:r/>
-            <w:r>
-              <w:rPr>
-                <w:sz w:val="18"/>
-              </w:rPr>
-              <w:t>58.3%</w:t>
-            </w:r>
-          </w:p>
-        </w:tc>
-      </w:tr>
-      <w:tr>
-        <w:tc>
-          <w:tcPr>
-            <w:tcW w:type="dxa" w:w="2160"/>
-          </w:tcPr>
-          <w:p>
-            <w:r/>
-            <w:r>
-              <w:rPr>
-                <w:sz w:val="18"/>
-              </w:rPr>
-              <w:t>v10</w:t>
-            </w:r>
-          </w:p>
-        </w:tc>
-        <w:tc>
-          <w:tcPr>
-            <w:tcW w:type="dxa" w:w="2160"/>
-          </w:tcPr>
-          <w:p>
-            <w:r/>
-            <w:r>
-              <w:rPr>
-                <w:sz w:val="18"/>
-              </w:rPr>
-              <w:t>F1 organizer v3 + R6 (0 LLM)</w:t>
-            </w:r>
-          </w:p>
-        </w:tc>
-        <w:tc>
-          <w:tcPr>
-            <w:tcW w:type="dxa" w:w="2160"/>
-          </w:tcPr>
-          <w:p>
-            <w:r/>
-            <w:r>
-              <w:rPr>
-                <w:sz w:val="18"/>
-              </w:rPr>
-              <w:t>81.1%</w:t>
-            </w:r>
-          </w:p>
-        </w:tc>
-        <w:tc>
-          <w:tcPr>
-            <w:tcW w:type="dxa" w:w="2160"/>
-          </w:tcPr>
-          <w:p>
-            <w:r/>
-            <w:r>
-              <w:rPr>
-                <w:sz w:val="18"/>
-              </w:rPr>
-              <w:t>61.2%</w:t>
-            </w:r>
-          </w:p>
-        </w:tc>
-      </w:tr>
-      <w:tr>
-        <w:tc>
-          <w:tcPr>
-            <w:tcW w:type="dxa" w:w="2160"/>
-            <w:shd w:val="clear" w:color="auto" w:fill="F2F6FC"/>
-          </w:tcPr>
-          <w:p>
-            <w:r/>
-            <w:r>
-              <w:rPr>
-                <w:sz w:val="18"/>
-              </w:rPr>
-              <w:t>v10</w:t>
-            </w:r>
-          </w:p>
-        </w:tc>
-        <w:tc>
-          <w:tcPr>
-            <w:tcW w:type="dxa" w:w="2160"/>
-            <w:shd w:val="clear" w:color="auto" w:fill="F2F6FC"/>
-          </w:tcPr>
-          <w:p>
-            <w:r/>
-            <w:r>
-              <w:rPr>
-                <w:sz w:val="18"/>
-              </w:rPr>
-              <w:t>REVIEW-001 needs_review field lemah (confidence berbasis pola)</w:t>
-            </w:r>
-          </w:p>
-        </w:tc>
-        <w:tc>
-          <w:tcPr>
-            <w:tcW w:type="dxa" w:w="2160"/>
-            <w:shd w:val="clear" w:color="auto" w:fill="F2F6FC"/>
-          </w:tcPr>
-          <w:p>
-            <w:r/>
-            <w:r>
-              <w:rPr>
-                <w:sz w:val="18"/>
-              </w:rPr>
-              <w:t>-</w:t>
-            </w:r>
-          </w:p>
-        </w:tc>
-        <w:tc>
-          <w:tcPr>
-            <w:tcW w:type="dxa" w:w="2160"/>
-            <w:shd w:val="clear" w:color="auto" w:fill="F2F6FC"/>
-          </w:tcPr>
-          <w:p>
-            <w:r/>
-            <w:r>
-              <w:rPr>
-                <w:sz w:val="18"/>
-              </w:rPr>
-              <w:t>-</w:t>
-            </w:r>
-          </w:p>
-        </w:tc>
-      </w:tr>
-      <w:tr>
-        <w:tc>
-          <w:tcPr>
-            <w:tcW w:type="dxa" w:w="2160"/>
-          </w:tcPr>
-          <w:p>
-            <w:r/>
-            <w:r>
-              <w:rPr>
-                <w:sz w:val="18"/>
-              </w:rPr>
-              <w:t>v10</w:t>
-            </w:r>
-          </w:p>
-        </w:tc>
-        <w:tc>
-          <w:tcPr>
-            <w:tcW w:type="dxa" w:w="2160"/>
-          </w:tcPr>
-          <w:p>
-            <w:r/>
-            <w:r>
-              <w:rPr>
-                <w:sz w:val="18"/>
-              </w:rPr>
-              <w:t>STAT-001 validasi statistik 5-fold + bootstrap CI 1000×</w:t>
-            </w:r>
-          </w:p>
-        </w:tc>
-        <w:tc>
-          <w:tcPr>
-            <w:tcW w:type="dxa" w:w="2160"/>
-          </w:tcPr>
-          <w:p>
-            <w:r/>
-            <w:r>
-              <w:rPr>
-                <w:sz w:val="18"/>
-              </w:rPr>
-              <w:t>83.8%</w:t>
-            </w:r>
-          </w:p>
-        </w:tc>
-        <w:tc>
-          <w:tcPr>
-            <w:tcW w:type="dxa" w:w="2160"/>
-          </w:tcPr>
-          <w:p>
-            <w:r/>
-            <w:r>
-              <w:rPr>
-                <w:sz w:val="18"/>
-              </w:rPr>
-              <w:t>60.1%</w:t>
-            </w:r>
-          </w:p>
-        </w:tc>
-      </w:tr>
-      <w:tr>
-        <w:tc>
-          <w:tcPr>
-            <w:tcW w:type="dxa" w:w="2160"/>
-            <w:shd w:val="clear" w:color="auto" w:fill="F2F6FC"/>
-          </w:tcPr>
-          <w:p>
-            <w:r/>
-            <w:r>
-              <w:rPr>
-                <w:sz w:val="18"/>
-              </w:rPr>
-              <w:t>kb</w:t>
-            </w:r>
-          </w:p>
-        </w:tc>
-        <w:tc>
-          <w:tcPr>
-            <w:tcW w:type="dxa" w:w="2160"/>
-            <w:shd w:val="clear" w:color="auto" w:fill="F2F6FC"/>
-          </w:tcPr>
-          <w:p>
-            <w:r/>
-            <w:r>
-              <w:rPr>
-                <w:sz w:val="18"/>
-              </w:rPr>
-              <w:t>KB-001 shadow replay key v1 (router→KB→LLM)</w:t>
-            </w:r>
-          </w:p>
-        </w:tc>
-        <w:tc>
-          <w:tcPr>
-            <w:tcW w:type="dxa" w:w="2160"/>
-            <w:shd w:val="clear" w:color="auto" w:fill="F2F6FC"/>
-          </w:tcPr>
-          <w:p>
-            <w:r/>
-            <w:r>
-              <w:rPr>
-                <w:sz w:val="18"/>
-              </w:rPr>
-              <w:t>84.4%</w:t>
-            </w:r>
-          </w:p>
-        </w:tc>
-        <w:tc>
-          <w:tcPr>
-            <w:tcW w:type="dxa" w:w="2160"/>
-            <w:shd w:val="clear" w:color="auto" w:fill="F2F6FC"/>
-          </w:tcPr>
-          <w:p>
-            <w:r/>
-            <w:r>
-              <w:rPr>
-                <w:sz w:val="18"/>
-              </w:rPr>
-              <w:t>84.4%</w:t>
-            </w:r>
-          </w:p>
-        </w:tc>
-      </w:tr>
-      <w:tr>
-        <w:tc>
-          <w:tcPr>
-            <w:tcW w:type="dxa" w:w="2160"/>
-          </w:tcPr>
-          <w:p>
-            <w:r/>
-            <w:r>
-              <w:rPr>
-                <w:sz w:val="18"/>
-              </w:rPr>
-              <w:t>kb</w:t>
-            </w:r>
-          </w:p>
-        </w:tc>
-        <w:tc>
-          <w:tcPr>
-            <w:tcW w:type="dxa" w:w="2160"/>
-          </w:tcPr>
-          <w:p>
-            <w:r/>
-            <w:r>
-              <w:rPr>
-                <w:sz w:val="18"/>
-              </w:rPr>
-              <w:t>KB-002 seeded persistent KB (smoke, ceiling, persistence, noise, fragmentasi)</w:t>
-            </w:r>
-          </w:p>
-        </w:tc>
-        <w:tc>
-          <w:tcPr>
-            <w:tcW w:type="dxa" w:w="2160"/>
-          </w:tcPr>
-          <w:p>
-            <w:r/>
-            <w:r>
-              <w:rPr>
-                <w:sz w:val="18"/>
-              </w:rPr>
-              <w:t>83.8%</w:t>
-            </w:r>
-          </w:p>
-        </w:tc>
-        <w:tc>
-          <w:tcPr>
-            <w:tcW w:type="dxa" w:w="2160"/>
-          </w:tcPr>
-          <w:p>
-            <w:r/>
-            <w:r>
-              <w:rPr>
-                <w:sz w:val="18"/>
-              </w:rPr>
-              <w:t>83.8%</w:t>
-            </w:r>
-          </w:p>
-        </w:tc>
-      </w:tr>
-      <w:tr>
-        <w:tc>
-          <w:tcPr>
-            <w:tcW w:type="dxa" w:w="2160"/>
-            <w:shd w:val="clear" w:color="auto" w:fill="F2F6FC"/>
-          </w:tcPr>
-          <w:p>
-            <w:r/>
-            <w:r>
-              <w:rPr>
-                <w:sz w:val="18"/>
-              </w:rPr>
-              <w:t>kb</w:t>
-            </w:r>
-          </w:p>
-        </w:tc>
-        <w:tc>
-          <w:tcPr>
-            <w:tcW w:type="dxa" w:w="2160"/>
-            <w:shd w:val="clear" w:color="auto" w:fill="F2F6FC"/>
-          </w:tcPr>
-          <w:p>
-            <w:r/>
-            <w:r>
-              <w:rPr>
-                <w:sz w:val="18"/>
-              </w:rPr>
-              <w:t>KB-003 normalisasi key v2 (plain/stem/alias/both)</w:t>
-            </w:r>
-          </w:p>
-        </w:tc>
-        <w:tc>
-          <w:tcPr>
-            <w:tcW w:type="dxa" w:w="2160"/>
-            <w:shd w:val="clear" w:color="auto" w:fill="F2F6FC"/>
-          </w:tcPr>
-          <w:p>
-            <w:r/>
-            <w:r>
-              <w:rPr>
-                <w:sz w:val="18"/>
-              </w:rPr>
-              <w:t>83.8%</w:t>
-            </w:r>
-          </w:p>
-        </w:tc>
-        <w:tc>
-          <w:tcPr>
-            <w:tcW w:type="dxa" w:w="2160"/>
-            <w:shd w:val="clear" w:color="auto" w:fill="F2F6FC"/>
-          </w:tcPr>
-          <w:p>
-            <w:r/>
-            <w:r>
-              <w:rPr>
-                <w:sz w:val="18"/>
-              </w:rPr>
-              <w:t>83.8%</w:t>
-            </w:r>
-          </w:p>
-        </w:tc>
-      </w:tr>
-      <w:tr>
-        <w:tc>
-          <w:tcPr>
-            <w:tcW w:type="dxa" w:w="2160"/>
-          </w:tcPr>
-          <w:p>
-            <w:r/>
-            <w:r>
-              <w:rPr>
-                <w:sz w:val="18"/>
-              </w:rPr>
-              <w:t>kb</w:t>
-            </w:r>
-          </w:p>
-        </w:tc>
-        <w:tc>
-          <w:tcPr>
-            <w:tcW w:type="dxa" w:w="2160"/>
-          </w:tcPr>
-          <w:p>
-            <w:r/>
-            <w:r>
-              <w:rPr>
-                <w:sz w:val="18"/>
-              </w:rPr>
-              <w:t>KB-004 alat audit korpus (tests/kb/audit.py)</w:t>
-            </w:r>
-          </w:p>
-        </w:tc>
-        <w:tc>
-          <w:tcPr>
-            <w:tcW w:type="dxa" w:w="2160"/>
-          </w:tcPr>
-          <w:p>
-            <w:r/>
-            <w:r>
-              <w:rPr>
-                <w:sz w:val="18"/>
-              </w:rPr>
-              <w:t>-</w:t>
-            </w:r>
-          </w:p>
-        </w:tc>
-        <w:tc>
-          <w:tcPr>
-            <w:tcW w:type="dxa" w:w="2160"/>
-          </w:tcPr>
-          <w:p>
-            <w:r/>
-            <w:r>
-              <w:rPr>
-                <w:sz w:val="18"/>
-              </w:rPr>
-              <w:t>-</w:t>
-            </w:r>
-          </w:p>
-        </w:tc>
-      </w:tr>
-      <w:tr>
-        <w:tc>
-          <w:tcPr>
-            <w:tcW w:type="dxa" w:w="2160"/>
-            <w:shd w:val="clear" w:color="auto" w:fill="F2F6FC"/>
-          </w:tcPr>
-          <w:p>
-            <w:r/>
-            <w:r>
-              <w:rPr>
-                <w:sz w:val="18"/>
-              </w:rPr>
-              <w:t>kb</w:t>
-            </w:r>
-          </w:p>
-        </w:tc>
-        <w:tc>
-          <w:tcPr>
-            <w:tcW w:type="dxa" w:w="2160"/>
-            <w:shd w:val="clear" w:color="auto" w:fill="F2F6FC"/>
-          </w:tcPr>
-          <w:p>
-            <w:r/>
-            <w:r>
-              <w:rPr>
-                <w:sz w:val="18"/>
-              </w:rPr>
-              <w:t>KB-005 event_type=role terbaik (role/jenis/kelompok × 4 normalisasi)</w:t>
-            </w:r>
-          </w:p>
-        </w:tc>
-        <w:tc>
-          <w:tcPr>
-            <w:tcW w:type="dxa" w:w="2160"/>
-            <w:shd w:val="clear" w:color="auto" w:fill="F2F6FC"/>
-          </w:tcPr>
-          <w:p>
-            <w:r/>
-            <w:r>
-              <w:rPr>
-                <w:sz w:val="18"/>
-              </w:rPr>
-              <w:t>83.8%</w:t>
-            </w:r>
-          </w:p>
-        </w:tc>
-        <w:tc>
-          <w:tcPr>
-            <w:tcW w:type="dxa" w:w="2160"/>
-            <w:shd w:val="clear" w:color="auto" w:fill="F2F6FC"/>
-          </w:tcPr>
-          <w:p>
-            <w:r/>
-            <w:r>
-              <w:rPr>
-                <w:sz w:val="18"/>
-              </w:rPr>
-              <w:t>83.8%</w:t>
-            </w:r>
-          </w:p>
-        </w:tc>
-      </w:tr>
-      <w:tr>
-        <w:tc>
-          <w:tcPr>
-            <w:tcW w:type="dxa" w:w="2160"/>
-          </w:tcPr>
-          <w:p>
-            <w:r/>
-            <w:r>
-              <w:rPr>
-                <w:sz w:val="18"/>
-              </w:rPr>
-              <w:t>kb</w:t>
-            </w:r>
-          </w:p>
-        </w:tc>
-        <w:tc>
-          <w:tcPr>
-            <w:tcW w:type="dxa" w:w="2160"/>
-          </w:tcPr>
-          <w:p>
-            <w:r/>
-            <w:r>
-              <w:rPr>
-                <w:sz w:val="18"/>
-              </w:rPr>
-              <w:t>KB-006 alias mining data-driven (auto-alias = manual)</w:t>
-            </w:r>
-          </w:p>
-        </w:tc>
-        <w:tc>
-          <w:tcPr>
-            <w:tcW w:type="dxa" w:w="2160"/>
-          </w:tcPr>
-          <w:p>
-            <w:r/>
-            <w:r>
-              <w:rPr>
-                <w:sz w:val="18"/>
-              </w:rPr>
-              <w:t>83.8%</w:t>
-            </w:r>
-          </w:p>
-        </w:tc>
-        <w:tc>
-          <w:tcPr>
-            <w:tcW w:type="dxa" w:w="2160"/>
-          </w:tcPr>
-          <w:p>
-            <w:r/>
-            <w:r>
-              <w:rPr>
-                <w:sz w:val="18"/>
-              </w:rPr>
-              <w:t>83.8%</w:t>
-            </w:r>
-          </w:p>
-        </w:tc>
-      </w:tr>
-      <w:tr>
-        <w:tc>
-          <w:tcPr>
-            <w:tcW w:type="dxa" w:w="2160"/>
-            <w:shd w:val="clear" w:color="auto" w:fill="F2F6FC"/>
-          </w:tcPr>
-          <w:p>
-            <w:r/>
-            <w:r>
-              <w:rPr>
-                <w:sz w:val="18"/>
-              </w:rPr>
-              <w:t>ocr</w:t>
-            </w:r>
-          </w:p>
-        </w:tc>
-        <w:tc>
-          <w:tcPr>
-            <w:tcW w:type="dxa" w:w="2160"/>
-            <w:shd w:val="clear" w:color="auto" w:fill="F2F6FC"/>
-          </w:tcPr>
-          <w:p>
-            <w:r/>
-            <w:r>
-              <w:rPr>
-                <w:sz w:val="18"/>
-              </w:rPr>
-              <w:t>OCR-007 LFM2.5-VL-3B probe (VLM OCR, GGUF Q4_0 + mmproj Q8_0, 10 scan)</w:t>
-            </w:r>
-          </w:p>
-        </w:tc>
-        <w:tc>
-          <w:tcPr>
-            <w:tcW w:type="dxa" w:w="2160"/>
-            <w:shd w:val="clear" w:color="auto" w:fill="F2F6FC"/>
-          </w:tcPr>
-          <w:p>
-            <w:r/>
-            <w:r>
-              <w:rPr>
-                <w:sz w:val="18"/>
-              </w:rPr>
-              <w:t>n/a</w:t>
-            </w:r>
-          </w:p>
-        </w:tc>
-        <w:tc>
-          <w:tcPr>
-            <w:tcW w:type="dxa" w:w="2160"/>
-            <w:shd w:val="clear" w:color="auto" w:fill="F2F6FC"/>
-          </w:tcPr>
-          <w:p>
-            <w:r/>
-            <w:r>
-              <w:rPr>
-                <w:sz w:val="18"/>
-              </w:rPr>
-              <w:t>44.4%</w:t>
-            </w:r>
-          </w:p>
-        </w:tc>
-      </w:tr>
-      <w:tr>
-        <w:tc>
-          <w:tcPr>
-            <w:tcW w:type="dxa" w:w="2160"/>
-          </w:tcPr>
-          <w:p>
-            <w:r/>
-            <w:r>
-              <w:rPr>
-                <w:sz w:val="18"/>
-              </w:rPr>
-              <w:t>v10</w:t>
-            </w:r>
-          </w:p>
-        </w:tc>
-        <w:tc>
-          <w:tcPr>
-            <w:tcW w:type="dxa" w:w="2160"/>
-          </w:tcPr>
-          <w:p>
-            <w:r/>
-            <w:r>
-              <w:rPr>
-                <w:sz w:val="18"/>
-              </w:rPr>
-              <w:t>AKT-001 taksonomi nama_kegiatan (report-only, 6.8% exact)</w:t>
-            </w:r>
-          </w:p>
-        </w:tc>
-        <w:tc>
-          <w:tcPr>
-            <w:tcW w:type="dxa" w:w="2160"/>
-          </w:tcPr>
-          <w:p>
-            <w:r/>
-            <w:r>
-              <w:rPr>
-                <w:sz w:val="18"/>
-              </w:rPr>
-              <w:t>-</w:t>
-            </w:r>
-          </w:p>
-        </w:tc>
-        <w:tc>
-          <w:tcPr>
-            <w:tcW w:type="dxa" w:w="2160"/>
-          </w:tcPr>
-          <w:p>
-            <w:r/>
-            <w:r>
-              <w:rPr>
-                <w:sz w:val="18"/>
-              </w:rPr>
-              <w:t>-</w:t>
-            </w:r>
-          </w:p>
-        </w:tc>
-      </w:tr>
-      <w:tr>
-        <w:tc>
-          <w:tcPr>
-            <w:tcW w:type="dxa" w:w="2160"/>
-            <w:shd w:val="clear" w:color="auto" w:fill="F2F6FC"/>
-          </w:tcPr>
-          <w:p>
-            <w:r/>
-            <w:r>
-              <w:rPr>
-                <w:sz w:val="18"/>
-              </w:rPr>
-              <w:t>v10</w:t>
-            </w:r>
-          </w:p>
-        </w:tc>
-        <w:tc>
-          <w:tcPr>
-            <w:tcW w:type="dxa" w:w="2160"/>
-            <w:shd w:val="clear" w:color="auto" w:fill="F2F6FC"/>
-          </w:tcPr>
-          <w:p>
-            <w:r/>
-            <w:r>
-              <w:rPr>
-                <w:sz w:val="18"/>
-              </w:rPr>
-              <w:t>AKT-002 deteksi nama_kegiatan v2 (0 LLM)</w:t>
-            </w:r>
-          </w:p>
-        </w:tc>
-        <w:tc>
-          <w:tcPr>
-            <w:tcW w:type="dxa" w:w="2160"/>
-            <w:shd w:val="clear" w:color="auto" w:fill="F2F6FC"/>
-          </w:tcPr>
-          <w:p>
-            <w:r/>
-            <w:r>
-              <w:rPr>
-                <w:sz w:val="18"/>
-              </w:rPr>
-              <w:t>81.1%</w:t>
-            </w:r>
-          </w:p>
-        </w:tc>
-        <w:tc>
-          <w:tcPr>
-            <w:tcW w:type="dxa" w:w="2160"/>
-            <w:shd w:val="clear" w:color="auto" w:fill="F2F6FC"/>
-          </w:tcPr>
-          <w:p>
-            <w:r/>
-            <w:r>
-              <w:rPr>
-                <w:sz w:val="18"/>
-              </w:rPr>
-              <w:t>68.8%</w:t>
-            </w:r>
-          </w:p>
-        </w:tc>
-      </w:tr>
-      <w:tr>
-        <w:tc>
-          <w:tcPr>
-            <w:tcW w:type="dxa" w:w="2160"/>
-          </w:tcPr>
-          <w:p>
-            <w:r/>
-            <w:r>
-              <w:rPr>
-                <w:sz w:val="18"/>
-              </w:rPr>
-              <w:t>v10</w:t>
-            </w:r>
-          </w:p>
-        </w:tc>
-        <w:tc>
-          <w:tcPr>
-            <w:tcW w:type="dxa" w:w="2160"/>
-          </w:tcPr>
-          <w:p>
-            <w:r/>
-            <w:r>
-              <w:rPr>
-                <w:sz w:val="18"/>
-              </w:rPr>
-              <w:t>AKT-003 deteksi nama_kegiatan v3: Sebagai Peserta + atthe/inthe (0 LLM)</w:t>
-            </w:r>
-          </w:p>
-        </w:tc>
-        <w:tc>
-          <w:tcPr>
-            <w:tcW w:type="dxa" w:w="2160"/>
-          </w:tcPr>
-          <w:p>
-            <w:r/>
-            <w:r>
-              <w:rPr>
-                <w:sz w:val="18"/>
-              </w:rPr>
-              <w:t>81.1%</w:t>
-            </w:r>
-          </w:p>
-        </w:tc>
-        <w:tc>
-          <w:tcPr>
-            <w:tcW w:type="dxa" w:w="2160"/>
-          </w:tcPr>
-          <w:p>
-            <w:r/>
-            <w:r>
-              <w:rPr>
-                <w:sz w:val="18"/>
-              </w:rPr>
-              <w:t>71.6%</w:t>
-            </w:r>
-          </w:p>
-        </w:tc>
-      </w:tr>
-      <w:tr>
-        <w:tc>
-          <w:tcPr>
-            <w:tcW w:type="dxa" w:w="2160"/>
-            <w:shd w:val="clear" w:color="auto" w:fill="F2F6FC"/>
-          </w:tcPr>
-          <w:p>
-            <w:r/>
-            <w:r>
-              <w:rPr>
-                <w:sz w:val="18"/>
-              </w:rPr>
-              <w:t>v10</w:t>
-            </w:r>
-          </w:p>
-        </w:tc>
-        <w:tc>
-          <w:tcPr>
-            <w:tcW w:type="dxa" w:w="2160"/>
-            <w:shd w:val="clear" w:color="auto" w:fill="F2F6FC"/>
-          </w:tcPr>
-          <w:p>
-            <w:r/>
-            <w:r>
-              <w:rPr>
-                <w:sz w:val="18"/>
-              </w:rPr>
-              <w:t>ORG-004 canonicalisasi format (0 LLM)</w:t>
-            </w:r>
-          </w:p>
-        </w:tc>
-        <w:tc>
-          <w:tcPr>
-            <w:tcW w:type="dxa" w:w="2160"/>
-            <w:shd w:val="clear" w:color="auto" w:fill="F2F6FC"/>
-          </w:tcPr>
-          <w:p>
-            <w:r/>
-            <w:r>
-              <w:rPr>
-                <w:sz w:val="18"/>
-              </w:rPr>
-              <w:t>81.1%</w:t>
-            </w:r>
-          </w:p>
-        </w:tc>
-        <w:tc>
-          <w:tcPr>
-            <w:tcW w:type="dxa" w:w="2160"/>
-            <w:shd w:val="clear" w:color="auto" w:fill="F2F6FC"/>
-          </w:tcPr>
-          <w:p>
-            <w:r/>
-            <w:r>
-              <w:rPr>
-                <w:sz w:val="18"/>
-              </w:rPr>
-              <w:t>63.5%</w:t>
-            </w:r>
-          </w:p>
-        </w:tc>
-      </w:tr>
-      <w:tr>
-        <w:tc>
-          <w:tcPr>
-            <w:tcW w:type="dxa" w:w="2160"/>
-          </w:tcPr>
-          <w:p>
-            <w:r/>
-            <w:r>
-              <w:rPr>
-                <w:sz w:val="18"/>
-              </w:rPr>
-              <w:t>v10</w:t>
-            </w:r>
-          </w:p>
-        </w:tc>
-        <w:tc>
-          <w:tcPr>
-            <w:tcW w:type="dxa" w:w="2160"/>
-          </w:tcPr>
-          <w:p>
-            <w:r/>
-            <w:r>
-              <w:rPr>
-                <w:sz w:val="18"/>
-              </w:rPr>
-              <w:t>ORG-005 probe scoring extractor (sisa 12 kasus)</w:t>
-            </w:r>
-          </w:p>
-        </w:tc>
-        <w:tc>
-          <w:tcPr>
-            <w:tcW w:type="dxa" w:w="2160"/>
-          </w:tcPr>
-          <w:p>
-            <w:r/>
-            <w:r>
-              <w:rPr>
-                <w:sz w:val="18"/>
-              </w:rPr>
-              <w:t>81.1%</w:t>
-            </w:r>
-          </w:p>
-        </w:tc>
-        <w:tc>
-          <w:tcPr>
-            <w:tcW w:type="dxa" w:w="2160"/>
-          </w:tcPr>
-          <w:p>
-            <w:r/>
-            <w:r>
-              <w:rPr>
-                <w:sz w:val="18"/>
-              </w:rPr>
-              <w:t>63.5%</w:t>
-            </w:r>
-          </w:p>
-        </w:tc>
-      </w:tr>
-      <w:tr>
-        <w:tc>
-          <w:tcPr>
-            <w:tcW w:type="dxa" w:w="2160"/>
-            <w:shd w:val="clear" w:color="auto" w:fill="F2F6FC"/>
-          </w:tcPr>
-          <w:p>
-            <w:r/>
-            <w:r>
-              <w:rPr>
-                <w:sz w:val="18"/>
-              </w:rPr>
-              <w:t>v10</w:t>
-            </w:r>
-          </w:p>
-        </w:tc>
-        <w:tc>
-          <w:tcPr>
-            <w:tcW w:type="dxa" w:w="2160"/>
-            <w:shd w:val="clear" w:color="auto" w:fill="F2F6FC"/>
-          </w:tcPr>
-          <w:p>
-            <w:r/>
-            <w:r>
-              <w:rPr>
-                <w:sz w:val="18"/>
-              </w:rPr>
-              <w:t>PROD-002 port produksi organizer v3+R3+R6+format + nomor (flag-gated)</w:t>
-            </w:r>
-          </w:p>
-        </w:tc>
-        <w:tc>
-          <w:tcPr>
-            <w:tcW w:type="dxa" w:w="2160"/>
-            <w:shd w:val="clear" w:color="auto" w:fill="F2F6FC"/>
-          </w:tcPr>
-          <w:p>
-            <w:r/>
-            <w:r>
-              <w:rPr>
-                <w:sz w:val="18"/>
-              </w:rPr>
-              <w:t>81.1%</w:t>
-            </w:r>
-          </w:p>
-        </w:tc>
-        <w:tc>
-          <w:tcPr>
-            <w:tcW w:type="dxa" w:w="2160"/>
-            <w:shd w:val="clear" w:color="auto" w:fill="F2F6FC"/>
-          </w:tcPr>
-          <w:p>
-            <w:r/>
-            <w:r>
-              <w:rPr>
-                <w:sz w:val="18"/>
-              </w:rPr>
-              <w:t>63.0%</w:t>
-            </w:r>
-          </w:p>
-        </w:tc>
-      </w:tr>
-      <w:tr>
-        <w:tc>
-          <w:tcPr>
-            <w:tcW w:type="dxa" w:w="2160"/>
-          </w:tcPr>
-          <w:p>
-            <w:r/>
-            <w:r>
-              <w:rPr>
-                <w:sz w:val="18"/>
-              </w:rPr>
-              <w:t>v10</w:t>
-            </w:r>
-          </w:p>
-        </w:tc>
-        <w:tc>
-          <w:tcPr>
-            <w:tcW w:type="dxa" w:w="2160"/>
-          </w:tcPr>
-          <w:p>
-            <w:r/>
-            <w:r>
-              <w:rPr>
-                <w:sz w:val="18"/>
-              </w:rPr>
-              <w:t>AKT-004 deteksi nama_kegiatan v4: Event/lomba/seminar on (0 LLM, gate scope-kecil)</w:t>
-            </w:r>
-          </w:p>
-        </w:tc>
-        <w:tc>
-          <w:tcPr>
-            <w:tcW w:type="dxa" w:w="2160"/>
-          </w:tcPr>
-          <w:p>
-            <w:r/>
-            <w:r>
-              <w:rPr>
-                <w:sz w:val="18"/>
-              </w:rPr>
-              <w:t>81.1%</w:t>
-            </w:r>
-          </w:p>
-        </w:tc>
-        <w:tc>
-          <w:tcPr>
-            <w:tcW w:type="dxa" w:w="2160"/>
-          </w:tcPr>
-          <w:p>
-            <w:r/>
-            <w:r>
-              <w:rPr>
-                <w:sz w:val="18"/>
-              </w:rPr>
-              <w:t>72.1%</w:t>
-            </w:r>
-          </w:p>
-        </w:tc>
-      </w:tr>
-      <w:tr>
-        <w:tc>
-          <w:tcPr>
-            <w:tcW w:type="dxa" w:w="2160"/>
-            <w:shd w:val="clear" w:color="auto" w:fill="F2F6FC"/>
-          </w:tcPr>
-          <w:p>
-            <w:r/>
-            <w:r>
-              <w:rPr>
-                <w:sz w:val="18"/>
-              </w:rPr>
-              <w:t>v10</w:t>
-            </w:r>
-          </w:p>
-        </w:tc>
-        <w:tc>
-          <w:tcPr>
-            <w:tcW w:type="dxa" w:w="2160"/>
-            <w:shd w:val="clear" w:color="auto" w:fill="F2F6FC"/>
-          </w:tcPr>
-          <w:p>
-            <w:r/>
-            <w:r>
-              <w:rPr>
-                <w:sz w:val="18"/>
-              </w:rPr>
-              <w:t>AKT-005 deteksi nama_kegiatan v5: grup D all-caps/spacing (0 LLM)</w:t>
-            </w:r>
-          </w:p>
-        </w:tc>
-        <w:tc>
-          <w:tcPr>
-            <w:tcW w:type="dxa" w:w="2160"/>
-            <w:shd w:val="clear" w:color="auto" w:fill="F2F6FC"/>
-          </w:tcPr>
-          <w:p>
-            <w:r/>
-            <w:r>
-              <w:rPr>
-                <w:sz w:val="18"/>
-              </w:rPr>
-              <w:t>81.1%</w:t>
-            </w:r>
-          </w:p>
-        </w:tc>
-        <w:tc>
-          <w:tcPr>
-            <w:tcW w:type="dxa" w:w="2160"/>
-            <w:shd w:val="clear" w:color="auto" w:fill="F2F6FC"/>
-          </w:tcPr>
-          <w:p>
-            <w:r/>
-            <w:r>
-              <w:rPr>
+            <w:shd w:val="clear" w:color="auto" w:fill="FDF3D7"/>
+          </w:tcPr>
+          <w:p>
+            <w:r/>
+            <w:r>
+              <w:rPr>
+                <w:b/>
                 <w:sz w:val="18"/>
               </w:rPr>
               <w:t>73.7%</w:t>
-            </w:r>
-          </w:p>
-        </w:tc>
-      </w:tr>
-      <w:tr>
-        <w:tc>
-          <w:tcPr>
-            <w:tcW w:type="dxa" w:w="2160"/>
-          </w:tcPr>
-          <w:p>
-            <w:r/>
-            <w:r>
-              <w:rPr>
-                <w:sz w:val="18"/>
-              </w:rPr>
-              <w:t>kb</w:t>
-            </w:r>
-          </w:p>
-        </w:tc>
-        <w:tc>
-          <w:tcPr>
-            <w:tcW w:type="dxa" w:w="2160"/>
-          </w:tcPr>
-          <w:p>
-            <w:r/>
-            <w:r>
-              <w:rPr>
-                <w:sz w:val="18"/>
-              </w:rPr>
-              <w:t>KB-PROD-001 semantik produksi (servable/resolve/audit_due)</w:t>
-            </w:r>
-          </w:p>
-        </w:tc>
-        <w:tc>
-          <w:tcPr>
-            <w:tcW w:type="dxa" w:w="2160"/>
-          </w:tcPr>
-          <w:p>
-            <w:r/>
-            <w:r>
-              <w:rPr>
-                <w:sz w:val="18"/>
-              </w:rPr>
-              <w:t>-</w:t>
-            </w:r>
-          </w:p>
-        </w:tc>
-        <w:tc>
-          <w:tcPr>
-            <w:tcW w:type="dxa" w:w="2160"/>
-          </w:tcPr>
-          <w:p>
-            <w:r/>
-            <w:r>
-              <w:rPr>
-                <w:sz w:val="18"/>
-              </w:rPr>
-              <w:t>-</w:t>
-            </w:r>
-          </w:p>
-        </w:tc>
-      </w:tr>
-      <w:tr>
-        <w:tc>
-          <w:tcPr>
-            <w:tcW w:type="dxa" w:w="2160"/>
-            <w:shd w:val="clear" w:color="auto" w:fill="F2F6FC"/>
-          </w:tcPr>
-          <w:p>
-            <w:r/>
-            <w:r>
-              <w:rPr>
-                <w:sz w:val="18"/>
-              </w:rPr>
-              <w:t>kb</w:t>
-            </w:r>
-          </w:p>
-        </w:tc>
-        <w:tc>
-          <w:tcPr>
-            <w:tcW w:type="dxa" w:w="2160"/>
-            <w:shd w:val="clear" w:color="auto" w:fill="F2F6FC"/>
-          </w:tcPr>
-          <w:p>
-            <w:r/>
-            <w:r>
-              <w:rPr>
-                <w:sz w:val="18"/>
-              </w:rPr>
-              <w:t>KB-SCALE-001 simulasi workload skewed (500-5000 req)</w:t>
-            </w:r>
-          </w:p>
-        </w:tc>
-        <w:tc>
-          <w:tcPr>
-            <w:tcW w:type="dxa" w:w="2160"/>
-            <w:shd w:val="clear" w:color="auto" w:fill="F2F6FC"/>
-          </w:tcPr>
-          <w:p>
-            <w:r/>
-            <w:r>
-              <w:rPr>
-                <w:sz w:val="18"/>
-              </w:rPr>
-              <w:t>-</w:t>
-            </w:r>
-          </w:p>
-        </w:tc>
-        <w:tc>
-          <w:tcPr>
-            <w:tcW w:type="dxa" w:w="2160"/>
-            <w:shd w:val="clear" w:color="auto" w:fill="F2F6FC"/>
-          </w:tcPr>
-          <w:p>
-            <w:r/>
-            <w:r>
-              <w:rPr>
-                <w:sz w:val="18"/>
-              </w:rPr>
-              <w:t>-</w:t>
-            </w:r>
-          </w:p>
-        </w:tc>
-      </w:tr>
-      <w:tr>
-        <w:tc>
-          <w:tcPr>
-            <w:tcW w:type="dxa" w:w="2160"/>
-          </w:tcPr>
-          <w:p>
-            <w:r/>
-            <w:r>
-              <w:rPr>
-                <w:sz w:val="18"/>
-              </w:rPr>
-              <w:t>kb</w:t>
-            </w:r>
-          </w:p>
-        </w:tc>
-        <w:tc>
-          <w:tcPr>
-            <w:tcW w:type="dxa" w:w="2160"/>
-          </w:tcPr>
-          <w:p>
-            <w:r/>
-            <w:r>
-              <w:rPr>
-                <w:sz w:val="18"/>
-              </w:rPr>
-              <w:t>KB-SCALE-002 race tulis multi-worker (threading.Lock fix)</w:t>
-            </w:r>
-          </w:p>
-        </w:tc>
-        <w:tc>
-          <w:tcPr>
-            <w:tcW w:type="dxa" w:w="2160"/>
-          </w:tcPr>
-          <w:p>
-            <w:r/>
-            <w:r>
-              <w:rPr>
-                <w:sz w:val="18"/>
-              </w:rPr>
-              <w:t>-</w:t>
-            </w:r>
-          </w:p>
-        </w:tc>
-        <w:tc>
-          <w:tcPr>
-            <w:tcW w:type="dxa" w:w="2160"/>
-          </w:tcPr>
-          <w:p>
-            <w:r/>
-            <w:r>
-              <w:rPr>
-                <w:sz w:val="18"/>
-              </w:rPr>
-              <w:t>-</w:t>
-            </w:r>
-          </w:p>
-        </w:tc>
-      </w:tr>
-      <w:tr>
-        <w:tc>
-          <w:tcPr>
-            <w:tcW w:type="dxa" w:w="2160"/>
-            <w:shd w:val="clear" w:color="auto" w:fill="F2F6FC"/>
-          </w:tcPr>
-          <w:p>
-            <w:r/>
-            <w:r>
-              <w:rPr>
-                <w:sz w:val="18"/>
-              </w:rPr>
-              <w:t>kb</w:t>
-            </w:r>
-          </w:p>
-        </w:tc>
-        <w:tc>
-          <w:tcPr>
-            <w:tcW w:type="dxa" w:w="2160"/>
-            <w:shd w:val="clear" w:color="auto" w:fill="F2F6FC"/>
-          </w:tcPr>
-          <w:p>
-            <w:r/>
-            <w:r>
-              <w:rPr>
-                <w:sz w:val="18"/>
-              </w:rPr>
-              <w:t>KB-SCALE-003 peta hemat (5 volume × 5 key space × 3 skew)</w:t>
-            </w:r>
-          </w:p>
-        </w:tc>
-        <w:tc>
-          <w:tcPr>
-            <w:tcW w:type="dxa" w:w="2160"/>
-            <w:shd w:val="clear" w:color="auto" w:fill="F2F6FC"/>
-          </w:tcPr>
-          <w:p>
-            <w:r/>
-            <w:r>
-              <w:rPr>
-                <w:sz w:val="18"/>
-              </w:rPr>
-              <w:t>-</w:t>
-            </w:r>
-          </w:p>
-        </w:tc>
-        <w:tc>
-          <w:tcPr>
-            <w:tcW w:type="dxa" w:w="2160"/>
-            <w:shd w:val="clear" w:color="auto" w:fill="F2F6FC"/>
-          </w:tcPr>
-          <w:p>
-            <w:r/>
-            <w:r>
-              <w:rPr>
-                <w:sz w:val="18"/>
-              </w:rPr>
-              <w:t>-</w:t>
-            </w:r>
-          </w:p>
-        </w:tc>
-      </w:tr>
-      <w:tr>
-        <w:tc>
-          <w:tcPr>
-            <w:tcW w:type="dxa" w:w="2160"/>
-          </w:tcPr>
-          <w:p>
-            <w:r/>
-            <w:r>
-              <w:rPr>
-                <w:sz w:val="18"/>
-              </w:rPr>
-              <w:t>kb</w:t>
-            </w:r>
-          </w:p>
-        </w:tc>
-        <w:tc>
-          <w:tcPr>
-            <w:tcW w:type="dxa" w:w="2160"/>
-          </w:tcPr>
-          <w:p>
-            <w:r/>
-            <w:r>
-              <w:rPr>
-                <w:sz w:val="18"/>
-              </w:rPr>
-              <w:t>KB-SCALE-004 confirm 2x vs 3x (wrong +20 @2x)</w:t>
-            </w:r>
-          </w:p>
-        </w:tc>
-        <w:tc>
-          <w:tcPr>
-            <w:tcW w:type="dxa" w:w="2160"/>
-          </w:tcPr>
-          <w:p>
-            <w:r/>
-            <w:r>
-              <w:rPr>
-                <w:sz w:val="18"/>
-              </w:rPr>
-              <w:t>-</w:t>
-            </w:r>
-          </w:p>
-        </w:tc>
-        <w:tc>
-          <w:tcPr>
-            <w:tcW w:type="dxa" w:w="2160"/>
-          </w:tcPr>
-          <w:p>
-            <w:r/>
-            <w:r>
-              <w:rPr>
-                <w:sz w:val="18"/>
-              </w:rPr>
-              <w:t>-</w:t>
-            </w:r>
-          </w:p>
-        </w:tc>
-      </w:tr>
-      <w:tr>
-        <w:tc>
-          <w:tcPr>
-            <w:tcW w:type="dxa" w:w="2160"/>
-            <w:shd w:val="clear" w:color="auto" w:fill="F2F6FC"/>
-          </w:tcPr>
-          <w:p>
-            <w:r/>
-            <w:r>
-              <w:rPr>
-                <w:sz w:val="18"/>
-              </w:rPr>
-              <w:t>kb</w:t>
-            </w:r>
-          </w:p>
-        </w:tc>
-        <w:tc>
-          <w:tcPr>
-            <w:tcW w:type="dxa" w:w="2160"/>
-            <w:shd w:val="clear" w:color="auto" w:fill="F2F6FC"/>
-          </w:tcPr>
-          <w:p>
-            <w:r/>
-            <w:r>
-              <w:rPr>
-                <w:sz w:val="18"/>
-              </w:rPr>
-              <w:t>KB-SCALE-005 akurasi+biaya e2e (hemat 87%, akurasi 99.3%)</w:t>
-            </w:r>
-          </w:p>
-        </w:tc>
-        <w:tc>
-          <w:tcPr>
-            <w:tcW w:type="dxa" w:w="2160"/>
-            <w:shd w:val="clear" w:color="auto" w:fill="F2F6FC"/>
-          </w:tcPr>
-          <w:p>
-            <w:r/>
-            <w:r>
-              <w:rPr>
-                <w:sz w:val="18"/>
-              </w:rPr>
-              <w:t>-</w:t>
-            </w:r>
-          </w:p>
-        </w:tc>
-        <w:tc>
-          <w:tcPr>
-            <w:tcW w:type="dxa" w:w="2160"/>
-            <w:shd w:val="clear" w:color="auto" w:fill="F2F6FC"/>
-          </w:tcPr>
-          <w:p>
-            <w:r/>
-            <w:r>
-              <w:rPr>
-                <w:sz w:val="18"/>
-              </w:rPr>
-              <w:t>99.3%</w:t>
             </w:r>
           </w:p>
         </w:tc>

--- a/docs/report/benchmark_methods.docx
+++ b/docs/report/benchmark_methods.docx
@@ -15870,6 +15870,128 @@
           </w:p>
         </w:tc>
       </w:tr>
+      <w:tr>
+        <w:tc>
+          <w:tcPr>
+            <w:tcW w:type="dxa" w:w="1080"/>
+            <w:shd w:val="clear" w:color="auto" w:fill="F2F6FC"/>
+          </w:tcPr>
+          <w:p>
+            <w:r/>
+            <w:r>
+              <w:rPr>
+                <w:sz w:val="18"/>
+              </w:rPr>
+              <w:t>HYB-LLM hybrid + LLM tingkat (26 cert unrouted, llama3.1:8b)</w:t>
+            </w:r>
+          </w:p>
+        </w:tc>
+        <w:tc>
+          <w:tcPr>
+            <w:tcW w:type="dxa" w:w="1080"/>
+            <w:shd w:val="clear" w:color="auto" w:fill="F2F6FC"/>
+          </w:tcPr>
+          <w:p>
+            <w:r/>
+            <w:r>
+              <w:rPr>
+                <w:sz w:val="18"/>
+              </w:rPr>
+              <w:t>83.8%</w:t>
+            </w:r>
+          </w:p>
+        </w:tc>
+        <w:tc>
+          <w:tcPr>
+            <w:tcW w:type="dxa" w:w="1080"/>
+            <w:shd w:val="clear" w:color="auto" w:fill="F2F6FC"/>
+          </w:tcPr>
+          <w:p>
+            <w:r/>
+            <w:r>
+              <w:rPr>
+                <w:sz w:val="18"/>
+              </w:rPr>
+              <w:t>74.2%</w:t>
+            </w:r>
+          </w:p>
+        </w:tc>
+        <w:tc>
+          <w:tcPr>
+            <w:tcW w:type="dxa" w:w="1080"/>
+            <w:shd w:val="clear" w:color="auto" w:fill="F2F6FC"/>
+          </w:tcPr>
+          <w:p>
+            <w:r/>
+            <w:r>
+              <w:rPr>
+                <w:sz w:val="18"/>
+              </w:rPr>
+              <w:t>176</w:t>
+            </w:r>
+          </w:p>
+        </w:tc>
+        <w:tc>
+          <w:tcPr>
+            <w:tcW w:type="dxa" w:w="1080"/>
+            <w:shd w:val="clear" w:color="auto" w:fill="F2F6FC"/>
+          </w:tcPr>
+          <w:p>
+            <w:r/>
+            <w:r>
+              <w:rPr>
+                <w:sz w:val="18"/>
+              </w:rPr>
+              <w:t>26</w:t>
+            </w:r>
+          </w:p>
+        </w:tc>
+        <w:tc>
+          <w:tcPr>
+            <w:tcW w:type="dxa" w:w="1080"/>
+            <w:shd w:val="clear" w:color="auto" w:fill="F2F6FC"/>
+          </w:tcPr>
+          <w:p>
+            <w:r/>
+            <w:r>
+              <w:rPr>
+                <w:sz w:val="18"/>
+              </w:rPr>
+              <w:t>-</w:t>
+            </w:r>
+          </w:p>
+        </w:tc>
+        <w:tc>
+          <w:tcPr>
+            <w:tcW w:type="dxa" w:w="1080"/>
+            <w:shd w:val="clear" w:color="auto" w:fill="F2F6FC"/>
+          </w:tcPr>
+          <w:p>
+            <w:r/>
+            <w:r>
+              <w:rPr>
+                <w:sz w:val="18"/>
+              </w:rPr>
+              <w:t>v9</w:t>
+            </w:r>
+          </w:p>
+        </w:tc>
+        <w:tc>
+          <w:tcPr>
+            <w:tcW w:type="dxa" w:w="1080"/>
+            <w:shd w:val="clear" w:color="auto" w:fill="F2F6FC"/>
+          </w:tcPr>
+          <w:p>
+            <w:r/>
+            <w:r>
+              <w:rPr>
+                <w:sz w:val="18"/>
+              </w:rPr>
+              <w:t>Aug 21</w:t>
+            </w:r>
+          </w:p>
+        </w:tc>
+      </w:tr>
     </w:tbl>
     <w:p/>
     <w:tbl>
@@ -18846,19 +18968,61 @@
         <w:tc>
           <w:tcPr>
             <w:tcW w:type="dxa" w:w="2160"/>
-            <w:shd w:val="clear" w:color="auto" w:fill="FDF3D7"/>
-          </w:tcPr>
-          <w:p>
-            <w:r/>
-            <w:r>
-              <w:rPr>
-                <w:b/>
+          </w:tcPr>
+          <w:p>
+            <w:r/>
+            <w:r>
+              <w:rPr>
                 <w:sz w:val="18"/>
               </w:rPr>
               <w:t>v10</w:t>
             </w:r>
           </w:p>
         </w:tc>
+        <w:tc>
+          <w:tcPr>
+            <w:tcW w:type="dxa" w:w="2160"/>
+          </w:tcPr>
+          <w:p>
+            <w:r/>
+            <w:r>
+              <w:rPr>
+                <w:sz w:val="18"/>
+              </w:rPr>
+              <w:t>HYB-COMBINED gabungan terbaik (router + AKT-005 + ORG-004, 0 LLM)</w:t>
+            </w:r>
+          </w:p>
+        </w:tc>
+        <w:tc>
+          <w:tcPr>
+            <w:tcW w:type="dxa" w:w="2160"/>
+          </w:tcPr>
+          <w:p>
+            <w:r/>
+            <w:r>
+              <w:rPr>
+                <w:sz w:val="18"/>
+              </w:rPr>
+              <w:t>81.1%</w:t>
+            </w:r>
+          </w:p>
+        </w:tc>
+        <w:tc>
+          <w:tcPr>
+            <w:tcW w:type="dxa" w:w="2160"/>
+          </w:tcPr>
+          <w:p>
+            <w:r/>
+            <w:r>
+              <w:rPr>
+                <w:sz w:val="18"/>
+              </w:rPr>
+              <w:t>73.7%</w:t>
+            </w:r>
+          </w:p>
+        </w:tc>
+      </w:tr>
+      <w:tr>
         <w:tc>
           <w:tcPr>
             <w:tcW w:type="dxa" w:w="2160"/>
@@ -18871,7 +19035,7 @@
                 <w:b/>
                 <w:sz w:val="18"/>
               </w:rPr>
-              <w:t xml:space="preserve">HYB-COMBINED gabungan terbaik (router + AKT-005 + ORG-004, 0 LLM) </w:t>
+              <w:t>v10</w:t>
             </w:r>
           </w:p>
         </w:tc>
@@ -18887,7 +19051,7 @@
                 <w:b/>
                 <w:sz w:val="18"/>
               </w:rPr>
-              <w:t>81.1%</w:t>
+              <w:t xml:space="preserve">HYB-LLM hybrid + LLM tingkat (26 cert unrouted, llama3.1:8b) </w:t>
             </w:r>
           </w:p>
         </w:tc>
@@ -18903,7 +19067,23 @@
                 <w:b/>
                 <w:sz w:val="18"/>
               </w:rPr>
-              <w:t>73.7%</w:t>
+              <w:t>83.8%</w:t>
+            </w:r>
+          </w:p>
+        </w:tc>
+        <w:tc>
+          <w:tcPr>
+            <w:tcW w:type="dxa" w:w="2160"/>
+            <w:shd w:val="clear" w:color="auto" w:fill="FDF3D7"/>
+          </w:tcPr>
+          <w:p>
+            <w:r/>
+            <w:r>
+              <w:rPr>
+                <w:b/>
+                <w:sz w:val="18"/>
+              </w:rPr>
+              <w:t>74.2%</w:t>
             </w:r>
           </w:p>
         </w:tc>
